--- a/bishe/呙凯锋初稿.docx
+++ b/bishe/呙凯锋初稿.docx
@@ -393,12 +393,21 @@
                 <w:sz w:val="36"/>
               </w:rPr>
             </w:pPr>
+            <w:proofErr w:type="gramStart"/>
             <w:r>
               <w:rPr>
                 <w:rFonts w:hint="eastAsia"/>
                 <w:sz w:val="30"/>
               </w:rPr>
-              <w:t>呙凯锋</w:t>
+              <w:t>呙凯</w:t>
+            </w:r>
+            <w:proofErr w:type="gramEnd"/>
+            <w:r>
+              <w:rPr>
+                <w:rFonts w:hint="eastAsia"/>
+                <w:sz w:val="30"/>
+              </w:rPr>
+              <w:t>锋</w:t>
             </w:r>
           </w:p>
         </w:tc>
@@ -1603,7 +1612,21 @@
         <w:rPr>
           <w:sz w:val="24"/>
         </w:rPr>
-        <w:t>本人郑重承诺：所呈交的毕业论文（设计）是本人在导师的指导下独立进行研究所取得的成果。除了文中已用特别标志加以标记的引述内容之外，本论文（设计）不含有任何其他个人或集体已经发表或撰写的研究成果。对本文研究做出过重要贡献的个人或集体，均已在文中以明确的方式标明。若在毕业论文（设计）的各项检查、评比中被发现有抄袭、剽窃或其他的违规行为，本人愿按学校有关规定接受处理，并承担相应的法律责任。</w:t>
+        <w:t>本人郑重承诺：所呈交的毕业论文（设计）是本人在导师的指导下独立进行研究所取得的成果。除了文中已用特别标志加以标记的引述内容之外，本论文（设计）</w:t>
+      </w:r>
+      <w:proofErr w:type="gramStart"/>
+      <w:r>
+        <w:rPr>
+          <w:sz w:val="24"/>
+        </w:rPr>
+        <w:t>不</w:t>
+      </w:r>
+      <w:proofErr w:type="gramEnd"/>
+      <w:r>
+        <w:rPr>
+          <w:sz w:val="24"/>
+        </w:rPr>
+        <w:t>含有任何其他个人或集体已经发表或撰写的研究成果。对本文研究做出过重要贡献的个人或集体，均已在文中以明确的方式标明。若在毕业论文（设计）的各项检查、评比中被发现有抄袭、剽窃或其他的违规行为，本人愿按学校有关规定接受处理，并承担相应的法律责任。</w:t>
       </w:r>
     </w:p>
     <w:p>
@@ -2107,7 +2130,39 @@
           <w:rFonts w:hint="eastAsia"/>
           <w:sz w:val="24"/>
         </w:rPr>
-        <w:t>，蓝牙等模块作为被控单元实现实时时钟系统，实现指针与系统时钟同步，闹钟设定，蓝牙连接等功能。旨在满足当下个性化的时钟需求。据实验所得，单片机可以使用协议控制众多模块并稳定运行，在</w:t>
+        <w:t>，</w:t>
+      </w:r>
+      <w:proofErr w:type="gramStart"/>
+      <w:r>
+        <w:rPr>
+          <w:rFonts w:hint="eastAsia"/>
+          <w:sz w:val="24"/>
+        </w:rPr>
+        <w:t>蓝牙等</w:t>
+      </w:r>
+      <w:proofErr w:type="gramEnd"/>
+      <w:r>
+        <w:rPr>
+          <w:rFonts w:hint="eastAsia"/>
+          <w:sz w:val="24"/>
+        </w:rPr>
+        <w:t>模块作为被控单元实现实时时钟系统，实现指针与系统时钟同步，闹钟设定，</w:t>
+      </w:r>
+      <w:proofErr w:type="gramStart"/>
+      <w:r>
+        <w:rPr>
+          <w:rFonts w:hint="eastAsia"/>
+          <w:sz w:val="24"/>
+        </w:rPr>
+        <w:t>蓝牙连接</w:t>
+      </w:r>
+      <w:proofErr w:type="gramEnd"/>
+      <w:r>
+        <w:rPr>
+          <w:rFonts w:hint="eastAsia"/>
+          <w:sz w:val="24"/>
+        </w:rPr>
+        <w:t>等功能。旨在满足当下个性化的时钟需求。据实验所得，单片机可以使用协议控制众多模块并稳定运行，在</w:t>
       </w:r>
       <w:r>
         <w:rPr>
@@ -2351,15 +2406,24 @@
           <w:szCs w:val="24"/>
           <w:shd w:val="clear" w:color="auto" w:fill="FFFFFF"/>
         </w:rPr>
-        <w:t>Stepper motor</w:t>
-      </w:r>
-      <w:r>
-        <w:rPr>
-          <w:rFonts w:hint="eastAsia"/>
+        <w:t xml:space="preserve">Stepper </w:t>
+      </w:r>
+      <w:proofErr w:type="gramStart"/>
+      <w:r>
+        <w:rPr>
           <w:sz w:val="24"/>
           <w:szCs w:val="24"/>
           <w:shd w:val="clear" w:color="auto" w:fill="FFFFFF"/>
         </w:rPr>
+        <w:t>motor</w:t>
+      </w:r>
+      <w:r>
+        <w:rPr>
+          <w:rFonts w:hint="eastAsia"/>
+          <w:sz w:val="24"/>
+          <w:szCs w:val="24"/>
+          <w:shd w:val="clear" w:color="auto" w:fill="FFFFFF"/>
+        </w:rPr>
         <w:t xml:space="preserve">;  </w:t>
       </w:r>
       <w:r>
@@ -2368,15 +2432,33 @@
           <w:szCs w:val="24"/>
           <w:shd w:val="clear" w:color="auto" w:fill="FFFFFF"/>
         </w:rPr>
-        <w:t>real-time clock</w:t>
-      </w:r>
-      <w:r>
-        <w:rPr>
-          <w:rFonts w:hint="eastAsia"/>
+        <w:t>real</w:t>
+      </w:r>
+      <w:proofErr w:type="gramEnd"/>
+      <w:r>
+        <w:rPr>
           <w:sz w:val="24"/>
           <w:szCs w:val="24"/>
           <w:shd w:val="clear" w:color="auto" w:fill="FFFFFF"/>
         </w:rPr>
+        <w:t xml:space="preserve">-time </w:t>
+      </w:r>
+      <w:proofErr w:type="gramStart"/>
+      <w:r>
+        <w:rPr>
+          <w:sz w:val="24"/>
+          <w:szCs w:val="24"/>
+          <w:shd w:val="clear" w:color="auto" w:fill="FFFFFF"/>
+        </w:rPr>
+        <w:t>clock</w:t>
+      </w:r>
+      <w:r>
+        <w:rPr>
+          <w:rFonts w:hint="eastAsia"/>
+          <w:sz w:val="24"/>
+          <w:szCs w:val="24"/>
+          <w:shd w:val="clear" w:color="auto" w:fill="FFFFFF"/>
+        </w:rPr>
         <w:t xml:space="preserve">;  </w:t>
       </w:r>
       <w:r>
@@ -2402,7 +2484,16 @@
           <w:szCs w:val="24"/>
           <w:shd w:val="clear" w:color="auto" w:fill="FFFFFF"/>
         </w:rPr>
-        <w:t>Single chip microcomputer;</w:t>
+        <w:t>Single</w:t>
+      </w:r>
+      <w:proofErr w:type="gramEnd"/>
+      <w:r>
+        <w:rPr>
+          <w:sz w:val="24"/>
+          <w:szCs w:val="24"/>
+          <w:shd w:val="clear" w:color="auto" w:fill="FFFFFF"/>
+        </w:rPr>
+        <w:t xml:space="preserve"> chip microcomputer;</w:t>
       </w:r>
     </w:p>
     <w:p>
@@ -6024,18 +6115,34 @@
         <w:pStyle w:val="2"/>
         <w:spacing w:line="360" w:lineRule="auto"/>
         <w:rPr>
+          <w:rFonts w:ascii="Times New Roman" w:hAnsi="Times New Roman" w:cs="Times New Roman"/>
+          <w:color w:val="000000"/>
+          <w:sz w:val="24"/>
+        </w:rPr>
+      </w:pPr>
+      <w:r>
+        <w:rPr>
+          <w:rFonts w:ascii="Times New Roman" w:hAnsi="Times New Roman" w:cs="Times New Roman"/>
+          <w:color w:val="000000"/>
+          <w:sz w:val="24"/>
+        </w:rPr>
+        <w:t>1.</w:t>
+      </w:r>
+      <w:r>
+        <w:rPr>
           <w:rFonts w:ascii="Times New Roman" w:hAnsi="Times New Roman" w:cs="Times New Roman" w:hint="eastAsia"/>
           <w:color w:val="000000"/>
           <w:sz w:val="24"/>
         </w:rPr>
-      </w:pPr>
+        <w:t>1</w:t>
+      </w:r>
       <w:r>
         <w:rPr>
           <w:rFonts w:ascii="Times New Roman" w:hAnsi="Times New Roman" w:cs="Times New Roman"/>
           <w:color w:val="000000"/>
           <w:sz w:val="24"/>
         </w:rPr>
-        <w:t>1.</w:t>
+        <w:t xml:space="preserve">  </w:t>
       </w:r>
       <w:r>
         <w:rPr>
@@ -6043,15 +6150,76 @@
           <w:color w:val="000000"/>
           <w:sz w:val="24"/>
         </w:rPr>
-        <w:t>1</w:t>
-      </w:r>
-      <w:r>
+        <w:t>何为智能时钟</w:t>
+      </w:r>
+    </w:p>
+    <w:p>
+      <w:pPr>
+        <w:spacing w:line="360" w:lineRule="auto"/>
+        <w:ind w:firstLine="420"/>
+        <w:rPr>
+          <w:rFonts w:asciiTheme="minorEastAsia" w:eastAsiaTheme="minorEastAsia" w:hAnsiTheme="minorEastAsia" w:hint="eastAsia"/>
+          <w:sz w:val="24"/>
+          <w:szCs w:val="24"/>
+        </w:rPr>
+      </w:pPr>
+      <w:r>
+        <w:rPr>
+          <w:rFonts w:asciiTheme="minorEastAsia" w:eastAsiaTheme="minorEastAsia" w:hAnsiTheme="minorEastAsia"/>
+          <w:sz w:val="24"/>
+          <w:szCs w:val="24"/>
+        </w:rPr>
+        <w:t>智能时钟是传统时钟与现代信息技术结合的产物，通过内置的微控制器和传感器，结合通信技术，实现时间显示、闹钟提醒、语音交互、环境监测等多种功能。它不仅能精确显示时间，还能根据用户需求和环境变化提供个性化服务。智能时钟具备多功能性，除了基本的时间显示，还集成了闹钟、日历、温湿度监测、天气预报等功能。通过语音交互技术，用户可以自然语言设置闹钟、查询天气等，提升使用便利性。它还能通过光线传感器自动调整屏幕亮度，通过温度传感器提供环境温度信息，甚至根据地理位置自动调整时区。</w:t>
+      </w:r>
+    </w:p>
+    <w:p>
+      <w:pPr>
+        <w:spacing w:line="360" w:lineRule="auto"/>
+        <w:ind w:firstLine="420"/>
+        <w:rPr>
+          <w:rFonts w:asciiTheme="minorEastAsia" w:eastAsiaTheme="minorEastAsia" w:hAnsiTheme="minorEastAsia" w:hint="eastAsia"/>
+          <w:sz w:val="24"/>
+          <w:szCs w:val="24"/>
+        </w:rPr>
+      </w:pPr>
+      <w:r>
+        <w:rPr>
+          <w:rFonts w:asciiTheme="minorEastAsia" w:eastAsiaTheme="minorEastAsia" w:hAnsiTheme="minorEastAsia"/>
+          <w:sz w:val="24"/>
+          <w:szCs w:val="24"/>
+        </w:rPr>
+        <w:t>低功耗设计和模块化设计是智能时钟的另一大优势，通过先进的电源管理系统降低能耗，延长使用寿命，同时支持功能扩展。智能时钟广泛应用于家庭、办公、教育、医疗等领域，作为智能家居系统的一部分，与其他智能设备联动，提供全方位的智能生活体验。</w:t>
+      </w:r>
+    </w:p>
+    <w:p>
+      <w:pPr>
+        <w:spacing w:line="360" w:lineRule="auto"/>
+        <w:rPr>
+          <w:rFonts w:asciiTheme="minorEastAsia" w:eastAsiaTheme="minorEastAsia" w:hAnsiTheme="minorEastAsia" w:hint="eastAsia"/>
+          <w:sz w:val="24"/>
+          <w:szCs w:val="24"/>
+        </w:rPr>
+      </w:pPr>
+    </w:p>
+    <w:p>
+      <w:pPr>
+        <w:pStyle w:val="2"/>
+        <w:spacing w:line="360" w:lineRule="auto"/>
         <w:rPr>
           <w:rFonts w:ascii="Times New Roman" w:hAnsi="Times New Roman" w:cs="Times New Roman"/>
           <w:color w:val="000000"/>
           <w:sz w:val="24"/>
         </w:rPr>
-        <w:t xml:space="preserve">  </w:t>
+      </w:pPr>
+      <w:bookmarkStart w:id="3" w:name="_Toc389853946"/>
+      <w:bookmarkStart w:id="4" w:name="_Toc9652"/>
+      <w:r>
+        <w:rPr>
+          <w:rFonts w:ascii="Times New Roman" w:hAnsi="Times New Roman" w:cs="Times New Roman"/>
+          <w:color w:val="000000"/>
+          <w:sz w:val="24"/>
+        </w:rPr>
+        <w:t>1.</w:t>
       </w:r>
       <w:r>
         <w:rPr>
@@ -6059,75 +6227,121 @@
           <w:color w:val="000000"/>
           <w:sz w:val="24"/>
         </w:rPr>
-        <w:t>何为智能时钟</w:t>
-      </w:r>
-    </w:p>
-    <w:p>
-      <w:pPr>
-        <w:spacing w:line="360" w:lineRule="auto"/>
-        <w:ind w:firstLine="420"/>
-        <w:rPr>
-          <w:rFonts w:asciiTheme="minorEastAsia" w:eastAsiaTheme="minorEastAsia" w:hAnsiTheme="minorEastAsia"/>
-          <w:sz w:val="24"/>
-          <w:szCs w:val="24"/>
-        </w:rPr>
-      </w:pPr>
-      <w:r>
-        <w:rPr>
-          <w:rFonts w:asciiTheme="minorEastAsia" w:eastAsiaTheme="minorEastAsia" w:hAnsiTheme="minorEastAsia"/>
-          <w:sz w:val="24"/>
-          <w:szCs w:val="24"/>
-        </w:rPr>
-        <w:t>智能时钟是传统时钟与现代信息技术结合的产物，通过内置的微控制器和传感器，结合通信技术，实现时间显示、闹钟提醒、语音交互、环境监测等多种功能。它不仅能精确显示时间，还能根据用户需求和环境变化提供个性化服务。智能时钟具备多功能性，除了基本的时间显示，还集成了闹钟、日历、温湿度监测、天气预报等功能。通过语音交互技术，用户可以自然语言设置闹钟、查询天气等，提升使用便利性。它还能通过光线传感器自动调整屏幕亮度，通过温度传感器提供环境温度信息，甚至根据地理位置自动调整时区。</w:t>
-      </w:r>
-    </w:p>
-    <w:p>
-      <w:pPr>
-        <w:spacing w:line="360" w:lineRule="auto"/>
-        <w:ind w:firstLine="420"/>
-        <w:rPr>
-          <w:rFonts w:asciiTheme="minorEastAsia" w:eastAsiaTheme="minorEastAsia" w:hAnsiTheme="minorEastAsia"/>
-          <w:sz w:val="24"/>
-          <w:szCs w:val="24"/>
-        </w:rPr>
-      </w:pPr>
-      <w:r>
-        <w:rPr>
-          <w:rFonts w:asciiTheme="minorEastAsia" w:eastAsiaTheme="minorEastAsia" w:hAnsiTheme="minorEastAsia"/>
-          <w:sz w:val="24"/>
-          <w:szCs w:val="24"/>
-        </w:rPr>
-        <w:t>低功耗设计和模块化设计是智能时钟的另一大优势，通过先进的电源管理系统降低能耗，延长使用寿命，同时支持功能扩展。智能时钟广泛应用于家庭、办公、教育、医疗等领域，作为智能家居系统的一部分，与其他智能设备联动，提供全方位的智能生活体验。</w:t>
-      </w:r>
-    </w:p>
-    <w:p>
-      <w:pPr>
-        <w:spacing w:line="360" w:lineRule="auto"/>
-        <w:rPr>
-          <w:rFonts w:asciiTheme="minorEastAsia" w:eastAsiaTheme="minorEastAsia" w:hAnsiTheme="minorEastAsia" w:hint="eastAsia"/>
-          <w:sz w:val="24"/>
-          <w:szCs w:val="24"/>
-        </w:rPr>
-      </w:pPr>
-    </w:p>
-    <w:p>
-      <w:pPr>
-        <w:pStyle w:val="2"/>
-        <w:spacing w:line="360" w:lineRule="auto"/>
+        <w:t>2</w:t>
+      </w:r>
+      <w:r>
         <w:rPr>
           <w:rFonts w:ascii="Times New Roman" w:hAnsi="Times New Roman" w:cs="Times New Roman"/>
           <w:color w:val="000000"/>
           <w:sz w:val="24"/>
         </w:rPr>
-      </w:pPr>
-      <w:bookmarkStart w:id="3" w:name="_Toc389853946"/>
-      <w:bookmarkStart w:id="4" w:name="_Toc9652"/>
+        <w:t xml:space="preserve">  </w:t>
+      </w:r>
       <w:r>
         <w:rPr>
           <w:rFonts w:ascii="Times New Roman" w:hAnsi="Times New Roman" w:cs="Times New Roman"/>
           <w:color w:val="000000"/>
           <w:sz w:val="24"/>
         </w:rPr>
+        <w:t>研究目的与意义</w:t>
+      </w:r>
+      <w:bookmarkEnd w:id="3"/>
+      <w:bookmarkEnd w:id="4"/>
+    </w:p>
+    <w:p>
+      <w:pPr>
+        <w:spacing w:line="360" w:lineRule="auto"/>
+        <w:ind w:firstLine="420"/>
+        <w:rPr>
+          <w:color w:val="000000"/>
+          <w:sz w:val="24"/>
+        </w:rPr>
+      </w:pPr>
+      <w:r>
+        <w:rPr>
+          <w:color w:val="000000"/>
+          <w:sz w:val="24"/>
+        </w:rPr>
+        <w:t>随着技术的不断进步，智能产品逐渐融入人们的日常生活，智能时钟作为其中的重要一员，其应用范围和重要性也在不断扩大。从家庭、办公室到学校、医院等特定场景，智能时钟不仅满足了人们基本的时间显示需求，还通过集成多种功能提升了用户体验。然而，现有的智能时钟功能虽丰富，但在智能化程度上仍有不足，尤其在语音</w:t>
+      </w:r>
+      <w:proofErr w:type="gramStart"/>
+      <w:r>
+        <w:rPr>
+          <w:color w:val="000000"/>
+          <w:sz w:val="24"/>
+        </w:rPr>
+        <w:t>交互等</w:t>
+      </w:r>
+      <w:proofErr w:type="gramEnd"/>
+      <w:r>
+        <w:rPr>
+          <w:color w:val="000000"/>
+          <w:sz w:val="24"/>
+        </w:rPr>
+        <w:t>先进功能的集成和应用方面，尚未充分满足用户对便捷、高效时间管理工具的期待。</w:t>
+      </w:r>
+    </w:p>
+    <w:p>
+      <w:pPr>
+        <w:spacing w:line="360" w:lineRule="auto"/>
+        <w:ind w:firstLine="420"/>
+        <w:rPr>
+          <w:color w:val="000000"/>
+          <w:sz w:val="24"/>
+        </w:rPr>
+      </w:pPr>
+      <w:r>
+        <w:rPr>
+          <w:color w:val="000000"/>
+          <w:sz w:val="24"/>
+        </w:rPr>
+        <w:t>目前市场上的智能时钟大多通过不断增加传感器模块来扩展功能，如环境</w:t>
+      </w:r>
+      <w:proofErr w:type="gramStart"/>
+      <w:r>
+        <w:rPr>
+          <w:color w:val="000000"/>
+          <w:sz w:val="24"/>
+        </w:rPr>
+        <w:t>交互和</w:t>
+      </w:r>
+      <w:proofErr w:type="gramEnd"/>
+      <w:r>
+        <w:rPr>
+          <w:color w:val="000000"/>
+          <w:sz w:val="24"/>
+        </w:rPr>
+        <w:t>互联网信息获取，但这种简单的功能叠加方式存在诸多问题。一方面，不断增加的传感器模块导致成本上升、集成度降低，且在实际市场应用中尚未广泛普及；另一方面，现有产品的语音交互功能大多仅限于简单的指令识别，缺乏更自然、更智能的交互体验。针对这些问题，本次设计旨在对现有功能进行优化整合，并重点引入语音交互功能，实现更自然、更智能的人机交互，进一步提升用户体验。这种语音交互功能不仅支持基本的指令识别，还能够进行简单的聊天对话，为用户提供了一个更加便捷和有趣的交互体验。</w:t>
+      </w:r>
+    </w:p>
+    <w:p>
+      <w:pPr>
+        <w:spacing w:line="360" w:lineRule="auto"/>
+        <w:ind w:firstLine="420"/>
+        <w:rPr>
+          <w:color w:val="000000"/>
+          <w:sz w:val="24"/>
+        </w:rPr>
+      </w:pPr>
+    </w:p>
+    <w:p>
+      <w:pPr>
+        <w:pStyle w:val="2"/>
+        <w:spacing w:line="360" w:lineRule="auto"/>
+        <w:rPr>
+          <w:rFonts w:ascii="Times New Roman" w:hAnsi="Times New Roman" w:cs="Times New Roman"/>
+          <w:color w:val="000000"/>
+          <w:sz w:val="24"/>
+        </w:rPr>
+      </w:pPr>
+      <w:bookmarkStart w:id="5" w:name="_Toc25540"/>
+      <w:r>
+        <w:rPr>
+          <w:rFonts w:ascii="Times New Roman" w:hAnsi="Times New Roman" w:cs="Times New Roman"/>
+          <w:color w:val="000000"/>
+          <w:sz w:val="24"/>
+        </w:rPr>
+        <w:lastRenderedPageBreak/>
         <w:t>1.</w:t>
       </w:r>
       <w:r>
@@ -6136,7 +6350,7 @@
           <w:color w:val="000000"/>
           <w:sz w:val="24"/>
         </w:rPr>
-        <w:t>2</w:t>
+        <w:t>3</w:t>
       </w:r>
       <w:r>
         <w:rPr>
@@ -6148,79 +6362,122 @@
       </w:r>
       <w:r>
         <w:rPr>
+          <w:rFonts w:ascii="Times New Roman" w:hAnsi="Times New Roman" w:cs="Times New Roman" w:hint="eastAsia"/>
+          <w:color w:val="000000"/>
+          <w:sz w:val="24"/>
+        </w:rPr>
+        <w:t>国内外研究情况</w:t>
+      </w:r>
+      <w:bookmarkEnd w:id="5"/>
+    </w:p>
+    <w:p>
+      <w:pPr>
+        <w:spacing w:line="360" w:lineRule="auto"/>
+        <w:ind w:firstLine="420"/>
+        <w:rPr>
+          <w:color w:val="000000" w:themeColor="text1"/>
+          <w:sz w:val="24"/>
+        </w:rPr>
+      </w:pPr>
+      <w:r>
+        <w:rPr>
+          <w:color w:val="000000" w:themeColor="text1"/>
+          <w:sz w:val="24"/>
+        </w:rPr>
+        <w:t>国外在智能时钟领域的研究较为成熟，产品功能丰富多样。例如，一些智能时钟能够与智能手机、智能音箱等设备连接，实现远程控制、语音控制等功能；还有一些智能时钟带有气象预报功能，检测环境质量</w:t>
+      </w:r>
+      <w:r>
+        <w:rPr>
+          <w:color w:val="000000" w:themeColor="text1"/>
+          <w:sz w:val="24"/>
+        </w:rPr>
+        <w:fldChar w:fldCharType="begin"/>
+      </w:r>
+      <w:r>
+        <w:rPr>
+          <w:color w:val="000000" w:themeColor="text1"/>
+          <w:sz w:val="24"/>
+        </w:rPr>
+        <w:instrText xml:space="preserve"> REF _Ref10271 \r \h </w:instrText>
+      </w:r>
+      <w:r>
+        <w:rPr>
+          <w:color w:val="000000" w:themeColor="text1"/>
+          <w:sz w:val="24"/>
+        </w:rPr>
+      </w:r>
+      <w:r>
+        <w:rPr>
+          <w:color w:val="000000" w:themeColor="text1"/>
+          <w:sz w:val="24"/>
+        </w:rPr>
+        <w:fldChar w:fldCharType="separate"/>
+      </w:r>
+      <w:r>
+        <w:rPr>
+          <w:color w:val="000000" w:themeColor="text1"/>
+          <w:sz w:val="24"/>
+        </w:rPr>
+        <w:t>[16]</w:t>
+      </w:r>
+      <w:r>
+        <w:rPr>
+          <w:color w:val="000000" w:themeColor="text1"/>
+          <w:sz w:val="24"/>
+        </w:rPr>
+        <w:fldChar w:fldCharType="end"/>
+      </w:r>
+      <w:r>
+        <w:rPr>
+          <w:color w:val="000000" w:themeColor="text1"/>
+          <w:sz w:val="24"/>
+        </w:rPr>
+        <w:t>，能够自动调节亮度等。此外，国外研究不仅关注智能时钟的功能，还注重用户体验。国内对于智能时钟系统的研究主要集中在高校和科研机构，相关论文和专利数量较多。一些高校开展了基于单片机的智能时钟系统设计研究，实现了时间显示、闹钟提醒、温湿度监测等功能。近年来，国内一些企业也开始涉足智能时钟领域，推出了具有自主知识产权的智能时钟产品。</w:t>
+      </w:r>
+    </w:p>
+    <w:p>
+      <w:pPr>
+        <w:spacing w:line="360" w:lineRule="auto"/>
+        <w:ind w:firstLine="420"/>
+        <w:rPr>
+          <w:sz w:val="24"/>
+        </w:rPr>
+      </w:pPr>
+    </w:p>
+    <w:p>
+      <w:pPr>
+        <w:pStyle w:val="2"/>
+        <w:spacing w:line="360" w:lineRule="auto"/>
+        <w:rPr>
           <w:rFonts w:ascii="Times New Roman" w:hAnsi="Times New Roman" w:cs="Times New Roman"/>
           <w:color w:val="000000"/>
           <w:sz w:val="24"/>
         </w:rPr>
-        <w:t>研究目的与意义</w:t>
-      </w:r>
-      <w:bookmarkEnd w:id="3"/>
-      <w:bookmarkEnd w:id="4"/>
-    </w:p>
-    <w:p>
-      <w:pPr>
-        <w:spacing w:line="360" w:lineRule="auto"/>
-        <w:ind w:firstLine="420"/>
-        <w:rPr>
-          <w:color w:val="000000"/>
-          <w:sz w:val="24"/>
-        </w:rPr>
-      </w:pPr>
-      <w:r>
-        <w:rPr>
-          <w:color w:val="000000"/>
-          <w:sz w:val="24"/>
-        </w:rPr>
-        <w:t>随着技术的不断进步，智能产品逐渐融入人们的日常生活，智能时钟作为其中的重要一员，其应用范围和重要性也在不断扩大。从家庭、办公室到学校、医院等特定场景，智能时钟不仅满足了人们基本的时间显示需求，还通过集成多种功能提升了用户体验。然而，现有的智能时钟功能虽丰富，但在智能化程度上仍有不足，尤其在语音交互等先进功能的集成和应用方面，尚未充分满足用户对便捷、高效时间管理工具的期待。</w:t>
-      </w:r>
-    </w:p>
-    <w:p>
-      <w:pPr>
-        <w:spacing w:line="360" w:lineRule="auto"/>
-        <w:ind w:firstLine="420"/>
-        <w:rPr>
-          <w:color w:val="000000"/>
-          <w:sz w:val="24"/>
-        </w:rPr>
-      </w:pPr>
-      <w:r>
-        <w:rPr>
-          <w:color w:val="000000"/>
-          <w:sz w:val="24"/>
-        </w:rPr>
-        <w:t>目前市场上的智能时钟大多通过不断增加传感器模块来扩展功能，如环境交互和互联网信息获取，但这种简单的功能叠加方式存在诸多问题。一方面，不断增加的传感器模块导致成本上升、集成度降低，且在实际市场应用中尚未广泛普及；另一方面，现有产品的语音交互功能大多仅限于简单的指令识别，缺乏更自然、更智能的交互体验。针对这些问题，本次设计旨在对现有功能进行优化整合，并重点引入语音交互功能，实现更自然、更智能的人机交互，进一步提升用户体验。这种语音交互功能不仅支持基本的指令识别，还能够进行简单的聊天对话，为用户提供了一个更加便捷和有趣的交互体验。</w:t>
-      </w:r>
-    </w:p>
-    <w:p>
-      <w:pPr>
-        <w:spacing w:line="360" w:lineRule="auto"/>
-        <w:ind w:firstLine="420"/>
-        <w:rPr>
-          <w:rFonts w:hint="eastAsia"/>
-          <w:color w:val="000000"/>
-          <w:sz w:val="24"/>
-        </w:rPr>
-      </w:pPr>
-    </w:p>
-    <w:p>
-      <w:pPr>
-        <w:pStyle w:val="2"/>
-        <w:spacing w:line="360" w:lineRule="auto"/>
+      </w:pPr>
+      <w:bookmarkStart w:id="6" w:name="_Toc4460"/>
+      <w:r>
         <w:rPr>
           <w:rFonts w:ascii="Times New Roman" w:hAnsi="Times New Roman" w:cs="Times New Roman"/>
           <w:color w:val="000000"/>
           <w:sz w:val="24"/>
         </w:rPr>
-      </w:pPr>
-      <w:bookmarkStart w:id="5" w:name="_Toc25540"/>
+        <w:t>1.</w:t>
+      </w:r>
+      <w:r>
+        <w:rPr>
+          <w:rFonts w:ascii="Times New Roman" w:hAnsi="Times New Roman" w:cs="Times New Roman" w:hint="eastAsia"/>
+          <w:color w:val="000000"/>
+          <w:sz w:val="24"/>
+        </w:rPr>
+        <w:t>4</w:t>
+      </w:r>
       <w:r>
         <w:rPr>
           <w:rFonts w:ascii="Times New Roman" w:hAnsi="Times New Roman" w:cs="Times New Roman"/>
           <w:color w:val="000000"/>
           <w:sz w:val="24"/>
         </w:rPr>
-        <w:lastRenderedPageBreak/>
-        <w:t>1.</w:t>
+        <w:t xml:space="preserve">  </w:t>
       </w:r>
       <w:r>
         <w:rPr>
@@ -6228,89 +6485,110 @@
           <w:color w:val="000000"/>
           <w:sz w:val="24"/>
         </w:rPr>
-        <w:t>3</w:t>
-      </w:r>
-      <w:r>
+        <w:t>研究不足与改进方案</w:t>
+      </w:r>
+      <w:bookmarkEnd w:id="6"/>
+    </w:p>
+    <w:p>
+      <w:pPr>
+        <w:spacing w:line="360" w:lineRule="auto"/>
+        <w:ind w:firstLine="420"/>
+        <w:rPr>
+          <w:sz w:val="24"/>
+          <w:szCs w:val="24"/>
+        </w:rPr>
+      </w:pPr>
+      <w:bookmarkStart w:id="7" w:name="_Toc2522"/>
+      <w:r>
+        <w:rPr>
+          <w:sz w:val="24"/>
+          <w:szCs w:val="24"/>
+        </w:rPr>
+        <w:t>针对现有智能时钟的不足，本设计对现有功能进行了优化整合，并重点引入语音交互功能。在功能集成方面，采用更先进的微控制器和传感器技术，提高集成度，降低生产成本和功耗，使设备在保持高性能的同时更具市场竞争力。对于语音交互功能，除了提升语音识别的准确性和对复杂指令的理解能力外，还特别优化了语音交互模块，使其能够进行简单的聊天对话，为用户提供了一个更加便捷和有趣的交互体验。此外，在用户体验方面，注重用户界面和交互设计的优化，简化操作流程，提高设备的易用性和用户满意度。通过这些改进，本设计旨在提升智能时钟的智能化水平，使其更贴合用户需求，拓展其应用场景，为用户提供一个更加智能、便捷的生活体验。</w:t>
+      </w:r>
+    </w:p>
+    <w:p>
+      <w:pPr>
+        <w:spacing w:line="360" w:lineRule="auto"/>
+        <w:ind w:firstLine="420"/>
+        <w:rPr>
+          <w:sz w:val="24"/>
+          <w:szCs w:val="24"/>
+        </w:rPr>
+      </w:pPr>
+    </w:p>
+    <w:p>
+      <w:pPr>
+        <w:pStyle w:val="2"/>
+        <w:numPr>
+          <w:ilvl w:val="1"/>
+          <w:numId w:val="3"/>
+        </w:numPr>
+        <w:spacing w:line="360" w:lineRule="auto"/>
         <w:rPr>
           <w:rFonts w:ascii="Times New Roman" w:hAnsi="Times New Roman" w:cs="Times New Roman"/>
           <w:color w:val="000000"/>
           <w:sz w:val="24"/>
         </w:rPr>
-        <w:t xml:space="preserve">  </w:t>
-      </w:r>
+      </w:pPr>
       <w:r>
         <w:rPr>
           <w:rFonts w:ascii="Times New Roman" w:hAnsi="Times New Roman" w:cs="Times New Roman" w:hint="eastAsia"/>
           <w:color w:val="000000"/>
           <w:sz w:val="24"/>
         </w:rPr>
-        <w:t>国内外研究情况</w:t>
-      </w:r>
-      <w:bookmarkEnd w:id="5"/>
+        <w:t>章节安排</w:t>
+      </w:r>
+      <w:bookmarkEnd w:id="7"/>
     </w:p>
     <w:p>
       <w:pPr>
         <w:spacing w:line="360" w:lineRule="auto"/>
         <w:ind w:firstLine="420"/>
         <w:rPr>
-          <w:color w:val="000000" w:themeColor="text1"/>
-          <w:sz w:val="24"/>
-        </w:rPr>
-      </w:pPr>
-      <w:r>
-        <w:rPr>
-          <w:color w:val="000000" w:themeColor="text1"/>
-          <w:sz w:val="24"/>
-        </w:rPr>
-        <w:t>国外在智能时钟领域的研究较为成熟，产品功能丰富多样。例如，一些智能时钟能够与智能手机、智能音箱等设备连接，实现远程控制、语音控制等功能；还有一些智能时钟带有气象预报功能，检测环境质量</w:t>
-      </w:r>
-      <w:r>
-        <w:rPr>
-          <w:color w:val="000000" w:themeColor="text1"/>
-          <w:sz w:val="24"/>
-        </w:rPr>
-        <w:fldChar w:fldCharType="begin"/>
-      </w:r>
-      <w:r>
-        <w:rPr>
-          <w:color w:val="000000" w:themeColor="text1"/>
-          <w:sz w:val="24"/>
-        </w:rPr>
-        <w:instrText xml:space="preserve"> REF _Ref10271 \r \h </w:instrText>
-      </w:r>
-      <w:r>
-        <w:rPr>
-          <w:color w:val="000000" w:themeColor="text1"/>
-          <w:sz w:val="24"/>
-        </w:rPr>
-      </w:r>
-      <w:r>
-        <w:rPr>
-          <w:color w:val="000000" w:themeColor="text1"/>
-          <w:sz w:val="24"/>
-        </w:rPr>
-        <w:fldChar w:fldCharType="separate"/>
-      </w:r>
-      <w:r>
-        <w:rPr>
-          <w:color w:val="000000" w:themeColor="text1"/>
-          <w:sz w:val="24"/>
-        </w:rPr>
-        <w:t>[16]</w:t>
-      </w:r>
-      <w:r>
-        <w:rPr>
-          <w:color w:val="000000" w:themeColor="text1"/>
-          <w:sz w:val="24"/>
-        </w:rPr>
-        <w:fldChar w:fldCharType="end"/>
-      </w:r>
-      <w:r>
-        <w:rPr>
-          <w:color w:val="000000" w:themeColor="text1"/>
-          <w:sz w:val="24"/>
-        </w:rPr>
-        <w:t>，能够自动调节亮度等。此外，国外研究不仅关注智能时钟的功能，还注重用户体验。国内对于智能时钟系统的研究主要集中在高校和科研机构，相关论文和专利数量较多。一些高校开展了基于单片机的智能时钟系统设计研究，实现了时间显示、闹钟提醒、温湿度监测等功能。近年来，国内一些企业也开始涉足智能时钟领域，推出了具有自主知识产权的智能时钟产品。</w:t>
+          <w:rFonts w:hint="eastAsia"/>
+          <w:sz w:val="24"/>
+          <w:szCs w:val="24"/>
+        </w:rPr>
+      </w:pPr>
+      <w:r>
+        <w:rPr>
+          <w:sz w:val="24"/>
+          <w:szCs w:val="24"/>
+        </w:rPr>
+        <w:t>作为智能时钟，仍然需要保留</w:t>
+      </w:r>
+      <w:r>
+        <w:rPr>
+          <w:rFonts w:hint="eastAsia"/>
+          <w:sz w:val="24"/>
+          <w:szCs w:val="24"/>
+        </w:rPr>
+        <w:t>传统时钟的功能，并在此基础上进行功能的创新，</w:t>
+      </w:r>
+      <w:r>
+        <w:rPr>
+          <w:rFonts w:hint="eastAsia"/>
+          <w:sz w:val="24"/>
+          <w:szCs w:val="24"/>
+        </w:rPr>
+        <w:t>同时基础功能仍然可以有进步的空间</w:t>
+      </w:r>
+      <w:r>
+        <w:rPr>
+          <w:rFonts w:hint="eastAsia"/>
+          <w:sz w:val="24"/>
+          <w:szCs w:val="24"/>
+        </w:rPr>
+        <w:t>因此</w:t>
+      </w:r>
+      <w:r>
+        <w:rPr>
+          <w:rFonts w:hint="eastAsia"/>
+          <w:sz w:val="24"/>
+          <w:szCs w:val="24"/>
+        </w:rPr>
+        <w:t>仍然需要对基础功能进行设计以及优化。</w:t>
       </w:r>
     </w:p>
     <w:p>
@@ -6318,72 +6596,55 @@
         <w:spacing w:line="360" w:lineRule="auto"/>
         <w:ind w:firstLine="420"/>
         <w:rPr>
-          <w:rFonts w:hint="eastAsia"/>
-          <w:sz w:val="24"/>
-        </w:rPr>
-      </w:pPr>
-    </w:p>
-    <w:p>
-      <w:pPr>
-        <w:pStyle w:val="2"/>
-        <w:spacing w:line="360" w:lineRule="auto"/>
-        <w:rPr>
-          <w:rFonts w:ascii="Times New Roman" w:hAnsi="Times New Roman" w:cs="Times New Roman" w:hint="eastAsia"/>
-          <w:color w:val="000000"/>
-          <w:sz w:val="24"/>
-        </w:rPr>
-      </w:pPr>
-      <w:bookmarkStart w:id="6" w:name="_Toc4460"/>
-      <w:r>
-        <w:rPr>
-          <w:rFonts w:ascii="Times New Roman" w:hAnsi="Times New Roman" w:cs="Times New Roman"/>
-          <w:color w:val="000000"/>
-          <w:sz w:val="24"/>
-        </w:rPr>
-        <w:t>1.</w:t>
-      </w:r>
-      <w:r>
-        <w:rPr>
-          <w:rFonts w:ascii="Times New Roman" w:hAnsi="Times New Roman" w:cs="Times New Roman" w:hint="eastAsia"/>
-          <w:color w:val="000000"/>
-          <w:sz w:val="24"/>
-        </w:rPr>
-        <w:t>4</w:t>
-      </w:r>
-      <w:r>
-        <w:rPr>
-          <w:rFonts w:ascii="Times New Roman" w:hAnsi="Times New Roman" w:cs="Times New Roman"/>
-          <w:color w:val="000000"/>
-          <w:sz w:val="24"/>
-        </w:rPr>
-        <w:t xml:space="preserve">  </w:t>
-      </w:r>
-      <w:r>
-        <w:rPr>
-          <w:rFonts w:ascii="Times New Roman" w:hAnsi="Times New Roman" w:cs="Times New Roman" w:hint="eastAsia"/>
-          <w:color w:val="000000"/>
-          <w:sz w:val="24"/>
-        </w:rPr>
-        <w:t>研究不足与改进方案</w:t>
-      </w:r>
-      <w:bookmarkEnd w:id="6"/>
+          <w:rFonts w:ascii="宋体" w:hAnsi="宋体" w:cs="宋体" w:hint="eastAsia"/>
+          <w:sz w:val="24"/>
+          <w:szCs w:val="24"/>
+        </w:rPr>
+      </w:pPr>
+      <w:r>
+        <w:rPr>
+          <w:rFonts w:ascii="宋体" w:hAnsi="宋体" w:cs="宋体" w:hint="eastAsia"/>
+          <w:sz w:val="24"/>
+          <w:szCs w:val="24"/>
+        </w:rPr>
+        <w:t>第一章为前言，主要介绍本设计的背景、研究目的与意义，并对国内外相关研究情况进行概述，指出现有研究的不足之处和本设计的改进方案。同时，对本报告的章节安排进行简要说明。</w:t>
+      </w:r>
     </w:p>
     <w:p>
       <w:pPr>
         <w:spacing w:line="360" w:lineRule="auto"/>
         <w:ind w:firstLine="420"/>
         <w:rPr>
-          <w:sz w:val="24"/>
-          <w:szCs w:val="24"/>
-        </w:rPr>
-      </w:pPr>
-      <w:bookmarkStart w:id="7" w:name="_Toc2522"/>
-      <w:r>
-        <w:rPr>
-          <w:sz w:val="24"/>
-          <w:szCs w:val="24"/>
-        </w:rPr>
-        <w:t>针对现有智能时钟的不足，本设计对现有功能进行了优化整合，并重点引入语音交互功能。在功能集成方面，采用更先进的微控制器和传感器技术，提高集成度，降低生产成本和功耗，使设备在保持高性能的同时更具市场竞争力。对于语音交互功能，除了提升语音识别的准确性和对复杂指令的理解能力外，还特别优化了语音交互模块，使其能够进行简单的聊天对话，为用户提供了一个更加便捷和有趣的交互体验。此外，在用户体验方面，注重用户界面和交互设计的优化，简化操作流程，提高设备的易用性和用户满意度。通过这些改进，本设计旨在提升智能时钟的智能化水平，使其更贴合用户需求，拓展其应用场景，为用户提供一个更加智能、便捷的生活体验。</w:t>
+          <w:rFonts w:ascii="宋体" w:hAnsi="宋体" w:cs="宋体" w:hint="eastAsia"/>
+          <w:sz w:val="24"/>
+          <w:szCs w:val="24"/>
+        </w:rPr>
+      </w:pPr>
+      <w:r>
+        <w:rPr>
+          <w:rFonts w:ascii="宋体" w:hAnsi="宋体" w:cs="宋体" w:hint="eastAsia"/>
+          <w:sz w:val="24"/>
+          <w:szCs w:val="24"/>
+        </w:rPr>
+        <w:t>第二章为系统硬件设计及选型，详细介绍了本系统硬件部分的设计方案，包括单片机、步进电机、</w:t>
+      </w:r>
+      <w:proofErr w:type="gramStart"/>
+      <w:r>
+        <w:rPr>
+          <w:rFonts w:ascii="宋体" w:hAnsi="宋体" w:cs="宋体" w:hint="eastAsia"/>
+          <w:sz w:val="24"/>
+          <w:szCs w:val="24"/>
+        </w:rPr>
+        <w:t>蓝牙模块</w:t>
+      </w:r>
+      <w:proofErr w:type="gramEnd"/>
+      <w:r>
+        <w:rPr>
+          <w:rFonts w:ascii="宋体" w:hAnsi="宋体" w:cs="宋体" w:hint="eastAsia"/>
+          <w:sz w:val="24"/>
+          <w:szCs w:val="24"/>
+        </w:rPr>
+        <w:t>、语音助手等关键模块的选型及其原理图设计。本章还涵盖了系统供电电源设计、PCB Layout设计等内容。</w:t>
       </w:r>
     </w:p>
     <w:p>
@@ -6391,55 +6652,28 @@
         <w:spacing w:line="360" w:lineRule="auto"/>
         <w:ind w:firstLine="420"/>
         <w:rPr>
-          <w:rFonts w:hint="eastAsia"/>
-          <w:sz w:val="24"/>
-          <w:szCs w:val="24"/>
-        </w:rPr>
-      </w:pPr>
-    </w:p>
-    <w:p>
-      <w:pPr>
-        <w:pStyle w:val="2"/>
-        <w:spacing w:line="360" w:lineRule="auto"/>
-        <w:rPr>
-          <w:rFonts w:ascii="Times New Roman" w:hAnsi="Times New Roman" w:cs="Times New Roman"/>
-          <w:color w:val="000000"/>
-          <w:sz w:val="24"/>
-        </w:rPr>
-      </w:pPr>
-      <w:r>
-        <w:rPr>
-          <w:rFonts w:ascii="Times New Roman" w:hAnsi="Times New Roman" w:cs="Times New Roman"/>
-          <w:color w:val="000000"/>
-          <w:sz w:val="24"/>
-        </w:rPr>
-        <w:t>1.</w:t>
-      </w:r>
-      <w:r>
-        <w:rPr>
-          <w:rFonts w:ascii="Times New Roman" w:hAnsi="Times New Roman" w:cs="Times New Roman" w:hint="eastAsia"/>
-          <w:color w:val="000000"/>
-          <w:sz w:val="24"/>
-        </w:rPr>
-        <w:t>5</w:t>
-      </w:r>
-      <w:r>
-        <w:rPr>
-          <w:rFonts w:ascii="Times New Roman" w:hAnsi="Times New Roman" w:cs="Times New Roman"/>
-          <w:color w:val="000000"/>
-          <w:sz w:val="24"/>
-        </w:rPr>
-        <w:t xml:space="preserve">  </w:t>
-      </w:r>
-      <w:r>
-        <w:rPr>
-          <w:rFonts w:ascii="Times New Roman" w:hAnsi="Times New Roman" w:cs="Times New Roman" w:hint="eastAsia"/>
-          <w:color w:val="000000"/>
-          <w:sz w:val="24"/>
-        </w:rPr>
-        <w:t>章节安排</w:t>
-      </w:r>
-      <w:bookmarkEnd w:id="7"/>
+          <w:rFonts w:ascii="宋体" w:hAnsi="宋体" w:cs="宋体" w:hint="eastAsia"/>
+          <w:sz w:val="24"/>
+          <w:szCs w:val="24"/>
+        </w:rPr>
+      </w:pPr>
+      <w:r>
+        <w:rPr>
+          <w:rFonts w:ascii="宋体" w:hAnsi="宋体" w:cs="宋体" w:hint="eastAsia"/>
+          <w:sz w:val="24"/>
+          <w:szCs w:val="24"/>
+        </w:rPr>
+        <w:t>第三章为系统软件设计，阐述了系统软件部分的设计方案，包括系统整体设计思路、</w:t>
+      </w:r>
+      <w:r>
+        <w:rPr>
+          <w:rFonts w:ascii="宋体" w:hAnsi="宋体" w:cs="宋体" w:hint="eastAsia"/>
+          <w:sz w:val="24"/>
+          <w:szCs w:val="24"/>
+        </w:rPr>
+        <w:lastRenderedPageBreak/>
+        <w:t>OLED通信设计、按键模块设计、实时时钟模块设计、步进电机驱动设计以及语音交互设计等。本章详细介绍了各功能模块的软件实现方法和原理。</w:t>
+      </w:r>
     </w:p>
     <w:p>
       <w:pPr>
@@ -6457,7 +6691,7 @@
           <w:sz w:val="24"/>
           <w:szCs w:val="24"/>
         </w:rPr>
-        <w:t>第一章为前言，主要介绍本设计的背景、研究目的与意义，并对国内外相关研究情况进行概述，指出现有研究的不足之处和本设计的改进方案。同时，对本报告的章节安排进行简要说明。</w:t>
+        <w:t>第四章为试验与数据分析，展示了系统测试的具体过程和测试结果，包括RTC时钟精度测试、按键功能测试、电源转换测试和电源尖峰电压测试等。通过对测试数据的分析，验证了系统设计的正确性和可靠性。</w:t>
       </w:r>
     </w:p>
     <w:p>
@@ -6476,7 +6710,7 @@
           <w:sz w:val="24"/>
           <w:szCs w:val="24"/>
         </w:rPr>
-        <w:t>第二章为系统硬件设计及选型，详细介绍了本系统硬件部分的设计方案，包括单片机、步进电机、蓝牙模块、语音助手等关键模块的选型及其原理图设计。本章还涵盖了系统供电电源设计、PCB Layout设计等内容。</w:t>
+        <w:t>第五章为结论与展望，总结了本设计的研究成果，包括系统实现的主要功能和性能指标，并对未来的改进方向和应用前景进行了展望。</w:t>
       </w:r>
     </w:p>
     <w:p>
@@ -6489,85 +6723,172 @@
           <w:szCs w:val="24"/>
         </w:rPr>
       </w:pPr>
-      <w:r>
-        <w:rPr>
-          <w:rFonts w:ascii="宋体" w:hAnsi="宋体" w:cs="宋体" w:hint="eastAsia"/>
-          <w:sz w:val="24"/>
-          <w:szCs w:val="24"/>
-        </w:rPr>
-        <w:t>第三章为系统软件设计，阐述了系统软件部分的设计方案，包括系统整体设计思路、OLED通信设计、按键模块设计、实时时钟模块设计、步进电机驱动设计以及语音交互设计等。本章详细介绍了各功能模块的软件实现方法和原理。</w:t>
-      </w:r>
-    </w:p>
-    <w:p>
-      <w:pPr>
-        <w:spacing w:line="360" w:lineRule="auto"/>
-        <w:ind w:firstLine="420"/>
-        <w:rPr>
-          <w:rFonts w:ascii="宋体" w:hAnsi="宋体" w:cs="宋体" w:hint="eastAsia"/>
-          <w:sz w:val="24"/>
-          <w:szCs w:val="24"/>
-        </w:rPr>
-      </w:pPr>
-      <w:r>
-        <w:rPr>
-          <w:rFonts w:ascii="宋体" w:hAnsi="宋体" w:cs="宋体" w:hint="eastAsia"/>
-          <w:sz w:val="24"/>
-          <w:szCs w:val="24"/>
-        </w:rPr>
-        <w:lastRenderedPageBreak/>
-        <w:t>第四章为试验与数据分析，展示了系统测试的具体过程和测试结果，包括RTC时钟精度测试、按键功能测试、电源转换测试和电源尖峰电压测试等。通过对测试数据的分析，验证了系统设计的正确性和可靠性。</w:t>
-      </w:r>
-    </w:p>
-    <w:p>
-      <w:pPr>
-        <w:spacing w:line="360" w:lineRule="auto"/>
-        <w:ind w:firstLine="420"/>
-        <w:rPr>
-          <w:rFonts w:ascii="宋体" w:hAnsi="宋体" w:cs="宋体" w:hint="eastAsia"/>
-          <w:sz w:val="24"/>
-          <w:szCs w:val="24"/>
-        </w:rPr>
-      </w:pPr>
-      <w:r>
-        <w:rPr>
-          <w:rFonts w:ascii="宋体" w:hAnsi="宋体" w:cs="宋体" w:hint="eastAsia"/>
-          <w:sz w:val="24"/>
-          <w:szCs w:val="24"/>
-        </w:rPr>
-        <w:t>第五章为结论与展望，总结了本设计的研究成果，包括系统实现的主要功能和性能指标，并对未来的改进方向和应用前景进行了展望。</w:t>
-      </w:r>
-    </w:p>
-    <w:p>
-      <w:pPr>
-        <w:spacing w:line="360" w:lineRule="auto"/>
-        <w:ind w:firstLine="420"/>
-        <w:rPr>
-          <w:rFonts w:ascii="宋体" w:hAnsi="宋体" w:cs="宋体" w:hint="eastAsia"/>
-          <w:sz w:val="24"/>
-          <w:szCs w:val="24"/>
-        </w:rPr>
-      </w:pPr>
-    </w:p>
-    <w:p>
-      <w:pPr>
-        <w:spacing w:line="360" w:lineRule="auto"/>
-        <w:rPr>
-          <w:sz w:val="24"/>
-        </w:rPr>
-      </w:pPr>
-    </w:p>
-    <w:p>
-      <w:pPr>
-        <w:spacing w:line="360" w:lineRule="auto"/>
-        <w:rPr>
-          <w:sz w:val="24"/>
-        </w:rPr>
-      </w:pPr>
-    </w:p>
-    <w:p>
-      <w:pPr>
-        <w:spacing w:line="360" w:lineRule="auto"/>
-        <w:rPr>
+    </w:p>
+    <w:p>
+      <w:pPr>
+        <w:spacing w:line="360" w:lineRule="auto"/>
+        <w:rPr>
+          <w:sz w:val="24"/>
+        </w:rPr>
+      </w:pPr>
+    </w:p>
+    <w:p>
+      <w:pPr>
+        <w:spacing w:line="360" w:lineRule="auto"/>
+        <w:rPr>
+          <w:sz w:val="24"/>
+        </w:rPr>
+      </w:pPr>
+    </w:p>
+    <w:p>
+      <w:pPr>
+        <w:spacing w:line="360" w:lineRule="auto"/>
+        <w:rPr>
+          <w:sz w:val="24"/>
+        </w:rPr>
+      </w:pPr>
+    </w:p>
+    <w:p>
+      <w:pPr>
+        <w:spacing w:line="360" w:lineRule="auto"/>
+        <w:rPr>
+          <w:sz w:val="24"/>
+        </w:rPr>
+      </w:pPr>
+    </w:p>
+    <w:p>
+      <w:pPr>
+        <w:spacing w:line="360" w:lineRule="auto"/>
+        <w:rPr>
+          <w:sz w:val="24"/>
+        </w:rPr>
+      </w:pPr>
+    </w:p>
+    <w:p>
+      <w:pPr>
+        <w:spacing w:line="360" w:lineRule="auto"/>
+        <w:rPr>
+          <w:sz w:val="24"/>
+        </w:rPr>
+      </w:pPr>
+    </w:p>
+    <w:p>
+      <w:pPr>
+        <w:spacing w:line="360" w:lineRule="auto"/>
+        <w:rPr>
+          <w:sz w:val="24"/>
+        </w:rPr>
+      </w:pPr>
+    </w:p>
+    <w:p>
+      <w:pPr>
+        <w:spacing w:line="360" w:lineRule="auto"/>
+        <w:rPr>
+          <w:sz w:val="24"/>
+        </w:rPr>
+      </w:pPr>
+    </w:p>
+    <w:p>
+      <w:pPr>
+        <w:spacing w:line="360" w:lineRule="auto"/>
+        <w:rPr>
+          <w:sz w:val="24"/>
+        </w:rPr>
+      </w:pPr>
+    </w:p>
+    <w:p>
+      <w:pPr>
+        <w:spacing w:line="360" w:lineRule="auto"/>
+        <w:rPr>
+          <w:sz w:val="24"/>
+        </w:rPr>
+      </w:pPr>
+    </w:p>
+    <w:p>
+      <w:pPr>
+        <w:spacing w:line="360" w:lineRule="auto"/>
+        <w:rPr>
+          <w:sz w:val="24"/>
+        </w:rPr>
+      </w:pPr>
+    </w:p>
+    <w:p>
+      <w:pPr>
+        <w:spacing w:line="360" w:lineRule="auto"/>
+        <w:rPr>
+          <w:sz w:val="24"/>
+        </w:rPr>
+      </w:pPr>
+    </w:p>
+    <w:p>
+      <w:pPr>
+        <w:spacing w:line="360" w:lineRule="auto"/>
+        <w:rPr>
+          <w:sz w:val="24"/>
+        </w:rPr>
+      </w:pPr>
+    </w:p>
+    <w:p>
+      <w:pPr>
+        <w:spacing w:line="360" w:lineRule="auto"/>
+        <w:rPr>
+          <w:sz w:val="24"/>
+        </w:rPr>
+      </w:pPr>
+    </w:p>
+    <w:p>
+      <w:pPr>
+        <w:spacing w:line="360" w:lineRule="auto"/>
+        <w:rPr>
+          <w:sz w:val="24"/>
+        </w:rPr>
+      </w:pPr>
+    </w:p>
+    <w:p>
+      <w:pPr>
+        <w:spacing w:line="360" w:lineRule="auto"/>
+        <w:rPr>
+          <w:sz w:val="24"/>
+        </w:rPr>
+      </w:pPr>
+    </w:p>
+    <w:p>
+      <w:pPr>
+        <w:spacing w:line="360" w:lineRule="auto"/>
+        <w:rPr>
+          <w:sz w:val="24"/>
+        </w:rPr>
+      </w:pPr>
+    </w:p>
+    <w:p>
+      <w:pPr>
+        <w:spacing w:line="360" w:lineRule="auto"/>
+        <w:rPr>
+          <w:sz w:val="24"/>
+        </w:rPr>
+      </w:pPr>
+    </w:p>
+    <w:p>
+      <w:pPr>
+        <w:spacing w:line="360" w:lineRule="auto"/>
+        <w:rPr>
+          <w:sz w:val="24"/>
+        </w:rPr>
+      </w:pPr>
+    </w:p>
+    <w:p>
+      <w:pPr>
+        <w:spacing w:line="360" w:lineRule="auto"/>
+        <w:rPr>
+          <w:sz w:val="24"/>
+        </w:rPr>
+      </w:pPr>
+    </w:p>
+    <w:p>
+      <w:pPr>
+        <w:spacing w:line="360" w:lineRule="auto"/>
+        <w:rPr>
+          <w:rFonts w:hint="eastAsia"/>
           <w:sz w:val="24"/>
         </w:rPr>
       </w:pPr>
@@ -6595,6 +6916,7 @@
           <w:sz w:val="28"/>
           <w:szCs w:val="28"/>
         </w:rPr>
+        <w:lastRenderedPageBreak/>
         <w:t>2</w:t>
       </w:r>
       <w:r>
@@ -6740,7 +7062,25 @@
           <w:sz w:val="24"/>
           <w:szCs w:val="24"/>
         </w:rPr>
-        <w:t>，在同类竞品中能以合适的价格提供工业级的外设集成度，并且运算效率为</w:t>
+        <w:t>，在</w:t>
+      </w:r>
+      <w:proofErr w:type="gramStart"/>
+      <w:r>
+        <w:rPr>
+          <w:rFonts w:ascii="宋体" w:hAnsi="宋体" w:hint="eastAsia"/>
+          <w:sz w:val="24"/>
+          <w:szCs w:val="24"/>
+        </w:rPr>
+        <w:t>同类竞品中</w:t>
+      </w:r>
+      <w:proofErr w:type="gramEnd"/>
+      <w:r>
+        <w:rPr>
+          <w:rFonts w:ascii="宋体" w:hAnsi="宋体" w:hint="eastAsia"/>
+          <w:sz w:val="24"/>
+          <w:szCs w:val="24"/>
+        </w:rPr>
+        <w:t>能以合适的价格提供工业级的外设集成度，并且运算效率为</w:t>
       </w:r>
       <w:r>
         <w:rPr>
@@ -6798,7 +7138,43 @@
           <w:sz w:val="24"/>
           <w:szCs w:val="24"/>
         </w:rPr>
-        <w:t>，包含37个GPIO，每个GPIO口最高输出电压为3.3V，同时板载2个ADC通道和4个定时器，2个看门狗定时器，并且支持众多常用通信如USART,SPI,IIC,CAN，并且拥有一个24位的滴答定时器。因此颗芯片完全可足够实现该设计。</w:t>
+        <w:t>，包含37个GPIO，每个GPIO</w:t>
+      </w:r>
+      <w:proofErr w:type="gramStart"/>
+      <w:r>
+        <w:rPr>
+          <w:rFonts w:ascii="宋体" w:hAnsi="宋体" w:hint="eastAsia"/>
+          <w:sz w:val="24"/>
+          <w:szCs w:val="24"/>
+        </w:rPr>
+        <w:t>口最高</w:t>
+      </w:r>
+      <w:proofErr w:type="gramEnd"/>
+      <w:r>
+        <w:rPr>
+          <w:rFonts w:ascii="宋体" w:hAnsi="宋体" w:hint="eastAsia"/>
+          <w:sz w:val="24"/>
+          <w:szCs w:val="24"/>
+        </w:rPr>
+        <w:t>输出电压为3.3V，</w:t>
+      </w:r>
+      <w:proofErr w:type="gramStart"/>
+      <w:r>
+        <w:rPr>
+          <w:rFonts w:ascii="宋体" w:hAnsi="宋体" w:hint="eastAsia"/>
+          <w:sz w:val="24"/>
+          <w:szCs w:val="24"/>
+        </w:rPr>
+        <w:t>同时板载2个</w:t>
+      </w:r>
+      <w:proofErr w:type="gramEnd"/>
+      <w:r>
+        <w:rPr>
+          <w:rFonts w:ascii="宋体" w:hAnsi="宋体" w:hint="eastAsia"/>
+          <w:sz w:val="24"/>
+          <w:szCs w:val="24"/>
+        </w:rPr>
+        <w:t>ADC通道和4个定时器，2个看门狗定时器，并且支持众多常用通信如USART,SPI,IIC,CAN，并且拥有一个24位的滴答定时器。因此颗芯片完全可足够实现该设计。</w:t>
       </w:r>
     </w:p>
     <w:p>
@@ -6866,7 +7242,25 @@
           <w:sz w:val="24"/>
           <w:szCs w:val="24"/>
         </w:rPr>
-        <w:t>电压输出，同时为了实现单片机的时钟源稳定，采用外部晶振作为</w:t>
+        <w:t>电压输出，同时为了实现单片机的时钟源稳定，采用外部</w:t>
+      </w:r>
+      <w:proofErr w:type="gramStart"/>
+      <w:r>
+        <w:rPr>
+          <w:rFonts w:hint="eastAsia"/>
+          <w:sz w:val="24"/>
+          <w:szCs w:val="24"/>
+        </w:rPr>
+        <w:t>晶</w:t>
+      </w:r>
+      <w:proofErr w:type="gramEnd"/>
+      <w:r>
+        <w:rPr>
+          <w:rFonts w:hint="eastAsia"/>
+          <w:sz w:val="24"/>
+          <w:szCs w:val="24"/>
+        </w:rPr>
+        <w:t>振作为</w:t>
       </w:r>
       <w:r>
         <w:rPr>
@@ -6914,7 +7308,25 @@
           <w:sz w:val="24"/>
           <w:szCs w:val="24"/>
         </w:rPr>
-        <w:t>倍，因此外部晶振选型为体积小且输出精度高的</w:t>
+        <w:t>倍，因此</w:t>
+      </w:r>
+      <w:proofErr w:type="gramStart"/>
+      <w:r>
+        <w:rPr>
+          <w:rFonts w:hint="eastAsia"/>
+          <w:sz w:val="24"/>
+          <w:szCs w:val="24"/>
+        </w:rPr>
+        <w:t>外部晶</w:t>
+      </w:r>
+      <w:proofErr w:type="gramEnd"/>
+      <w:r>
+        <w:rPr>
+          <w:rFonts w:hint="eastAsia"/>
+          <w:sz w:val="24"/>
+          <w:szCs w:val="24"/>
+        </w:rPr>
+        <w:t>振选型为体积小且输出精度高的</w:t>
       </w:r>
       <w:r>
         <w:rPr>
@@ -6976,7 +7388,6 @@
           <w:sz w:val="24"/>
           <w:szCs w:val="24"/>
         </w:rPr>
-        <w:lastRenderedPageBreak/>
         <w:t>2.7.1</w:t>
       </w:r>
       <w:r>
@@ -6987,13 +7398,23 @@
         </w:rPr>
         <w:t xml:space="preserve">  </w:t>
       </w:r>
+      <w:proofErr w:type="gramStart"/>
       <w:r>
         <w:rPr>
           <w:rFonts w:ascii="黑体" w:eastAsia="黑体" w:hAnsi="黑体" w:hint="eastAsia"/>
           <w:sz w:val="24"/>
           <w:szCs w:val="24"/>
         </w:rPr>
-        <w:t>外部晶振设计</w:t>
+        <w:t>外部晶</w:t>
+      </w:r>
+      <w:proofErr w:type="gramEnd"/>
+      <w:r>
+        <w:rPr>
+          <w:rFonts w:ascii="黑体" w:eastAsia="黑体" w:hAnsi="黑体" w:hint="eastAsia"/>
+          <w:sz w:val="24"/>
+          <w:szCs w:val="24"/>
+        </w:rPr>
+        <w:t>振设计</w:t>
       </w:r>
     </w:p>
     <w:p>
@@ -7067,7 +7488,61 @@
           <w:sz w:val="24"/>
           <w:szCs w:val="24"/>
         </w:rPr>
-        <w:t>虽然STM32F103C8T6内部自带时钟系统,但是其内部时钟容易受到温度和电压等不可控的因素影响,不过该芯片支持使用外部晶振为系统提供时钟。因此为了满足不同场景下的应用,我们采用外接晶振的方法为系统提供工作时钟。常用的晶振频率为8MHz，同时出于功耗及稳定性的考虑，晶振采用无源晶振。最后为了使晶振运行的更加稳定，需要在晶振两端接入两个小容值电容。原理图设计如图1</w:t>
+        <w:t>虽然STM32F103C8T6内部自带时钟系统,但是其内部时钟容易受到温度和电压等不可控的因素影响,不过该芯片支持使用</w:t>
+      </w:r>
+      <w:proofErr w:type="gramStart"/>
+      <w:r>
+        <w:rPr>
+          <w:rFonts w:asciiTheme="minorEastAsia" w:eastAsiaTheme="minorEastAsia" w:hAnsiTheme="minorEastAsia" w:cstheme="minorEastAsia" w:hint="eastAsia"/>
+          <w:sz w:val="24"/>
+          <w:szCs w:val="24"/>
+        </w:rPr>
+        <w:t>外部晶</w:t>
+      </w:r>
+      <w:proofErr w:type="gramEnd"/>
+      <w:r>
+        <w:rPr>
+          <w:rFonts w:asciiTheme="minorEastAsia" w:eastAsiaTheme="minorEastAsia" w:hAnsiTheme="minorEastAsia" w:cstheme="minorEastAsia" w:hint="eastAsia"/>
+          <w:sz w:val="24"/>
+          <w:szCs w:val="24"/>
+        </w:rPr>
+        <w:t>振为系统提供时钟。因此为了满足不同场景下的应用,我们采用外接晶振的方法为系统提供工作时钟。常用的晶振频率为8MHz，同时出于功耗及稳定性的考虑，晶</w:t>
+      </w:r>
+      <w:proofErr w:type="gramStart"/>
+      <w:r>
+        <w:rPr>
+          <w:rFonts w:asciiTheme="minorEastAsia" w:eastAsiaTheme="minorEastAsia" w:hAnsiTheme="minorEastAsia" w:cstheme="minorEastAsia" w:hint="eastAsia"/>
+          <w:sz w:val="24"/>
+          <w:szCs w:val="24"/>
+        </w:rPr>
+        <w:t>振采用</w:t>
+      </w:r>
+      <w:proofErr w:type="gramEnd"/>
+      <w:r>
+        <w:rPr>
+          <w:rFonts w:asciiTheme="minorEastAsia" w:eastAsiaTheme="minorEastAsia" w:hAnsiTheme="minorEastAsia" w:cstheme="minorEastAsia" w:hint="eastAsia"/>
+          <w:sz w:val="24"/>
+          <w:szCs w:val="24"/>
+        </w:rPr>
+        <w:t>无源晶振。最后为了使晶</w:t>
+      </w:r>
+      <w:proofErr w:type="gramStart"/>
+      <w:r>
+        <w:rPr>
+          <w:rFonts w:asciiTheme="minorEastAsia" w:eastAsiaTheme="minorEastAsia" w:hAnsiTheme="minorEastAsia" w:cstheme="minorEastAsia" w:hint="eastAsia"/>
+          <w:sz w:val="24"/>
+          <w:szCs w:val="24"/>
+        </w:rPr>
+        <w:t>振运行</w:t>
+      </w:r>
+      <w:proofErr w:type="gramEnd"/>
+      <w:r>
+        <w:rPr>
+          <w:rFonts w:asciiTheme="minorEastAsia" w:eastAsiaTheme="minorEastAsia" w:hAnsiTheme="minorEastAsia" w:cstheme="minorEastAsia" w:hint="eastAsia"/>
+          <w:sz w:val="24"/>
+          <w:szCs w:val="24"/>
+        </w:rPr>
+        <w:t>的更加稳定，需要在晶振两端接入两个小容值电容。原理图设计如图1</w:t>
       </w:r>
     </w:p>
     <w:p>
@@ -7075,6 +7550,27 @@
         <w:spacing w:line="360" w:lineRule="auto"/>
         <w:ind w:firstLine="420"/>
         <w:rPr>
+          <w:sz w:val="24"/>
+          <w:szCs w:val="24"/>
+        </w:rPr>
+      </w:pPr>
+    </w:p>
+    <w:p>
+      <w:pPr>
+        <w:spacing w:line="360" w:lineRule="auto"/>
+        <w:ind w:firstLine="420"/>
+        <w:rPr>
+          <w:sz w:val="24"/>
+          <w:szCs w:val="24"/>
+        </w:rPr>
+      </w:pPr>
+    </w:p>
+    <w:p>
+      <w:pPr>
+        <w:spacing w:line="360" w:lineRule="auto"/>
+        <w:ind w:firstLine="420"/>
+        <w:rPr>
+          <w:rFonts w:hint="eastAsia"/>
           <w:sz w:val="24"/>
           <w:szCs w:val="24"/>
         </w:rPr>
@@ -7085,6 +7581,9 @@
         <w:spacing w:line="360" w:lineRule="auto"/>
         <w:ind w:firstLine="420"/>
         <w:jc w:val="center"/>
+        <w:rPr>
+          <w:rFonts w:hint="eastAsia"/>
+        </w:rPr>
       </w:pPr>
       <w:r>
         <w:rPr>
@@ -7136,14 +7635,7 @@
     <w:p>
       <w:pPr>
         <w:spacing w:line="360" w:lineRule="auto"/>
-        <w:ind w:firstLine="420"/>
         <w:jc w:val="center"/>
-      </w:pPr>
-    </w:p>
-    <w:p>
-      <w:pPr>
-        <w:spacing w:line="360" w:lineRule="auto"/>
-        <w:jc w:val="center"/>
         <w:rPr>
           <w:sz w:val="24"/>
           <w:szCs w:val="24"/>
@@ -7164,6 +7656,22 @@
           <w:szCs w:val="24"/>
         </w:rPr>
         <w:t>1</w:t>
+      </w:r>
+      <w:r>
+        <w:rPr>
+          <w:rFonts w:hint="eastAsia"/>
+          <w:sz w:val="24"/>
+          <w:szCs w:val="24"/>
+        </w:rPr>
+        <w:t xml:space="preserve"> </w:t>
+      </w:r>
+      <w:r>
+        <w:rPr>
+          <w:rFonts w:hint="eastAsia"/>
+          <w:sz w:val="24"/>
+          <w:szCs w:val="24"/>
+        </w:rPr>
+        <w:t>晶振电路设计</w:t>
       </w:r>
     </w:p>
     <w:p>
@@ -7330,13 +7838,26 @@
     <w:p>
       <w:pPr>
         <w:spacing w:line="360" w:lineRule="auto"/>
+        <w:ind w:firstLine="420"/>
+        <w:rPr>
+          <w:rFonts w:hint="eastAsia"/>
+          <w:sz w:val="24"/>
+          <w:szCs w:val="24"/>
+        </w:rPr>
+      </w:pPr>
+    </w:p>
+    <w:p>
+      <w:pPr>
+        <w:spacing w:line="360" w:lineRule="auto"/>
         <w:jc w:val="center"/>
+        <w:rPr>
+          <w:rFonts w:hint="eastAsia"/>
+        </w:rPr>
       </w:pPr>
       <w:r>
         <w:rPr>
           <w:noProof/>
         </w:rPr>
-        <w:lastRenderedPageBreak/>
         <w:drawing>
           <wp:inline distT="0" distB="0" distL="114300" distR="114300" wp14:anchorId="5F23BB44" wp14:editId="78D40767">
             <wp:extent cx="5829935" cy="2995295"/>
@@ -7384,13 +7905,8 @@
       <w:pPr>
         <w:spacing w:line="360" w:lineRule="auto"/>
         <w:jc w:val="center"/>
-      </w:pPr>
-    </w:p>
-    <w:p>
-      <w:pPr>
-        <w:spacing w:line="360" w:lineRule="auto"/>
-        <w:jc w:val="center"/>
-        <w:rPr>
+        <w:rPr>
+          <w:rFonts w:hint="eastAsia"/>
           <w:sz w:val="24"/>
           <w:szCs w:val="24"/>
         </w:rPr>
@@ -7416,6 +7932,38 @@
           <w:szCs w:val="24"/>
         </w:rPr>
         <w:t>2</w:t>
+      </w:r>
+      <w:r>
+        <w:rPr>
+          <w:rFonts w:hint="eastAsia"/>
+          <w:sz w:val="24"/>
+          <w:szCs w:val="24"/>
+        </w:rPr>
+        <w:t xml:space="preserve"> </w:t>
+      </w:r>
+      <w:r>
+        <w:rPr>
+          <w:rFonts w:hint="eastAsia"/>
+          <w:sz w:val="24"/>
+          <w:szCs w:val="24"/>
+        </w:rPr>
+        <w:t>复位电路及</w:t>
+      </w:r>
+      <w:r>
+        <w:rPr>
+          <w:rFonts w:hint="eastAsia"/>
+          <w:sz w:val="24"/>
+          <w:szCs w:val="24"/>
+        </w:rPr>
+        <w:t>BOOT</w:t>
+      </w:r>
+      <w:r>
+        <w:rPr>
+          <w:rFonts w:hint="eastAsia"/>
+          <w:sz w:val="24"/>
+          <w:szCs w:val="24"/>
+        </w:rPr>
+        <w:t>电路</w:t>
       </w:r>
     </w:p>
     <w:p>
@@ -7534,12 +8082,14 @@
       <w:pPr>
         <w:spacing w:line="360" w:lineRule="auto"/>
         <w:ind w:firstLine="420"/>
+        <w:rPr>
+          <w:rFonts w:hint="eastAsia"/>
+        </w:rPr>
       </w:pPr>
       <w:r>
         <w:rPr>
           <w:noProof/>
         </w:rPr>
-        <w:lastRenderedPageBreak/>
         <w:drawing>
           <wp:inline distT="0" distB="0" distL="114300" distR="114300" wp14:anchorId="792CE33D" wp14:editId="4A169FDC">
             <wp:extent cx="5824855" cy="2073275"/>
@@ -7587,7 +8137,53 @@
       <w:pPr>
         <w:spacing w:line="360" w:lineRule="auto"/>
         <w:ind w:firstLine="420"/>
-      </w:pPr>
+        <w:jc w:val="center"/>
+        <w:rPr>
+          <w:rFonts w:hint="eastAsia"/>
+          <w:sz w:val="24"/>
+          <w:szCs w:val="24"/>
+        </w:rPr>
+      </w:pPr>
+      <w:r>
+        <w:rPr>
+          <w:rFonts w:hint="eastAsia"/>
+          <w:sz w:val="24"/>
+          <w:szCs w:val="24"/>
+        </w:rPr>
+        <w:t>图</w:t>
+      </w:r>
+      <w:r>
+        <w:rPr>
+          <w:rFonts w:hint="eastAsia"/>
+          <w:sz w:val="24"/>
+          <w:szCs w:val="24"/>
+        </w:rPr>
+        <w:t>3</w:t>
+      </w:r>
+      <w:r>
+        <w:rPr>
+          <w:rFonts w:hint="eastAsia"/>
+          <w:sz w:val="24"/>
+          <w:szCs w:val="24"/>
+        </w:rPr>
+        <w:t xml:space="preserve"> AMS1117</w:t>
+      </w:r>
+      <w:r>
+        <w:rPr>
+          <w:rFonts w:hint="eastAsia"/>
+          <w:sz w:val="24"/>
+          <w:szCs w:val="24"/>
+        </w:rPr>
+        <w:t>降压电路</w:t>
+      </w:r>
+      <w:r>
+        <w:rPr>
+          <w:rFonts w:hint="eastAsia"/>
+          <w:sz w:val="24"/>
+          <w:szCs w:val="24"/>
+        </w:rPr>
+        <w:t>设计</w:t>
+      </w:r>
     </w:p>
     <w:p>
       <w:pPr>
@@ -7595,37 +8191,21 @@
         <w:ind w:firstLine="420"/>
         <w:jc w:val="center"/>
       </w:pPr>
-      <w:r>
-        <w:rPr>
-          <w:rFonts w:hint="eastAsia"/>
-        </w:rPr>
-        <w:t>图</w:t>
-      </w:r>
-      <w:r>
-        <w:rPr>
-          <w:rFonts w:hint="eastAsia"/>
-        </w:rPr>
-        <w:t>3</w:t>
-      </w:r>
+    </w:p>
+    <w:p>
+      <w:pPr>
+        <w:spacing w:line="360" w:lineRule="auto"/>
+        <w:ind w:firstLine="420"/>
+      </w:pPr>
     </w:p>
     <w:p>
       <w:pPr>
         <w:spacing w:line="360" w:lineRule="auto"/>
         <w:ind w:firstLine="420"/>
         <w:jc w:val="center"/>
-      </w:pPr>
-    </w:p>
-    <w:p>
-      <w:pPr>
-        <w:spacing w:line="360" w:lineRule="auto"/>
-        <w:ind w:firstLine="420"/>
-      </w:pPr>
-    </w:p>
-    <w:p>
-      <w:pPr>
-        <w:spacing w:line="360" w:lineRule="auto"/>
-        <w:ind w:firstLine="420"/>
-        <w:jc w:val="center"/>
+        <w:rPr>
+          <w:rFonts w:hint="eastAsia"/>
+        </w:rPr>
       </w:pPr>
       <w:r>
         <w:rPr>
@@ -7679,7 +8259,45 @@
         <w:spacing w:line="360" w:lineRule="auto"/>
         <w:ind w:firstLine="420"/>
         <w:jc w:val="center"/>
-      </w:pPr>
+        <w:rPr>
+          <w:rFonts w:hint="eastAsia"/>
+          <w:sz w:val="24"/>
+          <w:szCs w:val="24"/>
+        </w:rPr>
+      </w:pPr>
+      <w:r>
+        <w:rPr>
+          <w:rFonts w:hint="eastAsia"/>
+          <w:sz w:val="24"/>
+          <w:szCs w:val="24"/>
+        </w:rPr>
+        <w:lastRenderedPageBreak/>
+        <w:t>图</w:t>
+      </w:r>
+      <w:r>
+        <w:rPr>
+          <w:rFonts w:hint="eastAsia"/>
+          <w:sz w:val="24"/>
+          <w:szCs w:val="24"/>
+        </w:rPr>
+        <w:t>4</w:t>
+      </w:r>
+      <w:r>
+        <w:rPr>
+          <w:rFonts w:hint="eastAsia"/>
+          <w:sz w:val="24"/>
+          <w:szCs w:val="24"/>
+        </w:rPr>
+        <w:t xml:space="preserve"> USB</w:t>
+      </w:r>
+      <w:r>
+        <w:rPr>
+          <w:rFonts w:hint="eastAsia"/>
+          <w:sz w:val="24"/>
+          <w:szCs w:val="24"/>
+        </w:rPr>
+        <w:t>供电电路设计</w:t>
+      </w:r>
     </w:p>
     <w:p>
       <w:pPr>
@@ -7687,25 +8305,6 @@
         <w:ind w:firstLine="420"/>
         <w:jc w:val="center"/>
       </w:pPr>
-      <w:r>
-        <w:rPr>
-          <w:rFonts w:hint="eastAsia"/>
-        </w:rPr>
-        <w:t>图</w:t>
-      </w:r>
-      <w:r>
-        <w:rPr>
-          <w:rFonts w:hint="eastAsia"/>
-        </w:rPr>
-        <w:t>4</w:t>
-      </w:r>
-    </w:p>
-    <w:p>
-      <w:pPr>
-        <w:spacing w:line="360" w:lineRule="auto"/>
-        <w:ind w:firstLine="420"/>
-        <w:jc w:val="center"/>
-      </w:pPr>
     </w:p>
     <w:p>
       <w:pPr>
@@ -7760,16 +8359,25 @@
           <w:sz w:val="24"/>
           <w:szCs w:val="24"/>
         </w:rPr>
-        <w:t>为了方便将编写好的程序烧录至芯片中，STM32F103C8T6支持使用SWD调试标准及JTAG调试标准。相较于JTAG，SWD只需要占用SWDIO及SWCLK两根通信线，而JTAG需要</w:t>
-      </w:r>
-      <w:r>
-        <w:rPr>
-          <w:rFonts w:ascii="宋体" w:hAnsi="宋体" w:cs="宋体" w:hint="eastAsia"/>
-          <w:sz w:val="24"/>
-          <w:szCs w:val="24"/>
-        </w:rPr>
-        <w:lastRenderedPageBreak/>
-        <w:t>占用四根或五根通信线。并且在简单使用时并不需要使用JTAG的复杂调试功能，因此出于对资源节省以及电路设计的原因，采用SWD调试标准，同时需要将该引脚引出方便调试。电路设计如图5所示</w:t>
+        <w:t>为了方便将编写好的程序</w:t>
+      </w:r>
+      <w:proofErr w:type="gramStart"/>
+      <w:r>
+        <w:rPr>
+          <w:rFonts w:ascii="宋体" w:hAnsi="宋体" w:cs="宋体" w:hint="eastAsia"/>
+          <w:sz w:val="24"/>
+          <w:szCs w:val="24"/>
+        </w:rPr>
+        <w:t>烧录至芯片</w:t>
+      </w:r>
+      <w:proofErr w:type="gramEnd"/>
+      <w:r>
+        <w:rPr>
+          <w:rFonts w:ascii="宋体" w:hAnsi="宋体" w:cs="宋体" w:hint="eastAsia"/>
+          <w:sz w:val="24"/>
+          <w:szCs w:val="24"/>
+        </w:rPr>
+        <w:t>中，STM32F103C8T6支持使用SWD调试标准及JTAG调试标准。相较于JTAG，SWD只需要占用SWDIO及SWCLK两根通信线，而JTAG需要占用四根或五根通信线。并且在简单使用时并不需要使用JTAG的复杂调试功能，因此出于对资源节省以及电路设计的原因，采用SWD调试标准，同时需要将该引脚引出方便调试。电路设计如图5所示</w:t>
       </w:r>
     </w:p>
     <w:p>
@@ -7845,19 +8453,54 @@
     <w:p>
       <w:pPr>
         <w:jc w:val="center"/>
-      </w:pPr>
-      <w:r>
-        <w:rPr>
-          <w:rFonts w:hint="eastAsia"/>
+        <w:rPr>
+          <w:rFonts w:hint="eastAsia"/>
+          <w:sz w:val="24"/>
+          <w:szCs w:val="24"/>
+        </w:rPr>
+      </w:pPr>
+      <w:r>
+        <w:rPr>
+          <w:rFonts w:hint="eastAsia"/>
+          <w:sz w:val="24"/>
+          <w:szCs w:val="24"/>
         </w:rPr>
         <w:t>图</w:t>
       </w:r>
       <w:r>
         <w:rPr>
           <w:rFonts w:hint="eastAsia"/>
+          <w:sz w:val="24"/>
+          <w:szCs w:val="24"/>
         </w:rPr>
         <w:t>5</w:t>
       </w:r>
+      <w:r>
+        <w:rPr>
+          <w:rFonts w:hint="eastAsia"/>
+          <w:sz w:val="24"/>
+          <w:szCs w:val="24"/>
+        </w:rPr>
+        <w:t xml:space="preserve"> SWD</w:t>
+      </w:r>
+      <w:proofErr w:type="gramStart"/>
+      <w:r>
+        <w:rPr>
+          <w:rFonts w:hint="eastAsia"/>
+          <w:sz w:val="24"/>
+          <w:szCs w:val="24"/>
+        </w:rPr>
+        <w:t>下载口</w:t>
+      </w:r>
+      <w:proofErr w:type="gramEnd"/>
+      <w:r>
+        <w:rPr>
+          <w:rFonts w:hint="eastAsia"/>
+          <w:sz w:val="24"/>
+          <w:szCs w:val="24"/>
+        </w:rPr>
+        <w:t>电路设计</w:t>
+      </w:r>
     </w:p>
     <w:p>
       <w:pPr>
@@ -7929,7 +8572,25 @@
           <w:sz w:val="24"/>
           <w:szCs w:val="24"/>
         </w:rPr>
-        <w:t>该电机是一款五线四相的的步进电机，内部包含</w:t>
+        <w:t>该电机是一款五线四相的</w:t>
+      </w:r>
+      <w:proofErr w:type="gramStart"/>
+      <w:r>
+        <w:rPr>
+          <w:rFonts w:ascii="宋体" w:hAnsi="宋体" w:hint="eastAsia"/>
+          <w:sz w:val="24"/>
+          <w:szCs w:val="24"/>
+        </w:rPr>
+        <w:t>的</w:t>
+      </w:r>
+      <w:proofErr w:type="gramEnd"/>
+      <w:r>
+        <w:rPr>
+          <w:rFonts w:ascii="宋体" w:hAnsi="宋体" w:hint="eastAsia"/>
+          <w:sz w:val="24"/>
+          <w:szCs w:val="24"/>
+        </w:rPr>
+        <w:t>步进电机，内部包含</w:t>
       </w:r>
       <w:r>
         <w:rPr>
@@ -7977,7 +8638,97 @@
           <w:sz w:val="24"/>
           <w:szCs w:val="24"/>
         </w:rPr>
-        <w:t>，相序的通电方式可以由单片机进行控制。图6为该电机的内部结构示意图。从此图可以得知每相都与公共端相连，当某相导通，也就相当于开关闭合时，该相导通并且线圈得电产生磁性吸引转子转动。由此可得当每相交替导通时，即可实现步进电机的旋转。控制每相的逻辑可以交由单片机处理。</w:t>
+        <w:t>，相序的通电方式可以由单片机进行控制。图6为该电机的内部结构示意图。从此图可以</w:t>
+      </w:r>
+      <w:proofErr w:type="gramStart"/>
+      <w:r>
+        <w:rPr>
+          <w:rFonts w:ascii="宋体" w:hAnsi="宋体" w:hint="eastAsia"/>
+          <w:sz w:val="24"/>
+          <w:szCs w:val="24"/>
+        </w:rPr>
+        <w:t>得知每相都</w:t>
+      </w:r>
+      <w:proofErr w:type="gramEnd"/>
+      <w:r>
+        <w:rPr>
+          <w:rFonts w:ascii="宋体" w:hAnsi="宋体" w:hint="eastAsia"/>
+          <w:sz w:val="24"/>
+          <w:szCs w:val="24"/>
+        </w:rPr>
+        <w:t>与公共端相连，</w:t>
+      </w:r>
+      <w:proofErr w:type="gramStart"/>
+      <w:r>
+        <w:rPr>
+          <w:rFonts w:ascii="宋体" w:hAnsi="宋体" w:hint="eastAsia"/>
+          <w:sz w:val="24"/>
+          <w:szCs w:val="24"/>
+        </w:rPr>
+        <w:t>当某相导通</w:t>
+      </w:r>
+      <w:proofErr w:type="gramEnd"/>
+      <w:r>
+        <w:rPr>
+          <w:rFonts w:ascii="宋体" w:hAnsi="宋体" w:hint="eastAsia"/>
+          <w:sz w:val="24"/>
+          <w:szCs w:val="24"/>
+        </w:rPr>
+        <w:t>，也就相当于开关闭合时，</w:t>
+      </w:r>
+      <w:proofErr w:type="gramStart"/>
+      <w:r>
+        <w:rPr>
+          <w:rFonts w:ascii="宋体" w:hAnsi="宋体" w:hint="eastAsia"/>
+          <w:sz w:val="24"/>
+          <w:szCs w:val="24"/>
+        </w:rPr>
+        <w:t>该相导通</w:t>
+      </w:r>
+      <w:proofErr w:type="gramEnd"/>
+      <w:r>
+        <w:rPr>
+          <w:rFonts w:ascii="宋体" w:hAnsi="宋体" w:hint="eastAsia"/>
+          <w:sz w:val="24"/>
+          <w:szCs w:val="24"/>
+        </w:rPr>
+        <w:t>并且线圈得电产生磁性吸引转子转动。由此可</w:t>
+      </w:r>
+      <w:proofErr w:type="gramStart"/>
+      <w:r>
+        <w:rPr>
+          <w:rFonts w:ascii="宋体" w:hAnsi="宋体" w:hint="eastAsia"/>
+          <w:sz w:val="24"/>
+          <w:szCs w:val="24"/>
+        </w:rPr>
+        <w:t>得当每相交替</w:t>
+      </w:r>
+      <w:proofErr w:type="gramEnd"/>
+      <w:r>
+        <w:rPr>
+          <w:rFonts w:ascii="宋体" w:hAnsi="宋体" w:hint="eastAsia"/>
+          <w:sz w:val="24"/>
+          <w:szCs w:val="24"/>
+        </w:rPr>
+        <w:t>导通时，即可实现步进电机的旋转。</w:t>
+      </w:r>
+      <w:proofErr w:type="gramStart"/>
+      <w:r>
+        <w:rPr>
+          <w:rFonts w:ascii="宋体" w:hAnsi="宋体" w:hint="eastAsia"/>
+          <w:sz w:val="24"/>
+          <w:szCs w:val="24"/>
+        </w:rPr>
+        <w:t>控制每相的</w:t>
+      </w:r>
+      <w:proofErr w:type="gramEnd"/>
+      <w:r>
+        <w:rPr>
+          <w:rFonts w:ascii="宋体" w:hAnsi="宋体" w:hint="eastAsia"/>
+          <w:sz w:val="24"/>
+          <w:szCs w:val="24"/>
+        </w:rPr>
+        <w:t>逻辑可以交由单片机处理。</w:t>
       </w:r>
       <w:r>
         <w:rPr>
@@ -8041,6 +8792,9 @@
       <w:pPr>
         <w:spacing w:line="360" w:lineRule="auto"/>
         <w:jc w:val="center"/>
+        <w:rPr>
+          <w:rFonts w:hint="eastAsia"/>
+        </w:rPr>
       </w:pPr>
       <w:r>
         <w:rPr>
@@ -8135,7 +8889,44 @@
       <w:pPr>
         <w:spacing w:line="360" w:lineRule="auto"/>
         <w:jc w:val="center"/>
-      </w:pPr>
+        <w:rPr>
+          <w:rFonts w:ascii="宋体" w:hAnsi="宋体" w:hint="eastAsia"/>
+          <w:sz w:val="24"/>
+          <w:szCs w:val="24"/>
+        </w:rPr>
+      </w:pPr>
+      <w:r>
+        <w:rPr>
+          <w:rFonts w:ascii="宋体" w:hAnsi="宋体" w:hint="eastAsia"/>
+          <w:sz w:val="24"/>
+          <w:szCs w:val="24"/>
+        </w:rPr>
+        <w:t>图6</w:t>
+      </w:r>
+      <w:r>
+        <w:rPr>
+          <w:rFonts w:ascii="宋体" w:hAnsi="宋体" w:hint="eastAsia"/>
+          <w:sz w:val="24"/>
+          <w:szCs w:val="24"/>
+        </w:rPr>
+        <w:t xml:space="preserve"> </w:t>
+      </w:r>
+      <w:r>
+        <w:rPr>
+          <w:rFonts w:ascii="宋体" w:hAnsi="宋体" w:hint="eastAsia"/>
+          <w:sz w:val="24"/>
+          <w:szCs w:val="24"/>
+        </w:rPr>
+        <w:t>28BJY-48步进电机</w:t>
+      </w:r>
+      <w:r>
+        <w:rPr>
+          <w:rFonts w:ascii="宋体" w:hAnsi="宋体" w:hint="eastAsia"/>
+          <w:sz w:val="24"/>
+          <w:szCs w:val="24"/>
+        </w:rPr>
+        <w:t>内部结构示意</w:t>
+      </w:r>
     </w:p>
     <w:p>
       <w:pPr>
@@ -8147,25 +8938,6 @@
           <w:szCs w:val="24"/>
         </w:rPr>
       </w:pPr>
-      <w:r>
-        <w:rPr>
-          <w:rFonts w:ascii="宋体" w:hAnsi="宋体" w:hint="eastAsia"/>
-          <w:sz w:val="24"/>
-          <w:szCs w:val="24"/>
-        </w:rPr>
-        <w:t>图6</w:t>
-      </w:r>
-    </w:p>
-    <w:p>
-      <w:pPr>
-        <w:spacing w:line="360" w:lineRule="auto"/>
-        <w:jc w:val="center"/>
-        <w:rPr>
-          <w:rFonts w:ascii="宋体" w:hAnsi="宋体" w:hint="eastAsia"/>
-          <w:sz w:val="24"/>
-          <w:szCs w:val="24"/>
-        </w:rPr>
-      </w:pPr>
     </w:p>
     <w:p>
       <w:pPr>
@@ -8183,7 +8955,25 @@
           <w:sz w:val="24"/>
           <w:szCs w:val="24"/>
         </w:rPr>
-        <w:t>由于驱动电机所需要的电流较大，对于28BJY-48步进电机，每相所需要的电流都比单片机的输出电流大。因此单片机的GPIO引脚不能直接连接步进电机，而是需要连接驱动板输出大电流进行驱动。常用的驱动芯片有ULN2003，但是该芯片只有7个通道，并不足以支撑两个步进电机的驱动。</w:t>
+        <w:t>由于驱动电机所需要的电流较大，对于28BJY-48步进电机，</w:t>
+      </w:r>
+      <w:proofErr w:type="gramStart"/>
+      <w:r>
+        <w:rPr>
+          <w:rFonts w:ascii="宋体" w:hAnsi="宋体" w:hint="eastAsia"/>
+          <w:sz w:val="24"/>
+          <w:szCs w:val="24"/>
+        </w:rPr>
+        <w:t>每相所</w:t>
+      </w:r>
+      <w:proofErr w:type="gramEnd"/>
+      <w:r>
+        <w:rPr>
+          <w:rFonts w:ascii="宋体" w:hAnsi="宋体" w:hint="eastAsia"/>
+          <w:sz w:val="24"/>
+          <w:szCs w:val="24"/>
+        </w:rPr>
+        <w:t>需要的电流都比单片机的输出电流大。因此单片机的GPIO引脚不能直接连接步进电机，而是需要连接驱动板输出大电流进行驱动。常用的驱动芯片有ULN2003，但是该芯片只有7个通道，并不足以支撑两个步进电机的驱动。</w:t>
       </w:r>
     </w:p>
     <w:p>
@@ -8202,7 +8992,43 @@
           <w:sz w:val="24"/>
           <w:szCs w:val="24"/>
         </w:rPr>
-        <w:t>因此我们选择具有8通道的ULN2803来驱动两个步进电机。ULN2803是专为低压系统设计的大电流达林顿管阵列，电路由八个独立的达林顿管组成，</w:t>
+        <w:t>因此我们选择具有8通道的ULN2803来驱动两个步进电机。ULN2803是专为低压系统设计的大电流达</w:t>
+      </w:r>
+      <w:proofErr w:type="gramStart"/>
+      <w:r>
+        <w:rPr>
+          <w:rFonts w:ascii="宋体" w:hAnsi="宋体" w:hint="eastAsia"/>
+          <w:sz w:val="24"/>
+          <w:szCs w:val="24"/>
+        </w:rPr>
+        <w:t>林顿管阵列</w:t>
+      </w:r>
+      <w:proofErr w:type="gramEnd"/>
+      <w:r>
+        <w:rPr>
+          <w:rFonts w:ascii="宋体" w:hAnsi="宋体" w:hint="eastAsia"/>
+          <w:sz w:val="24"/>
+          <w:szCs w:val="24"/>
+        </w:rPr>
+        <w:t>，电路由八个独立的达</w:t>
+      </w:r>
+      <w:proofErr w:type="gramStart"/>
+      <w:r>
+        <w:rPr>
+          <w:rFonts w:ascii="宋体" w:hAnsi="宋体" w:hint="eastAsia"/>
+          <w:sz w:val="24"/>
+          <w:szCs w:val="24"/>
+        </w:rPr>
+        <w:t>林顿管组成</w:t>
+      </w:r>
+      <w:proofErr w:type="gramEnd"/>
+      <w:r>
+        <w:rPr>
+          <w:rFonts w:ascii="宋体" w:hAnsi="宋体" w:hint="eastAsia"/>
+          <w:sz w:val="24"/>
+          <w:szCs w:val="24"/>
+        </w:rPr>
+        <w:t>，</w:t>
       </w:r>
       <w:r>
         <w:rPr>
@@ -8210,15 +9036,69 @@
           <w:sz w:val="24"/>
           <w:szCs w:val="24"/>
         </w:rPr>
-        <w:t>达林顿管通常由两个NPN或PNP晶体管组成，它们的基极和集电极相连，而发射极则分别连接到外部电路。这种连接方式使得第一个晶体管的集电极电流成为第二个晶体管的基极电流，从而实现电流的二次放大。</w:t>
-      </w:r>
-      <w:r>
-        <w:rPr>
-          <w:rFonts w:ascii="宋体" w:hAnsi="宋体" w:hint="eastAsia"/>
-          <w:sz w:val="24"/>
-          <w:szCs w:val="24"/>
-        </w:rPr>
-        <w:t>每个达林顿管带有续流二极管，可用于驱动继电器、步进电机等感性负载。单个达林顿管在输入电压低至 1.8V 状态下支持电流 500mA 输出，将达林顿管并联可以得到更大输出电流能力。该电路广泛应用于继电器驱动、照明驱动、显示屏驱动、步进电机驱动和逻辑缓冲器。图7为ULN2803的芯片内部电路逻辑图。</w:t>
+        <w:t>达</w:t>
+      </w:r>
+      <w:proofErr w:type="gramStart"/>
+      <w:r>
+        <w:rPr>
+          <w:rFonts w:ascii="宋体" w:hAnsi="宋体"/>
+          <w:sz w:val="24"/>
+          <w:szCs w:val="24"/>
+        </w:rPr>
+        <w:t>林顿管通常</w:t>
+      </w:r>
+      <w:proofErr w:type="gramEnd"/>
+      <w:r>
+        <w:rPr>
+          <w:rFonts w:ascii="宋体" w:hAnsi="宋体"/>
+          <w:sz w:val="24"/>
+          <w:szCs w:val="24"/>
+        </w:rPr>
+        <w:t>由两个NPN或PNP晶体管组成，它们的基极和集电极相连，而发射极则分别连接到外部电路。这种连接方式使得第一个晶体管的集电极电流成为第二个晶体管的基极电流，从而实现电流的二次放大。</w:t>
+      </w:r>
+      <w:r>
+        <w:rPr>
+          <w:rFonts w:ascii="宋体" w:hAnsi="宋体" w:hint="eastAsia"/>
+          <w:sz w:val="24"/>
+          <w:szCs w:val="24"/>
+        </w:rPr>
+        <w:t>每个达林顿管带有续流二极管，可用于驱动继电器、步进电机等感性负载。</w:t>
+      </w:r>
+      <w:proofErr w:type="gramStart"/>
+      <w:r>
+        <w:rPr>
+          <w:rFonts w:ascii="宋体" w:hAnsi="宋体" w:hint="eastAsia"/>
+          <w:sz w:val="24"/>
+          <w:szCs w:val="24"/>
+        </w:rPr>
+        <w:t>单个达林顿管</w:t>
+      </w:r>
+      <w:proofErr w:type="gramEnd"/>
+      <w:r>
+        <w:rPr>
+          <w:rFonts w:ascii="宋体" w:hAnsi="宋体" w:hint="eastAsia"/>
+          <w:sz w:val="24"/>
+          <w:szCs w:val="24"/>
+        </w:rPr>
+        <w:t>在输入电压低至 1.8V 状态下支持电流 500mA 输出，将达</w:t>
+      </w:r>
+      <w:proofErr w:type="gramStart"/>
+      <w:r>
+        <w:rPr>
+          <w:rFonts w:ascii="宋体" w:hAnsi="宋体" w:hint="eastAsia"/>
+          <w:sz w:val="24"/>
+          <w:szCs w:val="24"/>
+        </w:rPr>
+        <w:t>林顿管并联</w:t>
+      </w:r>
+      <w:proofErr w:type="gramEnd"/>
+      <w:r>
+        <w:rPr>
+          <w:rFonts w:ascii="宋体" w:hAnsi="宋体" w:hint="eastAsia"/>
+          <w:sz w:val="24"/>
+          <w:szCs w:val="24"/>
+        </w:rPr>
+        <w:t>可以得到更大输出电流能力。该电路广泛应用于继电器驱动、照明驱动、显示屏驱动、步进电机驱动和逻辑缓冲器。图7为ULN2803的芯片内部电路逻辑图。</w:t>
       </w:r>
     </w:p>
     <w:p>
@@ -8236,6 +9116,9 @@
       <w:pPr>
         <w:spacing w:line="360" w:lineRule="auto"/>
         <w:ind w:firstLine="420"/>
+        <w:rPr>
+          <w:rFonts w:hint="eastAsia"/>
+        </w:rPr>
       </w:pPr>
       <w:r>
         <w:rPr>
@@ -8285,7 +9168,53 @@
       <w:pPr>
         <w:spacing w:line="360" w:lineRule="auto"/>
         <w:ind w:firstLine="420"/>
-      </w:pPr>
+        <w:jc w:val="center"/>
+        <w:rPr>
+          <w:rFonts w:ascii="宋体" w:hAnsi="宋体" w:hint="eastAsia"/>
+          <w:sz w:val="24"/>
+          <w:szCs w:val="24"/>
+        </w:rPr>
+      </w:pPr>
+      <w:r>
+        <w:rPr>
+          <w:rFonts w:ascii="宋体" w:hAnsi="宋体" w:hint="eastAsia"/>
+          <w:sz w:val="24"/>
+          <w:szCs w:val="24"/>
+        </w:rPr>
+        <w:t>图7</w:t>
+      </w:r>
+      <w:r>
+        <w:rPr>
+          <w:rFonts w:ascii="宋体" w:hAnsi="宋体" w:hint="eastAsia"/>
+          <w:sz w:val="24"/>
+          <w:szCs w:val="24"/>
+        </w:rPr>
+        <w:t xml:space="preserve"> ULN2803逻辑图</w:t>
+      </w:r>
+      <w:r>
+        <w:rPr>
+          <w:rFonts w:ascii="宋体" w:hAnsi="宋体" w:hint="eastAsia"/>
+          <w:sz w:val="24"/>
+          <w:szCs w:val="24"/>
+        </w:rPr>
+        <w:t>（左）</w:t>
+      </w:r>
+      <w:r>
+        <w:rPr>
+          <w:rFonts w:ascii="宋体" w:hAnsi="宋体" w:hint="eastAsia"/>
+          <w:sz w:val="24"/>
+          <w:szCs w:val="24"/>
+        </w:rPr>
+        <w:t>及局部示意图</w:t>
+      </w:r>
+      <w:r>
+        <w:rPr>
+          <w:rFonts w:ascii="宋体" w:hAnsi="宋体" w:hint="eastAsia"/>
+          <w:sz w:val="24"/>
+          <w:szCs w:val="24"/>
+        </w:rPr>
+        <w:t>（右）</w:t>
+      </w:r>
     </w:p>
     <w:p>
       <w:pPr>
@@ -8298,26 +9227,6 @@
           <w:szCs w:val="24"/>
         </w:rPr>
       </w:pPr>
-      <w:r>
-        <w:rPr>
-          <w:rFonts w:ascii="宋体" w:hAnsi="宋体" w:hint="eastAsia"/>
-          <w:sz w:val="24"/>
-          <w:szCs w:val="24"/>
-        </w:rPr>
-        <w:t>图7</w:t>
-      </w:r>
-    </w:p>
-    <w:p>
-      <w:pPr>
-        <w:spacing w:line="360" w:lineRule="auto"/>
-        <w:ind w:firstLine="420"/>
-        <w:jc w:val="center"/>
-        <w:rPr>
-          <w:rFonts w:ascii="宋体" w:hAnsi="宋体" w:hint="eastAsia"/>
-          <w:sz w:val="24"/>
-          <w:szCs w:val="24"/>
-        </w:rPr>
-      </w:pPr>
     </w:p>
     <w:p>
       <w:pPr>
@@ -8472,12 +9381,53 @@
         </w:rPr>
         <w:t>GPIO</w:t>
       </w:r>
-      <w:r>
-        <w:rPr>
-          <w:rFonts w:hint="eastAsia"/>
-          <w:sz w:val="24"/>
-        </w:rPr>
-        <w:t>输出低电平时，两个晶体管均不导通，故此时芯片与步进电机没有形成回路，输出端表现为高阻态因此步进电机内部线圈不得电不会吸引转子转动。</w:t>
+      <w:proofErr w:type="gramStart"/>
+      <w:r>
+        <w:rPr>
+          <w:rFonts w:hint="eastAsia"/>
+          <w:sz w:val="24"/>
+        </w:rPr>
+        <w:t>输出低</w:t>
+      </w:r>
+      <w:proofErr w:type="gramEnd"/>
+      <w:r>
+        <w:rPr>
+          <w:rFonts w:hint="eastAsia"/>
+          <w:sz w:val="24"/>
+        </w:rPr>
+        <w:t>电平时，两个晶体管均不导通，故此时芯片与步进电机没有形成回路，输出</w:t>
+      </w:r>
+      <w:proofErr w:type="gramStart"/>
+      <w:r>
+        <w:rPr>
+          <w:rFonts w:hint="eastAsia"/>
+          <w:sz w:val="24"/>
+        </w:rPr>
+        <w:t>端表现为高阻态因此</w:t>
+      </w:r>
+      <w:proofErr w:type="gramEnd"/>
+      <w:r>
+        <w:rPr>
+          <w:rFonts w:hint="eastAsia"/>
+          <w:sz w:val="24"/>
+        </w:rPr>
+        <w:t>步进电机内部线圈不得</w:t>
+      </w:r>
+      <w:proofErr w:type="gramStart"/>
+      <w:r>
+        <w:rPr>
+          <w:rFonts w:hint="eastAsia"/>
+          <w:sz w:val="24"/>
+        </w:rPr>
+        <w:t>电不会</w:t>
+      </w:r>
+      <w:proofErr w:type="gramEnd"/>
+      <w:r>
+        <w:rPr>
+          <w:rFonts w:hint="eastAsia"/>
+          <w:sz w:val="24"/>
+        </w:rPr>
+        <w:t>吸引转子转动。</w:t>
       </w:r>
     </w:p>
     <w:p>
@@ -8512,7 +9462,23 @@
           <w:rFonts w:hint="eastAsia"/>
           <w:sz w:val="24"/>
         </w:rPr>
-        <w:t>可以发现在公共端和输出端接入了一个续流二极管，当反电动势产生时，可以通过该回路消除反向电流保护芯片，同时为了使续流电流尽量小，因此公共端需要接高电平，一般接步进电机的公共端电源。</w:t>
+        <w:t>可以发现在公共端和输出端接入了一个续流二极管，当反电动势产生时，可以通过该回路消除反向电流保护芯片，同时为了使续流电流尽量小，因此公共</w:t>
+      </w:r>
+      <w:proofErr w:type="gramStart"/>
+      <w:r>
+        <w:rPr>
+          <w:rFonts w:hint="eastAsia"/>
+          <w:sz w:val="24"/>
+        </w:rPr>
+        <w:t>端需要</w:t>
+      </w:r>
+      <w:proofErr w:type="gramEnd"/>
+      <w:r>
+        <w:rPr>
+          <w:rFonts w:hint="eastAsia"/>
+          <w:sz w:val="24"/>
+        </w:rPr>
+        <w:t>接高电平，一般接步进电机的公共端电源。</w:t>
       </w:r>
     </w:p>
     <w:p>
@@ -8667,6 +9633,20 @@
         </w:rPr>
         <w:t>8</w:t>
       </w:r>
+      <w:r>
+        <w:rPr>
+          <w:rFonts w:hint="eastAsia"/>
+          <w:sz w:val="24"/>
+        </w:rPr>
+        <w:t xml:space="preserve"> </w:t>
+      </w:r>
+      <w:r>
+        <w:rPr>
+          <w:rFonts w:hint="eastAsia"/>
+          <w:sz w:val="24"/>
+        </w:rPr>
+        <w:t>双电机驱动电路设计</w:t>
+      </w:r>
     </w:p>
     <w:p>
       <w:pPr>
@@ -8695,11 +9675,19 @@
       <w:r>
         <w:t xml:space="preserve">  </w:t>
       </w:r>
-      <w:r>
-        <w:rPr>
-          <w:rFonts w:hint="eastAsia"/>
-        </w:rPr>
-        <w:t>蓝牙模块选型</w:t>
+      <w:proofErr w:type="gramStart"/>
+      <w:r>
+        <w:rPr>
+          <w:rFonts w:hint="eastAsia"/>
+        </w:rPr>
+        <w:t>蓝牙模块</w:t>
+      </w:r>
+      <w:proofErr w:type="gramEnd"/>
+      <w:r>
+        <w:rPr>
+          <w:rFonts w:hint="eastAsia"/>
+        </w:rPr>
+        <w:t>选型</w:t>
       </w:r>
       <w:bookmarkEnd w:id="11"/>
     </w:p>
@@ -8717,12 +9705,37 @@
         </w:rPr>
         <w:tab/>
       </w:r>
-      <w:r>
-        <w:rPr>
-          <w:rFonts w:hint="eastAsia"/>
-          <w:sz w:val="24"/>
-        </w:rPr>
-        <w:t>蓝牙选型首先需要确定蓝牙协议，因为需要能播放手机的音频，因此首先该模块需要有解码音频数据的能力，同时集成功放芯片。因此选择</w:t>
+      <w:proofErr w:type="gramStart"/>
+      <w:r>
+        <w:rPr>
+          <w:rFonts w:hint="eastAsia"/>
+          <w:sz w:val="24"/>
+        </w:rPr>
+        <w:t>蓝牙选型</w:t>
+      </w:r>
+      <w:proofErr w:type="gramEnd"/>
+      <w:r>
+        <w:rPr>
+          <w:rFonts w:hint="eastAsia"/>
+          <w:sz w:val="24"/>
+        </w:rPr>
+        <w:t>首先需要</w:t>
+      </w:r>
+      <w:proofErr w:type="gramStart"/>
+      <w:r>
+        <w:rPr>
+          <w:rFonts w:hint="eastAsia"/>
+          <w:sz w:val="24"/>
+        </w:rPr>
+        <w:t>确定蓝牙协议</w:t>
+      </w:r>
+      <w:proofErr w:type="gramEnd"/>
+      <w:r>
+        <w:rPr>
+          <w:rFonts w:hint="eastAsia"/>
+          <w:sz w:val="24"/>
+        </w:rPr>
+        <w:t>，因为需要能播放手机的音频，因此首先该模块需要有解码音频数据的能力，同时集成功放芯片。因此选择</w:t>
       </w:r>
       <w:r>
         <w:rPr>
@@ -8736,7 +9749,23 @@
           <w:rFonts w:hint="eastAsia"/>
           <w:sz w:val="24"/>
         </w:rPr>
-        <w:t>模块使用，该模块使用杰理旗下的</w:t>
+        <w:t>模块使用，该模块</w:t>
+      </w:r>
+      <w:proofErr w:type="gramStart"/>
+      <w:r>
+        <w:rPr>
+          <w:rFonts w:hint="eastAsia"/>
+          <w:sz w:val="24"/>
+        </w:rPr>
+        <w:t>使用杰理旗下</w:t>
+      </w:r>
+      <w:proofErr w:type="gramEnd"/>
+      <w:r>
+        <w:rPr>
+          <w:rFonts w:hint="eastAsia"/>
+          <w:sz w:val="24"/>
+        </w:rPr>
+        <w:t>的</w:t>
       </w:r>
       <w:r>
         <w:rPr>
@@ -8802,8 +9831,17 @@
           <w:rFonts w:hint="eastAsia"/>
           <w:sz w:val="24"/>
         </w:rPr>
-        <w:t>，支持蓝牙</w:t>
-      </w:r>
+        <w:t>，</w:t>
+      </w:r>
+      <w:proofErr w:type="gramStart"/>
+      <w:r>
+        <w:rPr>
+          <w:rFonts w:hint="eastAsia"/>
+          <w:sz w:val="24"/>
+        </w:rPr>
+        <w:t>支持蓝牙</w:t>
+      </w:r>
+      <w:proofErr w:type="gramEnd"/>
       <w:r>
         <w:rPr>
           <w:rFonts w:hint="eastAsia"/>
@@ -9144,19 +10182,44 @@
         </w:rPr>
         <w:t>ESP32-S3-N16R8</w:t>
       </w:r>
-      <w:r>
-        <w:rPr>
-          <w:rFonts w:hint="eastAsia"/>
-          <w:sz w:val="24"/>
-        </w:rPr>
-        <w:t>板载了天线，</w:t>
+      <w:proofErr w:type="gramStart"/>
+      <w:r>
+        <w:rPr>
+          <w:rFonts w:hint="eastAsia"/>
+          <w:sz w:val="24"/>
+        </w:rPr>
+        <w:t>板载了</w:t>
+      </w:r>
+      <w:proofErr w:type="gramEnd"/>
+      <w:r>
+        <w:rPr>
+          <w:rFonts w:hint="eastAsia"/>
+          <w:sz w:val="24"/>
+        </w:rPr>
+        <w:t>天线，</w:t>
       </w:r>
       <w:r>
         <w:rPr>
           <w:rFonts w:ascii="宋体" w:hAnsi="宋体"/>
           <w:sz w:val="24"/>
         </w:rPr>
-        <w:t>支持802.11 b/g/n和蓝牙5.</w:t>
+        <w:t>支持802.11 b/g/n</w:t>
+      </w:r>
+      <w:proofErr w:type="gramStart"/>
+      <w:r>
+        <w:rPr>
+          <w:rFonts w:ascii="宋体" w:hAnsi="宋体"/>
+          <w:sz w:val="24"/>
+        </w:rPr>
+        <w:t>和蓝牙</w:t>
+      </w:r>
+      <w:proofErr w:type="gramEnd"/>
+      <w:r>
+        <w:rPr>
+          <w:rFonts w:ascii="宋体" w:hAnsi="宋体"/>
+          <w:sz w:val="24"/>
+        </w:rPr>
+        <w:t>5.</w:t>
       </w:r>
       <w:r>
         <w:rPr>
@@ -9322,7 +10385,23 @@
           <w:rFonts w:hint="eastAsia"/>
           <w:sz w:val="24"/>
         </w:rPr>
-        <w:t>语音交互还需要有输入输出设备，因此还需要选取麦克风以及喇叭，为了保证音频的输出质量，需采用音频功放对输出的音频信号进行处理，最终确定采用</w:t>
+        <w:t>语音</w:t>
+      </w:r>
+      <w:proofErr w:type="gramStart"/>
+      <w:r>
+        <w:rPr>
+          <w:rFonts w:hint="eastAsia"/>
+          <w:sz w:val="24"/>
+        </w:rPr>
+        <w:t>交互还</w:t>
+      </w:r>
+      <w:proofErr w:type="gramEnd"/>
+      <w:r>
+        <w:rPr>
+          <w:rFonts w:hint="eastAsia"/>
+          <w:sz w:val="24"/>
+        </w:rPr>
+        <w:t>需要有输入输出设备，因此还需要选取麦克风以及喇叭，为了保证音频的输出质量，需采用音频功放对输出的音频信号进行处理，最终确定采用</w:t>
       </w:r>
       <w:r>
         <w:rPr>
@@ -9636,7 +10715,25 @@
           <w:sz w:val="24"/>
           <w:szCs w:val="24"/>
         </w:rPr>
-        <w:t>在芯片的输出端首先接一颗SS56A的肖特基二极管。因为</w:t>
+        <w:t>在芯片的输出</w:t>
+      </w:r>
+      <w:proofErr w:type="gramStart"/>
+      <w:r>
+        <w:rPr>
+          <w:rFonts w:ascii="宋体" w:hAnsi="宋体" w:hint="eastAsia"/>
+          <w:sz w:val="24"/>
+          <w:szCs w:val="24"/>
+        </w:rPr>
+        <w:t>端首先接</w:t>
+      </w:r>
+      <w:proofErr w:type="gramEnd"/>
+      <w:r>
+        <w:rPr>
+          <w:rFonts w:ascii="宋体" w:hAnsi="宋体" w:hint="eastAsia"/>
+          <w:sz w:val="24"/>
+          <w:szCs w:val="24"/>
+        </w:rPr>
+        <w:t>一颗SS56A的肖特基二极管。因为</w:t>
       </w:r>
       <w:r>
         <w:rPr>
@@ -9684,7 +10781,43 @@
           <w:sz w:val="24"/>
           <w:szCs w:val="24"/>
         </w:rPr>
-        <w:t>-5.0工作时并不会通过该回路连接至负载。因此可以利用二极管的单向导电性，在电感两端接入一个肖特基二极管。对比于普通的二极管，肖特基二极管有更低的正向导通电压以及更快的恢复时间。这意味着可以带来更高的转换效率。在降压电路的最后接入一颗330μF的点解电容使输出电压更加的平滑和稳定。电路设计如图9</w:t>
+        <w:t>-5.0工作时并不会通过该回路连接至负载。因此可以利用二极管的单向导电性，在电感两端接入一个肖特基二极管。对比于普通的二极管，肖特基二极管有更低的正向导通电</w:t>
+      </w:r>
+      <w:proofErr w:type="gramStart"/>
+      <w:r>
+        <w:rPr>
+          <w:rFonts w:ascii="宋体" w:hAnsi="宋体" w:hint="eastAsia"/>
+          <w:sz w:val="24"/>
+          <w:szCs w:val="24"/>
+        </w:rPr>
+        <w:t>压以及</w:t>
+      </w:r>
+      <w:proofErr w:type="gramEnd"/>
+      <w:r>
+        <w:rPr>
+          <w:rFonts w:ascii="宋体" w:hAnsi="宋体" w:hint="eastAsia"/>
+          <w:sz w:val="24"/>
+          <w:szCs w:val="24"/>
+        </w:rPr>
+        <w:t>更快的恢复时间。这意味着可以带来更高的转换效率。在降压电路的最后接入一颗330μF</w:t>
+      </w:r>
+      <w:proofErr w:type="gramStart"/>
+      <w:r>
+        <w:rPr>
+          <w:rFonts w:ascii="宋体" w:hAnsi="宋体" w:hint="eastAsia"/>
+          <w:sz w:val="24"/>
+          <w:szCs w:val="24"/>
+        </w:rPr>
+        <w:t>的点解电容</w:t>
+      </w:r>
+      <w:proofErr w:type="gramEnd"/>
+      <w:r>
+        <w:rPr>
+          <w:rFonts w:ascii="宋体" w:hAnsi="宋体" w:hint="eastAsia"/>
+          <w:sz w:val="24"/>
+          <w:szCs w:val="24"/>
+        </w:rPr>
+        <w:t>使输出电压更加的平滑和稳定。电路设计如图9</w:t>
       </w:r>
     </w:p>
     <w:p>
@@ -9770,6 +10903,14 @@
         </w:rPr>
         <w:t>图9</w:t>
       </w:r>
+      <w:r>
+        <w:rPr>
+          <w:rFonts w:ascii="宋体" w:hAnsi="宋体" w:hint="eastAsia"/>
+          <w:sz w:val="24"/>
+          <w:szCs w:val="24"/>
+        </w:rPr>
+        <w:t xml:space="preserve"> 12V转5V电路设计</w:t>
+      </w:r>
     </w:p>
     <w:p>
       <w:pPr>
@@ -9796,7 +10937,61 @@
           <w:sz w:val="24"/>
           <w:szCs w:val="24"/>
         </w:rPr>
-        <w:t>PCB布局方面，LM2596S-5.0的输出端应该与SS56A和电感相近,同时电感下不宜走线防止干扰,应在电感区域采取禁止铺铜的方式消除干扰。在芯片的输入端，因为输入为12V电源。应采取局部铺铜的方式接入电源以提高抗干扰能力及增强散热性能。PCB布局设计如图10所示</w:t>
+        <w:t>PCB布局方面，LM2596S-5.0的输出端应该与SS56A和电感相近,同时电感下</w:t>
+      </w:r>
+      <w:proofErr w:type="gramStart"/>
+      <w:r>
+        <w:rPr>
+          <w:rFonts w:ascii="宋体" w:hAnsi="宋体" w:hint="eastAsia"/>
+          <w:sz w:val="24"/>
+          <w:szCs w:val="24"/>
+        </w:rPr>
+        <w:t>不宜走线防止</w:t>
+      </w:r>
+      <w:proofErr w:type="gramEnd"/>
+      <w:r>
+        <w:rPr>
+          <w:rFonts w:ascii="宋体" w:hAnsi="宋体" w:hint="eastAsia"/>
+          <w:sz w:val="24"/>
+          <w:szCs w:val="24"/>
+        </w:rPr>
+        <w:t>干扰,应在电感区域采取</w:t>
+      </w:r>
+      <w:proofErr w:type="gramStart"/>
+      <w:r>
+        <w:rPr>
+          <w:rFonts w:ascii="宋体" w:hAnsi="宋体" w:hint="eastAsia"/>
+          <w:sz w:val="24"/>
+          <w:szCs w:val="24"/>
+        </w:rPr>
+        <w:t>禁止铺铜的</w:t>
+      </w:r>
+      <w:proofErr w:type="gramEnd"/>
+      <w:r>
+        <w:rPr>
+          <w:rFonts w:ascii="宋体" w:hAnsi="宋体" w:hint="eastAsia"/>
+          <w:sz w:val="24"/>
+          <w:szCs w:val="24"/>
+        </w:rPr>
+        <w:t>方式消除干扰。在芯片的输入端，因为输入为12V电源。应采取</w:t>
+      </w:r>
+      <w:proofErr w:type="gramStart"/>
+      <w:r>
+        <w:rPr>
+          <w:rFonts w:ascii="宋体" w:hAnsi="宋体" w:hint="eastAsia"/>
+          <w:sz w:val="24"/>
+          <w:szCs w:val="24"/>
+        </w:rPr>
+        <w:t>局部铺铜的</w:t>
+      </w:r>
+      <w:proofErr w:type="gramEnd"/>
+      <w:r>
+        <w:rPr>
+          <w:rFonts w:ascii="宋体" w:hAnsi="宋体" w:hint="eastAsia"/>
+          <w:sz w:val="24"/>
+          <w:szCs w:val="24"/>
+        </w:rPr>
+        <w:t>方式接入电源以提高抗干扰能力及增强散热性能。PCB布局设计如图10所示</w:t>
       </w:r>
     </w:p>
     <w:p>
@@ -9884,6 +11079,46 @@
         </w:rPr>
         <w:t>图10</w:t>
       </w:r>
+      <w:r>
+        <w:rPr>
+          <w:rFonts w:ascii="宋体" w:hAnsi="宋体" w:hint="eastAsia"/>
+          <w:sz w:val="24"/>
+          <w:szCs w:val="24"/>
+        </w:rPr>
+        <w:t xml:space="preserve"> 12V转5</w:t>
+      </w:r>
+      <w:r>
+        <w:rPr>
+          <w:rFonts w:ascii="宋体" w:hAnsi="宋体" w:hint="eastAsia"/>
+          <w:sz w:val="24"/>
+          <w:szCs w:val="24"/>
+        </w:rPr>
+        <w:t>电路</w:t>
+      </w:r>
+      <w:r>
+        <w:rPr>
+          <w:rFonts w:ascii="宋体" w:hAnsi="宋体" w:hint="eastAsia"/>
+          <w:sz w:val="24"/>
+          <w:szCs w:val="24"/>
+        </w:rPr>
+        <w:t>的PCB</w:t>
+      </w:r>
+      <w:r>
+        <w:rPr>
+          <w:rFonts w:ascii="宋体" w:hAnsi="宋体" w:hint="eastAsia"/>
+          <w:sz w:val="24"/>
+          <w:szCs w:val="24"/>
+        </w:rPr>
+        <w:t xml:space="preserve"> </w:t>
+      </w:r>
+      <w:r>
+        <w:rPr>
+          <w:rFonts w:ascii="宋体" w:hAnsi="宋体" w:hint="eastAsia"/>
+          <w:sz w:val="24"/>
+          <w:szCs w:val="24"/>
+        </w:rPr>
+        <w:t>Layout设计</w:t>
+      </w:r>
     </w:p>
     <w:p>
       <w:pPr>
@@ -10089,6 +11324,7 @@
         <w:ind w:firstLineChars="200" w:firstLine="480"/>
         <w:jc w:val="center"/>
         <w:rPr>
+          <w:rFonts w:hint="eastAsia"/>
           <w:sz w:val="24"/>
         </w:rPr>
       </w:pPr>
@@ -10105,6 +11341,20 @@
           <w:sz w:val="24"/>
         </w:rPr>
         <w:t>11</w:t>
+      </w:r>
+      <w:r>
+        <w:rPr>
+          <w:rFonts w:hint="eastAsia"/>
+          <w:sz w:val="24"/>
+        </w:rPr>
+        <w:t xml:space="preserve"> </w:t>
+      </w:r>
+      <w:r>
+        <w:rPr>
+          <w:rFonts w:hint="eastAsia"/>
+          <w:sz w:val="24"/>
+        </w:rPr>
+        <w:t>供电口电路设计</w:t>
       </w:r>
     </w:p>
     <w:p>
@@ -10130,7 +11380,23 @@
           <w:rFonts w:hint="eastAsia"/>
           <w:sz w:val="24"/>
         </w:rPr>
-        <w:t>电源部分应采用局部铺铜的方式，以提升散热性并承受大电流的流过。同时电源接入应在</w:t>
+        <w:t>电源部分应采用</w:t>
+      </w:r>
+      <w:proofErr w:type="gramStart"/>
+      <w:r>
+        <w:rPr>
+          <w:rFonts w:hint="eastAsia"/>
+          <w:sz w:val="24"/>
+        </w:rPr>
+        <w:t>局部铺铜的</w:t>
+      </w:r>
+      <w:proofErr w:type="gramEnd"/>
+      <w:r>
+        <w:rPr>
+          <w:rFonts w:hint="eastAsia"/>
+          <w:sz w:val="24"/>
+        </w:rPr>
+        <w:t>方式，以提升散热性并承受大电流的流过。同时电源接入应在</w:t>
       </w:r>
       <w:r>
         <w:rPr>
@@ -10238,6 +11504,7 @@
         <w:ind w:firstLineChars="200" w:firstLine="480"/>
         <w:jc w:val="center"/>
         <w:rPr>
+          <w:rFonts w:hint="eastAsia"/>
           <w:sz w:val="24"/>
         </w:rPr>
       </w:pPr>
@@ -10248,6 +11515,7 @@
         <w:ind w:firstLineChars="200" w:firstLine="480"/>
         <w:jc w:val="center"/>
         <w:rPr>
+          <w:rFonts w:hint="eastAsia"/>
           <w:sz w:val="24"/>
         </w:rPr>
       </w:pPr>
@@ -10264,6 +11532,34 @@
           <w:sz w:val="24"/>
         </w:rPr>
         <w:t>12</w:t>
+      </w:r>
+      <w:r>
+        <w:rPr>
+          <w:rFonts w:hint="eastAsia"/>
+          <w:sz w:val="24"/>
+        </w:rPr>
+        <w:t xml:space="preserve"> </w:t>
+      </w:r>
+      <w:r>
+        <w:rPr>
+          <w:rFonts w:hint="eastAsia"/>
+          <w:sz w:val="24"/>
+        </w:rPr>
+        <w:t>供电电路</w:t>
+      </w:r>
+      <w:r>
+        <w:rPr>
+          <w:rFonts w:hint="eastAsia"/>
+          <w:sz w:val="24"/>
+        </w:rPr>
+        <w:t>PCB Layout</w:t>
+      </w:r>
+      <w:r>
+        <w:rPr>
+          <w:rFonts w:hint="eastAsia"/>
+          <w:sz w:val="24"/>
+        </w:rPr>
+        <w:t>设计</w:t>
       </w:r>
     </w:p>
     <w:p>
@@ -10393,6 +11689,9 @@
         <w:spacing w:beforeLines="30" w:before="93" w:line="360" w:lineRule="auto"/>
         <w:ind w:firstLine="420"/>
         <w:jc w:val="center"/>
+        <w:rPr>
+          <w:rFonts w:hint="eastAsia"/>
+        </w:rPr>
       </w:pPr>
     </w:p>
     <w:p>
@@ -10424,6 +11723,24 @@
           <w:szCs w:val="24"/>
         </w:rPr>
         <w:t>13</w:t>
+      </w:r>
+      <w:r>
+        <w:rPr>
+          <w:rFonts w:hint="eastAsia"/>
+          <w:color w:val="000000"/>
+          <w:sz w:val="24"/>
+          <w:szCs w:val="24"/>
+        </w:rPr>
+        <w:t xml:space="preserve"> </w:t>
+      </w:r>
+      <w:r>
+        <w:rPr>
+          <w:rFonts w:hint="eastAsia"/>
+          <w:color w:val="000000"/>
+          <w:sz w:val="24"/>
+          <w:szCs w:val="24"/>
+        </w:rPr>
+        <w:t>预留电源电路设计</w:t>
       </w:r>
     </w:p>
     <w:p>
@@ -10967,6 +12284,7 @@
         <w:ind w:firstLineChars="200" w:firstLine="480"/>
         <w:jc w:val="center"/>
         <w:rPr>
+          <w:rFonts w:hint="eastAsia"/>
           <w:sz w:val="24"/>
         </w:rPr>
       </w:pPr>
@@ -10983,6 +12301,34 @@
           <w:sz w:val="24"/>
         </w:rPr>
         <w:t>14</w:t>
+      </w:r>
+      <w:r>
+        <w:rPr>
+          <w:rFonts w:hint="eastAsia"/>
+          <w:sz w:val="24"/>
+        </w:rPr>
+        <w:t xml:space="preserve"> 5V</w:t>
+      </w:r>
+      <w:r>
+        <w:rPr>
+          <w:rFonts w:hint="eastAsia"/>
+          <w:sz w:val="24"/>
+        </w:rPr>
+        <w:t>转</w:t>
+      </w:r>
+      <w:r>
+        <w:rPr>
+          <w:rFonts w:hint="eastAsia"/>
+          <w:sz w:val="24"/>
+        </w:rPr>
+        <w:t>3.3V</w:t>
+      </w:r>
+      <w:r>
+        <w:rPr>
+          <w:rFonts w:hint="eastAsia"/>
+          <w:sz w:val="24"/>
+        </w:rPr>
+        <w:t>电路设计</w:t>
       </w:r>
     </w:p>
     <w:p/>
@@ -11382,6 +12728,7 @@
         <w:ind w:firstLineChars="200" w:firstLine="480"/>
         <w:jc w:val="center"/>
         <w:rPr>
+          <w:rFonts w:hint="eastAsia"/>
           <w:sz w:val="24"/>
         </w:rPr>
       </w:pPr>
@@ -11398,6 +12745,20 @@
           <w:sz w:val="24"/>
         </w:rPr>
         <w:t>15</w:t>
+      </w:r>
+      <w:r>
+        <w:rPr>
+          <w:rFonts w:hint="eastAsia"/>
+          <w:sz w:val="24"/>
+        </w:rPr>
+        <w:t xml:space="preserve"> STM32F103C8T6</w:t>
+      </w:r>
+      <w:r>
+        <w:rPr>
+          <w:rFonts w:hint="eastAsia"/>
+          <w:sz w:val="24"/>
+        </w:rPr>
+        <w:t>后备电源局部电源树</w:t>
       </w:r>
     </w:p>
     <w:p>
@@ -11461,7 +12822,25 @@
           <w:sz w:val="24"/>
           <w:szCs w:val="24"/>
         </w:rPr>
-        <w:t>PCB的布局是决定系统能否正常工作中至关重要的一环，好的布局可以有效提升信号的传输并且降低功耗。同时在适宜的位置进行铺铜可以有效的减少电磁干扰。</w:t>
+        <w:t>PCB的布局是决定系统能否正常工作中至关重要的一环，好的布局可以有效提升信号的传输并且降低功耗。同时在适宜的位置</w:t>
+      </w:r>
+      <w:proofErr w:type="gramStart"/>
+      <w:r>
+        <w:rPr>
+          <w:rFonts w:ascii="宋体" w:hAnsi="宋体" w:cs="宋体" w:hint="eastAsia"/>
+          <w:sz w:val="24"/>
+          <w:szCs w:val="24"/>
+        </w:rPr>
+        <w:t>进行铺铜可以</w:t>
+      </w:r>
+      <w:proofErr w:type="gramEnd"/>
+      <w:r>
+        <w:rPr>
+          <w:rFonts w:ascii="宋体" w:hAnsi="宋体" w:cs="宋体" w:hint="eastAsia"/>
+          <w:sz w:val="24"/>
+          <w:szCs w:val="24"/>
+        </w:rPr>
+        <w:t>有效的减少电磁干扰。</w:t>
       </w:r>
       <w:r>
         <w:rPr>
@@ -11565,7 +12944,25 @@
           <w:sz w:val="24"/>
           <w:szCs w:val="24"/>
         </w:rPr>
-        <w:t>为方便交互，0.96寸的OLED放置在按键模块的上方，并利用排母引出提升OLED的高度便于获取信息。在OLED下方可放置为VBAT引脚供电的纽扣电池。</w:t>
+        <w:t>为方便交互，0.96寸的OLED放置在按键模块的上方，并</w:t>
+      </w:r>
+      <w:proofErr w:type="gramStart"/>
+      <w:r>
+        <w:rPr>
+          <w:rFonts w:ascii="宋体" w:hAnsi="宋体" w:cs="宋体" w:hint="eastAsia"/>
+          <w:sz w:val="24"/>
+          <w:szCs w:val="24"/>
+        </w:rPr>
+        <w:t>利用排母引出</w:t>
+      </w:r>
+      <w:proofErr w:type="gramEnd"/>
+      <w:r>
+        <w:rPr>
+          <w:rFonts w:ascii="宋体" w:hAnsi="宋体" w:cs="宋体" w:hint="eastAsia"/>
+          <w:sz w:val="24"/>
+          <w:szCs w:val="24"/>
+        </w:rPr>
+        <w:t>提升OLED的高度便于获取信息。在OLED下方可放置为VBAT引脚供电的纽扣电池。</w:t>
       </w:r>
     </w:p>
     <w:p>
@@ -11584,7 +12981,43 @@
           <w:sz w:val="24"/>
           <w:szCs w:val="24"/>
         </w:rPr>
-        <w:t>对于STM32F103C8T6可采用排母将其固定，当出现问题时便于更换。并将各个引脚通过排针引出，可用于后续的功能拓展。</w:t>
+        <w:t>对于STM32F103C8T6可</w:t>
+      </w:r>
+      <w:proofErr w:type="gramStart"/>
+      <w:r>
+        <w:rPr>
+          <w:rFonts w:ascii="宋体" w:hAnsi="宋体" w:cs="宋体" w:hint="eastAsia"/>
+          <w:sz w:val="24"/>
+          <w:szCs w:val="24"/>
+        </w:rPr>
+        <w:t>采用排母将</w:t>
+      </w:r>
+      <w:proofErr w:type="gramEnd"/>
+      <w:r>
+        <w:rPr>
+          <w:rFonts w:ascii="宋体" w:hAnsi="宋体" w:cs="宋体" w:hint="eastAsia"/>
+          <w:sz w:val="24"/>
+          <w:szCs w:val="24"/>
+        </w:rPr>
+        <w:t>其固定，当出现问题时便于更换。并将各个引脚</w:t>
+      </w:r>
+      <w:proofErr w:type="gramStart"/>
+      <w:r>
+        <w:rPr>
+          <w:rFonts w:ascii="宋体" w:hAnsi="宋体" w:cs="宋体" w:hint="eastAsia"/>
+          <w:sz w:val="24"/>
+          <w:szCs w:val="24"/>
+        </w:rPr>
+        <w:t>通过排针引出</w:t>
+      </w:r>
+      <w:proofErr w:type="gramEnd"/>
+      <w:r>
+        <w:rPr>
+          <w:rFonts w:ascii="宋体" w:hAnsi="宋体" w:cs="宋体" w:hint="eastAsia"/>
+          <w:sz w:val="24"/>
+          <w:szCs w:val="24"/>
+        </w:rPr>
+        <w:t>，可用于后续的功能拓展。</w:t>
       </w:r>
     </w:p>
     <w:p>
@@ -11696,15 +13129,58 @@
       <w:pPr>
         <w:ind w:firstLine="420"/>
         <w:jc w:val="center"/>
-      </w:pPr>
-      <w:r>
+        <w:rPr>
+          <w:rFonts w:hint="eastAsia"/>
+          <w:sz w:val="24"/>
+          <w:szCs w:val="24"/>
+        </w:rPr>
+      </w:pPr>
+      <w:r>
+        <w:rPr>
+          <w:sz w:val="24"/>
+          <w:szCs w:val="24"/>
+        </w:rPr>
         <w:t>图</w:t>
       </w:r>
       <w:r>
         <w:rPr>
           <w:rFonts w:hint="eastAsia"/>
+          <w:sz w:val="24"/>
+          <w:szCs w:val="24"/>
         </w:rPr>
         <w:t>16</w:t>
+      </w:r>
+      <w:r>
+        <w:rPr>
+          <w:rFonts w:hint="eastAsia"/>
+          <w:sz w:val="24"/>
+          <w:szCs w:val="24"/>
+        </w:rPr>
+        <w:t xml:space="preserve"> </w:t>
+      </w:r>
+      <w:r>
+        <w:rPr>
+          <w:rFonts w:hint="eastAsia"/>
+          <w:sz w:val="24"/>
+          <w:szCs w:val="24"/>
+        </w:rPr>
+        <w:t>本文智能时钟系统整体</w:t>
+      </w:r>
+      <w:r>
+        <w:rPr>
+          <w:rFonts w:hint="eastAsia"/>
+          <w:sz w:val="24"/>
+          <w:szCs w:val="24"/>
+        </w:rPr>
+        <w:t>PCB Layout</w:t>
+      </w:r>
+      <w:r>
+        <w:rPr>
+          <w:rFonts w:hint="eastAsia"/>
+          <w:sz w:val="24"/>
+          <w:szCs w:val="24"/>
+        </w:rPr>
+        <w:t>设计</w:t>
       </w:r>
     </w:p>
     <w:p>
@@ -12331,20 +13807,35 @@
         </w:rPr>
         <w:t>17</w:t>
       </w:r>
-    </w:p>
-    <w:p>
-      <w:pPr>
-        <w:spacing w:line="360" w:lineRule="auto"/>
-        <w:jc w:val="center"/>
-        <w:rPr>
-          <w:sz w:val="24"/>
-          <w:szCs w:val="24"/>
-        </w:rPr>
-      </w:pPr>
-    </w:p>
-    <w:p>
-      <w:pPr>
-        <w:rPr>
+      <w:r>
+        <w:rPr>
+          <w:rFonts w:hint="eastAsia"/>
+          <w:sz w:val="24"/>
+          <w:szCs w:val="24"/>
+        </w:rPr>
+        <w:t xml:space="preserve"> </w:t>
+      </w:r>
+      <w:r>
+        <w:rPr>
+          <w:rFonts w:hint="eastAsia"/>
+          <w:sz w:val="24"/>
+          <w:szCs w:val="24"/>
+        </w:rPr>
+        <w:t>智能时钟</w:t>
+      </w:r>
+      <w:r>
+        <w:rPr>
+          <w:rFonts w:hint="eastAsia"/>
+          <w:sz w:val="24"/>
+          <w:szCs w:val="24"/>
+        </w:rPr>
+        <w:t>系统流程图</w:t>
+      </w:r>
+    </w:p>
+    <w:p>
+      <w:pPr>
+        <w:rPr>
+          <w:rFonts w:hint="eastAsia"/>
           <w:sz w:val="24"/>
           <w:szCs w:val="24"/>
         </w:rPr>
@@ -12367,6 +13858,7 @@
           <w:color w:val="000000"/>
           <w:sz w:val="24"/>
         </w:rPr>
+        <w:lastRenderedPageBreak/>
         <w:t>3.2</w:t>
       </w:r>
       <w:r>
@@ -12446,7 +13938,43 @@
           <w:sz w:val="24"/>
           <w:szCs w:val="24"/>
         </w:rPr>
-        <w:t>IIC协议规定连接在线路中的每一台设备都需要设置为开漏输出(OD)，同时通信线应当接入上拉电阻保持通信线维持在高电平，在与OLED通信的应用场景中，常采用一主一从的方式进行通信，即OLED作为从设备接收来自主设备的数据，并返回响应位。当通信静默时不能向主设备发送数据。IIC的通信原理是当主设备需要发送数据时，在时钟线SCL为高电平时拉低数据线SDA作为起始条件，表明将要在数据总线上传输数据。随后开始发送数据，每发送8位数据后从设备需要发送一个应答信号或非应答信号表示是否需要继续接收数据。若不需要接收数据，主设备应在发送完数据后的下一个时钟信号为高电平时拉高数据线SDA作为结束标志。至此一主一从模式下的一次通信完成。</w:t>
+        <w:t>IIC协议规定连接在线路中的每一台设备都需要设置为开漏输出(OD)，同时通信</w:t>
+      </w:r>
+      <w:proofErr w:type="gramStart"/>
+      <w:r>
+        <w:rPr>
+          <w:rFonts w:ascii="宋体" w:hAnsi="宋体" w:hint="eastAsia"/>
+          <w:sz w:val="24"/>
+          <w:szCs w:val="24"/>
+        </w:rPr>
+        <w:t>线应当</w:t>
+      </w:r>
+      <w:proofErr w:type="gramEnd"/>
+      <w:r>
+        <w:rPr>
+          <w:rFonts w:ascii="宋体" w:hAnsi="宋体" w:hint="eastAsia"/>
+          <w:sz w:val="24"/>
+          <w:szCs w:val="24"/>
+        </w:rPr>
+        <w:t>接入上拉电阻保持通信线维持在高电平，在与OLED通信的应用场景中，常采用一主一从的方式进行通信，即OLED作为从设备接收来自主设备的数据，并返回响应位。当通信静默时不能向主设备发送数据。IIC的通信原理是当主设备需要发送数据时，在时钟线SCL为高电平时拉</w:t>
+      </w:r>
+      <w:proofErr w:type="gramStart"/>
+      <w:r>
+        <w:rPr>
+          <w:rFonts w:ascii="宋体" w:hAnsi="宋体" w:hint="eastAsia"/>
+          <w:sz w:val="24"/>
+          <w:szCs w:val="24"/>
+        </w:rPr>
+        <w:t>低数据</w:t>
+      </w:r>
+      <w:proofErr w:type="gramEnd"/>
+      <w:r>
+        <w:rPr>
+          <w:rFonts w:ascii="宋体" w:hAnsi="宋体" w:hint="eastAsia"/>
+          <w:sz w:val="24"/>
+          <w:szCs w:val="24"/>
+        </w:rPr>
+        <w:t>线SDA作为起始条件，表明将要在数据总线上传输数据。随后开始发送数据，每发送8位数据后从设备需要发送一个应答信号或非应答信号表示是否需要继续接收数据。若不需要接收数据，主设备应在发送完数据后的下一个时钟信号为高电平时拉高数据线SDA作为结束标志。至此一主一从模式下的一次通信完成。</w:t>
       </w:r>
     </w:p>
     <w:p>
@@ -12465,7 +13993,25 @@
           <w:sz w:val="24"/>
           <w:szCs w:val="24"/>
         </w:rPr>
-        <w:t>OLED模块应选择自带上拉电阻的模块便于开发，目前许多OLED模块都会引出SDA及SCL通信线，因此支持硬件IIC，同时OLED的工作电压在3.3V~5V，因此可以直接同主设备STM32F103C8T6中支持IIC协议的引脚连接，但出于便于PCB布线的原则，也可以采用软件模拟IIC协议的方式进行通信。</w:t>
+        <w:t>OLED模块</w:t>
+      </w:r>
+      <w:proofErr w:type="gramStart"/>
+      <w:r>
+        <w:rPr>
+          <w:rFonts w:ascii="宋体" w:hAnsi="宋体" w:hint="eastAsia"/>
+          <w:sz w:val="24"/>
+          <w:szCs w:val="24"/>
+        </w:rPr>
+        <w:t>应选择自带上</w:t>
+      </w:r>
+      <w:proofErr w:type="gramEnd"/>
+      <w:r>
+        <w:rPr>
+          <w:rFonts w:ascii="宋体" w:hAnsi="宋体" w:hint="eastAsia"/>
+          <w:sz w:val="24"/>
+          <w:szCs w:val="24"/>
+        </w:rPr>
+        <w:t>拉电阻的模块便于开发，目前许多OLED模块都会引出SDA及SCL通信线，因此支持硬件IIC，同时OLED的工作电压在3.3V~5V，因此可以直接同主设备STM32F103C8T6中支持IIC协议的引脚连接，但出于便于PCB布线的原则，也可以采用软件模拟IIC协议的方式进行通信。</w:t>
       </w:r>
     </w:p>
     <w:p>
@@ -12731,6 +14277,14 @@
         </w:rPr>
         <w:t>18</w:t>
       </w:r>
+      <w:r>
+        <w:rPr>
+          <w:rFonts w:ascii="宋体" w:hAnsi="宋体" w:hint="eastAsia"/>
+          <w:sz w:val="24"/>
+          <w:szCs w:val="24"/>
+        </w:rPr>
+        <w:t xml:space="preserve"> OLED设计流程图</w:t>
+      </w:r>
     </w:p>
     <w:p>
       <w:pPr>
@@ -12974,6 +14528,22 @@
         </w:rPr>
         <w:t>19</w:t>
       </w:r>
+      <w:r>
+        <w:rPr>
+          <w:rFonts w:hint="eastAsia"/>
+          <w:sz w:val="24"/>
+          <w:szCs w:val="24"/>
+        </w:rPr>
+        <w:t xml:space="preserve"> </w:t>
+      </w:r>
+      <w:r>
+        <w:rPr>
+          <w:rFonts w:hint="eastAsia"/>
+          <w:sz w:val="24"/>
+          <w:szCs w:val="24"/>
+        </w:rPr>
+        <w:t>按键功能流程图</w:t>
+      </w:r>
     </w:p>
     <w:p>
       <w:pPr>
@@ -13055,8 +14625,18 @@
           <w:szCs w:val="24"/>
         </w:rPr>
         <w:lastRenderedPageBreak/>
-        <w:t>系统掉电后仍然能提供电源，则可以为备份寄存器、RTC、LSE振荡器（外部低速振荡器）和PC13至PC15供电。保证主电源被切断后RTC可以正常工作。因此在系统第一次初始化时可以往（BKP）备份寄存器中写入特定值用于置标志位，</w:t>
-      </w:r>
+        <w:t>系统掉电后仍然能提供电源，则可以为备份寄存器、RTC、LSE振荡器（外部低速振荡器）和PC13至PC15供电。保证主电源被切断后RTC可以正常工作。因此在系统第一次初始化时可以往（BKP）备份寄存器中写入特定</w:t>
+      </w:r>
+      <w:proofErr w:type="gramStart"/>
+      <w:r>
+        <w:rPr>
+          <w:rFonts w:ascii="宋体" w:hAnsi="宋体" w:hint="eastAsia"/>
+          <w:sz w:val="24"/>
+          <w:szCs w:val="24"/>
+        </w:rPr>
+        <w:t>值用于置标志位</w:t>
+      </w:r>
+      <w:proofErr w:type="gramEnd"/>
       <w:r>
         <w:rPr>
           <w:rFonts w:ascii="宋体" w:hAnsi="宋体" w:hint="eastAsia"/>
@@ -13110,7 +14690,25 @@
           <w:sz w:val="24"/>
           <w:szCs w:val="24"/>
         </w:rPr>
-        <w:t>这样一来系统每一次被主电源接管时，在RTC的初始化中可以判断BKP是否有值且是否等于掉电前写入的值从而决定是否重新初始化。电源示意图如图20。</w:t>
+        <w:t>，这样一来系统每一次被主电源接管时，在RTC的初始化中可以判断BKP是否有</w:t>
+      </w:r>
+      <w:proofErr w:type="gramStart"/>
+      <w:r>
+        <w:rPr>
+          <w:rFonts w:ascii="宋体" w:hAnsi="宋体" w:hint="eastAsia"/>
+          <w:sz w:val="24"/>
+          <w:szCs w:val="24"/>
+        </w:rPr>
+        <w:t>值且是否</w:t>
+      </w:r>
+      <w:proofErr w:type="gramEnd"/>
+      <w:r>
+        <w:rPr>
+          <w:rFonts w:ascii="宋体" w:hAnsi="宋体" w:hint="eastAsia"/>
+          <w:sz w:val="24"/>
+          <w:szCs w:val="24"/>
+        </w:rPr>
+        <w:t>等于掉电前写入的值从而决定是否重新初始化。电源示意图如图20。</w:t>
       </w:r>
     </w:p>
     <w:p>
@@ -13140,10 +14738,10 @@
           <w:noProof/>
         </w:rPr>
         <w:drawing>
-          <wp:inline distT="0" distB="0" distL="0" distR="0" wp14:anchorId="4B325A36" wp14:editId="65BBA0FB">
-            <wp:extent cx="4998085" cy="4343400"/>
+          <wp:inline distT="0" distB="0" distL="0" distR="0" wp14:anchorId="24381F4D" wp14:editId="25A6D93A">
+            <wp:extent cx="5830570" cy="4236085"/>
             <wp:effectExtent l="0" t="0" r="0" b="0"/>
-            <wp:docPr id="8225518" name="图片 1"/>
+            <wp:docPr id="678581458" name="图片 1"/>
             <wp:cNvGraphicFramePr>
               <a:graphicFrameLocks xmlns:a="http://schemas.openxmlformats.org/drawingml/2006/main" noChangeAspect="1"/>
             </wp:cNvGraphicFramePr>
@@ -13151,10 +14749,8 @@
               <a:graphicData uri="http://schemas.openxmlformats.org/drawingml/2006/picture">
                 <pic:pic xmlns:pic="http://schemas.openxmlformats.org/drawingml/2006/picture">
                   <pic:nvPicPr>
-                    <pic:cNvPr id="8225518" name="图片 1"/>
-                    <pic:cNvPicPr>
-                      <a:picLocks noChangeAspect="1"/>
-                    </pic:cNvPicPr>
+                    <pic:cNvPr id="678581458" name=""/>
+                    <pic:cNvPicPr/>
                   </pic:nvPicPr>
                   <pic:blipFill>
                     <a:blip r:embed="rId36"/>
@@ -13165,7 +14761,7 @@
                   <pic:spPr>
                     <a:xfrm>
                       <a:off x="0" y="0"/>
-                      <a:ext cx="5003420" cy="4347886"/>
+                      <a:ext cx="5830570" cy="4236085"/>
                     </a:xfrm>
                     <a:prstGeom prst="rect">
                       <a:avLst/>
@@ -13217,6 +14813,22 @@
         </w:rPr>
         <w:t>20</w:t>
       </w:r>
+      <w:r>
+        <w:rPr>
+          <w:rFonts w:ascii="宋体" w:hAnsi="宋体" w:hint="eastAsia"/>
+          <w:sz w:val="24"/>
+          <w:szCs w:val="24"/>
+        </w:rPr>
+        <w:t xml:space="preserve"> </w:t>
+      </w:r>
+      <w:r>
+        <w:rPr>
+          <w:rFonts w:ascii="宋体" w:hAnsi="宋体" w:hint="eastAsia"/>
+          <w:sz w:val="24"/>
+          <w:szCs w:val="24"/>
+        </w:rPr>
+        <w:t>RTC工作原理图</w:t>
+      </w:r>
     </w:p>
     <w:p>
       <w:pPr>
@@ -13246,25 +14858,43 @@
           <w:sz w:val="24"/>
           <w:szCs w:val="24"/>
         </w:rPr>
-        <w:t>RTC计数器是一个32位的寄存器，在RTC计数器中的数是以时间戳的形式保存的，这种保存方式对于芯片来说是友好的，但是对于人类来说并不友好，因此需要将时间戳转换为人类易于理解的形式，同时在设置时间的时候，对</w:t>
-      </w:r>
-      <w:proofErr w:type="spellStart"/>
-      <w:r>
-        <w:rPr>
-          <w:rFonts w:ascii="宋体" w:hAnsi="宋体" w:hint="eastAsia"/>
-          <w:sz w:val="24"/>
-          <w:szCs w:val="24"/>
-        </w:rPr>
-        <w:t>RTC</w:t>
-      </w:r>
-      <w:proofErr w:type="spellEnd"/>
-      <w:r>
-        <w:rPr>
-          <w:rFonts w:ascii="宋体" w:hAnsi="宋体" w:hint="eastAsia"/>
-          <w:sz w:val="24"/>
-          <w:szCs w:val="24"/>
-        </w:rPr>
-        <w:t>计数器写入值的类型也应该为时间戳，因此需要一个结构体变量充当转换的桥梁。在需要设置时间时，只需要写入日期，而在类型转换的接口中将结构体转换为时间戳并写入RTC计数器。同理该接口也需要实现时间戳到日期的转换逻辑。</w:t>
+        <w:t>RTC计数器是一个32位的寄存器，在RTC计数器中的数是以时间戳的形式保存的，这种保存方式对于芯片来说是友好的，但是对于人类来说并不友好，因此需要将时间戳转换为人类易于理解的形式，同时在设置时间的时候，对RTC计数器</w:t>
+      </w:r>
+      <w:proofErr w:type="gramStart"/>
+      <w:r>
+        <w:rPr>
+          <w:rFonts w:ascii="宋体" w:hAnsi="宋体" w:hint="eastAsia"/>
+          <w:sz w:val="24"/>
+          <w:szCs w:val="24"/>
+        </w:rPr>
+        <w:t>写入值</w:t>
+      </w:r>
+      <w:proofErr w:type="gramEnd"/>
+      <w:r>
+        <w:rPr>
+          <w:rFonts w:ascii="宋体" w:hAnsi="宋体" w:hint="eastAsia"/>
+          <w:sz w:val="24"/>
+          <w:szCs w:val="24"/>
+        </w:rPr>
+        <w:t>的类型也应该为时间戳，因此需要一个结构体变量充当转换的桥梁。在需要设置时间时，只需要写入日期，而在类型转换的接口中将结构体转换为</w:t>
+      </w:r>
+      <w:proofErr w:type="gramStart"/>
+      <w:r>
+        <w:rPr>
+          <w:rFonts w:ascii="宋体" w:hAnsi="宋体" w:hint="eastAsia"/>
+          <w:sz w:val="24"/>
+          <w:szCs w:val="24"/>
+        </w:rPr>
+        <w:t>时间戳并写入</w:t>
+      </w:r>
+      <w:proofErr w:type="gramEnd"/>
+      <w:r>
+        <w:rPr>
+          <w:rFonts w:ascii="宋体" w:hAnsi="宋体" w:hint="eastAsia"/>
+          <w:sz w:val="24"/>
+          <w:szCs w:val="24"/>
+        </w:rPr>
+        <w:t>RTC计数器。同理该接口也需要实现时间戳到日期的转换逻辑。</w:t>
       </w:r>
     </w:p>
     <w:p>
@@ -13283,7 +14913,25 @@
           <w:sz w:val="24"/>
           <w:szCs w:val="24"/>
         </w:rPr>
-        <w:t>RTC时钟源使用LSE外部低速时钟，使用LSE的原因是因为LSE的高精度，</w:t>
+        <w:t>RTC时钟</w:t>
+      </w:r>
+      <w:proofErr w:type="gramStart"/>
+      <w:r>
+        <w:rPr>
+          <w:rFonts w:ascii="宋体" w:hAnsi="宋体" w:hint="eastAsia"/>
+          <w:sz w:val="24"/>
+          <w:szCs w:val="24"/>
+        </w:rPr>
+        <w:t>源使用</w:t>
+      </w:r>
+      <w:proofErr w:type="gramEnd"/>
+      <w:r>
+        <w:rPr>
+          <w:rFonts w:ascii="宋体" w:hAnsi="宋体" w:hint="eastAsia"/>
+          <w:sz w:val="24"/>
+          <w:szCs w:val="24"/>
+        </w:rPr>
+        <w:t>LSE外部低速时钟，使用LSE的原因是因为LSE的高精度，</w:t>
       </w:r>
       <w:r>
         <w:rPr>
@@ -13378,7 +15026,25 @@
           <w:sz w:val="24"/>
           <w:szCs w:val="24"/>
         </w:rPr>
-        <w:t>因为LSE是外部晶振，因此LSE</w:t>
+        <w:t>因为LSE是</w:t>
+      </w:r>
+      <w:proofErr w:type="gramStart"/>
+      <w:r>
+        <w:rPr>
+          <w:rFonts w:ascii="宋体" w:hAnsi="宋体" w:hint="eastAsia"/>
+          <w:sz w:val="24"/>
+          <w:szCs w:val="24"/>
+        </w:rPr>
+        <w:t>外部晶</w:t>
+      </w:r>
+      <w:proofErr w:type="gramEnd"/>
+      <w:r>
+        <w:rPr>
+          <w:rFonts w:ascii="宋体" w:hAnsi="宋体" w:hint="eastAsia"/>
+          <w:sz w:val="24"/>
+          <w:szCs w:val="24"/>
+        </w:rPr>
+        <w:t>振，因此LSE</w:t>
       </w:r>
       <w:r>
         <w:rPr>
@@ -13543,6 +15209,7 @@
         <w:ind w:firstLine="420"/>
         <w:jc w:val="center"/>
         <w:rPr>
+          <w:rFonts w:hint="eastAsia"/>
           <w:sz w:val="24"/>
           <w:szCs w:val="24"/>
         </w:rPr>
@@ -13561,6 +15228,46 @@
           <w:szCs w:val="24"/>
         </w:rPr>
         <w:t>21</w:t>
+      </w:r>
+      <w:r>
+        <w:rPr>
+          <w:rFonts w:hint="eastAsia"/>
+          <w:sz w:val="24"/>
+          <w:szCs w:val="24"/>
+        </w:rPr>
+        <w:t xml:space="preserve"> </w:t>
+      </w:r>
+      <w:r>
+        <w:rPr>
+          <w:rFonts w:hint="eastAsia"/>
+          <w:sz w:val="24"/>
+          <w:szCs w:val="24"/>
+        </w:rPr>
+        <w:t>实时时钟</w:t>
+      </w:r>
+      <w:r>
+        <w:rPr>
+          <w:rFonts w:hint="eastAsia"/>
+          <w:sz w:val="24"/>
+          <w:szCs w:val="24"/>
+        </w:rPr>
+        <w:t>功能</w:t>
+      </w:r>
+      <w:r>
+        <w:rPr>
+          <w:rFonts w:hint="eastAsia"/>
+          <w:sz w:val="24"/>
+          <w:szCs w:val="24"/>
+        </w:rPr>
+        <w:t>设计</w:t>
+      </w:r>
+      <w:r>
+        <w:rPr>
+          <w:rFonts w:hint="eastAsia"/>
+          <w:sz w:val="24"/>
+          <w:szCs w:val="24"/>
+        </w:rPr>
+        <w:t>流程图</w:t>
       </w:r>
     </w:p>
     <w:p>
@@ -13654,7 +15361,25 @@
           <w:szCs w:val="24"/>
         </w:rPr>
         <w:lastRenderedPageBreak/>
-        <w:t>因为步进电机转动的角度与时钟之间可以存在映射关系，并且对于步进电机驱动的调用频繁，因此可以考虑使用定时器溢出中断调用驱动函数，对于五线四相步进电机的驱动方式有四相八拍，四相四拍，其中四相四拍又可细分为一拍中给单个线圈通电还是给两个线圈供电。对于28byj-48步进电机，其基本步距角为5.625°，但由于减速齿轮的存在，假定实际步距角为Angle,则每一步转过的角度有：</w:t>
+        <w:t>因为步进电机转动的角度与时钟之间可以存在映射关系，并且对于步进电机驱动的调用频繁，因此可以考虑使用定时器溢出中断调用驱动函数，对于五线四相步进电机的驱动方式有</w:t>
+      </w:r>
+      <w:proofErr w:type="gramStart"/>
+      <w:r>
+        <w:rPr>
+          <w:rFonts w:ascii="宋体" w:hAnsi="宋体" w:hint="eastAsia"/>
+          <w:sz w:val="24"/>
+          <w:szCs w:val="24"/>
+        </w:rPr>
+        <w:t>四相八拍</w:t>
+      </w:r>
+      <w:proofErr w:type="gramEnd"/>
+      <w:r>
+        <w:rPr>
+          <w:rFonts w:ascii="宋体" w:hAnsi="宋体" w:hint="eastAsia"/>
+          <w:sz w:val="24"/>
+          <w:szCs w:val="24"/>
+        </w:rPr>
+        <w:t>，四相四拍，其中四相四拍又可细分为一拍中给单个线圈通电还是给两个线圈供电。对于28byj-48步进电机，其基本步距角为5.625°，但由于减速齿轮的存在，假定实际步距角为Angle,则每一步转过的角度有：</w:t>
       </w:r>
     </w:p>
     <w:p>
@@ -14439,7 +16164,43 @@
           <w:sz w:val="24"/>
           <w:szCs w:val="24"/>
         </w:rPr>
-        <w:t>因为每步之间的间隔过于短暂，因此通过合理配置定时器的计数值，采用定时器中断的方式进行驱动是一种合理的选择。同时为了防止电路中电流过大，采用单相通电的方式进行驱动。同时在系统每一次重新得电后，步进电机也应根据当前时间数值调整至相应的时间位置确保时间的准确性。</w:t>
+        <w:t>因为每步之间的间隔过于短暂，因此通过合理配置定时器的计数值，采用定时器中断的方式进行驱动是一种合理的选择。同时为了防止电路中电流过大，采用单相通电的方式进行驱动。同时在系统每一次</w:t>
+      </w:r>
+      <w:proofErr w:type="gramStart"/>
+      <w:r>
+        <w:rPr>
+          <w:rFonts w:ascii="宋体" w:hAnsi="宋体" w:hint="eastAsia"/>
+          <w:sz w:val="24"/>
+          <w:szCs w:val="24"/>
+        </w:rPr>
+        <w:t>重新得</w:t>
+      </w:r>
+      <w:proofErr w:type="gramEnd"/>
+      <w:r>
+        <w:rPr>
+          <w:rFonts w:ascii="宋体" w:hAnsi="宋体" w:hint="eastAsia"/>
+          <w:sz w:val="24"/>
+          <w:szCs w:val="24"/>
+        </w:rPr>
+        <w:t>电后，步进电机也应根据当前时间数值调整</w:t>
+      </w:r>
+      <w:proofErr w:type="gramStart"/>
+      <w:r>
+        <w:rPr>
+          <w:rFonts w:ascii="宋体" w:hAnsi="宋体" w:hint="eastAsia"/>
+          <w:sz w:val="24"/>
+          <w:szCs w:val="24"/>
+        </w:rPr>
+        <w:t>至相应</w:t>
+      </w:r>
+      <w:proofErr w:type="gramEnd"/>
+      <w:r>
+        <w:rPr>
+          <w:rFonts w:ascii="宋体" w:hAnsi="宋体" w:hint="eastAsia"/>
+          <w:sz w:val="24"/>
+          <w:szCs w:val="24"/>
+        </w:rPr>
+        <w:t>的时间位置确保时间的准确性。</w:t>
       </w:r>
     </w:p>
     <w:p>
@@ -14680,7 +16441,25 @@
           <w:sz w:val="24"/>
           <w:szCs w:val="24"/>
         </w:rPr>
-        <w:t>向千帆大模型 API 发送 HTTP POST 请求。解析 API 返回的 JSON 响应，提取模型生成的回答文本。</w:t>
+        <w:t>向</w:t>
+      </w:r>
+      <w:proofErr w:type="gramStart"/>
+      <w:r>
+        <w:rPr>
+          <w:rFonts w:ascii="宋体" w:hAnsi="宋体"/>
+          <w:sz w:val="24"/>
+          <w:szCs w:val="24"/>
+        </w:rPr>
+        <w:t>千帆大模型</w:t>
+      </w:r>
+      <w:proofErr w:type="gramEnd"/>
+      <w:r>
+        <w:rPr>
+          <w:rFonts w:ascii="宋体" w:hAnsi="宋体"/>
+          <w:sz w:val="24"/>
+          <w:szCs w:val="24"/>
+        </w:rPr>
+        <w:t xml:space="preserve"> API 发送 HTTP POST 请求。解析 API 返回的 JSON 响应，提取模型生成的回答文本。</w:t>
       </w:r>
       <w:r>
         <w:rPr>
@@ -14731,7 +16510,25 @@
           <w:sz w:val="24"/>
           <w:szCs w:val="24"/>
         </w:rPr>
-        <w:t>将千帆大模型返回的回答文本进行 URL 编码</w:t>
+        <w:t>将</w:t>
+      </w:r>
+      <w:proofErr w:type="gramStart"/>
+      <w:r>
+        <w:rPr>
+          <w:rFonts w:ascii="宋体" w:hAnsi="宋体"/>
+          <w:sz w:val="24"/>
+          <w:szCs w:val="24"/>
+        </w:rPr>
+        <w:t>千帆大模型</w:t>
+      </w:r>
+      <w:proofErr w:type="gramEnd"/>
+      <w:r>
+        <w:rPr>
+          <w:rFonts w:ascii="宋体" w:hAnsi="宋体"/>
+          <w:sz w:val="24"/>
+          <w:szCs w:val="24"/>
+        </w:rPr>
+        <w:t>返回的回答文本进行 URL 编码</w:t>
       </w:r>
       <w:r>
         <w:rPr>
@@ -14829,7 +16626,25 @@
           <w:sz w:val="24"/>
           <w:szCs w:val="24"/>
         </w:rPr>
-        <w:t>和帧同步线</w:t>
+        <w:t>和</w:t>
+      </w:r>
+      <w:proofErr w:type="gramStart"/>
+      <w:r>
+        <w:rPr>
+          <w:rFonts w:ascii="宋体" w:hAnsi="宋体"/>
+          <w:sz w:val="24"/>
+          <w:szCs w:val="24"/>
+        </w:rPr>
+        <w:t>帧同步</w:t>
+      </w:r>
+      <w:proofErr w:type="gramEnd"/>
+      <w:r>
+        <w:rPr>
+          <w:rFonts w:ascii="宋体" w:hAnsi="宋体"/>
+          <w:sz w:val="24"/>
+          <w:szCs w:val="24"/>
+        </w:rPr>
+        <w:t>线</w:t>
       </w:r>
       <w:r>
         <w:rPr>
@@ -14929,23 +16744,69 @@
           <w:sz w:val="24"/>
           <w:szCs w:val="24"/>
         </w:rPr>
-        <w:t>线指示了当前传输的是左声道的音频数据还是右声道的音频数据。它被称为帧同步信号。</w:t>
-      </w:r>
+        <w:t>线指示了当前传输的是左声道的音频数据还是右声道的音频数据。它被称为</w:t>
+      </w:r>
+      <w:proofErr w:type="gramStart"/>
       <w:r>
         <w:rPr>
           <w:color w:val="000000"/>
           <w:sz w:val="24"/>
           <w:szCs w:val="24"/>
         </w:rPr>
+        <w:t>帧</w:t>
+      </w:r>
+      <w:proofErr w:type="gramEnd"/>
+      <w:r>
+        <w:rPr>
+          <w:color w:val="000000"/>
+          <w:sz w:val="24"/>
+          <w:szCs w:val="24"/>
+        </w:rPr>
+        <w:t>同步信号。</w:t>
+      </w:r>
+      <w:r>
+        <w:rPr>
+          <w:color w:val="000000"/>
+          <w:sz w:val="24"/>
+          <w:szCs w:val="24"/>
+        </w:rPr>
         <w:t>SD</w:t>
       </w:r>
+      <w:proofErr w:type="gramStart"/>
       <w:r>
         <w:rPr>
           <w:color w:val="000000"/>
           <w:sz w:val="24"/>
           <w:szCs w:val="24"/>
         </w:rPr>
-        <w:t>线用于传输实际的音频数据。数据的位宽可以根据具体应用而变化，通常为</w:t>
+        <w:t>线用于</w:t>
+      </w:r>
+      <w:proofErr w:type="gramEnd"/>
+      <w:r>
+        <w:rPr>
+          <w:color w:val="000000"/>
+          <w:sz w:val="24"/>
+          <w:szCs w:val="24"/>
+        </w:rPr>
+        <w:t>传输实际的音频数据。数据</w:t>
+      </w:r>
+      <w:proofErr w:type="gramStart"/>
+      <w:r>
+        <w:rPr>
+          <w:color w:val="000000"/>
+          <w:sz w:val="24"/>
+          <w:szCs w:val="24"/>
+        </w:rPr>
+        <w:t>的位宽可以</w:t>
+      </w:r>
+      <w:proofErr w:type="gramEnd"/>
+      <w:r>
+        <w:rPr>
+          <w:color w:val="000000"/>
+          <w:sz w:val="24"/>
+          <w:szCs w:val="24"/>
+        </w:rPr>
+        <w:t>根据具体应用而变化，通常为</w:t>
       </w:r>
       <w:r>
         <w:rPr>
@@ -15136,7 +16997,25 @@
           <w:sz w:val="24"/>
           <w:szCs w:val="24"/>
         </w:rPr>
-        <w:t>）和帧同步信号（</w:t>
+        <w:t>）和</w:t>
+      </w:r>
+      <w:proofErr w:type="gramStart"/>
+      <w:r>
+        <w:rPr>
+          <w:color w:val="000000"/>
+          <w:sz w:val="24"/>
+          <w:szCs w:val="24"/>
+        </w:rPr>
+        <w:t>帧同步信号</w:t>
+      </w:r>
+      <w:proofErr w:type="gramEnd"/>
+      <w:r>
+        <w:rPr>
+          <w:color w:val="000000"/>
+          <w:sz w:val="24"/>
+          <w:szCs w:val="24"/>
+        </w:rPr>
+        <w:t>（</w:t>
       </w:r>
       <w:r>
         <w:rPr>
@@ -15343,18 +17222,42 @@
         <w:spacing w:beforeLines="30" w:before="93" w:line="360" w:lineRule="auto"/>
         <w:ind w:firstLine="420"/>
         <w:jc w:val="center"/>
-      </w:pPr>
-      <w:r>
-        <w:rPr>
-          <w:rFonts w:hint="eastAsia"/>
+        <w:rPr>
+          <w:sz w:val="24"/>
+          <w:szCs w:val="24"/>
+        </w:rPr>
+      </w:pPr>
+      <w:r>
+        <w:rPr>
+          <w:rFonts w:hint="eastAsia"/>
+          <w:sz w:val="24"/>
+          <w:szCs w:val="24"/>
         </w:rPr>
         <w:t>图</w:t>
       </w:r>
       <w:r>
         <w:rPr>
           <w:rFonts w:hint="eastAsia"/>
+          <w:sz w:val="24"/>
+          <w:szCs w:val="24"/>
         </w:rPr>
         <w:t>22</w:t>
+      </w:r>
+      <w:r>
+        <w:rPr>
+          <w:rFonts w:hint="eastAsia"/>
+          <w:sz w:val="24"/>
+          <w:szCs w:val="24"/>
+        </w:rPr>
+        <w:t xml:space="preserve"> </w:t>
+      </w:r>
+      <w:r>
+        <w:rPr>
+          <w:rFonts w:hint="eastAsia"/>
+          <w:sz w:val="24"/>
+          <w:szCs w:val="24"/>
+        </w:rPr>
+        <w:t>语音交互流程示意图</w:t>
       </w:r>
     </w:p>
     <w:p>
@@ -15702,7 +17605,25 @@
           <w:sz w:val="24"/>
           <w:szCs w:val="24"/>
         </w:rPr>
-        <w:t>在中断回调函数中，捕获 LSE 信号的两个连续上升沿或下降沿的时间戳，并计算它们之间的差值，从而得到</w:t>
+        <w:t>在</w:t>
+      </w:r>
+      <w:proofErr w:type="gramStart"/>
+      <w:r>
+        <w:rPr>
+          <w:rFonts w:ascii="宋体" w:hAnsi="宋体"/>
+          <w:sz w:val="24"/>
+          <w:szCs w:val="24"/>
+        </w:rPr>
+        <w:t>中断回调函</w:t>
+      </w:r>
+      <w:proofErr w:type="gramEnd"/>
+      <w:r>
+        <w:rPr>
+          <w:rFonts w:ascii="宋体" w:hAnsi="宋体"/>
+          <w:sz w:val="24"/>
+          <w:szCs w:val="24"/>
+        </w:rPr>
+        <w:t>数中，捕获 LSE 信号的两个连续上升沿或下降沿的时间戳，并计算它们之间的差值，从而得到</w:t>
       </w:r>
       <w:r>
         <w:rPr>
@@ -15752,7 +17673,25 @@
           <w:sz w:val="24"/>
           <w:szCs w:val="24"/>
         </w:rPr>
-        <w:t>在本次测试中，进行10轮测试，每轮测试取50个实际的LSE周期，假定取平均后实际的LSE周期为Tm，理论的LSE周期为Tt，误差周期为</w:t>
+        <w:t>在本次测试中，进行10轮测试，每轮测试取50个实际的LSE周期，假定</w:t>
+      </w:r>
+      <w:proofErr w:type="gramStart"/>
+      <w:r>
+        <w:rPr>
+          <w:rFonts w:ascii="宋体" w:hAnsi="宋体" w:hint="eastAsia"/>
+          <w:sz w:val="24"/>
+          <w:szCs w:val="24"/>
+        </w:rPr>
+        <w:t>取平均后实际</w:t>
+      </w:r>
+      <w:proofErr w:type="gramEnd"/>
+      <w:r>
+        <w:rPr>
+          <w:rFonts w:ascii="宋体" w:hAnsi="宋体" w:hint="eastAsia"/>
+          <w:sz w:val="24"/>
+          <w:szCs w:val="24"/>
+        </w:rPr>
+        <w:t>的LSE周期为Tm，理论的LSE周期为Tt，误差周期为</w:t>
       </w:r>
       <w:proofErr w:type="spellStart"/>
       <w:r>
@@ -16170,13 +18109,39 @@
           <w:sz w:val="24"/>
           <w:szCs w:val="24"/>
         </w:rPr>
-        <w:t>每轮采样 50 个周期取平均</w:t>
+        <w:t xml:space="preserve">每轮采样 50 </w:t>
+      </w:r>
+      <w:proofErr w:type="gramStart"/>
+      <w:r>
+        <w:rPr>
+          <w:rFonts w:ascii="宋体" w:hAnsi="宋体" w:cs="宋体" w:hint="eastAsia"/>
+          <w:sz w:val="24"/>
+          <w:szCs w:val="24"/>
+        </w:rPr>
+        <w:t>个</w:t>
+      </w:r>
+      <w:proofErr w:type="gramEnd"/>
+      <w:r>
+        <w:rPr>
+          <w:rFonts w:ascii="宋体" w:hAnsi="宋体" w:cs="宋体" w:hint="eastAsia"/>
+          <w:sz w:val="24"/>
+          <w:szCs w:val="24"/>
+        </w:rPr>
+        <w:t>周期取平均</w:t>
       </w:r>
     </w:p>
     <w:tbl>
       <w:tblPr>
         <w:tblStyle w:val="af1"/>
         <w:tblW w:w="0" w:type="auto"/>
+        <w:tblBorders>
+          <w:top w:val="single" w:sz="12" w:space="0" w:color="auto"/>
+          <w:left w:val="none" w:sz="0" w:space="0" w:color="auto"/>
+          <w:bottom w:val="single" w:sz="12" w:space="0" w:color="auto"/>
+          <w:right w:val="none" w:sz="0" w:space="0" w:color="auto"/>
+          <w:insideH w:val="none" w:sz="0" w:space="0" w:color="auto"/>
+          <w:insideV w:val="none" w:sz="0" w:space="0" w:color="auto"/>
+        </w:tblBorders>
         <w:tblLook w:val="04A0" w:firstRow="1" w:lastRow="0" w:firstColumn="1" w:lastColumn="0" w:noHBand="0" w:noVBand="1"/>
       </w:tblPr>
       <w:tblGrid>
@@ -16189,6 +18154,10 @@
         <w:tc>
           <w:tcPr>
             <w:tcW w:w="2349" w:type="dxa"/>
+            <w:tcBorders>
+              <w:top w:val="single" w:sz="6" w:space="0" w:color="auto"/>
+              <w:bottom w:val="single" w:sz="6" w:space="0" w:color="auto"/>
+            </w:tcBorders>
           </w:tcPr>
           <w:p>
             <w:pPr>
@@ -16208,6 +18177,10 @@
         <w:tc>
           <w:tcPr>
             <w:tcW w:w="2349" w:type="dxa"/>
+            <w:tcBorders>
+              <w:top w:val="single" w:sz="6" w:space="0" w:color="auto"/>
+              <w:bottom w:val="single" w:sz="6" w:space="0" w:color="auto"/>
+            </w:tcBorders>
           </w:tcPr>
           <w:p>
             <w:pPr>
@@ -16227,6 +18200,10 @@
         <w:tc>
           <w:tcPr>
             <w:tcW w:w="2350" w:type="dxa"/>
+            <w:tcBorders>
+              <w:top w:val="single" w:sz="6" w:space="0" w:color="auto"/>
+              <w:bottom w:val="single" w:sz="6" w:space="0" w:color="auto"/>
+            </w:tcBorders>
           </w:tcPr>
           <w:p>
             <w:pPr>
@@ -16260,6 +18237,10 @@
         <w:tc>
           <w:tcPr>
             <w:tcW w:w="2350" w:type="dxa"/>
+            <w:tcBorders>
+              <w:top w:val="single" w:sz="6" w:space="0" w:color="auto"/>
+              <w:bottom w:val="single" w:sz="6" w:space="0" w:color="auto"/>
+            </w:tcBorders>
           </w:tcPr>
           <w:p>
             <w:pPr>
@@ -16273,6 +18254,112 @@
                 <w:rFonts w:ascii="宋体" w:hAnsi="宋体" w:cs="宋体" w:hint="eastAsia"/>
               </w:rPr>
               <w:t>时间偏差 Se (秒/天)</w:t>
+            </w:r>
+          </w:p>
+        </w:tc>
+      </w:tr>
+      <w:tr>
+        <w:tc>
+          <w:tcPr>
+            <w:tcW w:w="2349" w:type="dxa"/>
+            <w:tcBorders>
+              <w:top w:val="single" w:sz="6" w:space="0" w:color="auto"/>
+            </w:tcBorders>
+          </w:tcPr>
+          <w:p>
+            <w:pPr>
+              <w:spacing w:line="360" w:lineRule="auto"/>
+              <w:rPr>
+                <w:rFonts w:ascii="宋体" w:hAnsi="宋体" w:hint="eastAsia"/>
+                <w:sz w:val="24"/>
+                <w:szCs w:val="24"/>
+              </w:rPr>
+            </w:pPr>
+            <w:r>
+              <w:rPr>
+                <w:rFonts w:ascii="宋体" w:hAnsi="宋体" w:hint="eastAsia"/>
+                <w:sz w:val="24"/>
+                <w:szCs w:val="24"/>
+              </w:rPr>
+              <w:t>1</w:t>
+            </w:r>
+          </w:p>
+        </w:tc>
+        <w:tc>
+          <w:tcPr>
+            <w:tcW w:w="2349" w:type="dxa"/>
+            <w:tcBorders>
+              <w:top w:val="single" w:sz="6" w:space="0" w:color="auto"/>
+            </w:tcBorders>
+          </w:tcPr>
+          <w:p>
+            <w:pPr>
+              <w:spacing w:line="360" w:lineRule="auto"/>
+              <w:rPr>
+                <w:rFonts w:ascii="宋体" w:hAnsi="宋体" w:hint="eastAsia"/>
+                <w:sz w:val="24"/>
+                <w:szCs w:val="24"/>
+              </w:rPr>
+            </w:pPr>
+            <w:r>
+              <w:rPr>
+                <w:rFonts w:ascii="宋体" w:hAnsi="宋体" w:hint="eastAsia"/>
+                <w:sz w:val="24"/>
+                <w:szCs w:val="24"/>
+              </w:rPr>
+              <w:t>30.5192</w:t>
+            </w:r>
+          </w:p>
+        </w:tc>
+        <w:tc>
+          <w:tcPr>
+            <w:tcW w:w="2350" w:type="dxa"/>
+            <w:tcBorders>
+              <w:top w:val="single" w:sz="6" w:space="0" w:color="auto"/>
+            </w:tcBorders>
+          </w:tcPr>
+          <w:p>
+            <w:pPr>
+              <w:spacing w:line="360" w:lineRule="auto"/>
+              <w:rPr>
+                <w:rFonts w:ascii="宋体" w:hAnsi="宋体" w:hint="eastAsia"/>
+                <w:sz w:val="24"/>
+                <w:szCs w:val="24"/>
+              </w:rPr>
+            </w:pPr>
+            <w:r>
+              <w:rPr>
+                <w:rFonts w:ascii="宋体" w:hAnsi="宋体" w:hint="eastAsia"/>
+                <w:sz w:val="24"/>
+                <w:szCs w:val="24"/>
+              </w:rPr>
+              <w:t>+23.6</w:t>
+            </w:r>
+          </w:p>
+        </w:tc>
+        <w:tc>
+          <w:tcPr>
+            <w:tcW w:w="2350" w:type="dxa"/>
+            <w:tcBorders>
+              <w:top w:val="single" w:sz="6" w:space="0" w:color="auto"/>
+            </w:tcBorders>
+          </w:tcPr>
+          <w:p>
+            <w:pPr>
+              <w:spacing w:line="360" w:lineRule="auto"/>
+              <w:rPr>
+                <w:rFonts w:ascii="宋体" w:hAnsi="宋体" w:hint="eastAsia"/>
+                <w:sz w:val="24"/>
+                <w:szCs w:val="24"/>
+              </w:rPr>
+            </w:pPr>
+            <w:r>
+              <w:rPr>
+                <w:rFonts w:ascii="宋体" w:hAnsi="宋体" w:hint="eastAsia"/>
+                <w:sz w:val="24"/>
+                <w:szCs w:val="24"/>
+              </w:rPr>
+              <w:t>+2.04</w:t>
             </w:r>
           </w:p>
         </w:tc>
@@ -16297,7 +18384,7 @@
                 <w:sz w:val="24"/>
                 <w:szCs w:val="24"/>
               </w:rPr>
-              <w:t>1</w:t>
+              <w:t>2</w:t>
             </w:r>
           </w:p>
         </w:tc>
@@ -16320,7 +18407,7 @@
                 <w:sz w:val="24"/>
                 <w:szCs w:val="24"/>
               </w:rPr>
-              <w:t>30.5192</w:t>
+              <w:t>30.5188</w:t>
             </w:r>
           </w:p>
         </w:tc>
@@ -16343,7 +18430,7 @@
                 <w:sz w:val="24"/>
                 <w:szCs w:val="24"/>
               </w:rPr>
-              <w:t>+23.6</w:t>
+              <w:t>+21.4</w:t>
             </w:r>
           </w:p>
         </w:tc>
@@ -16366,7 +18453,7 @@
                 <w:sz w:val="24"/>
                 <w:szCs w:val="24"/>
               </w:rPr>
-              <w:t>+2.04</w:t>
+              <w:t>-1.85</w:t>
             </w:r>
           </w:p>
         </w:tc>
@@ -16391,7 +18478,7 @@
                 <w:sz w:val="24"/>
                 <w:szCs w:val="24"/>
               </w:rPr>
-              <w:t>2</w:t>
+              <w:t>3</w:t>
             </w:r>
           </w:p>
         </w:tc>
@@ -16414,7 +18501,7 @@
                 <w:sz w:val="24"/>
                 <w:szCs w:val="24"/>
               </w:rPr>
-              <w:t>30.5188</w:t>
+              <w:t>30.5163</w:t>
             </w:r>
           </w:p>
         </w:tc>
@@ -16437,7 +18524,7 @@
                 <w:sz w:val="24"/>
                 <w:szCs w:val="24"/>
               </w:rPr>
-              <w:t>+21.4</w:t>
+              <w:t>-10.9</w:t>
             </w:r>
           </w:p>
         </w:tc>
@@ -16460,7 +18547,7 @@
                 <w:sz w:val="24"/>
                 <w:szCs w:val="24"/>
               </w:rPr>
-              <w:t>-1.85</w:t>
+              <w:t>-0.94</w:t>
             </w:r>
           </w:p>
         </w:tc>
@@ -16485,7 +18572,7 @@
                 <w:sz w:val="24"/>
                 <w:szCs w:val="24"/>
               </w:rPr>
-              <w:t>3</w:t>
+              <w:t>4</w:t>
             </w:r>
           </w:p>
         </w:tc>
@@ -16508,7 +18595,7 @@
                 <w:sz w:val="24"/>
                 <w:szCs w:val="24"/>
               </w:rPr>
-              <w:t>30.5163</w:t>
+              <w:t>30.5205</w:t>
             </w:r>
           </w:p>
         </w:tc>
@@ -16531,7 +18618,7 @@
                 <w:sz w:val="24"/>
                 <w:szCs w:val="24"/>
               </w:rPr>
-              <w:t>-10.9</w:t>
+              <w:t>+31.2</w:t>
             </w:r>
           </w:p>
         </w:tc>
@@ -16554,7 +18641,7 @@
                 <w:sz w:val="24"/>
                 <w:szCs w:val="24"/>
               </w:rPr>
-              <w:t>-0.94</w:t>
+              <w:t>+2.70</w:t>
             </w:r>
           </w:p>
         </w:tc>
@@ -16579,7 +18666,7 @@
                 <w:sz w:val="24"/>
                 <w:szCs w:val="24"/>
               </w:rPr>
-              <w:t>4</w:t>
+              <w:t>5</w:t>
             </w:r>
           </w:p>
         </w:tc>
@@ -16602,7 +18689,7 @@
                 <w:sz w:val="24"/>
                 <w:szCs w:val="24"/>
               </w:rPr>
-              <w:t>30.5205</w:t>
+              <w:t>30.5159</w:t>
             </w:r>
           </w:p>
         </w:tc>
@@ -16625,7 +18712,7 @@
                 <w:sz w:val="24"/>
                 <w:szCs w:val="24"/>
               </w:rPr>
-              <w:t>+31.2</w:t>
+              <w:t>-14.7</w:t>
             </w:r>
           </w:p>
         </w:tc>
@@ -16648,7 +18735,7 @@
                 <w:sz w:val="24"/>
                 <w:szCs w:val="24"/>
               </w:rPr>
-              <w:t>+2.70</w:t>
+              <w:t>-1.27</w:t>
             </w:r>
           </w:p>
         </w:tc>
@@ -16673,7 +18760,8 @@
                 <w:sz w:val="24"/>
                 <w:szCs w:val="24"/>
               </w:rPr>
-              <w:t>5</w:t>
+              <w:lastRenderedPageBreak/>
+              <w:t>6</w:t>
             </w:r>
           </w:p>
         </w:tc>
@@ -16696,7 +18784,7 @@
                 <w:sz w:val="24"/>
                 <w:szCs w:val="24"/>
               </w:rPr>
-              <w:t>30.5159</w:t>
+              <w:t>30.5217</w:t>
             </w:r>
           </w:p>
         </w:tc>
@@ -16719,7 +18807,7 @@
                 <w:sz w:val="24"/>
                 <w:szCs w:val="24"/>
               </w:rPr>
-              <w:t>-14.7</w:t>
+              <w:t>+39.8</w:t>
             </w:r>
           </w:p>
         </w:tc>
@@ -16742,7 +18830,7 @@
                 <w:sz w:val="24"/>
                 <w:szCs w:val="24"/>
               </w:rPr>
-              <w:t>-1.27</w:t>
+              <w:t>+3.44</w:t>
             </w:r>
           </w:p>
         </w:tc>
@@ -16767,8 +18855,7 @@
                 <w:sz w:val="24"/>
                 <w:szCs w:val="24"/>
               </w:rPr>
-              <w:lastRenderedPageBreak/>
-              <w:t>6</w:t>
+              <w:t>7</w:t>
             </w:r>
           </w:p>
         </w:tc>
@@ -16791,7 +18878,7 @@
                 <w:sz w:val="24"/>
                 <w:szCs w:val="24"/>
               </w:rPr>
-              <w:t>30.5217</w:t>
+              <w:t>30.5144</w:t>
             </w:r>
           </w:p>
         </w:tc>
@@ -16814,7 +18901,7 @@
                 <w:sz w:val="24"/>
                 <w:szCs w:val="24"/>
               </w:rPr>
-              <w:t>+39.8</w:t>
+              <w:t>-26.3</w:t>
             </w:r>
           </w:p>
         </w:tc>
@@ -16837,7 +18924,7 @@
                 <w:sz w:val="24"/>
                 <w:szCs w:val="24"/>
               </w:rPr>
-              <w:t>+3.44</w:t>
+              <w:t>-2.27</w:t>
             </w:r>
           </w:p>
         </w:tc>
@@ -16862,7 +18949,7 @@
                 <w:sz w:val="24"/>
                 <w:szCs w:val="24"/>
               </w:rPr>
-              <w:t>7</w:t>
+              <w:t>8</w:t>
             </w:r>
           </w:p>
         </w:tc>
@@ -16885,7 +18972,7 @@
                 <w:sz w:val="24"/>
                 <w:szCs w:val="24"/>
               </w:rPr>
-              <w:t>30.5144</w:t>
+              <w:t>30.5171</w:t>
             </w:r>
           </w:p>
         </w:tc>
@@ -16908,7 +18995,7 @@
                 <w:sz w:val="24"/>
                 <w:szCs w:val="24"/>
               </w:rPr>
-              <w:t>-26.3</w:t>
+              <w:t>-4.8</w:t>
             </w:r>
           </w:p>
         </w:tc>
@@ -16931,7 +19018,7 @@
                 <w:sz w:val="24"/>
                 <w:szCs w:val="24"/>
               </w:rPr>
-              <w:t>-2.27</w:t>
+              <w:t>-0.41</w:t>
             </w:r>
           </w:p>
         </w:tc>
@@ -16956,7 +19043,7 @@
                 <w:sz w:val="24"/>
                 <w:szCs w:val="24"/>
               </w:rPr>
-              <w:t>8</w:t>
+              <w:t>9</w:t>
             </w:r>
           </w:p>
         </w:tc>
@@ -16979,7 +19066,7 @@
                 <w:sz w:val="24"/>
                 <w:szCs w:val="24"/>
               </w:rPr>
-              <w:t>30.5171</w:t>
+              <w:t>30.5199</w:t>
             </w:r>
           </w:p>
         </w:tc>
@@ -17002,7 +19089,7 @@
                 <w:sz w:val="24"/>
                 <w:szCs w:val="24"/>
               </w:rPr>
-              <w:t>-4.8</w:t>
+              <w:t>+28.5</w:t>
             </w:r>
           </w:p>
         </w:tc>
@@ -17025,7 +19112,7 @@
                 <w:sz w:val="24"/>
                 <w:szCs w:val="24"/>
               </w:rPr>
-              <w:t>-0.41</w:t>
+              <w:t>+2.46</w:t>
             </w:r>
           </w:p>
         </w:tc>
@@ -17050,7 +19137,7 @@
                 <w:sz w:val="24"/>
                 <w:szCs w:val="24"/>
               </w:rPr>
-              <w:t>9</w:t>
+              <w:t>10</w:t>
             </w:r>
           </w:p>
         </w:tc>
@@ -17073,7 +19160,7 @@
                 <w:sz w:val="24"/>
                 <w:szCs w:val="24"/>
               </w:rPr>
-              <w:t>30.5199</w:t>
+              <w:t>30.5223</w:t>
             </w:r>
           </w:p>
         </w:tc>
@@ -17096,7 +19183,7 @@
                 <w:sz w:val="24"/>
                 <w:szCs w:val="24"/>
               </w:rPr>
-              <w:t>+28.5</w:t>
+              <w:t>+43.1</w:t>
             </w:r>
           </w:p>
         </w:tc>
@@ -17119,100 +19206,6 @@
                 <w:sz w:val="24"/>
                 <w:szCs w:val="24"/>
               </w:rPr>
-              <w:t>+2.46</w:t>
-            </w:r>
-          </w:p>
-        </w:tc>
-      </w:tr>
-      <w:tr>
-        <w:tc>
-          <w:tcPr>
-            <w:tcW w:w="2349" w:type="dxa"/>
-          </w:tcPr>
-          <w:p>
-            <w:pPr>
-              <w:spacing w:line="360" w:lineRule="auto"/>
-              <w:rPr>
-                <w:rFonts w:ascii="宋体" w:hAnsi="宋体" w:hint="eastAsia"/>
-                <w:sz w:val="24"/>
-                <w:szCs w:val="24"/>
-              </w:rPr>
-            </w:pPr>
-            <w:r>
-              <w:rPr>
-                <w:rFonts w:ascii="宋体" w:hAnsi="宋体" w:hint="eastAsia"/>
-                <w:sz w:val="24"/>
-                <w:szCs w:val="24"/>
-              </w:rPr>
-              <w:t>10</w:t>
-            </w:r>
-          </w:p>
-        </w:tc>
-        <w:tc>
-          <w:tcPr>
-            <w:tcW w:w="2349" w:type="dxa"/>
-          </w:tcPr>
-          <w:p>
-            <w:pPr>
-              <w:spacing w:line="360" w:lineRule="auto"/>
-              <w:rPr>
-                <w:rFonts w:ascii="宋体" w:hAnsi="宋体" w:hint="eastAsia"/>
-                <w:sz w:val="24"/>
-                <w:szCs w:val="24"/>
-              </w:rPr>
-            </w:pPr>
-            <w:r>
-              <w:rPr>
-                <w:rFonts w:ascii="宋体" w:hAnsi="宋体" w:hint="eastAsia"/>
-                <w:sz w:val="24"/>
-                <w:szCs w:val="24"/>
-              </w:rPr>
-              <w:t>30.5223</w:t>
-            </w:r>
-          </w:p>
-        </w:tc>
-        <w:tc>
-          <w:tcPr>
-            <w:tcW w:w="2350" w:type="dxa"/>
-          </w:tcPr>
-          <w:p>
-            <w:pPr>
-              <w:spacing w:line="360" w:lineRule="auto"/>
-              <w:rPr>
-                <w:rFonts w:ascii="宋体" w:hAnsi="宋体" w:hint="eastAsia"/>
-                <w:sz w:val="24"/>
-                <w:szCs w:val="24"/>
-              </w:rPr>
-            </w:pPr>
-            <w:r>
-              <w:rPr>
-                <w:rFonts w:ascii="宋体" w:hAnsi="宋体" w:hint="eastAsia"/>
-                <w:sz w:val="24"/>
-                <w:szCs w:val="24"/>
-              </w:rPr>
-              <w:t>+43.1</w:t>
-            </w:r>
-          </w:p>
-        </w:tc>
-        <w:tc>
-          <w:tcPr>
-            <w:tcW w:w="2350" w:type="dxa"/>
-          </w:tcPr>
-          <w:p>
-            <w:pPr>
-              <w:spacing w:line="360" w:lineRule="auto"/>
-              <w:rPr>
-                <w:rFonts w:ascii="宋体" w:hAnsi="宋体" w:hint="eastAsia"/>
-                <w:sz w:val="24"/>
-                <w:szCs w:val="24"/>
-              </w:rPr>
-            </w:pPr>
-            <w:r>
-              <w:rPr>
-                <w:rFonts w:ascii="宋体" w:hAnsi="宋体" w:hint="eastAsia"/>
-                <w:sz w:val="24"/>
-                <w:szCs w:val="24"/>
-              </w:rPr>
               <w:t>+3.72</w:t>
             </w:r>
           </w:p>
@@ -17356,7 +19349,25 @@
           <w:sz w:val="24"/>
           <w:szCs w:val="24"/>
         </w:rPr>
-        <w:t>按键作为与系统的重要交互方式之一，需要能够及时的响应，同时需要保证稳定性，因此测试标准为连续按动每个按键20次，进行3组。观察程序是否卡死并且是否执行相应功能，同时测试对于之间调整这类支持连按的按键是否能会导致RTC时钟堵塞。</w:t>
+        <w:t>按键作为与系统的重要交互方式之一，需要能够及时的响应，同时需要保证稳定性，因此测试标准为连续按动每个按键20次，进行3组。观察程序是否卡死并且是否执行相应功能，同时测试</w:t>
+      </w:r>
+      <w:proofErr w:type="gramStart"/>
+      <w:r>
+        <w:rPr>
+          <w:rFonts w:ascii="宋体" w:hAnsi="宋体" w:cs="宋体" w:hint="eastAsia"/>
+          <w:sz w:val="24"/>
+          <w:szCs w:val="24"/>
+        </w:rPr>
+        <w:t>对于之间</w:t>
+      </w:r>
+      <w:proofErr w:type="gramEnd"/>
+      <w:r>
+        <w:rPr>
+          <w:rFonts w:ascii="宋体" w:hAnsi="宋体" w:cs="宋体" w:hint="eastAsia"/>
+          <w:sz w:val="24"/>
+          <w:szCs w:val="24"/>
+        </w:rPr>
+        <w:t>调整这类支持连按的按键是否能会导致RTC时钟堵塞。</w:t>
       </w:r>
     </w:p>
     <w:p/>
@@ -17461,6 +19472,14 @@
       <w:tblPr>
         <w:tblStyle w:val="af1"/>
         <w:tblW w:w="0" w:type="auto"/>
+        <w:tblBorders>
+          <w:top w:val="single" w:sz="12" w:space="0" w:color="auto"/>
+          <w:left w:val="none" w:sz="0" w:space="0" w:color="auto"/>
+          <w:bottom w:val="single" w:sz="12" w:space="0" w:color="auto"/>
+          <w:right w:val="none" w:sz="0" w:space="0" w:color="auto"/>
+          <w:insideH w:val="none" w:sz="0" w:space="0" w:color="auto"/>
+          <w:insideV w:val="none" w:sz="0" w:space="0" w:color="auto"/>
+        </w:tblBorders>
         <w:tblLook w:val="04A0" w:firstRow="1" w:lastRow="0" w:firstColumn="1" w:lastColumn="0" w:noHBand="0" w:noVBand="1"/>
       </w:tblPr>
       <w:tblGrid>
@@ -17476,6 +19495,10 @@
         <w:tc>
           <w:tcPr>
             <w:tcW w:w="1342" w:type="dxa"/>
+            <w:tcBorders>
+              <w:top w:val="single" w:sz="12" w:space="0" w:color="auto"/>
+              <w:bottom w:val="single" w:sz="6" w:space="0" w:color="auto"/>
+            </w:tcBorders>
           </w:tcPr>
           <w:p>
             <w:pPr>
@@ -17498,6 +19521,10 @@
         <w:tc>
           <w:tcPr>
             <w:tcW w:w="1342" w:type="dxa"/>
+            <w:tcBorders>
+              <w:top w:val="single" w:sz="12" w:space="0" w:color="auto"/>
+              <w:bottom w:val="single" w:sz="6" w:space="0" w:color="auto"/>
+            </w:tcBorders>
           </w:tcPr>
           <w:p>
             <w:pPr>
@@ -17520,6 +19547,10 @@
         <w:tc>
           <w:tcPr>
             <w:tcW w:w="1342" w:type="dxa"/>
+            <w:tcBorders>
+              <w:top w:val="single" w:sz="12" w:space="0" w:color="auto"/>
+              <w:bottom w:val="single" w:sz="6" w:space="0" w:color="auto"/>
+            </w:tcBorders>
           </w:tcPr>
           <w:p>
             <w:pPr>
@@ -17542,6 +19573,10 @@
         <w:tc>
           <w:tcPr>
             <w:tcW w:w="1343" w:type="dxa"/>
+            <w:tcBorders>
+              <w:top w:val="single" w:sz="12" w:space="0" w:color="auto"/>
+              <w:bottom w:val="single" w:sz="6" w:space="0" w:color="auto"/>
+            </w:tcBorders>
           </w:tcPr>
           <w:p>
             <w:pPr>
@@ -17564,6 +19599,10 @@
         <w:tc>
           <w:tcPr>
             <w:tcW w:w="1343" w:type="dxa"/>
+            <w:tcBorders>
+              <w:top w:val="single" w:sz="12" w:space="0" w:color="auto"/>
+              <w:bottom w:val="single" w:sz="6" w:space="0" w:color="auto"/>
+            </w:tcBorders>
           </w:tcPr>
           <w:p>
             <w:pPr>
@@ -17586,6 +19625,10 @@
         <w:tc>
           <w:tcPr>
             <w:tcW w:w="1343" w:type="dxa"/>
+            <w:tcBorders>
+              <w:top w:val="single" w:sz="12" w:space="0" w:color="auto"/>
+              <w:bottom w:val="single" w:sz="6" w:space="0" w:color="auto"/>
+            </w:tcBorders>
           </w:tcPr>
           <w:p>
             <w:pPr>
@@ -17608,6 +19651,10 @@
         <w:tc>
           <w:tcPr>
             <w:tcW w:w="1343" w:type="dxa"/>
+            <w:tcBorders>
+              <w:top w:val="single" w:sz="12" w:space="0" w:color="auto"/>
+              <w:bottom w:val="single" w:sz="6" w:space="0" w:color="auto"/>
+            </w:tcBorders>
           </w:tcPr>
           <w:p>
             <w:pPr>
@@ -17624,6 +19671,183 @@
                 <w:szCs w:val="24"/>
               </w:rPr>
               <w:t>平均值</w:t>
+            </w:r>
+          </w:p>
+        </w:tc>
+      </w:tr>
+      <w:tr>
+        <w:tc>
+          <w:tcPr>
+            <w:tcW w:w="1342" w:type="dxa"/>
+            <w:tcBorders>
+              <w:top w:val="single" w:sz="6" w:space="0" w:color="auto"/>
+            </w:tcBorders>
+          </w:tcPr>
+          <w:p>
+            <w:pPr>
+              <w:rPr>
+                <w:rFonts w:asciiTheme="minorEastAsia" w:eastAsiaTheme="minorEastAsia" w:hAnsiTheme="minorEastAsia" w:hint="eastAsia"/>
+                <w:sz w:val="24"/>
+                <w:szCs w:val="24"/>
+              </w:rPr>
+            </w:pPr>
+            <w:r>
+              <w:rPr>
+                <w:rFonts w:asciiTheme="minorEastAsia" w:eastAsiaTheme="minorEastAsia" w:hAnsiTheme="minorEastAsia" w:hint="eastAsia"/>
+                <w:sz w:val="24"/>
+                <w:szCs w:val="24"/>
+              </w:rPr>
+              <w:t>1</w:t>
+            </w:r>
+          </w:p>
+        </w:tc>
+        <w:tc>
+          <w:tcPr>
+            <w:tcW w:w="1342" w:type="dxa"/>
+            <w:tcBorders>
+              <w:top w:val="single" w:sz="6" w:space="0" w:color="auto"/>
+            </w:tcBorders>
+          </w:tcPr>
+          <w:p>
+            <w:pPr>
+              <w:rPr>
+                <w:rFonts w:asciiTheme="minorEastAsia" w:eastAsiaTheme="minorEastAsia" w:hAnsiTheme="minorEastAsia" w:hint="eastAsia"/>
+                <w:sz w:val="24"/>
+                <w:szCs w:val="24"/>
+              </w:rPr>
+            </w:pPr>
+            <w:r>
+              <w:rPr>
+                <w:rFonts w:asciiTheme="minorEastAsia" w:eastAsiaTheme="minorEastAsia" w:hAnsiTheme="minorEastAsia" w:hint="eastAsia"/>
+                <w:sz w:val="24"/>
+                <w:szCs w:val="24"/>
+              </w:rPr>
+              <w:t>5.02</w:t>
+            </w:r>
+          </w:p>
+        </w:tc>
+        <w:tc>
+          <w:tcPr>
+            <w:tcW w:w="1342" w:type="dxa"/>
+            <w:tcBorders>
+              <w:top w:val="single" w:sz="6" w:space="0" w:color="auto"/>
+            </w:tcBorders>
+          </w:tcPr>
+          <w:p>
+            <w:pPr>
+              <w:rPr>
+                <w:rFonts w:asciiTheme="minorEastAsia" w:eastAsiaTheme="minorEastAsia" w:hAnsiTheme="minorEastAsia" w:hint="eastAsia"/>
+                <w:sz w:val="24"/>
+                <w:szCs w:val="24"/>
+              </w:rPr>
+            </w:pPr>
+            <w:r>
+              <w:rPr>
+                <w:rFonts w:asciiTheme="minorEastAsia" w:eastAsiaTheme="minorEastAsia" w:hAnsiTheme="minorEastAsia" w:hint="eastAsia"/>
+                <w:sz w:val="24"/>
+                <w:szCs w:val="24"/>
+              </w:rPr>
+              <w:t>4.98</w:t>
+            </w:r>
+          </w:p>
+        </w:tc>
+        <w:tc>
+          <w:tcPr>
+            <w:tcW w:w="1343" w:type="dxa"/>
+            <w:tcBorders>
+              <w:top w:val="single" w:sz="6" w:space="0" w:color="auto"/>
+            </w:tcBorders>
+          </w:tcPr>
+          <w:p>
+            <w:pPr>
+              <w:rPr>
+                <w:rFonts w:asciiTheme="minorEastAsia" w:eastAsiaTheme="minorEastAsia" w:hAnsiTheme="minorEastAsia" w:hint="eastAsia"/>
+                <w:sz w:val="24"/>
+                <w:szCs w:val="24"/>
+              </w:rPr>
+            </w:pPr>
+            <w:r>
+              <w:rPr>
+                <w:rFonts w:asciiTheme="minorEastAsia" w:eastAsiaTheme="minorEastAsia" w:hAnsiTheme="minorEastAsia" w:hint="eastAsia"/>
+                <w:sz w:val="24"/>
+                <w:szCs w:val="24"/>
+              </w:rPr>
+              <w:t>5.05</w:t>
+            </w:r>
+          </w:p>
+        </w:tc>
+        <w:tc>
+          <w:tcPr>
+            <w:tcW w:w="1343" w:type="dxa"/>
+            <w:tcBorders>
+              <w:top w:val="single" w:sz="6" w:space="0" w:color="auto"/>
+            </w:tcBorders>
+          </w:tcPr>
+          <w:p>
+            <w:pPr>
+              <w:rPr>
+                <w:rFonts w:asciiTheme="minorEastAsia" w:eastAsiaTheme="minorEastAsia" w:hAnsiTheme="minorEastAsia" w:hint="eastAsia"/>
+                <w:sz w:val="24"/>
+                <w:szCs w:val="24"/>
+              </w:rPr>
+            </w:pPr>
+            <w:r>
+              <w:rPr>
+                <w:rFonts w:asciiTheme="minorEastAsia" w:eastAsiaTheme="minorEastAsia" w:hAnsiTheme="minorEastAsia" w:hint="eastAsia"/>
+                <w:sz w:val="24"/>
+                <w:szCs w:val="24"/>
+              </w:rPr>
+              <w:t>4.97</w:t>
+            </w:r>
+          </w:p>
+        </w:tc>
+        <w:tc>
+          <w:tcPr>
+            <w:tcW w:w="1343" w:type="dxa"/>
+            <w:tcBorders>
+              <w:top w:val="single" w:sz="6" w:space="0" w:color="auto"/>
+            </w:tcBorders>
+          </w:tcPr>
+          <w:p>
+            <w:pPr>
+              <w:rPr>
+                <w:rFonts w:asciiTheme="minorEastAsia" w:eastAsiaTheme="minorEastAsia" w:hAnsiTheme="minorEastAsia" w:hint="eastAsia"/>
+                <w:sz w:val="24"/>
+                <w:szCs w:val="24"/>
+              </w:rPr>
+            </w:pPr>
+            <w:r>
+              <w:rPr>
+                <w:rFonts w:asciiTheme="minorEastAsia" w:eastAsiaTheme="minorEastAsia" w:hAnsiTheme="minorEastAsia" w:hint="eastAsia"/>
+                <w:sz w:val="24"/>
+                <w:szCs w:val="24"/>
+              </w:rPr>
+              <w:t>5.03</w:t>
+            </w:r>
+          </w:p>
+        </w:tc>
+        <w:tc>
+          <w:tcPr>
+            <w:tcW w:w="1343" w:type="dxa"/>
+            <w:tcBorders>
+              <w:top w:val="single" w:sz="6" w:space="0" w:color="auto"/>
+            </w:tcBorders>
+          </w:tcPr>
+          <w:p>
+            <w:pPr>
+              <w:rPr>
+                <w:rFonts w:asciiTheme="minorEastAsia" w:eastAsiaTheme="minorEastAsia" w:hAnsiTheme="minorEastAsia" w:hint="eastAsia"/>
+                <w:sz w:val="24"/>
+                <w:szCs w:val="24"/>
+              </w:rPr>
+            </w:pPr>
+            <w:r>
+              <w:rPr>
+                <w:rFonts w:asciiTheme="minorEastAsia" w:eastAsiaTheme="minorEastAsia" w:hAnsiTheme="minorEastAsia" w:hint="eastAsia"/>
+                <w:sz w:val="24"/>
+                <w:szCs w:val="24"/>
+              </w:rPr>
+              <w:t>5.01</w:t>
             </w:r>
           </w:p>
         </w:tc>
@@ -17647,7 +19871,7 @@
                 <w:sz w:val="24"/>
                 <w:szCs w:val="24"/>
               </w:rPr>
-              <w:t>1</w:t>
+              <w:t>2</w:t>
             </w:r>
           </w:p>
         </w:tc>
@@ -17669,7 +19893,7 @@
                 <w:sz w:val="24"/>
                 <w:szCs w:val="24"/>
               </w:rPr>
-              <w:t>5.02</w:t>
+              <w:t>5.06</w:t>
             </w:r>
           </w:p>
         </w:tc>
@@ -17691,7 +19915,7 @@
                 <w:sz w:val="24"/>
                 <w:szCs w:val="24"/>
               </w:rPr>
-              <w:t>4.98</w:t>
+              <w:t>4.95</w:t>
             </w:r>
           </w:p>
         </w:tc>
@@ -17713,7 +19937,7 @@
                 <w:sz w:val="24"/>
                 <w:szCs w:val="24"/>
               </w:rPr>
-              <w:t>5.05</w:t>
+              <w:t>5.02</w:t>
             </w:r>
           </w:p>
         </w:tc>
@@ -17735,7 +19959,7 @@
                 <w:sz w:val="24"/>
                 <w:szCs w:val="24"/>
               </w:rPr>
-              <w:t>4.97</w:t>
+              <w:t>4.99</w:t>
             </w:r>
           </w:p>
         </w:tc>
@@ -17757,7 +19981,7 @@
                 <w:sz w:val="24"/>
                 <w:szCs w:val="24"/>
               </w:rPr>
-              <w:t>5.03</w:t>
+              <w:t>5.04</w:t>
             </w:r>
           </w:p>
         </w:tc>
@@ -17803,7 +20027,7 @@
                 <w:sz w:val="24"/>
                 <w:szCs w:val="24"/>
               </w:rPr>
-              <w:t>2</w:t>
+              <w:t>3</w:t>
             </w:r>
           </w:p>
         </w:tc>
@@ -17825,7 +20049,7 @@
                 <w:sz w:val="24"/>
                 <w:szCs w:val="24"/>
               </w:rPr>
-              <w:t>5.06</w:t>
+              <w:t>4.96</w:t>
             </w:r>
           </w:p>
         </w:tc>
@@ -17847,7 +20071,7 @@
                 <w:sz w:val="24"/>
                 <w:szCs w:val="24"/>
               </w:rPr>
-              <w:t>4.95</w:t>
+              <w:t>5.01</w:t>
             </w:r>
           </w:p>
         </w:tc>
@@ -17869,7 +20093,7 @@
                 <w:sz w:val="24"/>
                 <w:szCs w:val="24"/>
               </w:rPr>
-              <w:t>5.02</w:t>
+              <w:t>4.98</w:t>
             </w:r>
           </w:p>
         </w:tc>
@@ -17891,7 +20115,7 @@
                 <w:sz w:val="24"/>
                 <w:szCs w:val="24"/>
               </w:rPr>
-              <w:t>4.99</w:t>
+              <w:t>5.07</w:t>
             </w:r>
           </w:p>
         </w:tc>
@@ -17913,7 +20137,7 @@
                 <w:sz w:val="24"/>
                 <w:szCs w:val="24"/>
               </w:rPr>
-              <w:t>5.04</w:t>
+              <w:t>5.00</w:t>
             </w:r>
           </w:p>
         </w:tc>
@@ -17935,162 +20159,6 @@
                 <w:sz w:val="24"/>
                 <w:szCs w:val="24"/>
               </w:rPr>
-              <w:t>5.01</w:t>
-            </w:r>
-          </w:p>
-        </w:tc>
-      </w:tr>
-      <w:tr>
-        <w:tc>
-          <w:tcPr>
-            <w:tcW w:w="1342" w:type="dxa"/>
-          </w:tcPr>
-          <w:p>
-            <w:pPr>
-              <w:rPr>
-                <w:rFonts w:asciiTheme="minorEastAsia" w:eastAsiaTheme="minorEastAsia" w:hAnsiTheme="minorEastAsia" w:hint="eastAsia"/>
-                <w:sz w:val="24"/>
-                <w:szCs w:val="24"/>
-              </w:rPr>
-            </w:pPr>
-            <w:r>
-              <w:rPr>
-                <w:rFonts w:asciiTheme="minorEastAsia" w:eastAsiaTheme="minorEastAsia" w:hAnsiTheme="minorEastAsia" w:hint="eastAsia"/>
-                <w:sz w:val="24"/>
-                <w:szCs w:val="24"/>
-              </w:rPr>
-              <w:t>3</w:t>
-            </w:r>
-          </w:p>
-        </w:tc>
-        <w:tc>
-          <w:tcPr>
-            <w:tcW w:w="1342" w:type="dxa"/>
-          </w:tcPr>
-          <w:p>
-            <w:pPr>
-              <w:rPr>
-                <w:rFonts w:asciiTheme="minorEastAsia" w:eastAsiaTheme="minorEastAsia" w:hAnsiTheme="minorEastAsia" w:hint="eastAsia"/>
-                <w:sz w:val="24"/>
-                <w:szCs w:val="24"/>
-              </w:rPr>
-            </w:pPr>
-            <w:r>
-              <w:rPr>
-                <w:rFonts w:asciiTheme="minorEastAsia" w:eastAsiaTheme="minorEastAsia" w:hAnsiTheme="minorEastAsia" w:hint="eastAsia"/>
-                <w:sz w:val="24"/>
-                <w:szCs w:val="24"/>
-              </w:rPr>
-              <w:t>4.96</w:t>
-            </w:r>
-          </w:p>
-        </w:tc>
-        <w:tc>
-          <w:tcPr>
-            <w:tcW w:w="1342" w:type="dxa"/>
-          </w:tcPr>
-          <w:p>
-            <w:pPr>
-              <w:rPr>
-                <w:rFonts w:asciiTheme="minorEastAsia" w:eastAsiaTheme="minorEastAsia" w:hAnsiTheme="minorEastAsia" w:hint="eastAsia"/>
-                <w:sz w:val="24"/>
-                <w:szCs w:val="24"/>
-              </w:rPr>
-            </w:pPr>
-            <w:r>
-              <w:rPr>
-                <w:rFonts w:asciiTheme="minorEastAsia" w:eastAsiaTheme="minorEastAsia" w:hAnsiTheme="minorEastAsia" w:hint="eastAsia"/>
-                <w:sz w:val="24"/>
-                <w:szCs w:val="24"/>
-              </w:rPr>
-              <w:t>5.01</w:t>
-            </w:r>
-          </w:p>
-        </w:tc>
-        <w:tc>
-          <w:tcPr>
-            <w:tcW w:w="1343" w:type="dxa"/>
-          </w:tcPr>
-          <w:p>
-            <w:pPr>
-              <w:rPr>
-                <w:rFonts w:asciiTheme="minorEastAsia" w:eastAsiaTheme="minorEastAsia" w:hAnsiTheme="minorEastAsia" w:hint="eastAsia"/>
-                <w:sz w:val="24"/>
-                <w:szCs w:val="24"/>
-              </w:rPr>
-            </w:pPr>
-            <w:r>
-              <w:rPr>
-                <w:rFonts w:asciiTheme="minorEastAsia" w:eastAsiaTheme="minorEastAsia" w:hAnsiTheme="minorEastAsia" w:hint="eastAsia"/>
-                <w:sz w:val="24"/>
-                <w:szCs w:val="24"/>
-              </w:rPr>
-              <w:t>4.98</w:t>
-            </w:r>
-          </w:p>
-        </w:tc>
-        <w:tc>
-          <w:tcPr>
-            <w:tcW w:w="1343" w:type="dxa"/>
-          </w:tcPr>
-          <w:p>
-            <w:pPr>
-              <w:rPr>
-                <w:rFonts w:asciiTheme="minorEastAsia" w:eastAsiaTheme="minorEastAsia" w:hAnsiTheme="minorEastAsia" w:hint="eastAsia"/>
-                <w:sz w:val="24"/>
-                <w:szCs w:val="24"/>
-              </w:rPr>
-            </w:pPr>
-            <w:r>
-              <w:rPr>
-                <w:rFonts w:asciiTheme="minorEastAsia" w:eastAsiaTheme="minorEastAsia" w:hAnsiTheme="minorEastAsia" w:hint="eastAsia"/>
-                <w:sz w:val="24"/>
-                <w:szCs w:val="24"/>
-              </w:rPr>
-              <w:t>5.07</w:t>
-            </w:r>
-          </w:p>
-        </w:tc>
-        <w:tc>
-          <w:tcPr>
-            <w:tcW w:w="1343" w:type="dxa"/>
-          </w:tcPr>
-          <w:p>
-            <w:pPr>
-              <w:rPr>
-                <w:rFonts w:asciiTheme="minorEastAsia" w:eastAsiaTheme="minorEastAsia" w:hAnsiTheme="minorEastAsia" w:hint="eastAsia"/>
-                <w:sz w:val="24"/>
-                <w:szCs w:val="24"/>
-              </w:rPr>
-            </w:pPr>
-            <w:r>
-              <w:rPr>
-                <w:rFonts w:asciiTheme="minorEastAsia" w:eastAsiaTheme="minorEastAsia" w:hAnsiTheme="minorEastAsia" w:hint="eastAsia"/>
-                <w:sz w:val="24"/>
-                <w:szCs w:val="24"/>
-              </w:rPr>
-              <w:t>5.00</w:t>
-            </w:r>
-          </w:p>
-        </w:tc>
-        <w:tc>
-          <w:tcPr>
-            <w:tcW w:w="1343" w:type="dxa"/>
-          </w:tcPr>
-          <w:p>
-            <w:pPr>
-              <w:rPr>
-                <w:rFonts w:asciiTheme="minorEastAsia" w:eastAsiaTheme="minorEastAsia" w:hAnsiTheme="minorEastAsia" w:hint="eastAsia"/>
-                <w:sz w:val="24"/>
-                <w:szCs w:val="24"/>
-              </w:rPr>
-            </w:pPr>
-            <w:r>
-              <w:rPr>
-                <w:rFonts w:asciiTheme="minorEastAsia" w:eastAsiaTheme="minorEastAsia" w:hAnsiTheme="minorEastAsia" w:hint="eastAsia"/>
-                <w:sz w:val="24"/>
-                <w:szCs w:val="24"/>
-              </w:rPr>
               <w:t>5.00</w:t>
             </w:r>
           </w:p>
@@ -18153,6 +20221,14 @@
       <w:tblPr>
         <w:tblStyle w:val="af1"/>
         <w:tblW w:w="9397" w:type="dxa"/>
+        <w:tblBorders>
+          <w:top w:val="single" w:sz="12" w:space="0" w:color="auto"/>
+          <w:left w:val="none" w:sz="0" w:space="0" w:color="auto"/>
+          <w:bottom w:val="single" w:sz="12" w:space="0" w:color="auto"/>
+          <w:right w:val="none" w:sz="0" w:space="0" w:color="auto"/>
+          <w:insideH w:val="none" w:sz="0" w:space="0" w:color="auto"/>
+          <w:insideV w:val="none" w:sz="0" w:space="0" w:color="auto"/>
+        </w:tblBorders>
         <w:tblLook w:val="04A0" w:firstRow="1" w:lastRow="0" w:firstColumn="1" w:lastColumn="0" w:noHBand="0" w:noVBand="1"/>
       </w:tblPr>
       <w:tblGrid>
@@ -18168,6 +20244,10 @@
         <w:tc>
           <w:tcPr>
             <w:tcW w:w="1342" w:type="dxa"/>
+            <w:tcBorders>
+              <w:top w:val="single" w:sz="12" w:space="0" w:color="auto"/>
+              <w:bottom w:val="single" w:sz="6" w:space="0" w:color="auto"/>
+            </w:tcBorders>
           </w:tcPr>
           <w:p>
             <w:pPr>
@@ -18190,6 +20270,10 @@
         <w:tc>
           <w:tcPr>
             <w:tcW w:w="1342" w:type="dxa"/>
+            <w:tcBorders>
+              <w:top w:val="single" w:sz="12" w:space="0" w:color="auto"/>
+              <w:bottom w:val="single" w:sz="6" w:space="0" w:color="auto"/>
+            </w:tcBorders>
           </w:tcPr>
           <w:p>
             <w:pPr>
@@ -18212,6 +20296,10 @@
         <w:tc>
           <w:tcPr>
             <w:tcW w:w="1342" w:type="dxa"/>
+            <w:tcBorders>
+              <w:top w:val="single" w:sz="12" w:space="0" w:color="auto"/>
+              <w:bottom w:val="single" w:sz="6" w:space="0" w:color="auto"/>
+            </w:tcBorders>
           </w:tcPr>
           <w:p>
             <w:pPr>
@@ -18234,6 +20322,10 @@
         <w:tc>
           <w:tcPr>
             <w:tcW w:w="1342" w:type="dxa"/>
+            <w:tcBorders>
+              <w:top w:val="single" w:sz="12" w:space="0" w:color="auto"/>
+              <w:bottom w:val="single" w:sz="6" w:space="0" w:color="auto"/>
+            </w:tcBorders>
           </w:tcPr>
           <w:p>
             <w:pPr>
@@ -18256,6 +20348,10 @@
         <w:tc>
           <w:tcPr>
             <w:tcW w:w="1343" w:type="dxa"/>
+            <w:tcBorders>
+              <w:top w:val="single" w:sz="12" w:space="0" w:color="auto"/>
+              <w:bottom w:val="single" w:sz="6" w:space="0" w:color="auto"/>
+            </w:tcBorders>
           </w:tcPr>
           <w:p>
             <w:pPr>
@@ -18278,6 +20374,10 @@
         <w:tc>
           <w:tcPr>
             <w:tcW w:w="1343" w:type="dxa"/>
+            <w:tcBorders>
+              <w:top w:val="single" w:sz="12" w:space="0" w:color="auto"/>
+              <w:bottom w:val="single" w:sz="6" w:space="0" w:color="auto"/>
+            </w:tcBorders>
           </w:tcPr>
           <w:p>
             <w:pPr>
@@ -18300,6 +20400,10 @@
         <w:tc>
           <w:tcPr>
             <w:tcW w:w="1343" w:type="dxa"/>
+            <w:tcBorders>
+              <w:top w:val="single" w:sz="12" w:space="0" w:color="auto"/>
+              <w:bottom w:val="single" w:sz="6" w:space="0" w:color="auto"/>
+            </w:tcBorders>
           </w:tcPr>
           <w:p>
             <w:pPr>
@@ -18316,6 +20420,183 @@
                 <w:szCs w:val="24"/>
               </w:rPr>
               <w:t>平均值</w:t>
+            </w:r>
+          </w:p>
+        </w:tc>
+      </w:tr>
+      <w:tr>
+        <w:tc>
+          <w:tcPr>
+            <w:tcW w:w="1342" w:type="dxa"/>
+            <w:tcBorders>
+              <w:top w:val="single" w:sz="6" w:space="0" w:color="auto"/>
+            </w:tcBorders>
+          </w:tcPr>
+          <w:p>
+            <w:pPr>
+              <w:rPr>
+                <w:rFonts w:asciiTheme="minorEastAsia" w:eastAsiaTheme="minorEastAsia" w:hAnsiTheme="minorEastAsia" w:hint="eastAsia"/>
+                <w:sz w:val="24"/>
+                <w:szCs w:val="24"/>
+              </w:rPr>
+            </w:pPr>
+            <w:r>
+              <w:rPr>
+                <w:rFonts w:asciiTheme="minorEastAsia" w:eastAsiaTheme="minorEastAsia" w:hAnsiTheme="minorEastAsia" w:hint="eastAsia"/>
+                <w:sz w:val="24"/>
+                <w:szCs w:val="24"/>
+              </w:rPr>
+              <w:t>1</w:t>
+            </w:r>
+          </w:p>
+        </w:tc>
+        <w:tc>
+          <w:tcPr>
+            <w:tcW w:w="1342" w:type="dxa"/>
+            <w:tcBorders>
+              <w:top w:val="single" w:sz="6" w:space="0" w:color="auto"/>
+            </w:tcBorders>
+          </w:tcPr>
+          <w:p>
+            <w:pPr>
+              <w:rPr>
+                <w:rFonts w:asciiTheme="minorEastAsia" w:eastAsiaTheme="minorEastAsia" w:hAnsiTheme="minorEastAsia" w:hint="eastAsia"/>
+                <w:sz w:val="24"/>
+                <w:szCs w:val="24"/>
+              </w:rPr>
+            </w:pPr>
+            <w:r>
+              <w:rPr>
+                <w:rFonts w:asciiTheme="minorEastAsia" w:eastAsiaTheme="minorEastAsia" w:hAnsiTheme="minorEastAsia" w:hint="eastAsia"/>
+                <w:sz w:val="24"/>
+                <w:szCs w:val="24"/>
+              </w:rPr>
+              <w:t>3.31</w:t>
+            </w:r>
+          </w:p>
+        </w:tc>
+        <w:tc>
+          <w:tcPr>
+            <w:tcW w:w="1342" w:type="dxa"/>
+            <w:tcBorders>
+              <w:top w:val="single" w:sz="6" w:space="0" w:color="auto"/>
+            </w:tcBorders>
+          </w:tcPr>
+          <w:p>
+            <w:pPr>
+              <w:rPr>
+                <w:rFonts w:asciiTheme="minorEastAsia" w:eastAsiaTheme="minorEastAsia" w:hAnsiTheme="minorEastAsia" w:hint="eastAsia"/>
+                <w:sz w:val="24"/>
+                <w:szCs w:val="24"/>
+              </w:rPr>
+            </w:pPr>
+            <w:r>
+              <w:rPr>
+                <w:rFonts w:asciiTheme="minorEastAsia" w:eastAsiaTheme="minorEastAsia" w:hAnsiTheme="minorEastAsia" w:hint="eastAsia"/>
+                <w:sz w:val="24"/>
+                <w:szCs w:val="24"/>
+              </w:rPr>
+              <w:t>3.28</w:t>
+            </w:r>
+          </w:p>
+        </w:tc>
+        <w:tc>
+          <w:tcPr>
+            <w:tcW w:w="1342" w:type="dxa"/>
+            <w:tcBorders>
+              <w:top w:val="single" w:sz="6" w:space="0" w:color="auto"/>
+            </w:tcBorders>
+          </w:tcPr>
+          <w:p>
+            <w:pPr>
+              <w:rPr>
+                <w:rFonts w:asciiTheme="minorEastAsia" w:eastAsiaTheme="minorEastAsia" w:hAnsiTheme="minorEastAsia" w:hint="eastAsia"/>
+                <w:sz w:val="24"/>
+                <w:szCs w:val="24"/>
+              </w:rPr>
+            </w:pPr>
+            <w:r>
+              <w:rPr>
+                <w:rFonts w:asciiTheme="minorEastAsia" w:eastAsiaTheme="minorEastAsia" w:hAnsiTheme="minorEastAsia" w:hint="eastAsia"/>
+                <w:sz w:val="24"/>
+                <w:szCs w:val="24"/>
+              </w:rPr>
+              <w:t>3.30</w:t>
+            </w:r>
+          </w:p>
+        </w:tc>
+        <w:tc>
+          <w:tcPr>
+            <w:tcW w:w="1343" w:type="dxa"/>
+            <w:tcBorders>
+              <w:top w:val="single" w:sz="6" w:space="0" w:color="auto"/>
+            </w:tcBorders>
+          </w:tcPr>
+          <w:p>
+            <w:pPr>
+              <w:rPr>
+                <w:rFonts w:asciiTheme="minorEastAsia" w:eastAsiaTheme="minorEastAsia" w:hAnsiTheme="minorEastAsia" w:hint="eastAsia"/>
+                <w:sz w:val="24"/>
+                <w:szCs w:val="24"/>
+              </w:rPr>
+            </w:pPr>
+            <w:r>
+              <w:rPr>
+                <w:rFonts w:asciiTheme="minorEastAsia" w:eastAsiaTheme="minorEastAsia" w:hAnsiTheme="minorEastAsia" w:hint="eastAsia"/>
+                <w:sz w:val="24"/>
+                <w:szCs w:val="24"/>
+              </w:rPr>
+              <w:t>3.32</w:t>
+            </w:r>
+          </w:p>
+        </w:tc>
+        <w:tc>
+          <w:tcPr>
+            <w:tcW w:w="1343" w:type="dxa"/>
+            <w:tcBorders>
+              <w:top w:val="single" w:sz="6" w:space="0" w:color="auto"/>
+            </w:tcBorders>
+          </w:tcPr>
+          <w:p>
+            <w:pPr>
+              <w:rPr>
+                <w:rFonts w:asciiTheme="minorEastAsia" w:eastAsiaTheme="minorEastAsia" w:hAnsiTheme="minorEastAsia" w:hint="eastAsia"/>
+                <w:sz w:val="24"/>
+                <w:szCs w:val="24"/>
+              </w:rPr>
+            </w:pPr>
+            <w:r>
+              <w:rPr>
+                <w:rFonts w:asciiTheme="minorEastAsia" w:eastAsiaTheme="minorEastAsia" w:hAnsiTheme="minorEastAsia" w:hint="eastAsia"/>
+                <w:sz w:val="24"/>
+                <w:szCs w:val="24"/>
+              </w:rPr>
+              <w:t>3.29</w:t>
+            </w:r>
+          </w:p>
+        </w:tc>
+        <w:tc>
+          <w:tcPr>
+            <w:tcW w:w="1343" w:type="dxa"/>
+            <w:tcBorders>
+              <w:top w:val="single" w:sz="6" w:space="0" w:color="auto"/>
+            </w:tcBorders>
+          </w:tcPr>
+          <w:p>
+            <w:pPr>
+              <w:rPr>
+                <w:rFonts w:asciiTheme="minorEastAsia" w:eastAsiaTheme="minorEastAsia" w:hAnsiTheme="minorEastAsia" w:hint="eastAsia"/>
+                <w:sz w:val="24"/>
+                <w:szCs w:val="24"/>
+              </w:rPr>
+            </w:pPr>
+            <w:r>
+              <w:rPr>
+                <w:rFonts w:asciiTheme="minorEastAsia" w:eastAsiaTheme="minorEastAsia" w:hAnsiTheme="minorEastAsia" w:hint="eastAsia"/>
+                <w:sz w:val="24"/>
+                <w:szCs w:val="24"/>
+              </w:rPr>
+              <w:t>3.30</w:t>
             </w:r>
           </w:p>
         </w:tc>
@@ -18339,7 +20620,7 @@
                 <w:sz w:val="24"/>
                 <w:szCs w:val="24"/>
               </w:rPr>
-              <w:t>1</w:t>
+              <w:t>2</w:t>
             </w:r>
           </w:p>
         </w:tc>
@@ -18361,7 +20642,7 @@
                 <w:sz w:val="24"/>
                 <w:szCs w:val="24"/>
               </w:rPr>
-              <w:t>3.31</w:t>
+              <w:t>3.27</w:t>
             </w:r>
           </w:p>
         </w:tc>
@@ -18383,7 +20664,7 @@
                 <w:sz w:val="24"/>
                 <w:szCs w:val="24"/>
               </w:rPr>
-              <w:t>3.28</w:t>
+              <w:t>3.33</w:t>
             </w:r>
           </w:p>
         </w:tc>
@@ -18405,7 +20686,7 @@
                 <w:sz w:val="24"/>
                 <w:szCs w:val="24"/>
               </w:rPr>
-              <w:t>3.30</w:t>
+              <w:t>3.29</w:t>
             </w:r>
           </w:p>
         </w:tc>
@@ -18427,7 +20708,7 @@
                 <w:sz w:val="24"/>
                 <w:szCs w:val="24"/>
               </w:rPr>
-              <w:t>3.32</w:t>
+              <w:t>3.31</w:t>
             </w:r>
           </w:p>
         </w:tc>
@@ -18449,7 +20730,7 @@
                 <w:sz w:val="24"/>
                 <w:szCs w:val="24"/>
               </w:rPr>
-              <w:t>3.29</w:t>
+              <w:t>3.30</w:t>
             </w:r>
           </w:p>
         </w:tc>
@@ -18495,7 +20776,7 @@
                 <w:sz w:val="24"/>
                 <w:szCs w:val="24"/>
               </w:rPr>
-              <w:t>2</w:t>
+              <w:t>3</w:t>
             </w:r>
           </w:p>
         </w:tc>
@@ -18517,7 +20798,7 @@
                 <w:sz w:val="24"/>
                 <w:szCs w:val="24"/>
               </w:rPr>
-              <w:t>3.27</w:t>
+              <w:t>3.32</w:t>
             </w:r>
           </w:p>
         </w:tc>
@@ -18539,7 +20820,7 @@
                 <w:sz w:val="24"/>
                 <w:szCs w:val="24"/>
               </w:rPr>
-              <w:t>3.33</w:t>
+              <w:t>3.28</w:t>
             </w:r>
           </w:p>
         </w:tc>
@@ -18561,7 +20842,7 @@
                 <w:sz w:val="24"/>
                 <w:szCs w:val="24"/>
               </w:rPr>
-              <w:t>3.29</w:t>
+              <w:t>3.34</w:t>
             </w:r>
           </w:p>
         </w:tc>
@@ -18583,7 +20864,7 @@
                 <w:sz w:val="24"/>
                 <w:szCs w:val="24"/>
               </w:rPr>
-              <w:t>3.31</w:t>
+              <w:t>3.29</w:t>
             </w:r>
           </w:p>
         </w:tc>
@@ -18605,7 +20886,7 @@
                 <w:sz w:val="24"/>
                 <w:szCs w:val="24"/>
               </w:rPr>
-              <w:t>3.30</w:t>
+              <w:t>3.31</w:t>
             </w:r>
           </w:p>
         </w:tc>
@@ -18627,162 +20908,6 @@
                 <w:sz w:val="24"/>
                 <w:szCs w:val="24"/>
               </w:rPr>
-              <w:t>3.30</w:t>
-            </w:r>
-          </w:p>
-        </w:tc>
-      </w:tr>
-      <w:tr>
-        <w:tc>
-          <w:tcPr>
-            <w:tcW w:w="1342" w:type="dxa"/>
-          </w:tcPr>
-          <w:p>
-            <w:pPr>
-              <w:rPr>
-                <w:rFonts w:asciiTheme="minorEastAsia" w:eastAsiaTheme="minorEastAsia" w:hAnsiTheme="minorEastAsia" w:hint="eastAsia"/>
-                <w:sz w:val="24"/>
-                <w:szCs w:val="24"/>
-              </w:rPr>
-            </w:pPr>
-            <w:r>
-              <w:rPr>
-                <w:rFonts w:asciiTheme="minorEastAsia" w:eastAsiaTheme="minorEastAsia" w:hAnsiTheme="minorEastAsia" w:hint="eastAsia"/>
-                <w:sz w:val="24"/>
-                <w:szCs w:val="24"/>
-              </w:rPr>
-              <w:t>3</w:t>
-            </w:r>
-          </w:p>
-        </w:tc>
-        <w:tc>
-          <w:tcPr>
-            <w:tcW w:w="1342" w:type="dxa"/>
-          </w:tcPr>
-          <w:p>
-            <w:pPr>
-              <w:rPr>
-                <w:rFonts w:asciiTheme="minorEastAsia" w:eastAsiaTheme="minorEastAsia" w:hAnsiTheme="minorEastAsia" w:hint="eastAsia"/>
-                <w:sz w:val="24"/>
-                <w:szCs w:val="24"/>
-              </w:rPr>
-            </w:pPr>
-            <w:r>
-              <w:rPr>
-                <w:rFonts w:asciiTheme="minorEastAsia" w:eastAsiaTheme="minorEastAsia" w:hAnsiTheme="minorEastAsia" w:hint="eastAsia"/>
-                <w:sz w:val="24"/>
-                <w:szCs w:val="24"/>
-              </w:rPr>
-              <w:t>3.32</w:t>
-            </w:r>
-          </w:p>
-        </w:tc>
-        <w:tc>
-          <w:tcPr>
-            <w:tcW w:w="1342" w:type="dxa"/>
-          </w:tcPr>
-          <w:p>
-            <w:pPr>
-              <w:rPr>
-                <w:rFonts w:asciiTheme="minorEastAsia" w:eastAsiaTheme="minorEastAsia" w:hAnsiTheme="minorEastAsia" w:hint="eastAsia"/>
-                <w:sz w:val="24"/>
-                <w:szCs w:val="24"/>
-              </w:rPr>
-            </w:pPr>
-            <w:r>
-              <w:rPr>
-                <w:rFonts w:asciiTheme="minorEastAsia" w:eastAsiaTheme="minorEastAsia" w:hAnsiTheme="minorEastAsia" w:hint="eastAsia"/>
-                <w:sz w:val="24"/>
-                <w:szCs w:val="24"/>
-              </w:rPr>
-              <w:t>3.28</w:t>
-            </w:r>
-          </w:p>
-        </w:tc>
-        <w:tc>
-          <w:tcPr>
-            <w:tcW w:w="1342" w:type="dxa"/>
-          </w:tcPr>
-          <w:p>
-            <w:pPr>
-              <w:rPr>
-                <w:rFonts w:asciiTheme="minorEastAsia" w:eastAsiaTheme="minorEastAsia" w:hAnsiTheme="minorEastAsia" w:hint="eastAsia"/>
-                <w:sz w:val="24"/>
-                <w:szCs w:val="24"/>
-              </w:rPr>
-            </w:pPr>
-            <w:r>
-              <w:rPr>
-                <w:rFonts w:asciiTheme="minorEastAsia" w:eastAsiaTheme="minorEastAsia" w:hAnsiTheme="minorEastAsia" w:hint="eastAsia"/>
-                <w:sz w:val="24"/>
-                <w:szCs w:val="24"/>
-              </w:rPr>
-              <w:t>3.34</w:t>
-            </w:r>
-          </w:p>
-        </w:tc>
-        <w:tc>
-          <w:tcPr>
-            <w:tcW w:w="1343" w:type="dxa"/>
-          </w:tcPr>
-          <w:p>
-            <w:pPr>
-              <w:rPr>
-                <w:rFonts w:asciiTheme="minorEastAsia" w:eastAsiaTheme="minorEastAsia" w:hAnsiTheme="minorEastAsia" w:hint="eastAsia"/>
-                <w:sz w:val="24"/>
-                <w:szCs w:val="24"/>
-              </w:rPr>
-            </w:pPr>
-            <w:r>
-              <w:rPr>
-                <w:rFonts w:asciiTheme="minorEastAsia" w:eastAsiaTheme="minorEastAsia" w:hAnsiTheme="minorEastAsia" w:hint="eastAsia"/>
-                <w:sz w:val="24"/>
-                <w:szCs w:val="24"/>
-              </w:rPr>
-              <w:t>3.29</w:t>
-            </w:r>
-          </w:p>
-        </w:tc>
-        <w:tc>
-          <w:tcPr>
-            <w:tcW w:w="1343" w:type="dxa"/>
-          </w:tcPr>
-          <w:p>
-            <w:pPr>
-              <w:rPr>
-                <w:rFonts w:asciiTheme="minorEastAsia" w:eastAsiaTheme="minorEastAsia" w:hAnsiTheme="minorEastAsia" w:hint="eastAsia"/>
-                <w:sz w:val="24"/>
-                <w:szCs w:val="24"/>
-              </w:rPr>
-            </w:pPr>
-            <w:r>
-              <w:rPr>
-                <w:rFonts w:asciiTheme="minorEastAsia" w:eastAsiaTheme="minorEastAsia" w:hAnsiTheme="minorEastAsia" w:hint="eastAsia"/>
-                <w:sz w:val="24"/>
-                <w:szCs w:val="24"/>
-              </w:rPr>
-              <w:t>3.31</w:t>
-            </w:r>
-          </w:p>
-        </w:tc>
-        <w:tc>
-          <w:tcPr>
-            <w:tcW w:w="1343" w:type="dxa"/>
-          </w:tcPr>
-          <w:p>
-            <w:pPr>
-              <w:rPr>
-                <w:rFonts w:asciiTheme="minorEastAsia" w:eastAsiaTheme="minorEastAsia" w:hAnsiTheme="minorEastAsia" w:hint="eastAsia"/>
-                <w:sz w:val="24"/>
-                <w:szCs w:val="24"/>
-              </w:rPr>
-            </w:pPr>
-            <w:r>
-              <w:rPr>
-                <w:rFonts w:asciiTheme="minorEastAsia" w:eastAsiaTheme="minorEastAsia" w:hAnsiTheme="minorEastAsia" w:hint="eastAsia"/>
-                <w:sz w:val="24"/>
-                <w:szCs w:val="24"/>
-              </w:rPr>
               <w:t>3.31</w:t>
             </w:r>
           </w:p>
@@ -18818,44 +20943,6 @@
     </w:p>
     <w:p>
       <w:pPr>
-        <w:ind w:firstLine="420"/>
-      </w:pPr>
-    </w:p>
-    <w:p>
-      <w:pPr>
-        <w:spacing w:line="360" w:lineRule="auto"/>
-        <w:ind w:firstLine="420"/>
-        <w:rPr>
-          <w:rFonts w:ascii="宋体" w:hAnsi="宋体" w:hint="eastAsia"/>
-          <w:sz w:val="24"/>
-          <w:szCs w:val="24"/>
-        </w:rPr>
-      </w:pPr>
-    </w:p>
-    <w:p>
-      <w:pPr>
-        <w:spacing w:line="360" w:lineRule="auto"/>
-        <w:ind w:firstLine="420"/>
-        <w:rPr>
-          <w:rFonts w:ascii="宋体" w:hAnsi="宋体" w:hint="eastAsia"/>
-          <w:sz w:val="24"/>
-          <w:szCs w:val="24"/>
-        </w:rPr>
-      </w:pPr>
-    </w:p>
-    <w:p>
-      <w:pPr>
-        <w:spacing w:line="360" w:lineRule="auto"/>
-        <w:ind w:firstLine="420"/>
-        <w:rPr>
-          <w:rFonts w:ascii="宋体" w:hAnsi="宋体" w:hint="eastAsia"/>
-          <w:sz w:val="24"/>
-          <w:szCs w:val="24"/>
-        </w:rPr>
-      </w:pPr>
-    </w:p>
-    <w:p>
-      <w:pPr>
         <w:pStyle w:val="2"/>
         <w:spacing w:line="360" w:lineRule="auto"/>
         <w:rPr>
@@ -18870,6 +20957,7 @@
           <w:color w:val="000000"/>
           <w:sz w:val="24"/>
         </w:rPr>
+        <w:lastRenderedPageBreak/>
         <w:t>4.3</w:t>
       </w:r>
       <w:r>
@@ -19035,6 +21123,12 @@
       <w:tblPr>
         <w:tblStyle w:val="af1"/>
         <w:tblW w:w="5000" w:type="pct"/>
+        <w:tblBorders>
+          <w:left w:val="none" w:sz="0" w:space="0" w:color="auto"/>
+          <w:right w:val="none" w:sz="0" w:space="0" w:color="auto"/>
+          <w:insideH w:val="none" w:sz="0" w:space="0" w:color="auto"/>
+          <w:insideV w:val="none" w:sz="0" w:space="0" w:color="auto"/>
+        </w:tblBorders>
         <w:tblLook w:val="04A0" w:firstRow="1" w:lastRow="0" w:firstColumn="1" w:lastColumn="0" w:noHBand="0" w:noVBand="1"/>
       </w:tblPr>
       <w:tblGrid>
@@ -19048,6 +21142,10 @@
         <w:tc>
           <w:tcPr>
             <w:tcW w:w="2500" w:type="pct"/>
+            <w:tcBorders>
+              <w:top w:val="single" w:sz="4" w:space="0" w:color="auto"/>
+              <w:bottom w:val="single" w:sz="6" w:space="0" w:color="auto"/>
+            </w:tcBorders>
           </w:tcPr>
           <w:p>
             <w:pPr>
@@ -19072,6 +21170,10 @@
         <w:tc>
           <w:tcPr>
             <w:tcW w:w="2500" w:type="pct"/>
+            <w:tcBorders>
+              <w:top w:val="single" w:sz="4" w:space="0" w:color="auto"/>
+              <w:bottom w:val="single" w:sz="6" w:space="0" w:color="auto"/>
+            </w:tcBorders>
           </w:tcPr>
           <w:p>
             <w:pPr>
@@ -19090,6 +21192,65 @@
                 <w:szCs w:val="24"/>
               </w:rPr>
               <w:t>尖峰电压值(V)</w:t>
+            </w:r>
+          </w:p>
+        </w:tc>
+      </w:tr>
+      <w:tr>
+        <w:trPr>
+          <w:trHeight w:val="498"/>
+        </w:trPr>
+        <w:tc>
+          <w:tcPr>
+            <w:tcW w:w="2500" w:type="pct"/>
+            <w:tcBorders>
+              <w:top w:val="single" w:sz="6" w:space="0" w:color="auto"/>
+            </w:tcBorders>
+          </w:tcPr>
+          <w:p>
+            <w:pPr>
+              <w:spacing w:line="360" w:lineRule="auto"/>
+              <w:jc w:val="center"/>
+              <w:rPr>
+                <w:rFonts w:ascii="宋体" w:hAnsi="宋体" w:hint="eastAsia"/>
+                <w:sz w:val="24"/>
+                <w:szCs w:val="24"/>
+              </w:rPr>
+            </w:pPr>
+            <w:r>
+              <w:rPr>
+                <w:rFonts w:ascii="宋体" w:hAnsi="宋体" w:hint="eastAsia"/>
+                <w:sz w:val="24"/>
+                <w:szCs w:val="24"/>
+              </w:rPr>
+              <w:t>1</w:t>
+            </w:r>
+          </w:p>
+        </w:tc>
+        <w:tc>
+          <w:tcPr>
+            <w:tcW w:w="2500" w:type="pct"/>
+            <w:tcBorders>
+              <w:top w:val="single" w:sz="6" w:space="0" w:color="auto"/>
+            </w:tcBorders>
+          </w:tcPr>
+          <w:p>
+            <w:pPr>
+              <w:spacing w:line="360" w:lineRule="auto"/>
+              <w:jc w:val="center"/>
+              <w:rPr>
+                <w:rFonts w:ascii="宋体" w:hAnsi="宋体" w:hint="eastAsia"/>
+                <w:sz w:val="24"/>
+                <w:szCs w:val="24"/>
+              </w:rPr>
+            </w:pPr>
+            <w:r>
+              <w:rPr>
+                <w:rFonts w:ascii="宋体" w:hAnsi="宋体" w:hint="eastAsia"/>
+                <w:sz w:val="24"/>
+                <w:szCs w:val="24"/>
+              </w:rPr>
+              <w:t>14.5</w:t>
             </w:r>
           </w:p>
         </w:tc>
@@ -19118,7 +21279,7 @@
                 <w:sz w:val="24"/>
                 <w:szCs w:val="24"/>
               </w:rPr>
-              <w:t>1</w:t>
+              <w:t>2</w:t>
             </w:r>
           </w:p>
         </w:tc>
@@ -19142,7 +21303,7 @@
                 <w:sz w:val="24"/>
                 <w:szCs w:val="24"/>
               </w:rPr>
-              <w:t>14.5</w:t>
+              <w:t>13.7</w:t>
             </w:r>
           </w:p>
         </w:tc>
@@ -19171,7 +21332,7 @@
                 <w:sz w:val="24"/>
                 <w:szCs w:val="24"/>
               </w:rPr>
-              <w:t>2</w:t>
+              <w:t>3</w:t>
             </w:r>
           </w:p>
         </w:tc>
@@ -19195,7 +21356,7 @@
                 <w:sz w:val="24"/>
                 <w:szCs w:val="24"/>
               </w:rPr>
-              <w:t>13.7</w:t>
+              <w:t>17.3</w:t>
             </w:r>
           </w:p>
         </w:tc>
@@ -19224,7 +21385,7 @@
                 <w:sz w:val="24"/>
                 <w:szCs w:val="24"/>
               </w:rPr>
-              <w:t>3</w:t>
+              <w:t>4</w:t>
             </w:r>
           </w:p>
         </w:tc>
@@ -19248,7 +21409,7 @@
                 <w:sz w:val="24"/>
                 <w:szCs w:val="24"/>
               </w:rPr>
-              <w:t>17.3</w:t>
+              <w:t>16.4</w:t>
             </w:r>
           </w:p>
         </w:tc>
@@ -19277,7 +21438,7 @@
                 <w:sz w:val="24"/>
                 <w:szCs w:val="24"/>
               </w:rPr>
-              <w:t>4</w:t>
+              <w:t>5</w:t>
             </w:r>
           </w:p>
         </w:tc>
@@ -19301,7 +21462,7 @@
                 <w:sz w:val="24"/>
                 <w:szCs w:val="24"/>
               </w:rPr>
-              <w:t>16.4</w:t>
+              <w:t>15.5</w:t>
             </w:r>
           </w:p>
         </w:tc>
@@ -19330,7 +21491,7 @@
                 <w:sz w:val="24"/>
                 <w:szCs w:val="24"/>
               </w:rPr>
-              <w:t>5</w:t>
+              <w:t>6</w:t>
             </w:r>
           </w:p>
         </w:tc>
@@ -19354,7 +21515,7 @@
                 <w:sz w:val="24"/>
                 <w:szCs w:val="24"/>
               </w:rPr>
-              <w:t>15.5</w:t>
+              <w:t>13.5</w:t>
             </w:r>
           </w:p>
         </w:tc>
@@ -19383,7 +21544,7 @@
                 <w:sz w:val="24"/>
                 <w:szCs w:val="24"/>
               </w:rPr>
-              <w:t>6</w:t>
+              <w:t>7</w:t>
             </w:r>
           </w:p>
         </w:tc>
@@ -19407,7 +21568,7 @@
                 <w:sz w:val="24"/>
                 <w:szCs w:val="24"/>
               </w:rPr>
-              <w:t>13.5</w:t>
+              <w:t>15.7</w:t>
             </w:r>
           </w:p>
         </w:tc>
@@ -19436,7 +21597,7 @@
                 <w:sz w:val="24"/>
                 <w:szCs w:val="24"/>
               </w:rPr>
-              <w:t>7</w:t>
+              <w:t>8</w:t>
             </w:r>
           </w:p>
         </w:tc>
@@ -19460,7 +21621,7 @@
                 <w:sz w:val="24"/>
                 <w:szCs w:val="24"/>
               </w:rPr>
-              <w:t>15.7</w:t>
+              <w:t>15.6</w:t>
             </w:r>
           </w:p>
         </w:tc>
@@ -19489,60 +21650,6 @@
                 <w:sz w:val="24"/>
                 <w:szCs w:val="24"/>
               </w:rPr>
-              <w:t>8</w:t>
-            </w:r>
-          </w:p>
-        </w:tc>
-        <w:tc>
-          <w:tcPr>
-            <w:tcW w:w="2500" w:type="pct"/>
-          </w:tcPr>
-          <w:p>
-            <w:pPr>
-              <w:spacing w:line="360" w:lineRule="auto"/>
-              <w:jc w:val="center"/>
-              <w:rPr>
-                <w:rFonts w:ascii="宋体" w:hAnsi="宋体" w:hint="eastAsia"/>
-                <w:sz w:val="24"/>
-                <w:szCs w:val="24"/>
-              </w:rPr>
-            </w:pPr>
-            <w:r>
-              <w:rPr>
-                <w:rFonts w:ascii="宋体" w:hAnsi="宋体" w:hint="eastAsia"/>
-                <w:sz w:val="24"/>
-                <w:szCs w:val="24"/>
-              </w:rPr>
-              <w:t>15.6</w:t>
-            </w:r>
-          </w:p>
-        </w:tc>
-      </w:tr>
-      <w:tr>
-        <w:trPr>
-          <w:trHeight w:val="498"/>
-        </w:trPr>
-        <w:tc>
-          <w:tcPr>
-            <w:tcW w:w="2500" w:type="pct"/>
-          </w:tcPr>
-          <w:p>
-            <w:pPr>
-              <w:spacing w:line="360" w:lineRule="auto"/>
-              <w:jc w:val="center"/>
-              <w:rPr>
-                <w:rFonts w:ascii="宋体" w:hAnsi="宋体" w:hint="eastAsia"/>
-                <w:sz w:val="24"/>
-                <w:szCs w:val="24"/>
-              </w:rPr>
-            </w:pPr>
-            <w:r>
-              <w:rPr>
-                <w:rFonts w:ascii="宋体" w:hAnsi="宋体" w:hint="eastAsia"/>
-                <w:sz w:val="24"/>
-                <w:szCs w:val="24"/>
-              </w:rPr>
-              <w:lastRenderedPageBreak/>
               <w:t>9</w:t>
             </w:r>
           </w:p>
@@ -19685,6 +21792,7 @@
           <w:sz w:val="24"/>
           <w:szCs w:val="24"/>
         </w:rPr>
+        <w:lastRenderedPageBreak/>
         <w:t>根据可以得知，尖峰电压的峰值在</w:t>
       </w:r>
       <w:r>
@@ -19967,6 +22075,36 @@
         <w:spacing w:line="360" w:lineRule="auto"/>
         <w:rPr>
           <w:rFonts w:ascii="宋体" w:hAnsi="宋体" w:hint="eastAsia"/>
+          <w:sz w:val="24"/>
+          <w:szCs w:val="24"/>
+        </w:rPr>
+      </w:pPr>
+    </w:p>
+    <w:p>
+      <w:pPr>
+        <w:spacing w:line="360" w:lineRule="auto"/>
+        <w:rPr>
+          <w:rFonts w:ascii="宋体" w:hAnsi="宋体"/>
+          <w:sz w:val="24"/>
+          <w:szCs w:val="24"/>
+        </w:rPr>
+      </w:pPr>
+    </w:p>
+    <w:p>
+      <w:pPr>
+        <w:spacing w:line="360" w:lineRule="auto"/>
+        <w:rPr>
+          <w:rFonts w:ascii="宋体" w:hAnsi="宋体"/>
+          <w:sz w:val="24"/>
+          <w:szCs w:val="24"/>
+        </w:rPr>
+      </w:pPr>
+    </w:p>
+    <w:p>
+      <w:pPr>
+        <w:spacing w:line="360" w:lineRule="auto"/>
+        <w:rPr>
+          <w:rFonts w:ascii="宋体" w:hAnsi="宋体"/>
           <w:sz w:val="24"/>
           <w:szCs w:val="24"/>
         </w:rPr>
@@ -20097,7 +22235,25 @@
           <w:sz w:val="24"/>
           <w:szCs w:val="24"/>
         </w:rPr>
-        <w:t>与外部网络进行语音交互等功能。通过硬件选型、软件设计和系统测试等环节的努力，成功构建了一个稳定可靠、功能完善的智能时钟系统。实验结果表明，该系统能够准确显示时间，并播报天气预报信息，提供便捷的时间调整和闹钟设置功能，既结合了传统时钟，又融入了当下前沿科技。满足作为一个时钟的同时添加额外的互动功能。</w:t>
+        <w:t>与外部网络进行语音</w:t>
+      </w:r>
+      <w:proofErr w:type="gramStart"/>
+      <w:r>
+        <w:rPr>
+          <w:rFonts w:ascii="宋体" w:hAnsi="宋体" w:hint="eastAsia"/>
+          <w:sz w:val="24"/>
+          <w:szCs w:val="24"/>
+        </w:rPr>
+        <w:t>交互等</w:t>
+      </w:r>
+      <w:proofErr w:type="gramEnd"/>
+      <w:r>
+        <w:rPr>
+          <w:rFonts w:ascii="宋体" w:hAnsi="宋体" w:hint="eastAsia"/>
+          <w:sz w:val="24"/>
+          <w:szCs w:val="24"/>
+        </w:rPr>
+        <w:t>功能。通过硬件选型、软件设计和系统测试等环节的努力，成功构建了一个稳定可靠、功能完善的智能时钟系统。实验结果表明，该系统能够准确显示时间，并播报天气预报信息，提供便捷的时间调整和闹钟设置功能，既结合了传统时钟，又融入了当下前沿科技。满足作为一个时钟的同时添加额外的互动功能。</w:t>
       </w:r>
     </w:p>
     <w:p>
@@ -20116,7 +22272,43 @@
           <w:sz w:val="24"/>
           <w:szCs w:val="24"/>
         </w:rPr>
-        <w:t>在硬件设计方面，本系统采用了单片机作为核心控制器，结合高精度的陶瓷低功耗晶振来确保时间的准确性。并通过OLED显示屏清晰地展示时间、日期。此外，系统还集成了语音交互助手，用于获取天气状况及其他可联网搜索的信息。使用蜂鸣器作为闹钟起响铃作用。同时加入蓝牙功放功能用以播放音频，拓宽了智能时钟的使用范围。</w:t>
+        <w:t>在硬件设计方面，本系统采用了单片机作为核心控制器，</w:t>
+      </w:r>
+      <w:proofErr w:type="gramStart"/>
+      <w:r>
+        <w:rPr>
+          <w:rFonts w:ascii="宋体" w:hAnsi="宋体" w:hint="eastAsia"/>
+          <w:sz w:val="24"/>
+          <w:szCs w:val="24"/>
+        </w:rPr>
+        <w:t>结合高</w:t>
+      </w:r>
+      <w:proofErr w:type="gramEnd"/>
+      <w:r>
+        <w:rPr>
+          <w:rFonts w:ascii="宋体" w:hAnsi="宋体" w:hint="eastAsia"/>
+          <w:sz w:val="24"/>
+          <w:szCs w:val="24"/>
+        </w:rPr>
+        <w:t>精度的陶瓷低功耗晶振来确保时间的准确性。并通过OLED显示屏清晰地展示时间、日期。此外，系统还集成了语音交互助手，用于获取天气状况及其他可联网搜索的信息。使用蜂鸣器作为闹钟起响铃作用。同时</w:t>
+      </w:r>
+      <w:proofErr w:type="gramStart"/>
+      <w:r>
+        <w:rPr>
+          <w:rFonts w:ascii="宋体" w:hAnsi="宋体" w:hint="eastAsia"/>
+          <w:sz w:val="24"/>
+          <w:szCs w:val="24"/>
+        </w:rPr>
+        <w:t>加入蓝牙功放</w:t>
+      </w:r>
+      <w:proofErr w:type="gramEnd"/>
+      <w:r>
+        <w:rPr>
+          <w:rFonts w:ascii="宋体" w:hAnsi="宋体" w:hint="eastAsia"/>
+          <w:sz w:val="24"/>
+          <w:szCs w:val="24"/>
+        </w:rPr>
+        <w:t>功能用以播放音频，拓宽了智能时钟的使用范围。</w:t>
       </w:r>
     </w:p>
     <w:p>
@@ -20135,7 +22327,25 @@
           <w:sz w:val="24"/>
           <w:szCs w:val="24"/>
         </w:rPr>
-        <w:t>在软件设计方面，系统采用了模块化设计方法，将时间显示、日期更新、闹钟设置、网络通信和语音交互等功能分别封装为独立的模块。通过合理的中断处理机制，确保了系统的稳定运行和高效响应。</w:t>
+        <w:t>在软件设计方面，系统采用了模块化设计方法，将时间显示、日期更新、闹钟设置、网络通信和语音</w:t>
+      </w:r>
+      <w:proofErr w:type="gramStart"/>
+      <w:r>
+        <w:rPr>
+          <w:rFonts w:ascii="宋体" w:hAnsi="宋体" w:hint="eastAsia"/>
+          <w:sz w:val="24"/>
+          <w:szCs w:val="24"/>
+        </w:rPr>
+        <w:t>交互等</w:t>
+      </w:r>
+      <w:proofErr w:type="gramEnd"/>
+      <w:r>
+        <w:rPr>
+          <w:rFonts w:ascii="宋体" w:hAnsi="宋体" w:hint="eastAsia"/>
+          <w:sz w:val="24"/>
+          <w:szCs w:val="24"/>
+        </w:rPr>
+        <w:t>功能分别封装为独立的模块。通过合理的中断处理机制，确保了系统的稳定运行和高效响应。</w:t>
       </w:r>
     </w:p>
     <w:p>
@@ -20276,7 +22486,25 @@
           <w:szCs w:val="24"/>
         </w:rPr>
         <w:lastRenderedPageBreak/>
-        <w:t>在语音交互方面可以增添更多的事件相应，提升对各类外设的交互，例如可以通过语音获取当前环境的空气质量并进行播报，亦或是使用语音对智能时钟的功能进行切换或直接实现该功能。</w:t>
+        <w:t>在语音交互方面可以增添更多的事件相应，提升对各类外设的交互，例如可以通过语音获取当前环境的空气质量并进行播报，</w:t>
+      </w:r>
+      <w:proofErr w:type="gramStart"/>
+      <w:r>
+        <w:rPr>
+          <w:rFonts w:ascii="宋体" w:hAnsi="宋体" w:cs="宋体" w:hint="eastAsia"/>
+          <w:sz w:val="24"/>
+          <w:szCs w:val="24"/>
+        </w:rPr>
+        <w:t>亦或</w:t>
+      </w:r>
+      <w:proofErr w:type="gramEnd"/>
+      <w:r>
+        <w:rPr>
+          <w:rFonts w:ascii="宋体" w:hAnsi="宋体" w:cs="宋体" w:hint="eastAsia"/>
+          <w:sz w:val="24"/>
+          <w:szCs w:val="24"/>
+        </w:rPr>
+        <w:t>是使用语音对智能时钟的功能进行切换或直接实现该功能。</w:t>
       </w:r>
       <w:r>
         <w:rPr>
@@ -20359,7 +22587,23 @@
           <w:sz w:val="24"/>
           <w:szCs w:val="24"/>
         </w:rPr>
-        <w:t>在软件设计方面，我们可以采用更先进的开发工具和编程语言，提高代码的可维护性和可扩展性。使用模块化设计方法，将系统功能分解为多个独立的模块，便于后续的功能扩展和维护。</w:t>
+        <w:t>在软件设计方面，我们可以采用更先进的开发工具和编程语言，提高代码的可维护性和</w:t>
+      </w:r>
+      <w:proofErr w:type="gramStart"/>
+      <w:r>
+        <w:rPr>
+          <w:sz w:val="24"/>
+          <w:szCs w:val="24"/>
+        </w:rPr>
+        <w:t>可</w:t>
+      </w:r>
+      <w:proofErr w:type="gramEnd"/>
+      <w:r>
+        <w:rPr>
+          <w:sz w:val="24"/>
+          <w:szCs w:val="24"/>
+        </w:rPr>
+        <w:t>扩展性。使用模块化设计方法，将系统功能分解为多个独立的模块，便于后续的功能扩展和维护。</w:t>
       </w:r>
     </w:p>
     <w:p>
@@ -20479,7 +22723,21 @@
         <w:rPr>
           <w:rFonts w:hint="eastAsia"/>
         </w:rPr>
-        <w:t>陈敏.基于51单片机的多功能电子钟设计[J].轻工科技,2023,39(01):105-108.</w:t>
+        <w:t>陈敏.基于51单片机的多功能电子</w:t>
+      </w:r>
+      <w:proofErr w:type="gramStart"/>
+      <w:r>
+        <w:rPr>
+          <w:rFonts w:hint="eastAsia"/>
+        </w:rPr>
+        <w:t>钟设计</w:t>
+      </w:r>
+      <w:proofErr w:type="gramEnd"/>
+      <w:r>
+        <w:rPr>
+          <w:rFonts w:hint="eastAsia"/>
+        </w:rPr>
+        <w:t>[J].轻工科技,2023,39(01):105-108.</w:t>
       </w:r>
       <w:bookmarkEnd w:id="34"/>
     </w:p>
@@ -20511,11 +22769,19 @@
         </w:rPr>
       </w:pPr>
       <w:bookmarkStart w:id="36" w:name="_Ref195483930"/>
-      <w:r>
-        <w:rPr>
-          <w:rFonts w:hint="eastAsia"/>
-        </w:rPr>
-        <w:t>边玉亮,毛润,李启航,等.基于ESP32的ChatGPT语音交互系统设计与实现[J].黄冈师范学院学报,2024,44(05):20-25.</w:t>
+      <w:proofErr w:type="gramStart"/>
+      <w:r>
+        <w:rPr>
+          <w:rFonts w:hint="eastAsia"/>
+        </w:rPr>
+        <w:t>边玉亮</w:t>
+      </w:r>
+      <w:proofErr w:type="gramEnd"/>
+      <w:r>
+        <w:rPr>
+          <w:rFonts w:hint="eastAsia"/>
+        </w:rPr>
+        <w:t>,毛润,李启航,等.基于ESP32的ChatGPT语音交互系统设计与实现[J].黄冈师范学院学报,2024,44(05):20-25.</w:t>
       </w:r>
       <w:bookmarkEnd w:id="36"/>
     </w:p>
@@ -20630,11 +22896,19 @@
         </w:rPr>
       </w:pPr>
       <w:bookmarkStart w:id="38" w:name="_Ref195484123"/>
-      <w:r>
-        <w:rPr>
-          <w:rFonts w:hint="eastAsia"/>
-        </w:rPr>
-        <w:t>刘正翔.基于STM32的OLED显示屏接口设计[J].电子技术与软件工程,2017,(19):65.DOI:10.20109/j.cnki.etse.2017.19.048.</w:t>
+      <w:proofErr w:type="gramStart"/>
+      <w:r>
+        <w:rPr>
+          <w:rFonts w:hint="eastAsia"/>
+        </w:rPr>
+        <w:t>刘正翔</w:t>
+      </w:r>
+      <w:proofErr w:type="gramEnd"/>
+      <w:r>
+        <w:rPr>
+          <w:rFonts w:hint="eastAsia"/>
+        </w:rPr>
+        <w:t>.基于STM32的OLED显示屏接口设计[J].电子技术与软件工程,2017,(19):65.DOI:10.20109/j.cnki.etse.2017.19.048.</w:t>
       </w:r>
       <w:bookmarkEnd w:id="38"/>
     </w:p>
@@ -20648,11 +22922,19 @@
         </w:rPr>
       </w:pPr>
       <w:bookmarkStart w:id="39" w:name="_Ref195484006"/>
-      <w:r>
-        <w:rPr>
-          <w:rFonts w:hint="eastAsia"/>
-        </w:rPr>
-        <w:t>秦博.抑制DC/DC BOOST电路尖峰电压及振铃噪声的设计与应用[J].科技创新与应用,2024,14(24):45-49.DOI:10.19981/j.CN23-1581/G3.2024.24.010.</w:t>
+      <w:proofErr w:type="gramStart"/>
+      <w:r>
+        <w:rPr>
+          <w:rFonts w:hint="eastAsia"/>
+        </w:rPr>
+        <w:t>秦博</w:t>
+      </w:r>
+      <w:proofErr w:type="gramEnd"/>
+      <w:r>
+        <w:rPr>
+          <w:rFonts w:hint="eastAsia"/>
+        </w:rPr>
+        <w:t>.抑制DC/DC BOOST电路尖峰电压及振铃噪声的设计与应用[J].科技创新与应用,2024,14(24):45-49.DOI:10.19981/j.CN23-1581/G3.2024.24.010.</w:t>
       </w:r>
       <w:bookmarkEnd w:id="39"/>
     </w:p>
@@ -20871,12 +23153,21 @@
           <w:shd w:val="clear" w:color="auto" w:fill="FFFFFF"/>
         </w:rPr>
       </w:pPr>
+      <w:proofErr w:type="gramStart"/>
       <w:r>
         <w:rPr>
           <w:rFonts w:hint="eastAsia"/>
           <w:shd w:val="clear" w:color="auto" w:fill="FFFFFF"/>
         </w:rPr>
-        <w:t>李宜书.一种超低功耗RTC电路的研究与设计[D].南京邮电大学,2023.DOI:10.27251/d.cnki.gnjdc.2023.001534.</w:t>
+        <w:t>李宜书</w:t>
+      </w:r>
+      <w:proofErr w:type="gramEnd"/>
+      <w:r>
+        <w:rPr>
+          <w:rFonts w:hint="eastAsia"/>
+          <w:shd w:val="clear" w:color="auto" w:fill="FFFFFF"/>
+        </w:rPr>
+        <w:t>.一种超低功耗RTC电路的研究与设计[D].南京邮电大学,2023.DOI:10.27251/d.cnki.gnjdc.2023.001534.</w:t>
       </w:r>
     </w:p>
     <w:p>
@@ -20918,12 +23209,21 @@
         <w:t xml:space="preserve">Y. -Y. Cheng, Y. -C. Chiu, Y. -C. Huang, H. -L. Cheng and Y. -C. Hsieh, "A DC Power Connector with Voltage Spike Suppression," 2023 11th International Conference on Power Electronics and ECCE Asia (ICPE 2023 - ECCE Asia), Jeju </w:t>
       </w:r>
       <w:proofErr w:type="spellStart"/>
+      <w:proofErr w:type="gramStart"/>
       <w:r>
         <w:rPr>
           <w:rFonts w:hint="eastAsia"/>
           <w:lang w:val="en-US"/>
         </w:rPr>
-        <w:t>Island,Korea,Republic</w:t>
+        <w:t>Island,Korea</w:t>
+      </w:r>
+      <w:proofErr w:type="gramEnd"/>
+      <w:r>
+        <w:rPr>
+          <w:rFonts w:hint="eastAsia"/>
+          <w:lang w:val="en-US"/>
+        </w:rPr>
+        <w:t>,Republic</w:t>
       </w:r>
       <w:proofErr w:type="spellEnd"/>
       <w:r>
@@ -20938,7 +23238,39 @@
           <w:rFonts w:hint="eastAsia"/>
           <w:lang w:val="en-US"/>
         </w:rPr>
-        <w:t>of,2023,pp.2525-2529,doi:10.23919/ICPE2023-ECCEAsia54778.2023.10213665.</w:t>
+        <w:t>of,</w:t>
+      </w:r>
+      <w:proofErr w:type="gramStart"/>
+      <w:r>
+        <w:rPr>
+          <w:rFonts w:hint="eastAsia"/>
+          <w:lang w:val="en-US"/>
+        </w:rPr>
+        <w:t>2023,pp.</w:t>
+      </w:r>
+      <w:proofErr w:type="gramEnd"/>
+      <w:r>
+        <w:rPr>
+          <w:rFonts w:hint="eastAsia"/>
+          <w:lang w:val="en-US"/>
+        </w:rPr>
+        <w:t>2525-</w:t>
+      </w:r>
+      <w:proofErr w:type="gramStart"/>
+      <w:r>
+        <w:rPr>
+          <w:rFonts w:hint="eastAsia"/>
+          <w:lang w:val="en-US"/>
+        </w:rPr>
+        <w:t>2529,doi</w:t>
+      </w:r>
+      <w:proofErr w:type="gramEnd"/>
+      <w:r>
+        <w:rPr>
+          <w:rFonts w:hint="eastAsia"/>
+          <w:lang w:val="en-US"/>
+        </w:rPr>
+        <w:t>:10.23919/ICPE2023-ECCEAsia54778.2023.10213665.</w:t>
       </w:r>
     </w:p>
     <w:p>
@@ -20955,7 +23287,21 @@
         <w:rPr>
           <w:rFonts w:hint="eastAsia"/>
         </w:rPr>
-        <w:t>罗烜坤,于斌,罗春丽,等.基于BLE蓝牙技术的自动气象站调试系统设计[J].陕西气象,2024,(06):68-74.</w:t>
+        <w:t>罗烜坤,于斌,罗春丽,等.基于BLE</w:t>
+      </w:r>
+      <w:proofErr w:type="gramStart"/>
+      <w:r>
+        <w:rPr>
+          <w:rFonts w:hint="eastAsia"/>
+        </w:rPr>
+        <w:t>蓝牙技术</w:t>
+      </w:r>
+      <w:proofErr w:type="gramEnd"/>
+      <w:r>
+        <w:rPr>
+          <w:rFonts w:hint="eastAsia"/>
+        </w:rPr>
+        <w:t>的自动气象站调试系统设计[J].陕西气象,2024,(06):68-74.</w:t>
       </w:r>
       <w:bookmarkEnd w:id="43"/>
     </w:p>
@@ -20969,11 +23315,19 @@
         </w:rPr>
       </w:pPr>
       <w:bookmarkStart w:id="44" w:name="_Ref14997"/>
-      <w:r>
-        <w:rPr>
-          <w:rFonts w:hint="eastAsia"/>
-        </w:rPr>
-        <w:t>叶羽铭.一种压控温补晶体振荡器（VCTCXO）的设计和实现[D].电子科技大学,2020.DOI:10.27005/d.cnki.gdzku.2020.000454.</w:t>
+      <w:proofErr w:type="gramStart"/>
+      <w:r>
+        <w:rPr>
+          <w:rFonts w:hint="eastAsia"/>
+        </w:rPr>
+        <w:t>叶羽铭</w:t>
+      </w:r>
+      <w:proofErr w:type="gramEnd"/>
+      <w:r>
+        <w:rPr>
+          <w:rFonts w:hint="eastAsia"/>
+        </w:rPr>
+        <w:t>.一种压控温补晶体振荡器（VCTCXO）的设计和实现[D].电子科技大学,2020.DOI:10.27005/d.cnki.gdzku.2020.000454.</w:t>
       </w:r>
       <w:bookmarkEnd w:id="44"/>
     </w:p>
@@ -20997,7 +23351,23 @@
           <w:rFonts w:hint="eastAsia"/>
           <w:lang w:val="en-US"/>
         </w:rPr>
-        <w:t xml:space="preserve">Prata, S. . (2012). C primer plus. </w:t>
+        <w:t xml:space="preserve">Prata, </w:t>
+      </w:r>
+      <w:proofErr w:type="gramStart"/>
+      <w:r>
+        <w:rPr>
+          <w:rFonts w:hint="eastAsia"/>
+          <w:lang w:val="en-US"/>
+        </w:rPr>
+        <w:t>S. .</w:t>
+      </w:r>
+      <w:proofErr w:type="gramEnd"/>
+      <w:r>
+        <w:rPr>
+          <w:rFonts w:hint="eastAsia"/>
+          <w:lang w:val="en-US"/>
+        </w:rPr>
+        <w:t xml:space="preserve"> (2012). C primer plus. </w:t>
       </w:r>
       <w:r>
         <w:rPr>
@@ -21323,7 +23693,25 @@
           <w:sz w:val="24"/>
           <w:szCs w:val="24"/>
         </w:rPr>
-        <w:t>此刻，光耦隔离器仍在忠实地传递着晨昏的脉动。或许某天当我途经异国的午夜广场，会突然读懂这座时钟里深藏的隐喻：所有关于永恒的构想，不过是让灵魂与世界保持微妙的相位同步。</w:t>
+        <w:t>此刻，光</w:t>
+      </w:r>
+      <w:proofErr w:type="gramStart"/>
+      <w:r>
+        <w:rPr>
+          <w:rFonts w:ascii="宋体" w:hAnsi="宋体" w:cs="宋体" w:hint="eastAsia"/>
+          <w:sz w:val="24"/>
+          <w:szCs w:val="24"/>
+        </w:rPr>
+        <w:t>耦</w:t>
+      </w:r>
+      <w:proofErr w:type="gramEnd"/>
+      <w:r>
+        <w:rPr>
+          <w:rFonts w:ascii="宋体" w:hAnsi="宋体" w:cs="宋体" w:hint="eastAsia"/>
+          <w:sz w:val="24"/>
+          <w:szCs w:val="24"/>
+        </w:rPr>
+        <w:t>隔离器仍在忠实地传递着晨昏的脉动。或许某天当我途经异国的午夜广场，会突然读懂这座时钟里深藏的隐喻：所有关于永恒的构想，不过是让灵魂与世界保持微妙的相位同步。</w:t>
       </w:r>
     </w:p>
     <w:p>
@@ -21850,7 +24238,16 @@
           <w:sz w:val="18"/>
           <w:szCs w:val="18"/>
         </w:rPr>
-        <w:t>OLED_Init</w:t>
+        <w:t>OLED_</w:t>
+      </w:r>
+      <w:proofErr w:type="gramStart"/>
+      <w:r>
+        <w:rPr>
+          <w:rFonts w:ascii="宋体" w:hAnsi="宋体" w:cs="宋体" w:hint="eastAsia"/>
+          <w:sz w:val="18"/>
+          <w:szCs w:val="18"/>
+        </w:rPr>
+        <w:t>Init</w:t>
       </w:r>
       <w:proofErr w:type="spellEnd"/>
       <w:r>
@@ -21859,7 +24256,16 @@
           <w:sz w:val="18"/>
           <w:szCs w:val="18"/>
         </w:rPr>
-        <w:t>();</w:t>
+        <w:t>(</w:t>
+      </w:r>
+      <w:proofErr w:type="gramEnd"/>
+      <w:r>
+        <w:rPr>
+          <w:rFonts w:ascii="宋体" w:hAnsi="宋体" w:cs="宋体" w:hint="eastAsia"/>
+          <w:sz w:val="18"/>
+          <w:szCs w:val="18"/>
+        </w:rPr>
+        <w:t>);</w:t>
       </w:r>
     </w:p>
     <w:p>
@@ -21895,7 +24301,25 @@
           <w:sz w:val="18"/>
           <w:szCs w:val="18"/>
         </w:rPr>
-        <w:t>(1,1,"Date:XXXX-XX-XX");</w:t>
+        <w:t>(1,1,"</w:t>
+      </w:r>
+      <w:proofErr w:type="gramStart"/>
+      <w:r>
+        <w:rPr>
+          <w:rFonts w:ascii="宋体" w:hAnsi="宋体" w:cs="宋体" w:hint="eastAsia"/>
+          <w:sz w:val="18"/>
+          <w:szCs w:val="18"/>
+        </w:rPr>
+        <w:t>Date:XXXX</w:t>
+      </w:r>
+      <w:proofErr w:type="gramEnd"/>
+      <w:r>
+        <w:rPr>
+          <w:rFonts w:ascii="宋体" w:hAnsi="宋体" w:cs="宋体" w:hint="eastAsia"/>
+          <w:sz w:val="18"/>
+          <w:szCs w:val="18"/>
+        </w:rPr>
+        <w:t>-XX-XX");</w:t>
       </w:r>
     </w:p>
     <w:p>
@@ -21931,7 +24355,43 @@
           <w:sz w:val="18"/>
           <w:szCs w:val="18"/>
         </w:rPr>
-        <w:t>(2,1,"Time:XX:XX:XX");</w:t>
+        <w:t>(2,1,"</w:t>
+      </w:r>
+      <w:proofErr w:type="gramStart"/>
+      <w:r>
+        <w:rPr>
+          <w:rFonts w:ascii="宋体" w:hAnsi="宋体" w:cs="宋体" w:hint="eastAsia"/>
+          <w:sz w:val="18"/>
+          <w:szCs w:val="18"/>
+        </w:rPr>
+        <w:t>Time:XX</w:t>
+      </w:r>
+      <w:proofErr w:type="gramEnd"/>
+      <w:r>
+        <w:rPr>
+          <w:rFonts w:ascii="宋体" w:hAnsi="宋体" w:cs="宋体" w:hint="eastAsia"/>
+          <w:sz w:val="18"/>
+          <w:szCs w:val="18"/>
+        </w:rPr>
+        <w:t>:</w:t>
+      </w:r>
+      <w:proofErr w:type="gramStart"/>
+      <w:r>
+        <w:rPr>
+          <w:rFonts w:ascii="宋体" w:hAnsi="宋体" w:cs="宋体" w:hint="eastAsia"/>
+          <w:sz w:val="18"/>
+          <w:szCs w:val="18"/>
+        </w:rPr>
+        <w:t>XX:XX</w:t>
+      </w:r>
+      <w:proofErr w:type="gramEnd"/>
+      <w:r>
+        <w:rPr>
+          <w:rFonts w:ascii="宋体" w:hAnsi="宋体" w:cs="宋体" w:hint="eastAsia"/>
+          <w:sz w:val="18"/>
+          <w:szCs w:val="18"/>
+        </w:rPr>
+        <w:t>");</w:t>
       </w:r>
     </w:p>
     <w:p>
@@ -21994,7 +24454,16 @@
           <w:sz w:val="18"/>
           <w:szCs w:val="18"/>
         </w:rPr>
-        <w:t>OLED_ShowString</w:t>
+        <w:t>OLED_</w:t>
+      </w:r>
+      <w:proofErr w:type="gramStart"/>
+      <w:r>
+        <w:rPr>
+          <w:rFonts w:ascii="宋体" w:hAnsi="宋体" w:cs="宋体" w:hint="eastAsia"/>
+          <w:sz w:val="18"/>
+          <w:szCs w:val="18"/>
+        </w:rPr>
+        <w:t>ShowString</w:t>
       </w:r>
       <w:proofErr w:type="spellEnd"/>
       <w:r>
@@ -22003,7 +24472,34 @@
           <w:sz w:val="18"/>
           <w:szCs w:val="18"/>
         </w:rPr>
-        <w:t>(4,1,"Div :");</w:t>
+        <w:t>(</w:t>
+      </w:r>
+      <w:proofErr w:type="gramEnd"/>
+      <w:r>
+        <w:rPr>
+          <w:rFonts w:ascii="宋体" w:hAnsi="宋体" w:cs="宋体" w:hint="eastAsia"/>
+          <w:sz w:val="18"/>
+          <w:szCs w:val="18"/>
+        </w:rPr>
+        <w:t>4,1,"</w:t>
+      </w:r>
+      <w:proofErr w:type="gramStart"/>
+      <w:r>
+        <w:rPr>
+          <w:rFonts w:ascii="宋体" w:hAnsi="宋体" w:cs="宋体" w:hint="eastAsia"/>
+          <w:sz w:val="18"/>
+          <w:szCs w:val="18"/>
+        </w:rPr>
+        <w:t>Div :</w:t>
+      </w:r>
+      <w:proofErr w:type="gramEnd"/>
+      <w:r>
+        <w:rPr>
+          <w:rFonts w:ascii="宋体" w:hAnsi="宋体" w:cs="宋体" w:hint="eastAsia"/>
+          <w:sz w:val="18"/>
+          <w:szCs w:val="18"/>
+        </w:rPr>
+        <w:t>");</w:t>
       </w:r>
     </w:p>
     <w:p>
@@ -22040,7 +24536,16 @@
           <w:sz w:val="18"/>
           <w:szCs w:val="18"/>
         </w:rPr>
-        <w:t>MyRTC_Init</w:t>
+        <w:t>MyRTC_</w:t>
+      </w:r>
+      <w:proofErr w:type="gramStart"/>
+      <w:r>
+        <w:rPr>
+          <w:rFonts w:ascii="宋体" w:hAnsi="宋体" w:cs="宋体" w:hint="eastAsia"/>
+          <w:sz w:val="18"/>
+          <w:szCs w:val="18"/>
+        </w:rPr>
+        <w:t>Init</w:t>
       </w:r>
       <w:proofErr w:type="spellEnd"/>
       <w:r>
@@ -22049,7 +24554,16 @@
           <w:sz w:val="18"/>
           <w:szCs w:val="18"/>
         </w:rPr>
-        <w:t>();</w:t>
+        <w:t>(</w:t>
+      </w:r>
+      <w:proofErr w:type="gramEnd"/>
+      <w:r>
+        <w:rPr>
+          <w:rFonts w:ascii="宋体" w:hAnsi="宋体" w:cs="宋体" w:hint="eastAsia"/>
+          <w:sz w:val="18"/>
+          <w:szCs w:val="18"/>
+        </w:rPr>
+        <w:t>);</w:t>
       </w:r>
     </w:p>
     <w:p>
@@ -22076,7 +24590,16 @@
           <w:sz w:val="18"/>
           <w:szCs w:val="18"/>
         </w:rPr>
-        <w:t>Key_Init</w:t>
+        <w:t>Key_</w:t>
+      </w:r>
+      <w:proofErr w:type="gramStart"/>
+      <w:r>
+        <w:rPr>
+          <w:rFonts w:ascii="宋体" w:hAnsi="宋体" w:cs="宋体" w:hint="eastAsia"/>
+          <w:sz w:val="18"/>
+          <w:szCs w:val="18"/>
+        </w:rPr>
+        <w:t>Init</w:t>
       </w:r>
       <w:proofErr w:type="spellEnd"/>
       <w:r>
@@ -22085,7 +24608,16 @@
           <w:sz w:val="18"/>
           <w:szCs w:val="18"/>
         </w:rPr>
-        <w:t>();</w:t>
+        <w:t>(</w:t>
+      </w:r>
+      <w:proofErr w:type="gramEnd"/>
+      <w:r>
+        <w:rPr>
+          <w:rFonts w:ascii="宋体" w:hAnsi="宋体" w:cs="宋体" w:hint="eastAsia"/>
+          <w:sz w:val="18"/>
+          <w:szCs w:val="18"/>
+        </w:rPr>
+        <w:t>);</w:t>
       </w:r>
     </w:p>
     <w:p>
@@ -22112,7 +24644,16 @@
           <w:sz w:val="18"/>
           <w:szCs w:val="18"/>
         </w:rPr>
-        <w:t>Motor_Init</w:t>
+        <w:t>Motor_</w:t>
+      </w:r>
+      <w:proofErr w:type="gramStart"/>
+      <w:r>
+        <w:rPr>
+          <w:rFonts w:ascii="宋体" w:hAnsi="宋体" w:cs="宋体" w:hint="eastAsia"/>
+          <w:sz w:val="18"/>
+          <w:szCs w:val="18"/>
+        </w:rPr>
+        <w:t>Init</w:t>
       </w:r>
       <w:proofErr w:type="spellEnd"/>
       <w:r>
@@ -22121,7 +24662,16 @@
           <w:sz w:val="18"/>
           <w:szCs w:val="18"/>
         </w:rPr>
-        <w:t xml:space="preserve">(); </w:t>
+        <w:t>(</w:t>
+      </w:r>
+      <w:proofErr w:type="gramEnd"/>
+      <w:r>
+        <w:rPr>
+          <w:rFonts w:ascii="宋体" w:hAnsi="宋体" w:cs="宋体" w:hint="eastAsia"/>
+          <w:sz w:val="18"/>
+          <w:szCs w:val="18"/>
+        </w:rPr>
+        <w:t xml:space="preserve">); </w:t>
       </w:r>
     </w:p>
     <w:p>
@@ -22148,7 +24698,16 @@
           <w:sz w:val="18"/>
           <w:szCs w:val="18"/>
         </w:rPr>
-        <w:t>MyRTC_ReadTime</w:t>
+        <w:t>MyRTC_</w:t>
+      </w:r>
+      <w:proofErr w:type="gramStart"/>
+      <w:r>
+        <w:rPr>
+          <w:rFonts w:ascii="宋体" w:hAnsi="宋体" w:cs="宋体" w:hint="eastAsia"/>
+          <w:sz w:val="18"/>
+          <w:szCs w:val="18"/>
+        </w:rPr>
+        <w:t>ReadTime</w:t>
       </w:r>
       <w:proofErr w:type="spellEnd"/>
       <w:r>
@@ -22157,7 +24716,16 @@
           <w:sz w:val="18"/>
           <w:szCs w:val="18"/>
         </w:rPr>
-        <w:t>();</w:t>
+        <w:t>(</w:t>
+      </w:r>
+      <w:proofErr w:type="gramEnd"/>
+      <w:r>
+        <w:rPr>
+          <w:rFonts w:ascii="宋体" w:hAnsi="宋体" w:cs="宋体" w:hint="eastAsia"/>
+          <w:sz w:val="18"/>
+          <w:szCs w:val="18"/>
+        </w:rPr>
+        <w:t>);</w:t>
       </w:r>
     </w:p>
     <w:p>
@@ -22193,7 +24761,43 @@
           <w:sz w:val="18"/>
           <w:szCs w:val="18"/>
         </w:rPr>
-        <w:t>(1,6,MyRTC_Time[0], 4);</w:t>
+        <w:t>(1,</w:t>
+      </w:r>
+      <w:proofErr w:type="gramStart"/>
+      <w:r>
+        <w:rPr>
+          <w:rFonts w:ascii="宋体" w:hAnsi="宋体" w:cs="宋体" w:hint="eastAsia"/>
+          <w:sz w:val="18"/>
+          <w:szCs w:val="18"/>
+        </w:rPr>
+        <w:t>6,MyRTC</w:t>
+      </w:r>
+      <w:proofErr w:type="gramEnd"/>
+      <w:r>
+        <w:rPr>
+          <w:rFonts w:ascii="宋体" w:hAnsi="宋体" w:cs="宋体" w:hint="eastAsia"/>
+          <w:sz w:val="18"/>
+          <w:szCs w:val="18"/>
+        </w:rPr>
+        <w:t>_</w:t>
+      </w:r>
+      <w:proofErr w:type="gramStart"/>
+      <w:r>
+        <w:rPr>
+          <w:rFonts w:ascii="宋体" w:hAnsi="宋体" w:cs="宋体" w:hint="eastAsia"/>
+          <w:sz w:val="18"/>
+          <w:szCs w:val="18"/>
+        </w:rPr>
+        <w:t>Time[</w:t>
+      </w:r>
+      <w:proofErr w:type="gramEnd"/>
+      <w:r>
+        <w:rPr>
+          <w:rFonts w:ascii="宋体" w:hAnsi="宋体" w:cs="宋体" w:hint="eastAsia"/>
+          <w:sz w:val="18"/>
+          <w:szCs w:val="18"/>
+        </w:rPr>
+        <w:t>0], 4);</w:t>
       </w:r>
     </w:p>
     <w:p>
@@ -22229,7 +24833,43 @@
           <w:sz w:val="18"/>
           <w:szCs w:val="18"/>
         </w:rPr>
-        <w:t>(1,11,MyRTC_Time[1], 2);</w:t>
+        <w:t>(1,</w:t>
+      </w:r>
+      <w:proofErr w:type="gramStart"/>
+      <w:r>
+        <w:rPr>
+          <w:rFonts w:ascii="宋体" w:hAnsi="宋体" w:cs="宋体" w:hint="eastAsia"/>
+          <w:sz w:val="18"/>
+          <w:szCs w:val="18"/>
+        </w:rPr>
+        <w:t>11,MyRTC</w:t>
+      </w:r>
+      <w:proofErr w:type="gramEnd"/>
+      <w:r>
+        <w:rPr>
+          <w:rFonts w:ascii="宋体" w:hAnsi="宋体" w:cs="宋体" w:hint="eastAsia"/>
+          <w:sz w:val="18"/>
+          <w:szCs w:val="18"/>
+        </w:rPr>
+        <w:t>_</w:t>
+      </w:r>
+      <w:proofErr w:type="gramStart"/>
+      <w:r>
+        <w:rPr>
+          <w:rFonts w:ascii="宋体" w:hAnsi="宋体" w:cs="宋体" w:hint="eastAsia"/>
+          <w:sz w:val="18"/>
+          <w:szCs w:val="18"/>
+        </w:rPr>
+        <w:t>Time[</w:t>
+      </w:r>
+      <w:proofErr w:type="gramEnd"/>
+      <w:r>
+        <w:rPr>
+          <w:rFonts w:ascii="宋体" w:hAnsi="宋体" w:cs="宋体" w:hint="eastAsia"/>
+          <w:sz w:val="18"/>
+          <w:szCs w:val="18"/>
+        </w:rPr>
+        <w:t>1], 2);</w:t>
       </w:r>
     </w:p>
     <w:p>
@@ -22265,7 +24905,43 @@
           <w:sz w:val="18"/>
           <w:szCs w:val="18"/>
         </w:rPr>
-        <w:t>(1,14,MyRTC_Time[2], 2);</w:t>
+        <w:t>(1,</w:t>
+      </w:r>
+      <w:proofErr w:type="gramStart"/>
+      <w:r>
+        <w:rPr>
+          <w:rFonts w:ascii="宋体" w:hAnsi="宋体" w:cs="宋体" w:hint="eastAsia"/>
+          <w:sz w:val="18"/>
+          <w:szCs w:val="18"/>
+        </w:rPr>
+        <w:t>14,MyRTC</w:t>
+      </w:r>
+      <w:proofErr w:type="gramEnd"/>
+      <w:r>
+        <w:rPr>
+          <w:rFonts w:ascii="宋体" w:hAnsi="宋体" w:cs="宋体" w:hint="eastAsia"/>
+          <w:sz w:val="18"/>
+          <w:szCs w:val="18"/>
+        </w:rPr>
+        <w:t>_</w:t>
+      </w:r>
+      <w:proofErr w:type="gramStart"/>
+      <w:r>
+        <w:rPr>
+          <w:rFonts w:ascii="宋体" w:hAnsi="宋体" w:cs="宋体" w:hint="eastAsia"/>
+          <w:sz w:val="18"/>
+          <w:szCs w:val="18"/>
+        </w:rPr>
+        <w:t>Time[</w:t>
+      </w:r>
+      <w:proofErr w:type="gramEnd"/>
+      <w:r>
+        <w:rPr>
+          <w:rFonts w:ascii="宋体" w:hAnsi="宋体" w:cs="宋体" w:hint="eastAsia"/>
+          <w:sz w:val="18"/>
+          <w:szCs w:val="18"/>
+        </w:rPr>
+        <w:t>2], 2);</w:t>
       </w:r>
     </w:p>
     <w:p>
@@ -22301,7 +24977,43 @@
           <w:sz w:val="18"/>
           <w:szCs w:val="18"/>
         </w:rPr>
-        <w:t>(2,6,MyRTC_Time[3], 2);</w:t>
+        <w:t>(2,</w:t>
+      </w:r>
+      <w:proofErr w:type="gramStart"/>
+      <w:r>
+        <w:rPr>
+          <w:rFonts w:ascii="宋体" w:hAnsi="宋体" w:cs="宋体" w:hint="eastAsia"/>
+          <w:sz w:val="18"/>
+          <w:szCs w:val="18"/>
+        </w:rPr>
+        <w:t>6,MyRTC</w:t>
+      </w:r>
+      <w:proofErr w:type="gramEnd"/>
+      <w:r>
+        <w:rPr>
+          <w:rFonts w:ascii="宋体" w:hAnsi="宋体" w:cs="宋体" w:hint="eastAsia"/>
+          <w:sz w:val="18"/>
+          <w:szCs w:val="18"/>
+        </w:rPr>
+        <w:t>_</w:t>
+      </w:r>
+      <w:proofErr w:type="gramStart"/>
+      <w:r>
+        <w:rPr>
+          <w:rFonts w:ascii="宋体" w:hAnsi="宋体" w:cs="宋体" w:hint="eastAsia"/>
+          <w:sz w:val="18"/>
+          <w:szCs w:val="18"/>
+        </w:rPr>
+        <w:t>Time[</w:t>
+      </w:r>
+      <w:proofErr w:type="gramEnd"/>
+      <w:r>
+        <w:rPr>
+          <w:rFonts w:ascii="宋体" w:hAnsi="宋体" w:cs="宋体" w:hint="eastAsia"/>
+          <w:sz w:val="18"/>
+          <w:szCs w:val="18"/>
+        </w:rPr>
+        <w:t>3], 2);</w:t>
       </w:r>
     </w:p>
     <w:p>
@@ -22337,7 +25049,43 @@
           <w:sz w:val="18"/>
           <w:szCs w:val="18"/>
         </w:rPr>
-        <w:t>(2,9,MyRTC_Time[4], 2);</w:t>
+        <w:t>(2,</w:t>
+      </w:r>
+      <w:proofErr w:type="gramStart"/>
+      <w:r>
+        <w:rPr>
+          <w:rFonts w:ascii="宋体" w:hAnsi="宋体" w:cs="宋体" w:hint="eastAsia"/>
+          <w:sz w:val="18"/>
+          <w:szCs w:val="18"/>
+        </w:rPr>
+        <w:t>9,MyRTC</w:t>
+      </w:r>
+      <w:proofErr w:type="gramEnd"/>
+      <w:r>
+        <w:rPr>
+          <w:rFonts w:ascii="宋体" w:hAnsi="宋体" w:cs="宋体" w:hint="eastAsia"/>
+          <w:sz w:val="18"/>
+          <w:szCs w:val="18"/>
+        </w:rPr>
+        <w:t>_</w:t>
+      </w:r>
+      <w:proofErr w:type="gramStart"/>
+      <w:r>
+        <w:rPr>
+          <w:rFonts w:ascii="宋体" w:hAnsi="宋体" w:cs="宋体" w:hint="eastAsia"/>
+          <w:sz w:val="18"/>
+          <w:szCs w:val="18"/>
+        </w:rPr>
+        <w:t>Time[</w:t>
+      </w:r>
+      <w:proofErr w:type="gramEnd"/>
+      <w:r>
+        <w:rPr>
+          <w:rFonts w:ascii="宋体" w:hAnsi="宋体" w:cs="宋体" w:hint="eastAsia"/>
+          <w:sz w:val="18"/>
+          <w:szCs w:val="18"/>
+        </w:rPr>
+        <w:t>4], 2);</w:t>
       </w:r>
     </w:p>
     <w:p>
@@ -22373,7 +25121,43 @@
           <w:sz w:val="18"/>
           <w:szCs w:val="18"/>
         </w:rPr>
-        <w:t>(2,12,MyRTC_Time[5], 2);</w:t>
+        <w:t>(2,</w:t>
+      </w:r>
+      <w:proofErr w:type="gramStart"/>
+      <w:r>
+        <w:rPr>
+          <w:rFonts w:ascii="宋体" w:hAnsi="宋体" w:cs="宋体" w:hint="eastAsia"/>
+          <w:sz w:val="18"/>
+          <w:szCs w:val="18"/>
+        </w:rPr>
+        <w:t>12,MyRTC</w:t>
+      </w:r>
+      <w:proofErr w:type="gramEnd"/>
+      <w:r>
+        <w:rPr>
+          <w:rFonts w:ascii="宋体" w:hAnsi="宋体" w:cs="宋体" w:hint="eastAsia"/>
+          <w:sz w:val="18"/>
+          <w:szCs w:val="18"/>
+        </w:rPr>
+        <w:t>_</w:t>
+      </w:r>
+      <w:proofErr w:type="gramStart"/>
+      <w:r>
+        <w:rPr>
+          <w:rFonts w:ascii="宋体" w:hAnsi="宋体" w:cs="宋体" w:hint="eastAsia"/>
+          <w:sz w:val="18"/>
+          <w:szCs w:val="18"/>
+        </w:rPr>
+        <w:t>Time[</w:t>
+      </w:r>
+      <w:proofErr w:type="gramEnd"/>
+      <w:r>
+        <w:rPr>
+          <w:rFonts w:ascii="宋体" w:hAnsi="宋体" w:cs="宋体" w:hint="eastAsia"/>
+          <w:sz w:val="18"/>
+          <w:szCs w:val="18"/>
+        </w:rPr>
+        <w:t>5], 2);</w:t>
       </w:r>
     </w:p>
     <w:p>
@@ -22400,7 +25184,16 @@
           <w:sz w:val="18"/>
           <w:szCs w:val="18"/>
         </w:rPr>
-        <w:t>MOTOR_Angle_Min</w:t>
+        <w:t>MOTOR_Angle_</w:t>
+      </w:r>
+      <w:proofErr w:type="gramStart"/>
+      <w:r>
+        <w:rPr>
+          <w:rFonts w:ascii="宋体" w:hAnsi="宋体" w:cs="宋体" w:hint="eastAsia"/>
+          <w:sz w:val="18"/>
+          <w:szCs w:val="18"/>
+        </w:rPr>
+        <w:t>Min</w:t>
       </w:r>
       <w:proofErr w:type="spellEnd"/>
       <w:r>
@@ -22412,13 +25205,23 @@
         <w:t>(</w:t>
       </w:r>
       <w:proofErr w:type="spellStart"/>
-      <w:r>
-        <w:rPr>
-          <w:rFonts w:ascii="宋体" w:hAnsi="宋体" w:cs="宋体" w:hint="eastAsia"/>
-          <w:sz w:val="18"/>
-          <w:szCs w:val="18"/>
-        </w:rPr>
-        <w:t>MyRTC_Time</w:t>
+      <w:proofErr w:type="gramEnd"/>
+      <w:r>
+        <w:rPr>
+          <w:rFonts w:ascii="宋体" w:hAnsi="宋体" w:cs="宋体" w:hint="eastAsia"/>
+          <w:sz w:val="18"/>
+          <w:szCs w:val="18"/>
+        </w:rPr>
+        <w:t>MyRTC_</w:t>
+      </w:r>
+      <w:proofErr w:type="gramStart"/>
+      <w:r>
+        <w:rPr>
+          <w:rFonts w:ascii="宋体" w:hAnsi="宋体" w:cs="宋体" w:hint="eastAsia"/>
+          <w:sz w:val="18"/>
+          <w:szCs w:val="18"/>
+        </w:rPr>
+        <w:t>Time</w:t>
       </w:r>
       <w:proofErr w:type="spellEnd"/>
       <w:r>
@@ -22427,7 +25230,16 @@
           <w:sz w:val="18"/>
           <w:szCs w:val="18"/>
         </w:rPr>
-        <w:t>[4]/60);</w:t>
+        <w:t>[</w:t>
+      </w:r>
+      <w:proofErr w:type="gramEnd"/>
+      <w:r>
+        <w:rPr>
+          <w:rFonts w:ascii="宋体" w:hAnsi="宋体" w:cs="宋体" w:hint="eastAsia"/>
+          <w:sz w:val="18"/>
+          <w:szCs w:val="18"/>
+        </w:rPr>
+        <w:t>4]/60);</w:t>
       </w:r>
     </w:p>
     <w:p>
@@ -22454,7 +25266,16 @@
           <w:sz w:val="18"/>
           <w:szCs w:val="18"/>
         </w:rPr>
-        <w:t>MOTOR_Angle_Hour</w:t>
+        <w:t>MOTOR_Angle_</w:t>
+      </w:r>
+      <w:proofErr w:type="gramStart"/>
+      <w:r>
+        <w:rPr>
+          <w:rFonts w:ascii="宋体" w:hAnsi="宋体" w:cs="宋体" w:hint="eastAsia"/>
+          <w:sz w:val="18"/>
+          <w:szCs w:val="18"/>
+        </w:rPr>
+        <w:t>Hour</w:t>
       </w:r>
       <w:proofErr w:type="spellEnd"/>
       <w:r>
@@ -22466,13 +25287,23 @@
         <w:t>(</w:t>
       </w:r>
       <w:proofErr w:type="spellStart"/>
-      <w:r>
-        <w:rPr>
-          <w:rFonts w:ascii="宋体" w:hAnsi="宋体" w:cs="宋体" w:hint="eastAsia"/>
-          <w:sz w:val="18"/>
-          <w:szCs w:val="18"/>
-        </w:rPr>
-        <w:t>MyRTC_Time</w:t>
+      <w:proofErr w:type="gramEnd"/>
+      <w:r>
+        <w:rPr>
+          <w:rFonts w:ascii="宋体" w:hAnsi="宋体" w:cs="宋体" w:hint="eastAsia"/>
+          <w:sz w:val="18"/>
+          <w:szCs w:val="18"/>
+        </w:rPr>
+        <w:t>MyRTC_</w:t>
+      </w:r>
+      <w:proofErr w:type="gramStart"/>
+      <w:r>
+        <w:rPr>
+          <w:rFonts w:ascii="宋体" w:hAnsi="宋体" w:cs="宋体" w:hint="eastAsia"/>
+          <w:sz w:val="18"/>
+          <w:szCs w:val="18"/>
+        </w:rPr>
+        <w:t>Time</w:t>
       </w:r>
       <w:proofErr w:type="spellEnd"/>
       <w:r>
@@ -22481,7 +25312,16 @@
           <w:sz w:val="18"/>
           <w:szCs w:val="18"/>
         </w:rPr>
-        <w:t>[5]/12);</w:t>
+        <w:t>[</w:t>
+      </w:r>
+      <w:proofErr w:type="gramEnd"/>
+      <w:r>
+        <w:rPr>
+          <w:rFonts w:ascii="宋体" w:hAnsi="宋体" w:cs="宋体" w:hint="eastAsia"/>
+          <w:sz w:val="18"/>
+          <w:szCs w:val="18"/>
+        </w:rPr>
+        <w:t>5]/12);</w:t>
       </w:r>
     </w:p>
     <w:p>
@@ -22564,7 +25404,25 @@
           <w:szCs w:val="18"/>
         </w:rPr>
         <w:tab/>
-        <w:t>TIM2_Init();</w:t>
+        <w:t>TIM2_</w:t>
+      </w:r>
+      <w:proofErr w:type="gramStart"/>
+      <w:r>
+        <w:rPr>
+          <w:rFonts w:ascii="宋体" w:hAnsi="宋体" w:cs="宋体" w:hint="eastAsia"/>
+          <w:sz w:val="18"/>
+          <w:szCs w:val="18"/>
+        </w:rPr>
+        <w:t>Init(</w:t>
+      </w:r>
+      <w:proofErr w:type="gramEnd"/>
+      <w:r>
+        <w:rPr>
+          <w:rFonts w:ascii="宋体" w:hAnsi="宋体" w:cs="宋体" w:hint="eastAsia"/>
+          <w:sz w:val="18"/>
+          <w:szCs w:val="18"/>
+        </w:rPr>
+        <w:t>);</w:t>
       </w:r>
     </w:p>
     <w:p>
@@ -22604,13 +25462,23 @@
           <w:szCs w:val="18"/>
         </w:rPr>
       </w:pPr>
-      <w:r>
-        <w:rPr>
-          <w:rFonts w:ascii="宋体" w:hAnsi="宋体" w:cs="宋体" w:hint="eastAsia"/>
-          <w:sz w:val="18"/>
-          <w:szCs w:val="18"/>
-        </w:rPr>
-        <w:t>while(1)</w:t>
+      <w:proofErr w:type="gramStart"/>
+      <w:r>
+        <w:rPr>
+          <w:rFonts w:ascii="宋体" w:hAnsi="宋体" w:cs="宋体" w:hint="eastAsia"/>
+          <w:sz w:val="18"/>
+          <w:szCs w:val="18"/>
+        </w:rPr>
+        <w:t>while(</w:t>
+      </w:r>
+      <w:proofErr w:type="gramEnd"/>
+      <w:r>
+        <w:rPr>
+          <w:rFonts w:ascii="宋体" w:hAnsi="宋体" w:cs="宋体" w:hint="eastAsia"/>
+          <w:sz w:val="18"/>
+          <w:szCs w:val="18"/>
+        </w:rPr>
+        <w:t>1)</w:t>
       </w:r>
     </w:p>
     <w:p>
@@ -22663,7 +25531,16 @@
           <w:sz w:val="18"/>
           <w:szCs w:val="18"/>
         </w:rPr>
-        <w:t>MyRTC_ReadTime</w:t>
+        <w:t>MyRTC_</w:t>
+      </w:r>
+      <w:proofErr w:type="gramStart"/>
+      <w:r>
+        <w:rPr>
+          <w:rFonts w:ascii="宋体" w:hAnsi="宋体" w:cs="宋体" w:hint="eastAsia"/>
+          <w:sz w:val="18"/>
+          <w:szCs w:val="18"/>
+        </w:rPr>
+        <w:t>ReadTime</w:t>
       </w:r>
       <w:proofErr w:type="spellEnd"/>
       <w:r>
@@ -22672,7 +25549,16 @@
           <w:sz w:val="18"/>
           <w:szCs w:val="18"/>
         </w:rPr>
-        <w:t>();</w:t>
+        <w:t>(</w:t>
+      </w:r>
+      <w:proofErr w:type="gramEnd"/>
+      <w:r>
+        <w:rPr>
+          <w:rFonts w:ascii="宋体" w:hAnsi="宋体" w:cs="宋体" w:hint="eastAsia"/>
+          <w:sz w:val="18"/>
+          <w:szCs w:val="18"/>
+        </w:rPr>
+        <w:t>);</w:t>
       </w:r>
     </w:p>
     <w:p>
@@ -22707,7 +25593,16 @@
           <w:sz w:val="18"/>
           <w:szCs w:val="18"/>
         </w:rPr>
-        <w:t>Switch_Change_Mode</w:t>
+        <w:t>Switch_Change_</w:t>
+      </w:r>
+      <w:proofErr w:type="gramStart"/>
+      <w:r>
+        <w:rPr>
+          <w:rFonts w:ascii="宋体" w:hAnsi="宋体" w:cs="宋体" w:hint="eastAsia"/>
+          <w:sz w:val="18"/>
+          <w:szCs w:val="18"/>
+        </w:rPr>
+        <w:t>Mode</w:t>
       </w:r>
       <w:proofErr w:type="spellEnd"/>
       <w:r>
@@ -22716,7 +25611,16 @@
           <w:sz w:val="18"/>
           <w:szCs w:val="18"/>
         </w:rPr>
-        <w:t>();</w:t>
+        <w:t>(</w:t>
+      </w:r>
+      <w:proofErr w:type="gramEnd"/>
+      <w:r>
+        <w:rPr>
+          <w:rFonts w:ascii="宋体" w:hAnsi="宋体" w:cs="宋体" w:hint="eastAsia"/>
+          <w:sz w:val="18"/>
+          <w:szCs w:val="18"/>
+        </w:rPr>
+        <w:t>);</w:t>
       </w:r>
     </w:p>
     <w:p>
@@ -22751,7 +25655,16 @@
           <w:sz w:val="18"/>
           <w:szCs w:val="18"/>
         </w:rPr>
-        <w:t>Key_GetNum</w:t>
+        <w:t>Key_</w:t>
+      </w:r>
+      <w:proofErr w:type="gramStart"/>
+      <w:r>
+        <w:rPr>
+          <w:rFonts w:ascii="宋体" w:hAnsi="宋体" w:cs="宋体" w:hint="eastAsia"/>
+          <w:sz w:val="18"/>
+          <w:szCs w:val="18"/>
+        </w:rPr>
+        <w:t>GetNum</w:t>
       </w:r>
       <w:proofErr w:type="spellEnd"/>
       <w:r>
@@ -22760,7 +25673,16 @@
           <w:sz w:val="18"/>
           <w:szCs w:val="18"/>
         </w:rPr>
-        <w:t>();</w:t>
+        <w:t>(</w:t>
+      </w:r>
+      <w:proofErr w:type="gramEnd"/>
+      <w:r>
+        <w:rPr>
+          <w:rFonts w:ascii="宋体" w:hAnsi="宋体" w:cs="宋体" w:hint="eastAsia"/>
+          <w:sz w:val="18"/>
+          <w:szCs w:val="18"/>
+        </w:rPr>
+        <w:t>);</w:t>
       </w:r>
     </w:p>
     <w:p>
@@ -22795,7 +25717,16 @@
           <w:sz w:val="18"/>
           <w:szCs w:val="18"/>
         </w:rPr>
-        <w:t>Reduce_Num</w:t>
+        <w:t>Reduce_</w:t>
+      </w:r>
+      <w:proofErr w:type="gramStart"/>
+      <w:r>
+        <w:rPr>
+          <w:rFonts w:ascii="宋体" w:hAnsi="宋体" w:cs="宋体" w:hint="eastAsia"/>
+          <w:sz w:val="18"/>
+          <w:szCs w:val="18"/>
+        </w:rPr>
+        <w:t>Num</w:t>
       </w:r>
       <w:proofErr w:type="spellEnd"/>
       <w:r>
@@ -22822,7 +25753,16 @@
           <w:sz w:val="18"/>
           <w:szCs w:val="18"/>
         </w:rPr>
-        <w:t xml:space="preserve"> , </w:t>
+        <w:t xml:space="preserve"> ,</w:t>
+      </w:r>
+      <w:proofErr w:type="gramEnd"/>
+      <w:r>
+        <w:rPr>
+          <w:rFonts w:ascii="宋体" w:hAnsi="宋体" w:cs="宋体" w:hint="eastAsia"/>
+          <w:sz w:val="18"/>
+          <w:szCs w:val="18"/>
+        </w:rPr>
+        <w:t xml:space="preserve"> </w:t>
       </w:r>
       <w:proofErr w:type="spellStart"/>
       <w:r>
@@ -22875,7 +25815,16 @@
           <w:sz w:val="18"/>
           <w:szCs w:val="18"/>
         </w:rPr>
-        <w:t>Alarm_Clock</w:t>
+        <w:t>Alarm_</w:t>
+      </w:r>
+      <w:proofErr w:type="gramStart"/>
+      <w:r>
+        <w:rPr>
+          <w:rFonts w:ascii="宋体" w:hAnsi="宋体" w:cs="宋体" w:hint="eastAsia"/>
+          <w:sz w:val="18"/>
+          <w:szCs w:val="18"/>
+        </w:rPr>
+        <w:t>Clock</w:t>
       </w:r>
       <w:proofErr w:type="spellEnd"/>
       <w:r>
@@ -22884,7 +25833,16 @@
           <w:sz w:val="18"/>
           <w:szCs w:val="18"/>
         </w:rPr>
-        <w:t>();</w:t>
+        <w:t>(</w:t>
+      </w:r>
+      <w:proofErr w:type="gramEnd"/>
+      <w:r>
+        <w:rPr>
+          <w:rFonts w:ascii="宋体" w:hAnsi="宋体" w:cs="宋体" w:hint="eastAsia"/>
+          <w:sz w:val="18"/>
+          <w:szCs w:val="18"/>
+        </w:rPr>
+        <w:t>);</w:t>
       </w:r>
     </w:p>
     <w:p>
@@ -22919,7 +25877,16 @@
           <w:sz w:val="18"/>
           <w:szCs w:val="18"/>
         </w:rPr>
-        <w:t>Alarm_Ring</w:t>
+        <w:t>Alarm_</w:t>
+      </w:r>
+      <w:proofErr w:type="gramStart"/>
+      <w:r>
+        <w:rPr>
+          <w:rFonts w:ascii="宋体" w:hAnsi="宋体" w:cs="宋体" w:hint="eastAsia"/>
+          <w:sz w:val="18"/>
+          <w:szCs w:val="18"/>
+        </w:rPr>
+        <w:t>Ring</w:t>
       </w:r>
       <w:proofErr w:type="spellEnd"/>
       <w:r>
@@ -22928,7 +25895,16 @@
           <w:sz w:val="18"/>
           <w:szCs w:val="18"/>
         </w:rPr>
-        <w:t>();</w:t>
+        <w:t>(</w:t>
+      </w:r>
+      <w:proofErr w:type="gramEnd"/>
+      <w:r>
+        <w:rPr>
+          <w:rFonts w:ascii="宋体" w:hAnsi="宋体" w:cs="宋体" w:hint="eastAsia"/>
+          <w:sz w:val="18"/>
+          <w:szCs w:val="18"/>
+        </w:rPr>
+        <w:t>);</w:t>
       </w:r>
     </w:p>
     <w:p>
@@ -22957,9 +25933,27 @@
           <w:szCs w:val="18"/>
         </w:rPr>
         <w:tab/>
-        <w:t>if((</w:t>
+      </w:r>
+      <w:proofErr w:type="gramStart"/>
+      <w:r>
+        <w:rPr>
+          <w:rFonts w:ascii="宋体" w:hAnsi="宋体" w:cs="宋体" w:hint="eastAsia"/>
+          <w:sz w:val="18"/>
+          <w:szCs w:val="18"/>
+        </w:rPr>
+        <w:t>if(</w:t>
+      </w:r>
+      <w:proofErr w:type="gramEnd"/>
+      <w:r>
+        <w:rPr>
+          <w:rFonts w:ascii="宋体" w:hAnsi="宋体" w:cs="宋体" w:hint="eastAsia"/>
+          <w:sz w:val="18"/>
+          <w:szCs w:val="18"/>
+        </w:rPr>
+        <w:t>(</w:t>
       </w:r>
       <w:proofErr w:type="spellStart"/>
+      <w:proofErr w:type="gramStart"/>
       <w:r>
         <w:rPr>
           <w:rFonts w:ascii="宋体" w:hAnsi="宋体" w:cs="宋体" w:hint="eastAsia"/>
@@ -22975,9 +25969,19 @@
           <w:sz w:val="18"/>
           <w:szCs w:val="18"/>
         </w:rPr>
-        <w:t xml:space="preserve"> != ALARM_DATE) &amp;&amp; (</w:t>
+        <w:t xml:space="preserve"> !</w:t>
+      </w:r>
+      <w:proofErr w:type="gramEnd"/>
+      <w:r>
+        <w:rPr>
+          <w:rFonts w:ascii="宋体" w:hAnsi="宋体" w:cs="宋体" w:hint="eastAsia"/>
+          <w:sz w:val="18"/>
+          <w:szCs w:val="18"/>
+        </w:rPr>
+        <w:t>= ALARM_DATE) &amp;&amp; (</w:t>
       </w:r>
       <w:proofErr w:type="spellStart"/>
+      <w:proofErr w:type="gramStart"/>
       <w:r>
         <w:rPr>
           <w:rFonts w:ascii="宋体" w:hAnsi="宋体" w:cs="宋体" w:hint="eastAsia"/>
@@ -22993,7 +25997,16 @@
           <w:sz w:val="18"/>
           <w:szCs w:val="18"/>
         </w:rPr>
-        <w:t xml:space="preserve"> != ALARM_TIME))</w:t>
+        <w:t xml:space="preserve"> !</w:t>
+      </w:r>
+      <w:proofErr w:type="gramEnd"/>
+      <w:r>
+        <w:rPr>
+          <w:rFonts w:ascii="宋体" w:hAnsi="宋体" w:cs="宋体" w:hint="eastAsia"/>
+          <w:sz w:val="18"/>
+          <w:szCs w:val="18"/>
+        </w:rPr>
+        <w:t>= ALARM_TIME))</w:t>
       </w:r>
     </w:p>
     <w:p>
@@ -23056,7 +26069,43 @@
           <w:sz w:val="18"/>
           <w:szCs w:val="18"/>
         </w:rPr>
-        <w:t>(1,6,MyRTC_Time[0], 4);</w:t>
+        <w:t>(1,</w:t>
+      </w:r>
+      <w:proofErr w:type="gramStart"/>
+      <w:r>
+        <w:rPr>
+          <w:rFonts w:ascii="宋体" w:hAnsi="宋体" w:cs="宋体" w:hint="eastAsia"/>
+          <w:sz w:val="18"/>
+          <w:szCs w:val="18"/>
+        </w:rPr>
+        <w:t>6,MyRTC</w:t>
+      </w:r>
+      <w:proofErr w:type="gramEnd"/>
+      <w:r>
+        <w:rPr>
+          <w:rFonts w:ascii="宋体" w:hAnsi="宋体" w:cs="宋体" w:hint="eastAsia"/>
+          <w:sz w:val="18"/>
+          <w:szCs w:val="18"/>
+        </w:rPr>
+        <w:t>_</w:t>
+      </w:r>
+      <w:proofErr w:type="gramStart"/>
+      <w:r>
+        <w:rPr>
+          <w:rFonts w:ascii="宋体" w:hAnsi="宋体" w:cs="宋体" w:hint="eastAsia"/>
+          <w:sz w:val="18"/>
+          <w:szCs w:val="18"/>
+        </w:rPr>
+        <w:t>Time[</w:t>
+      </w:r>
+      <w:proofErr w:type="gramEnd"/>
+      <w:r>
+        <w:rPr>
+          <w:rFonts w:ascii="宋体" w:hAnsi="宋体" w:cs="宋体" w:hint="eastAsia"/>
+          <w:sz w:val="18"/>
+          <w:szCs w:val="18"/>
+        </w:rPr>
+        <w:t>0], 4);</w:t>
       </w:r>
     </w:p>
     <w:p>
@@ -23100,7 +26149,43 @@
           <w:sz w:val="18"/>
           <w:szCs w:val="18"/>
         </w:rPr>
-        <w:t>(1,11,MyRTC_Time[1], 2);</w:t>
+        <w:t>(1,</w:t>
+      </w:r>
+      <w:proofErr w:type="gramStart"/>
+      <w:r>
+        <w:rPr>
+          <w:rFonts w:ascii="宋体" w:hAnsi="宋体" w:cs="宋体" w:hint="eastAsia"/>
+          <w:sz w:val="18"/>
+          <w:szCs w:val="18"/>
+        </w:rPr>
+        <w:t>11,MyRTC</w:t>
+      </w:r>
+      <w:proofErr w:type="gramEnd"/>
+      <w:r>
+        <w:rPr>
+          <w:rFonts w:ascii="宋体" w:hAnsi="宋体" w:cs="宋体" w:hint="eastAsia"/>
+          <w:sz w:val="18"/>
+          <w:szCs w:val="18"/>
+        </w:rPr>
+        <w:t>_</w:t>
+      </w:r>
+      <w:proofErr w:type="gramStart"/>
+      <w:r>
+        <w:rPr>
+          <w:rFonts w:ascii="宋体" w:hAnsi="宋体" w:cs="宋体" w:hint="eastAsia"/>
+          <w:sz w:val="18"/>
+          <w:szCs w:val="18"/>
+        </w:rPr>
+        <w:t>Time[</w:t>
+      </w:r>
+      <w:proofErr w:type="gramEnd"/>
+      <w:r>
+        <w:rPr>
+          <w:rFonts w:ascii="宋体" w:hAnsi="宋体" w:cs="宋体" w:hint="eastAsia"/>
+          <w:sz w:val="18"/>
+          <w:szCs w:val="18"/>
+        </w:rPr>
+        <w:t>1], 2);</w:t>
       </w:r>
     </w:p>
     <w:p>
@@ -23144,7 +26229,43 @@
           <w:sz w:val="18"/>
           <w:szCs w:val="18"/>
         </w:rPr>
-        <w:t>(1,14,MyRTC_Time[2], 2);</w:t>
+        <w:t>(1,</w:t>
+      </w:r>
+      <w:proofErr w:type="gramStart"/>
+      <w:r>
+        <w:rPr>
+          <w:rFonts w:ascii="宋体" w:hAnsi="宋体" w:cs="宋体" w:hint="eastAsia"/>
+          <w:sz w:val="18"/>
+          <w:szCs w:val="18"/>
+        </w:rPr>
+        <w:t>14,MyRTC</w:t>
+      </w:r>
+      <w:proofErr w:type="gramEnd"/>
+      <w:r>
+        <w:rPr>
+          <w:rFonts w:ascii="宋体" w:hAnsi="宋体" w:cs="宋体" w:hint="eastAsia"/>
+          <w:sz w:val="18"/>
+          <w:szCs w:val="18"/>
+        </w:rPr>
+        <w:t>_</w:t>
+      </w:r>
+      <w:proofErr w:type="gramStart"/>
+      <w:r>
+        <w:rPr>
+          <w:rFonts w:ascii="宋体" w:hAnsi="宋体" w:cs="宋体" w:hint="eastAsia"/>
+          <w:sz w:val="18"/>
+          <w:szCs w:val="18"/>
+        </w:rPr>
+        <w:t>Time[</w:t>
+      </w:r>
+      <w:proofErr w:type="gramEnd"/>
+      <w:r>
+        <w:rPr>
+          <w:rFonts w:ascii="宋体" w:hAnsi="宋体" w:cs="宋体" w:hint="eastAsia"/>
+          <w:sz w:val="18"/>
+          <w:szCs w:val="18"/>
+        </w:rPr>
+        <w:t>2], 2);</w:t>
       </w:r>
     </w:p>
     <w:p>
@@ -23188,7 +26309,43 @@
           <w:sz w:val="18"/>
           <w:szCs w:val="18"/>
         </w:rPr>
-        <w:t>(2,6,MyRTC_Time[3], 2);</w:t>
+        <w:t>(2,</w:t>
+      </w:r>
+      <w:proofErr w:type="gramStart"/>
+      <w:r>
+        <w:rPr>
+          <w:rFonts w:ascii="宋体" w:hAnsi="宋体" w:cs="宋体" w:hint="eastAsia"/>
+          <w:sz w:val="18"/>
+          <w:szCs w:val="18"/>
+        </w:rPr>
+        <w:t>6,MyRTC</w:t>
+      </w:r>
+      <w:proofErr w:type="gramEnd"/>
+      <w:r>
+        <w:rPr>
+          <w:rFonts w:ascii="宋体" w:hAnsi="宋体" w:cs="宋体" w:hint="eastAsia"/>
+          <w:sz w:val="18"/>
+          <w:szCs w:val="18"/>
+        </w:rPr>
+        <w:t>_</w:t>
+      </w:r>
+      <w:proofErr w:type="gramStart"/>
+      <w:r>
+        <w:rPr>
+          <w:rFonts w:ascii="宋体" w:hAnsi="宋体" w:cs="宋体" w:hint="eastAsia"/>
+          <w:sz w:val="18"/>
+          <w:szCs w:val="18"/>
+        </w:rPr>
+        <w:t>Time[</w:t>
+      </w:r>
+      <w:proofErr w:type="gramEnd"/>
+      <w:r>
+        <w:rPr>
+          <w:rFonts w:ascii="宋体" w:hAnsi="宋体" w:cs="宋体" w:hint="eastAsia"/>
+          <w:sz w:val="18"/>
+          <w:szCs w:val="18"/>
+        </w:rPr>
+        <w:t>3], 2);</w:t>
       </w:r>
     </w:p>
     <w:p>
@@ -23232,7 +26389,43 @@
           <w:sz w:val="18"/>
           <w:szCs w:val="18"/>
         </w:rPr>
-        <w:t>(2,9,MyRTC_Time[4], 2);</w:t>
+        <w:t>(2,</w:t>
+      </w:r>
+      <w:proofErr w:type="gramStart"/>
+      <w:r>
+        <w:rPr>
+          <w:rFonts w:ascii="宋体" w:hAnsi="宋体" w:cs="宋体" w:hint="eastAsia"/>
+          <w:sz w:val="18"/>
+          <w:szCs w:val="18"/>
+        </w:rPr>
+        <w:t>9,MyRTC</w:t>
+      </w:r>
+      <w:proofErr w:type="gramEnd"/>
+      <w:r>
+        <w:rPr>
+          <w:rFonts w:ascii="宋体" w:hAnsi="宋体" w:cs="宋体" w:hint="eastAsia"/>
+          <w:sz w:val="18"/>
+          <w:szCs w:val="18"/>
+        </w:rPr>
+        <w:t>_</w:t>
+      </w:r>
+      <w:proofErr w:type="gramStart"/>
+      <w:r>
+        <w:rPr>
+          <w:rFonts w:ascii="宋体" w:hAnsi="宋体" w:cs="宋体" w:hint="eastAsia"/>
+          <w:sz w:val="18"/>
+          <w:szCs w:val="18"/>
+        </w:rPr>
+        <w:t>Time[</w:t>
+      </w:r>
+      <w:proofErr w:type="gramEnd"/>
+      <w:r>
+        <w:rPr>
+          <w:rFonts w:ascii="宋体" w:hAnsi="宋体" w:cs="宋体" w:hint="eastAsia"/>
+          <w:sz w:val="18"/>
+          <w:szCs w:val="18"/>
+        </w:rPr>
+        <w:t>4], 2);</w:t>
       </w:r>
     </w:p>
     <w:p>
@@ -23276,7 +26469,43 @@
           <w:sz w:val="18"/>
           <w:szCs w:val="18"/>
         </w:rPr>
-        <w:t>(2,12,MyRTC_Time[5], 2);</w:t>
+        <w:t>(2,</w:t>
+      </w:r>
+      <w:proofErr w:type="gramStart"/>
+      <w:r>
+        <w:rPr>
+          <w:rFonts w:ascii="宋体" w:hAnsi="宋体" w:cs="宋体" w:hint="eastAsia"/>
+          <w:sz w:val="18"/>
+          <w:szCs w:val="18"/>
+        </w:rPr>
+        <w:t>12,MyRTC</w:t>
+      </w:r>
+      <w:proofErr w:type="gramEnd"/>
+      <w:r>
+        <w:rPr>
+          <w:rFonts w:ascii="宋体" w:hAnsi="宋体" w:cs="宋体" w:hint="eastAsia"/>
+          <w:sz w:val="18"/>
+          <w:szCs w:val="18"/>
+        </w:rPr>
+        <w:t>_</w:t>
+      </w:r>
+      <w:proofErr w:type="gramStart"/>
+      <w:r>
+        <w:rPr>
+          <w:rFonts w:ascii="宋体" w:hAnsi="宋体" w:cs="宋体" w:hint="eastAsia"/>
+          <w:sz w:val="18"/>
+          <w:szCs w:val="18"/>
+        </w:rPr>
+        <w:t>Time[</w:t>
+      </w:r>
+      <w:proofErr w:type="gramEnd"/>
+      <w:r>
+        <w:rPr>
+          <w:rFonts w:ascii="宋体" w:hAnsi="宋体" w:cs="宋体" w:hint="eastAsia"/>
+          <w:sz w:val="18"/>
+          <w:szCs w:val="18"/>
+        </w:rPr>
+        <w:t>5], 2);</w:t>
       </w:r>
     </w:p>
     <w:p>
@@ -23340,7 +26569,43 @@
           <w:sz w:val="18"/>
           <w:szCs w:val="18"/>
         </w:rPr>
-        <w:t>(3,7,RTC_GetCounter(),10);</w:t>
+        <w:t>(3,</w:t>
+      </w:r>
+      <w:proofErr w:type="gramStart"/>
+      <w:r>
+        <w:rPr>
+          <w:rFonts w:ascii="宋体" w:hAnsi="宋体" w:cs="宋体" w:hint="eastAsia"/>
+          <w:sz w:val="18"/>
+          <w:szCs w:val="18"/>
+        </w:rPr>
+        <w:t>7,RTC</w:t>
+      </w:r>
+      <w:proofErr w:type="gramEnd"/>
+      <w:r>
+        <w:rPr>
+          <w:rFonts w:ascii="宋体" w:hAnsi="宋体" w:cs="宋体" w:hint="eastAsia"/>
+          <w:sz w:val="18"/>
+          <w:szCs w:val="18"/>
+        </w:rPr>
+        <w:t>_</w:t>
+      </w:r>
+      <w:proofErr w:type="gramStart"/>
+      <w:r>
+        <w:rPr>
+          <w:rFonts w:ascii="宋体" w:hAnsi="宋体" w:cs="宋体" w:hint="eastAsia"/>
+          <w:sz w:val="18"/>
+          <w:szCs w:val="18"/>
+        </w:rPr>
+        <w:t>GetCounter(</w:t>
+      </w:r>
+      <w:proofErr w:type="gramEnd"/>
+      <w:r>
+        <w:rPr>
+          <w:rFonts w:ascii="宋体" w:hAnsi="宋体" w:cs="宋体" w:hint="eastAsia"/>
+          <w:sz w:val="18"/>
+          <w:szCs w:val="18"/>
+        </w:rPr>
+        <w:t>),10);</w:t>
       </w:r>
     </w:p>
     <w:p>
@@ -23394,9 +26659,18 @@
           <w:szCs w:val="18"/>
         </w:rPr>
         <w:tab/>
+      </w:r>
+      <w:proofErr w:type="gramStart"/>
+      <w:r>
+        <w:rPr>
+          <w:rFonts w:ascii="宋体" w:hAnsi="宋体" w:cs="宋体" w:hint="eastAsia"/>
+          <w:sz w:val="18"/>
+          <w:szCs w:val="18"/>
+        </w:rPr>
         <w:t>if(</w:t>
       </w:r>
       <w:proofErr w:type="spellStart"/>
+      <w:proofErr w:type="gramEnd"/>
       <w:r>
         <w:rPr>
           <w:rFonts w:ascii="宋体" w:hAnsi="宋体" w:cs="宋体" w:hint="eastAsia"/>
@@ -23453,7 +26727,16 @@
           <w:sz w:val="18"/>
           <w:szCs w:val="18"/>
         </w:rPr>
-        <w:t>OLED_ShowString</w:t>
+        <w:t>OLED_</w:t>
+      </w:r>
+      <w:proofErr w:type="gramStart"/>
+      <w:r>
+        <w:rPr>
+          <w:rFonts w:ascii="宋体" w:hAnsi="宋体" w:cs="宋体" w:hint="eastAsia"/>
+          <w:sz w:val="18"/>
+          <w:szCs w:val="18"/>
+        </w:rPr>
+        <w:t>ShowString</w:t>
       </w:r>
       <w:proofErr w:type="spellEnd"/>
       <w:r>
@@ -23462,7 +26745,16 @@
           <w:sz w:val="18"/>
           <w:szCs w:val="18"/>
         </w:rPr>
-        <w:t>(3,6,"NONE      ");</w:t>
+        <w:t>(</w:t>
+      </w:r>
+      <w:proofErr w:type="gramEnd"/>
+      <w:r>
+        <w:rPr>
+          <w:rFonts w:ascii="宋体" w:hAnsi="宋体" w:cs="宋体" w:hint="eastAsia"/>
+          <w:sz w:val="18"/>
+          <w:szCs w:val="18"/>
+        </w:rPr>
+        <w:t>3,6,"NONE      ");</w:t>
       </w:r>
     </w:p>
     <w:p>
@@ -23489,9 +26781,18 @@
           <w:szCs w:val="18"/>
         </w:rPr>
         <w:tab/>
+      </w:r>
+      <w:proofErr w:type="gramStart"/>
+      <w:r>
+        <w:rPr>
+          <w:rFonts w:ascii="宋体" w:hAnsi="宋体" w:cs="宋体" w:hint="eastAsia"/>
+          <w:sz w:val="18"/>
+          <w:szCs w:val="18"/>
+        </w:rPr>
         <w:t>if(</w:t>
       </w:r>
       <w:proofErr w:type="spellStart"/>
+      <w:proofErr w:type="gramEnd"/>
       <w:r>
         <w:rPr>
           <w:rFonts w:ascii="宋体" w:hAnsi="宋体" w:cs="宋体" w:hint="eastAsia"/>
@@ -23540,7 +26841,16 @@
           <w:sz w:val="18"/>
           <w:szCs w:val="18"/>
         </w:rPr>
-        <w:t>OLED_ShowString</w:t>
+        <w:t>OLED_</w:t>
+      </w:r>
+      <w:proofErr w:type="gramStart"/>
+      <w:r>
+        <w:rPr>
+          <w:rFonts w:ascii="宋体" w:hAnsi="宋体" w:cs="宋体" w:hint="eastAsia"/>
+          <w:sz w:val="18"/>
+          <w:szCs w:val="18"/>
+        </w:rPr>
+        <w:t>ShowString</w:t>
       </w:r>
       <w:proofErr w:type="spellEnd"/>
       <w:r>
@@ -23549,7 +26859,16 @@
           <w:sz w:val="18"/>
           <w:szCs w:val="18"/>
         </w:rPr>
-        <w:t>(3,6,"DATE       ");</w:t>
+        <w:t>(</w:t>
+      </w:r>
+      <w:proofErr w:type="gramEnd"/>
+      <w:r>
+        <w:rPr>
+          <w:rFonts w:ascii="宋体" w:hAnsi="宋体" w:cs="宋体" w:hint="eastAsia"/>
+          <w:sz w:val="18"/>
+          <w:szCs w:val="18"/>
+        </w:rPr>
+        <w:t>3,6,"DATE       ");</w:t>
       </w:r>
     </w:p>
     <w:p>
@@ -23576,9 +26895,18 @@
           <w:szCs w:val="18"/>
         </w:rPr>
         <w:tab/>
+      </w:r>
+      <w:proofErr w:type="gramStart"/>
+      <w:r>
+        <w:rPr>
+          <w:rFonts w:ascii="宋体" w:hAnsi="宋体" w:cs="宋体" w:hint="eastAsia"/>
+          <w:sz w:val="18"/>
+          <w:szCs w:val="18"/>
+        </w:rPr>
         <w:t>if(</w:t>
       </w:r>
       <w:proofErr w:type="spellStart"/>
+      <w:proofErr w:type="gramEnd"/>
       <w:r>
         <w:rPr>
           <w:rFonts w:ascii="宋体" w:hAnsi="宋体" w:cs="宋体" w:hint="eastAsia"/>
@@ -23627,7 +26955,16 @@
           <w:sz w:val="18"/>
           <w:szCs w:val="18"/>
         </w:rPr>
-        <w:t>OLED_ShowString</w:t>
+        <w:t>OLED_</w:t>
+      </w:r>
+      <w:proofErr w:type="gramStart"/>
+      <w:r>
+        <w:rPr>
+          <w:rFonts w:ascii="宋体" w:hAnsi="宋体" w:cs="宋体" w:hint="eastAsia"/>
+          <w:sz w:val="18"/>
+          <w:szCs w:val="18"/>
+        </w:rPr>
+        <w:t>ShowString</w:t>
       </w:r>
       <w:proofErr w:type="spellEnd"/>
       <w:r>
@@ -23636,7 +26973,16 @@
           <w:sz w:val="18"/>
           <w:szCs w:val="18"/>
         </w:rPr>
-        <w:t>(3,6,"TIME       ");</w:t>
+        <w:t>(</w:t>
+      </w:r>
+      <w:proofErr w:type="gramEnd"/>
+      <w:r>
+        <w:rPr>
+          <w:rFonts w:ascii="宋体" w:hAnsi="宋体" w:cs="宋体" w:hint="eastAsia"/>
+          <w:sz w:val="18"/>
+          <w:szCs w:val="18"/>
+        </w:rPr>
+        <w:t>3,6,"TIME       ");</w:t>
       </w:r>
     </w:p>
     <w:p>
@@ -23681,9 +27027,18 @@
           <w:szCs w:val="18"/>
         </w:rPr>
         <w:tab/>
+      </w:r>
+      <w:proofErr w:type="gramStart"/>
+      <w:r>
+        <w:rPr>
+          <w:rFonts w:ascii="宋体" w:hAnsi="宋体" w:cs="宋体" w:hint="eastAsia"/>
+          <w:sz w:val="18"/>
+          <w:szCs w:val="18"/>
+        </w:rPr>
         <w:t>if(</w:t>
       </w:r>
       <w:proofErr w:type="spellStart"/>
+      <w:proofErr w:type="gramEnd"/>
       <w:r>
         <w:rPr>
           <w:rFonts w:ascii="宋体" w:hAnsi="宋体" w:cs="宋体" w:hint="eastAsia"/>
@@ -23769,7 +27124,16 @@
           <w:sz w:val="18"/>
           <w:szCs w:val="18"/>
         </w:rPr>
-        <w:t>OLED_ShowString</w:t>
+        <w:t>OLED_</w:t>
+      </w:r>
+      <w:proofErr w:type="gramStart"/>
+      <w:r>
+        <w:rPr>
+          <w:rFonts w:ascii="宋体" w:hAnsi="宋体" w:cs="宋体" w:hint="eastAsia"/>
+          <w:sz w:val="18"/>
+          <w:szCs w:val="18"/>
+        </w:rPr>
+        <w:t>ShowString</w:t>
       </w:r>
       <w:proofErr w:type="spellEnd"/>
       <w:r>
@@ -23778,7 +27142,16 @@
           <w:sz w:val="18"/>
           <w:szCs w:val="18"/>
         </w:rPr>
-        <w:t>(3,6,"MUSIC      ");</w:t>
+        <w:t>(</w:t>
+      </w:r>
+      <w:proofErr w:type="gramEnd"/>
+      <w:r>
+        <w:rPr>
+          <w:rFonts w:ascii="宋体" w:hAnsi="宋体" w:cs="宋体" w:hint="eastAsia"/>
+          <w:sz w:val="18"/>
+          <w:szCs w:val="18"/>
+        </w:rPr>
+        <w:t>3,6,"MUSIC      ");</w:t>
       </w:r>
     </w:p>
     <w:p>
@@ -23813,7 +27186,24 @@
           <w:szCs w:val="18"/>
         </w:rPr>
         <w:tab/>
-        <w:t>while(1)//To ensure the step motor 100% Take control the core</w:t>
+      </w:r>
+      <w:proofErr w:type="gramStart"/>
+      <w:r>
+        <w:rPr>
+          <w:rFonts w:ascii="宋体" w:hAnsi="宋体" w:cs="宋体" w:hint="eastAsia"/>
+          <w:sz w:val="18"/>
+          <w:szCs w:val="18"/>
+        </w:rPr>
+        <w:t>while(</w:t>
+      </w:r>
+      <w:proofErr w:type="gramEnd"/>
+      <w:r>
+        <w:rPr>
+          <w:rFonts w:ascii="宋体" w:hAnsi="宋体" w:cs="宋体" w:hint="eastAsia"/>
+          <w:sz w:val="18"/>
+          <w:szCs w:val="18"/>
+        </w:rPr>
+        <w:t>1)//To ensure the step motor 100% Take control the core</w:t>
       </w:r>
     </w:p>
     <w:p>
@@ -23907,7 +27297,16 @@
           <w:sz w:val="18"/>
           <w:szCs w:val="18"/>
         </w:rPr>
-        <w:t>Switch_Change_Mode</w:t>
+        <w:t>Switch_Change_</w:t>
+      </w:r>
+      <w:proofErr w:type="gramStart"/>
+      <w:r>
+        <w:rPr>
+          <w:rFonts w:ascii="宋体" w:hAnsi="宋体" w:cs="宋体" w:hint="eastAsia"/>
+          <w:sz w:val="18"/>
+          <w:szCs w:val="18"/>
+        </w:rPr>
+        <w:t>Mode</w:t>
       </w:r>
       <w:proofErr w:type="spellEnd"/>
       <w:r>
@@ -23916,7 +27315,16 @@
           <w:sz w:val="18"/>
           <w:szCs w:val="18"/>
         </w:rPr>
-        <w:t>();</w:t>
+        <w:t>(</w:t>
+      </w:r>
+      <w:proofErr w:type="gramEnd"/>
+      <w:r>
+        <w:rPr>
+          <w:rFonts w:ascii="宋体" w:hAnsi="宋体" w:cs="宋体" w:hint="eastAsia"/>
+          <w:sz w:val="18"/>
+          <w:szCs w:val="18"/>
+        </w:rPr>
+        <w:t>);</w:t>
       </w:r>
     </w:p>
     <w:p>
@@ -23975,7 +27383,16 @@
           <w:sz w:val="18"/>
           <w:szCs w:val="18"/>
         </w:rPr>
-        <w:t>MyRTC_ReadTime</w:t>
+        <w:t>MyRTC_</w:t>
+      </w:r>
+      <w:proofErr w:type="gramStart"/>
+      <w:r>
+        <w:rPr>
+          <w:rFonts w:ascii="宋体" w:hAnsi="宋体" w:cs="宋体" w:hint="eastAsia"/>
+          <w:sz w:val="18"/>
+          <w:szCs w:val="18"/>
+        </w:rPr>
+        <w:t>ReadTime</w:t>
       </w:r>
       <w:proofErr w:type="spellEnd"/>
       <w:r>
@@ -23984,7 +27401,16 @@
           <w:sz w:val="18"/>
           <w:szCs w:val="18"/>
         </w:rPr>
-        <w:t>();</w:t>
+        <w:t>(</w:t>
+      </w:r>
+      <w:proofErr w:type="gramEnd"/>
+      <w:r>
+        <w:rPr>
+          <w:rFonts w:ascii="宋体" w:hAnsi="宋体" w:cs="宋体" w:hint="eastAsia"/>
+          <w:sz w:val="18"/>
+          <w:szCs w:val="18"/>
+        </w:rPr>
+        <w:t>);</w:t>
       </w:r>
     </w:p>
     <w:p>
@@ -24043,7 +27469,16 @@
           <w:sz w:val="18"/>
           <w:szCs w:val="18"/>
         </w:rPr>
-        <w:t>Key_GetNum</w:t>
+        <w:t>Key_</w:t>
+      </w:r>
+      <w:proofErr w:type="gramStart"/>
+      <w:r>
+        <w:rPr>
+          <w:rFonts w:ascii="宋体" w:hAnsi="宋体" w:cs="宋体" w:hint="eastAsia"/>
+          <w:sz w:val="18"/>
+          <w:szCs w:val="18"/>
+        </w:rPr>
+        <w:t>GetNum</w:t>
       </w:r>
       <w:proofErr w:type="spellEnd"/>
       <w:r>
@@ -24052,7 +27487,16 @@
           <w:sz w:val="18"/>
           <w:szCs w:val="18"/>
         </w:rPr>
-        <w:t>();//get key status to break the loop</w:t>
+        <w:t>(</w:t>
+      </w:r>
+      <w:proofErr w:type="gramEnd"/>
+      <w:r>
+        <w:rPr>
+          <w:rFonts w:ascii="宋体" w:hAnsi="宋体" w:cs="宋体" w:hint="eastAsia"/>
+          <w:sz w:val="18"/>
+          <w:szCs w:val="18"/>
+        </w:rPr>
+        <w:t>);//get key status to break the loop</w:t>
       </w:r>
     </w:p>
     <w:p>
@@ -24130,7 +27574,43 @@
           <w:sz w:val="18"/>
           <w:szCs w:val="18"/>
         </w:rPr>
-        <w:t>(1,6,MyRTC_Time[0], 4);</w:t>
+        <w:t>(1,</w:t>
+      </w:r>
+      <w:proofErr w:type="gramStart"/>
+      <w:r>
+        <w:rPr>
+          <w:rFonts w:ascii="宋体" w:hAnsi="宋体" w:cs="宋体" w:hint="eastAsia"/>
+          <w:sz w:val="18"/>
+          <w:szCs w:val="18"/>
+        </w:rPr>
+        <w:t>6,MyRTC</w:t>
+      </w:r>
+      <w:proofErr w:type="gramEnd"/>
+      <w:r>
+        <w:rPr>
+          <w:rFonts w:ascii="宋体" w:hAnsi="宋体" w:cs="宋体" w:hint="eastAsia"/>
+          <w:sz w:val="18"/>
+          <w:szCs w:val="18"/>
+        </w:rPr>
+        <w:t>_</w:t>
+      </w:r>
+      <w:proofErr w:type="gramStart"/>
+      <w:r>
+        <w:rPr>
+          <w:rFonts w:ascii="宋体" w:hAnsi="宋体" w:cs="宋体" w:hint="eastAsia"/>
+          <w:sz w:val="18"/>
+          <w:szCs w:val="18"/>
+        </w:rPr>
+        <w:t>Time[</w:t>
+      </w:r>
+      <w:proofErr w:type="gramEnd"/>
+      <w:r>
+        <w:rPr>
+          <w:rFonts w:ascii="宋体" w:hAnsi="宋体" w:cs="宋体" w:hint="eastAsia"/>
+          <w:sz w:val="18"/>
+          <w:szCs w:val="18"/>
+        </w:rPr>
+        <w:t>0], 4);</w:t>
       </w:r>
     </w:p>
     <w:p>
@@ -24198,7 +27678,43 @@
           <w:sz w:val="18"/>
           <w:szCs w:val="18"/>
         </w:rPr>
-        <w:t>(1,11,MyRTC_Time[1], 2);</w:t>
+        <w:t>(1,</w:t>
+      </w:r>
+      <w:proofErr w:type="gramStart"/>
+      <w:r>
+        <w:rPr>
+          <w:rFonts w:ascii="宋体" w:hAnsi="宋体" w:cs="宋体" w:hint="eastAsia"/>
+          <w:sz w:val="18"/>
+          <w:szCs w:val="18"/>
+        </w:rPr>
+        <w:t>11,MyRTC</w:t>
+      </w:r>
+      <w:proofErr w:type="gramEnd"/>
+      <w:r>
+        <w:rPr>
+          <w:rFonts w:ascii="宋体" w:hAnsi="宋体" w:cs="宋体" w:hint="eastAsia"/>
+          <w:sz w:val="18"/>
+          <w:szCs w:val="18"/>
+        </w:rPr>
+        <w:t>_</w:t>
+      </w:r>
+      <w:proofErr w:type="gramStart"/>
+      <w:r>
+        <w:rPr>
+          <w:rFonts w:ascii="宋体" w:hAnsi="宋体" w:cs="宋体" w:hint="eastAsia"/>
+          <w:sz w:val="18"/>
+          <w:szCs w:val="18"/>
+        </w:rPr>
+        <w:t>Time[</w:t>
+      </w:r>
+      <w:proofErr w:type="gramEnd"/>
+      <w:r>
+        <w:rPr>
+          <w:rFonts w:ascii="宋体" w:hAnsi="宋体" w:cs="宋体" w:hint="eastAsia"/>
+          <w:sz w:val="18"/>
+          <w:szCs w:val="18"/>
+        </w:rPr>
+        <w:t>1], 2);</w:t>
       </w:r>
     </w:p>
     <w:p>
@@ -24266,7 +27782,43 @@
           <w:sz w:val="18"/>
           <w:szCs w:val="18"/>
         </w:rPr>
-        <w:t>(1,14,MyRTC_Time[2], 2);</w:t>
+        <w:t>(1,</w:t>
+      </w:r>
+      <w:proofErr w:type="gramStart"/>
+      <w:r>
+        <w:rPr>
+          <w:rFonts w:ascii="宋体" w:hAnsi="宋体" w:cs="宋体" w:hint="eastAsia"/>
+          <w:sz w:val="18"/>
+          <w:szCs w:val="18"/>
+        </w:rPr>
+        <w:t>14,MyRTC</w:t>
+      </w:r>
+      <w:proofErr w:type="gramEnd"/>
+      <w:r>
+        <w:rPr>
+          <w:rFonts w:ascii="宋体" w:hAnsi="宋体" w:cs="宋体" w:hint="eastAsia"/>
+          <w:sz w:val="18"/>
+          <w:szCs w:val="18"/>
+        </w:rPr>
+        <w:t>_</w:t>
+      </w:r>
+      <w:proofErr w:type="gramStart"/>
+      <w:r>
+        <w:rPr>
+          <w:rFonts w:ascii="宋体" w:hAnsi="宋体" w:cs="宋体" w:hint="eastAsia"/>
+          <w:sz w:val="18"/>
+          <w:szCs w:val="18"/>
+        </w:rPr>
+        <w:t>Time[</w:t>
+      </w:r>
+      <w:proofErr w:type="gramEnd"/>
+      <w:r>
+        <w:rPr>
+          <w:rFonts w:ascii="宋体" w:hAnsi="宋体" w:cs="宋体" w:hint="eastAsia"/>
+          <w:sz w:val="18"/>
+          <w:szCs w:val="18"/>
+        </w:rPr>
+        <w:t>2], 2);</w:t>
       </w:r>
     </w:p>
     <w:p>
@@ -24334,7 +27886,43 @@
           <w:sz w:val="18"/>
           <w:szCs w:val="18"/>
         </w:rPr>
-        <w:t>(2,6,MyRTC_Time[3], 2);</w:t>
+        <w:t>(2,</w:t>
+      </w:r>
+      <w:proofErr w:type="gramStart"/>
+      <w:r>
+        <w:rPr>
+          <w:rFonts w:ascii="宋体" w:hAnsi="宋体" w:cs="宋体" w:hint="eastAsia"/>
+          <w:sz w:val="18"/>
+          <w:szCs w:val="18"/>
+        </w:rPr>
+        <w:t>6,MyRTC</w:t>
+      </w:r>
+      <w:proofErr w:type="gramEnd"/>
+      <w:r>
+        <w:rPr>
+          <w:rFonts w:ascii="宋体" w:hAnsi="宋体" w:cs="宋体" w:hint="eastAsia"/>
+          <w:sz w:val="18"/>
+          <w:szCs w:val="18"/>
+        </w:rPr>
+        <w:t>_</w:t>
+      </w:r>
+      <w:proofErr w:type="gramStart"/>
+      <w:r>
+        <w:rPr>
+          <w:rFonts w:ascii="宋体" w:hAnsi="宋体" w:cs="宋体" w:hint="eastAsia"/>
+          <w:sz w:val="18"/>
+          <w:szCs w:val="18"/>
+        </w:rPr>
+        <w:t>Time[</w:t>
+      </w:r>
+      <w:proofErr w:type="gramEnd"/>
+      <w:r>
+        <w:rPr>
+          <w:rFonts w:ascii="宋体" w:hAnsi="宋体" w:cs="宋体" w:hint="eastAsia"/>
+          <w:sz w:val="18"/>
+          <w:szCs w:val="18"/>
+        </w:rPr>
+        <w:t>3], 2);</w:t>
       </w:r>
     </w:p>
     <w:p>
@@ -24402,7 +27990,43 @@
           <w:sz w:val="18"/>
           <w:szCs w:val="18"/>
         </w:rPr>
-        <w:t>(2,9,MyRTC_Time[4], 2);</w:t>
+        <w:t>(2,</w:t>
+      </w:r>
+      <w:proofErr w:type="gramStart"/>
+      <w:r>
+        <w:rPr>
+          <w:rFonts w:ascii="宋体" w:hAnsi="宋体" w:cs="宋体" w:hint="eastAsia"/>
+          <w:sz w:val="18"/>
+          <w:szCs w:val="18"/>
+        </w:rPr>
+        <w:t>9,MyRTC</w:t>
+      </w:r>
+      <w:proofErr w:type="gramEnd"/>
+      <w:r>
+        <w:rPr>
+          <w:rFonts w:ascii="宋体" w:hAnsi="宋体" w:cs="宋体" w:hint="eastAsia"/>
+          <w:sz w:val="18"/>
+          <w:szCs w:val="18"/>
+        </w:rPr>
+        <w:t>_</w:t>
+      </w:r>
+      <w:proofErr w:type="gramStart"/>
+      <w:r>
+        <w:rPr>
+          <w:rFonts w:ascii="宋体" w:hAnsi="宋体" w:cs="宋体" w:hint="eastAsia"/>
+          <w:sz w:val="18"/>
+          <w:szCs w:val="18"/>
+        </w:rPr>
+        <w:t>Time[</w:t>
+      </w:r>
+      <w:proofErr w:type="gramEnd"/>
+      <w:r>
+        <w:rPr>
+          <w:rFonts w:ascii="宋体" w:hAnsi="宋体" w:cs="宋体" w:hint="eastAsia"/>
+          <w:sz w:val="18"/>
+          <w:szCs w:val="18"/>
+        </w:rPr>
+        <w:t>4], 2);</w:t>
       </w:r>
     </w:p>
     <w:p>
@@ -24470,7 +28094,43 @@
           <w:sz w:val="18"/>
           <w:szCs w:val="18"/>
         </w:rPr>
-        <w:t>(2,12,MyRTC_Time[5], 2);</w:t>
+        <w:t>(2,</w:t>
+      </w:r>
+      <w:proofErr w:type="gramStart"/>
+      <w:r>
+        <w:rPr>
+          <w:rFonts w:ascii="宋体" w:hAnsi="宋体" w:cs="宋体" w:hint="eastAsia"/>
+          <w:sz w:val="18"/>
+          <w:szCs w:val="18"/>
+        </w:rPr>
+        <w:t>12,MyRTC</w:t>
+      </w:r>
+      <w:proofErr w:type="gramEnd"/>
+      <w:r>
+        <w:rPr>
+          <w:rFonts w:ascii="宋体" w:hAnsi="宋体" w:cs="宋体" w:hint="eastAsia"/>
+          <w:sz w:val="18"/>
+          <w:szCs w:val="18"/>
+        </w:rPr>
+        <w:t>_</w:t>
+      </w:r>
+      <w:proofErr w:type="gramStart"/>
+      <w:r>
+        <w:rPr>
+          <w:rFonts w:ascii="宋体" w:hAnsi="宋体" w:cs="宋体" w:hint="eastAsia"/>
+          <w:sz w:val="18"/>
+          <w:szCs w:val="18"/>
+        </w:rPr>
+        <w:t>Time[</w:t>
+      </w:r>
+      <w:proofErr w:type="gramEnd"/>
+      <w:r>
+        <w:rPr>
+          <w:rFonts w:ascii="宋体" w:hAnsi="宋体" w:cs="宋体" w:hint="eastAsia"/>
+          <w:sz w:val="18"/>
+          <w:szCs w:val="18"/>
+        </w:rPr>
+        <w:t>5], 2);</w:t>
       </w:r>
     </w:p>
     <w:p>
@@ -24529,7 +28189,16 @@
           <w:sz w:val="18"/>
           <w:szCs w:val="18"/>
         </w:rPr>
-        <w:t>OLED_ShowNum</w:t>
+        <w:t>OLED_</w:t>
+      </w:r>
+      <w:proofErr w:type="gramStart"/>
+      <w:r>
+        <w:rPr>
+          <w:rFonts w:ascii="宋体" w:hAnsi="宋体" w:cs="宋体" w:hint="eastAsia"/>
+          <w:sz w:val="18"/>
+          <w:szCs w:val="18"/>
+        </w:rPr>
+        <w:t>ShowNum</w:t>
       </w:r>
       <w:proofErr w:type="spellEnd"/>
       <w:r>
@@ -24538,7 +28207,34 @@
           <w:sz w:val="18"/>
           <w:szCs w:val="18"/>
         </w:rPr>
-        <w:t xml:space="preserve">(4,6,(32767 - </w:t>
+        <w:t>(</w:t>
+      </w:r>
+      <w:proofErr w:type="gramEnd"/>
+      <w:r>
+        <w:rPr>
+          <w:rFonts w:ascii="宋体" w:hAnsi="宋体" w:cs="宋体" w:hint="eastAsia"/>
+          <w:sz w:val="18"/>
+          <w:szCs w:val="18"/>
+        </w:rPr>
+        <w:t>4,</w:t>
+      </w:r>
+      <w:proofErr w:type="gramStart"/>
+      <w:r>
+        <w:rPr>
+          <w:rFonts w:ascii="宋体" w:hAnsi="宋体" w:cs="宋体" w:hint="eastAsia"/>
+          <w:sz w:val="18"/>
+          <w:szCs w:val="18"/>
+        </w:rPr>
+        <w:t>6,(</w:t>
+      </w:r>
+      <w:proofErr w:type="gramEnd"/>
+      <w:r>
+        <w:rPr>
+          <w:rFonts w:ascii="宋体" w:hAnsi="宋体" w:cs="宋体" w:hint="eastAsia"/>
+          <w:sz w:val="18"/>
+          <w:szCs w:val="18"/>
+        </w:rPr>
+        <w:t xml:space="preserve">32767 - </w:t>
       </w:r>
       <w:proofErr w:type="spellStart"/>
       <w:r>
@@ -24547,7 +28243,16 @@
           <w:sz w:val="18"/>
           <w:szCs w:val="18"/>
         </w:rPr>
-        <w:t>RTC_GetDivider</w:t>
+        <w:t>RTC_</w:t>
+      </w:r>
+      <w:proofErr w:type="gramStart"/>
+      <w:r>
+        <w:rPr>
+          <w:rFonts w:ascii="宋体" w:hAnsi="宋体" w:cs="宋体" w:hint="eastAsia"/>
+          <w:sz w:val="18"/>
+          <w:szCs w:val="18"/>
+        </w:rPr>
+        <w:t>GetDivider</w:t>
       </w:r>
       <w:proofErr w:type="spellEnd"/>
       <w:r>
@@ -24556,7 +28261,16 @@
           <w:sz w:val="18"/>
           <w:szCs w:val="18"/>
         </w:rPr>
-        <w:t>()) / 32767.0 * 999,10);</w:t>
+        <w:t>(</w:t>
+      </w:r>
+      <w:proofErr w:type="gramEnd"/>
+      <w:r>
+        <w:rPr>
+          <w:rFonts w:ascii="宋体" w:hAnsi="宋体" w:cs="宋体" w:hint="eastAsia"/>
+          <w:sz w:val="18"/>
+          <w:szCs w:val="18"/>
+        </w:rPr>
+        <w:t>)) / 32767.0 * 999,10);</w:t>
       </w:r>
     </w:p>
     <w:p>
@@ -24853,7 +28567,16 @@
           <w:sz w:val="18"/>
           <w:szCs w:val="18"/>
         </w:rPr>
-        <w:t>Delay_ms</w:t>
+        <w:t>Delay_</w:t>
+      </w:r>
+      <w:proofErr w:type="gramStart"/>
+      <w:r>
+        <w:rPr>
+          <w:rFonts w:ascii="宋体" w:hAnsi="宋体" w:cs="宋体" w:hint="eastAsia"/>
+          <w:sz w:val="18"/>
+          <w:szCs w:val="18"/>
+        </w:rPr>
+        <w:t>ms</w:t>
       </w:r>
       <w:proofErr w:type="spellEnd"/>
       <w:r>
@@ -24862,7 +28585,16 @@
           <w:sz w:val="18"/>
           <w:szCs w:val="18"/>
         </w:rPr>
-        <w:t>(50);</w:t>
+        <w:t>(</w:t>
+      </w:r>
+      <w:proofErr w:type="gramEnd"/>
+      <w:r>
+        <w:rPr>
+          <w:rFonts w:ascii="宋体" w:hAnsi="宋体" w:cs="宋体" w:hint="eastAsia"/>
+          <w:sz w:val="18"/>
+          <w:szCs w:val="18"/>
+        </w:rPr>
+        <w:t>50);</w:t>
       </w:r>
     </w:p>
     <w:p>
@@ -24905,6 +28637,14 @@
           <w:szCs w:val="18"/>
         </w:rPr>
         <w:tab/>
+      </w:r>
+      <w:proofErr w:type="gramStart"/>
+      <w:r>
+        <w:rPr>
+          <w:rFonts w:ascii="宋体" w:hAnsi="宋体" w:cs="宋体" w:hint="eastAsia"/>
+          <w:sz w:val="18"/>
+          <w:szCs w:val="18"/>
+        </w:rPr>
         <w:t>if(</w:t>
       </w:r>
       <w:proofErr w:type="spellStart"/>
@@ -24923,7 +28663,16 @@
           <w:sz w:val="18"/>
           <w:szCs w:val="18"/>
         </w:rPr>
-        <w:t xml:space="preserve"> != MUSIC)</w:t>
+        <w:t xml:space="preserve"> !</w:t>
+      </w:r>
+      <w:proofErr w:type="gramEnd"/>
+      <w:r>
+        <w:rPr>
+          <w:rFonts w:ascii="宋体" w:hAnsi="宋体" w:cs="宋体" w:hint="eastAsia"/>
+          <w:sz w:val="18"/>
+          <w:szCs w:val="18"/>
+        </w:rPr>
+        <w:t>= MUSIC)</w:t>
       </w:r>
     </w:p>
     <w:p>
@@ -25099,9 +28848,18 @@
           <w:szCs w:val="18"/>
         </w:rPr>
         <w:tab/>
+      </w:r>
+      <w:proofErr w:type="gramStart"/>
+      <w:r>
+        <w:rPr>
+          <w:rFonts w:ascii="宋体" w:hAnsi="宋体" w:cs="宋体" w:hint="eastAsia"/>
+          <w:sz w:val="18"/>
+          <w:szCs w:val="18"/>
+        </w:rPr>
         <w:t>if(</w:t>
       </w:r>
       <w:proofErr w:type="spellStart"/>
+      <w:proofErr w:type="gramEnd"/>
       <w:r>
         <w:rPr>
           <w:rFonts w:ascii="宋体" w:hAnsi="宋体" w:cs="宋体" w:hint="eastAsia"/>
@@ -25187,7 +28945,16 @@
           <w:sz w:val="18"/>
           <w:szCs w:val="18"/>
         </w:rPr>
-        <w:t>OLED_ShowString</w:t>
+        <w:t>OLED_</w:t>
+      </w:r>
+      <w:proofErr w:type="gramStart"/>
+      <w:r>
+        <w:rPr>
+          <w:rFonts w:ascii="宋体" w:hAnsi="宋体" w:cs="宋体" w:hint="eastAsia"/>
+          <w:sz w:val="18"/>
+          <w:szCs w:val="18"/>
+        </w:rPr>
+        <w:t>ShowString</w:t>
       </w:r>
       <w:proofErr w:type="spellEnd"/>
       <w:r>
@@ -25196,7 +28963,16 @@
           <w:sz w:val="18"/>
           <w:szCs w:val="18"/>
         </w:rPr>
-        <w:t>(3,6,"ALARM_DATE ");</w:t>
+        <w:t>(</w:t>
+      </w:r>
+      <w:proofErr w:type="gramEnd"/>
+      <w:r>
+        <w:rPr>
+          <w:rFonts w:ascii="宋体" w:hAnsi="宋体" w:cs="宋体" w:hint="eastAsia"/>
+          <w:sz w:val="18"/>
+          <w:szCs w:val="18"/>
+        </w:rPr>
+        <w:t>3,6,"ALARM_DATE ");</w:t>
       </w:r>
     </w:p>
     <w:p>
@@ -25248,7 +29024,43 @@
           <w:sz w:val="18"/>
           <w:szCs w:val="18"/>
         </w:rPr>
-        <w:t>(1,6,Alarm_Time[0], 4);</w:t>
+        <w:t>(1,</w:t>
+      </w:r>
+      <w:proofErr w:type="gramStart"/>
+      <w:r>
+        <w:rPr>
+          <w:rFonts w:ascii="宋体" w:hAnsi="宋体" w:cs="宋体" w:hint="eastAsia"/>
+          <w:sz w:val="18"/>
+          <w:szCs w:val="18"/>
+        </w:rPr>
+        <w:t>6,Alarm</w:t>
+      </w:r>
+      <w:proofErr w:type="gramEnd"/>
+      <w:r>
+        <w:rPr>
+          <w:rFonts w:ascii="宋体" w:hAnsi="宋体" w:cs="宋体" w:hint="eastAsia"/>
+          <w:sz w:val="18"/>
+          <w:szCs w:val="18"/>
+        </w:rPr>
+        <w:t>_</w:t>
+      </w:r>
+      <w:proofErr w:type="gramStart"/>
+      <w:r>
+        <w:rPr>
+          <w:rFonts w:ascii="宋体" w:hAnsi="宋体" w:cs="宋体" w:hint="eastAsia"/>
+          <w:sz w:val="18"/>
+          <w:szCs w:val="18"/>
+        </w:rPr>
+        <w:t>Time[</w:t>
+      </w:r>
+      <w:proofErr w:type="gramEnd"/>
+      <w:r>
+        <w:rPr>
+          <w:rFonts w:ascii="宋体" w:hAnsi="宋体" w:cs="宋体" w:hint="eastAsia"/>
+          <w:sz w:val="18"/>
+          <w:szCs w:val="18"/>
+        </w:rPr>
+        <w:t>0], 4);</w:t>
       </w:r>
     </w:p>
     <w:p>
@@ -25300,7 +29112,43 @@
           <w:sz w:val="18"/>
           <w:szCs w:val="18"/>
         </w:rPr>
-        <w:t>(1,11,Alarm_Time[1], 2);</w:t>
+        <w:t>(1,</w:t>
+      </w:r>
+      <w:proofErr w:type="gramStart"/>
+      <w:r>
+        <w:rPr>
+          <w:rFonts w:ascii="宋体" w:hAnsi="宋体" w:cs="宋体" w:hint="eastAsia"/>
+          <w:sz w:val="18"/>
+          <w:szCs w:val="18"/>
+        </w:rPr>
+        <w:t>11,Alarm</w:t>
+      </w:r>
+      <w:proofErr w:type="gramEnd"/>
+      <w:r>
+        <w:rPr>
+          <w:rFonts w:ascii="宋体" w:hAnsi="宋体" w:cs="宋体" w:hint="eastAsia"/>
+          <w:sz w:val="18"/>
+          <w:szCs w:val="18"/>
+        </w:rPr>
+        <w:t>_</w:t>
+      </w:r>
+      <w:proofErr w:type="gramStart"/>
+      <w:r>
+        <w:rPr>
+          <w:rFonts w:ascii="宋体" w:hAnsi="宋体" w:cs="宋体" w:hint="eastAsia"/>
+          <w:sz w:val="18"/>
+          <w:szCs w:val="18"/>
+        </w:rPr>
+        <w:t>Time[</w:t>
+      </w:r>
+      <w:proofErr w:type="gramEnd"/>
+      <w:r>
+        <w:rPr>
+          <w:rFonts w:ascii="宋体" w:hAnsi="宋体" w:cs="宋体" w:hint="eastAsia"/>
+          <w:sz w:val="18"/>
+          <w:szCs w:val="18"/>
+        </w:rPr>
+        <w:t>1], 2);</w:t>
       </w:r>
     </w:p>
     <w:p>
@@ -25352,7 +29200,43 @@
           <w:sz w:val="18"/>
           <w:szCs w:val="18"/>
         </w:rPr>
-        <w:t>(1,14,Alarm_Time[2], 2);</w:t>
+        <w:t>(1,</w:t>
+      </w:r>
+      <w:proofErr w:type="gramStart"/>
+      <w:r>
+        <w:rPr>
+          <w:rFonts w:ascii="宋体" w:hAnsi="宋体" w:cs="宋体" w:hint="eastAsia"/>
+          <w:sz w:val="18"/>
+          <w:szCs w:val="18"/>
+        </w:rPr>
+        <w:t>14,Alarm</w:t>
+      </w:r>
+      <w:proofErr w:type="gramEnd"/>
+      <w:r>
+        <w:rPr>
+          <w:rFonts w:ascii="宋体" w:hAnsi="宋体" w:cs="宋体" w:hint="eastAsia"/>
+          <w:sz w:val="18"/>
+          <w:szCs w:val="18"/>
+        </w:rPr>
+        <w:t>_</w:t>
+      </w:r>
+      <w:proofErr w:type="gramStart"/>
+      <w:r>
+        <w:rPr>
+          <w:rFonts w:ascii="宋体" w:hAnsi="宋体" w:cs="宋体" w:hint="eastAsia"/>
+          <w:sz w:val="18"/>
+          <w:szCs w:val="18"/>
+        </w:rPr>
+        <w:t>Time[</w:t>
+      </w:r>
+      <w:proofErr w:type="gramEnd"/>
+      <w:r>
+        <w:rPr>
+          <w:rFonts w:ascii="宋体" w:hAnsi="宋体" w:cs="宋体" w:hint="eastAsia"/>
+          <w:sz w:val="18"/>
+          <w:szCs w:val="18"/>
+        </w:rPr>
+        <w:t>2], 2);</w:t>
       </w:r>
     </w:p>
     <w:p>
@@ -25404,7 +29288,43 @@
           <w:sz w:val="18"/>
           <w:szCs w:val="18"/>
         </w:rPr>
-        <w:t>(2,6,Alarm_Time[3], 2);</w:t>
+        <w:t>(2,</w:t>
+      </w:r>
+      <w:proofErr w:type="gramStart"/>
+      <w:r>
+        <w:rPr>
+          <w:rFonts w:ascii="宋体" w:hAnsi="宋体" w:cs="宋体" w:hint="eastAsia"/>
+          <w:sz w:val="18"/>
+          <w:szCs w:val="18"/>
+        </w:rPr>
+        <w:t>6,Alarm</w:t>
+      </w:r>
+      <w:proofErr w:type="gramEnd"/>
+      <w:r>
+        <w:rPr>
+          <w:rFonts w:ascii="宋体" w:hAnsi="宋体" w:cs="宋体" w:hint="eastAsia"/>
+          <w:sz w:val="18"/>
+          <w:szCs w:val="18"/>
+        </w:rPr>
+        <w:t>_</w:t>
+      </w:r>
+      <w:proofErr w:type="gramStart"/>
+      <w:r>
+        <w:rPr>
+          <w:rFonts w:ascii="宋体" w:hAnsi="宋体" w:cs="宋体" w:hint="eastAsia"/>
+          <w:sz w:val="18"/>
+          <w:szCs w:val="18"/>
+        </w:rPr>
+        <w:t>Time[</w:t>
+      </w:r>
+      <w:proofErr w:type="gramEnd"/>
+      <w:r>
+        <w:rPr>
+          <w:rFonts w:ascii="宋体" w:hAnsi="宋体" w:cs="宋体" w:hint="eastAsia"/>
+          <w:sz w:val="18"/>
+          <w:szCs w:val="18"/>
+        </w:rPr>
+        <w:t>3], 2);</w:t>
       </w:r>
     </w:p>
     <w:p>
@@ -25456,7 +29376,43 @@
           <w:sz w:val="18"/>
           <w:szCs w:val="18"/>
         </w:rPr>
-        <w:t>(2,9,Alarm_Time[4], 2);</w:t>
+        <w:t>(2,</w:t>
+      </w:r>
+      <w:proofErr w:type="gramStart"/>
+      <w:r>
+        <w:rPr>
+          <w:rFonts w:ascii="宋体" w:hAnsi="宋体" w:cs="宋体" w:hint="eastAsia"/>
+          <w:sz w:val="18"/>
+          <w:szCs w:val="18"/>
+        </w:rPr>
+        <w:t>9,Alarm</w:t>
+      </w:r>
+      <w:proofErr w:type="gramEnd"/>
+      <w:r>
+        <w:rPr>
+          <w:rFonts w:ascii="宋体" w:hAnsi="宋体" w:cs="宋体" w:hint="eastAsia"/>
+          <w:sz w:val="18"/>
+          <w:szCs w:val="18"/>
+        </w:rPr>
+        <w:t>_</w:t>
+      </w:r>
+      <w:proofErr w:type="gramStart"/>
+      <w:r>
+        <w:rPr>
+          <w:rFonts w:ascii="宋体" w:hAnsi="宋体" w:cs="宋体" w:hint="eastAsia"/>
+          <w:sz w:val="18"/>
+          <w:szCs w:val="18"/>
+        </w:rPr>
+        <w:t>Time[</w:t>
+      </w:r>
+      <w:proofErr w:type="gramEnd"/>
+      <w:r>
+        <w:rPr>
+          <w:rFonts w:ascii="宋体" w:hAnsi="宋体" w:cs="宋体" w:hint="eastAsia"/>
+          <w:sz w:val="18"/>
+          <w:szCs w:val="18"/>
+        </w:rPr>
+        <w:t>4], 2);</w:t>
       </w:r>
     </w:p>
     <w:p>
@@ -25508,7 +29464,43 @@
           <w:sz w:val="18"/>
           <w:szCs w:val="18"/>
         </w:rPr>
-        <w:t>(2,12,Alarm_Time[5], 2);</w:t>
+        <w:t>(2,</w:t>
+      </w:r>
+      <w:proofErr w:type="gramStart"/>
+      <w:r>
+        <w:rPr>
+          <w:rFonts w:ascii="宋体" w:hAnsi="宋体" w:cs="宋体" w:hint="eastAsia"/>
+          <w:sz w:val="18"/>
+          <w:szCs w:val="18"/>
+        </w:rPr>
+        <w:t>12,Alarm</w:t>
+      </w:r>
+      <w:proofErr w:type="gramEnd"/>
+      <w:r>
+        <w:rPr>
+          <w:rFonts w:ascii="宋体" w:hAnsi="宋体" w:cs="宋体" w:hint="eastAsia"/>
+          <w:sz w:val="18"/>
+          <w:szCs w:val="18"/>
+        </w:rPr>
+        <w:t>_</w:t>
+      </w:r>
+      <w:proofErr w:type="gramStart"/>
+      <w:r>
+        <w:rPr>
+          <w:rFonts w:ascii="宋体" w:hAnsi="宋体" w:cs="宋体" w:hint="eastAsia"/>
+          <w:sz w:val="18"/>
+          <w:szCs w:val="18"/>
+        </w:rPr>
+        <w:t>Time[</w:t>
+      </w:r>
+      <w:proofErr w:type="gramEnd"/>
+      <w:r>
+        <w:rPr>
+          <w:rFonts w:ascii="宋体" w:hAnsi="宋体" w:cs="宋体" w:hint="eastAsia"/>
+          <w:sz w:val="18"/>
+          <w:szCs w:val="18"/>
+        </w:rPr>
+        <w:t>5], 2);</w:t>
       </w:r>
     </w:p>
     <w:p>
@@ -25614,9 +29606,18 @@
           <w:szCs w:val="18"/>
         </w:rPr>
         <w:tab/>
+      </w:r>
+      <w:proofErr w:type="gramStart"/>
+      <w:r>
+        <w:rPr>
+          <w:rFonts w:ascii="宋体" w:hAnsi="宋体" w:cs="宋体" w:hint="eastAsia"/>
+          <w:sz w:val="18"/>
+          <w:szCs w:val="18"/>
+        </w:rPr>
         <w:t>if(</w:t>
       </w:r>
       <w:proofErr w:type="spellStart"/>
+      <w:proofErr w:type="gramEnd"/>
       <w:r>
         <w:rPr>
           <w:rFonts w:ascii="宋体" w:hAnsi="宋体" w:cs="宋体" w:hint="eastAsia"/>
@@ -25703,7 +29704,16 @@
           <w:sz w:val="18"/>
           <w:szCs w:val="18"/>
         </w:rPr>
-        <w:t>OLED_ShowString</w:t>
+        <w:t>OLED_</w:t>
+      </w:r>
+      <w:proofErr w:type="gramStart"/>
+      <w:r>
+        <w:rPr>
+          <w:rFonts w:ascii="宋体" w:hAnsi="宋体" w:cs="宋体" w:hint="eastAsia"/>
+          <w:sz w:val="18"/>
+          <w:szCs w:val="18"/>
+        </w:rPr>
+        <w:t>ShowString</w:t>
       </w:r>
       <w:proofErr w:type="spellEnd"/>
       <w:r>
@@ -25712,7 +29722,16 @@
           <w:sz w:val="18"/>
           <w:szCs w:val="18"/>
         </w:rPr>
-        <w:t>(3,6,"ALARM_TIME ");</w:t>
+        <w:t>(</w:t>
+      </w:r>
+      <w:proofErr w:type="gramEnd"/>
+      <w:r>
+        <w:rPr>
+          <w:rFonts w:ascii="宋体" w:hAnsi="宋体" w:cs="宋体" w:hint="eastAsia"/>
+          <w:sz w:val="18"/>
+          <w:szCs w:val="18"/>
+        </w:rPr>
+        <w:t>3,6,"ALARM_TIME ");</w:t>
       </w:r>
     </w:p>
     <w:p>
@@ -25764,7 +29783,43 @@
           <w:sz w:val="18"/>
           <w:szCs w:val="18"/>
         </w:rPr>
-        <w:t>(1,6,Alarm_Time[0], 4);</w:t>
+        <w:t>(1,</w:t>
+      </w:r>
+      <w:proofErr w:type="gramStart"/>
+      <w:r>
+        <w:rPr>
+          <w:rFonts w:ascii="宋体" w:hAnsi="宋体" w:cs="宋体" w:hint="eastAsia"/>
+          <w:sz w:val="18"/>
+          <w:szCs w:val="18"/>
+        </w:rPr>
+        <w:t>6,Alarm</w:t>
+      </w:r>
+      <w:proofErr w:type="gramEnd"/>
+      <w:r>
+        <w:rPr>
+          <w:rFonts w:ascii="宋体" w:hAnsi="宋体" w:cs="宋体" w:hint="eastAsia"/>
+          <w:sz w:val="18"/>
+          <w:szCs w:val="18"/>
+        </w:rPr>
+        <w:t>_</w:t>
+      </w:r>
+      <w:proofErr w:type="gramStart"/>
+      <w:r>
+        <w:rPr>
+          <w:rFonts w:ascii="宋体" w:hAnsi="宋体" w:cs="宋体" w:hint="eastAsia"/>
+          <w:sz w:val="18"/>
+          <w:szCs w:val="18"/>
+        </w:rPr>
+        <w:t>Time[</w:t>
+      </w:r>
+      <w:proofErr w:type="gramEnd"/>
+      <w:r>
+        <w:rPr>
+          <w:rFonts w:ascii="宋体" w:hAnsi="宋体" w:cs="宋体" w:hint="eastAsia"/>
+          <w:sz w:val="18"/>
+          <w:szCs w:val="18"/>
+        </w:rPr>
+        <w:t>0], 4);</w:t>
       </w:r>
     </w:p>
     <w:p>
@@ -25816,7 +29871,43 @@
           <w:sz w:val="18"/>
           <w:szCs w:val="18"/>
         </w:rPr>
-        <w:t>(1,11,Alarm_Time[1], 2);</w:t>
+        <w:t>(1,</w:t>
+      </w:r>
+      <w:proofErr w:type="gramStart"/>
+      <w:r>
+        <w:rPr>
+          <w:rFonts w:ascii="宋体" w:hAnsi="宋体" w:cs="宋体" w:hint="eastAsia"/>
+          <w:sz w:val="18"/>
+          <w:szCs w:val="18"/>
+        </w:rPr>
+        <w:t>11,Alarm</w:t>
+      </w:r>
+      <w:proofErr w:type="gramEnd"/>
+      <w:r>
+        <w:rPr>
+          <w:rFonts w:ascii="宋体" w:hAnsi="宋体" w:cs="宋体" w:hint="eastAsia"/>
+          <w:sz w:val="18"/>
+          <w:szCs w:val="18"/>
+        </w:rPr>
+        <w:t>_</w:t>
+      </w:r>
+      <w:proofErr w:type="gramStart"/>
+      <w:r>
+        <w:rPr>
+          <w:rFonts w:ascii="宋体" w:hAnsi="宋体" w:cs="宋体" w:hint="eastAsia"/>
+          <w:sz w:val="18"/>
+          <w:szCs w:val="18"/>
+        </w:rPr>
+        <w:t>Time[</w:t>
+      </w:r>
+      <w:proofErr w:type="gramEnd"/>
+      <w:r>
+        <w:rPr>
+          <w:rFonts w:ascii="宋体" w:hAnsi="宋体" w:cs="宋体" w:hint="eastAsia"/>
+          <w:sz w:val="18"/>
+          <w:szCs w:val="18"/>
+        </w:rPr>
+        <w:t>1], 2);</w:t>
       </w:r>
     </w:p>
     <w:p>
@@ -25868,7 +29959,43 @@
           <w:sz w:val="18"/>
           <w:szCs w:val="18"/>
         </w:rPr>
-        <w:t>(1,14,Alarm_Time[2], 2);</w:t>
+        <w:t>(1,</w:t>
+      </w:r>
+      <w:proofErr w:type="gramStart"/>
+      <w:r>
+        <w:rPr>
+          <w:rFonts w:ascii="宋体" w:hAnsi="宋体" w:cs="宋体" w:hint="eastAsia"/>
+          <w:sz w:val="18"/>
+          <w:szCs w:val="18"/>
+        </w:rPr>
+        <w:t>14,Alarm</w:t>
+      </w:r>
+      <w:proofErr w:type="gramEnd"/>
+      <w:r>
+        <w:rPr>
+          <w:rFonts w:ascii="宋体" w:hAnsi="宋体" w:cs="宋体" w:hint="eastAsia"/>
+          <w:sz w:val="18"/>
+          <w:szCs w:val="18"/>
+        </w:rPr>
+        <w:t>_</w:t>
+      </w:r>
+      <w:proofErr w:type="gramStart"/>
+      <w:r>
+        <w:rPr>
+          <w:rFonts w:ascii="宋体" w:hAnsi="宋体" w:cs="宋体" w:hint="eastAsia"/>
+          <w:sz w:val="18"/>
+          <w:szCs w:val="18"/>
+        </w:rPr>
+        <w:t>Time[</w:t>
+      </w:r>
+      <w:proofErr w:type="gramEnd"/>
+      <w:r>
+        <w:rPr>
+          <w:rFonts w:ascii="宋体" w:hAnsi="宋体" w:cs="宋体" w:hint="eastAsia"/>
+          <w:sz w:val="18"/>
+          <w:szCs w:val="18"/>
+        </w:rPr>
+        <w:t>2], 2);</w:t>
       </w:r>
     </w:p>
     <w:p>
@@ -25920,7 +30047,43 @@
           <w:sz w:val="18"/>
           <w:szCs w:val="18"/>
         </w:rPr>
-        <w:t>(2,6,Alarm_Time[3], 2);</w:t>
+        <w:t>(2,</w:t>
+      </w:r>
+      <w:proofErr w:type="gramStart"/>
+      <w:r>
+        <w:rPr>
+          <w:rFonts w:ascii="宋体" w:hAnsi="宋体" w:cs="宋体" w:hint="eastAsia"/>
+          <w:sz w:val="18"/>
+          <w:szCs w:val="18"/>
+        </w:rPr>
+        <w:t>6,Alarm</w:t>
+      </w:r>
+      <w:proofErr w:type="gramEnd"/>
+      <w:r>
+        <w:rPr>
+          <w:rFonts w:ascii="宋体" w:hAnsi="宋体" w:cs="宋体" w:hint="eastAsia"/>
+          <w:sz w:val="18"/>
+          <w:szCs w:val="18"/>
+        </w:rPr>
+        <w:t>_</w:t>
+      </w:r>
+      <w:proofErr w:type="gramStart"/>
+      <w:r>
+        <w:rPr>
+          <w:rFonts w:ascii="宋体" w:hAnsi="宋体" w:cs="宋体" w:hint="eastAsia"/>
+          <w:sz w:val="18"/>
+          <w:szCs w:val="18"/>
+        </w:rPr>
+        <w:t>Time[</w:t>
+      </w:r>
+      <w:proofErr w:type="gramEnd"/>
+      <w:r>
+        <w:rPr>
+          <w:rFonts w:ascii="宋体" w:hAnsi="宋体" w:cs="宋体" w:hint="eastAsia"/>
+          <w:sz w:val="18"/>
+          <w:szCs w:val="18"/>
+        </w:rPr>
+        <w:t>3], 2);</w:t>
       </w:r>
     </w:p>
     <w:p>
@@ -25972,7 +30135,43 @@
           <w:sz w:val="18"/>
           <w:szCs w:val="18"/>
         </w:rPr>
-        <w:t>(2,9,Alarm_Time[4], 2);</w:t>
+        <w:t>(2,</w:t>
+      </w:r>
+      <w:proofErr w:type="gramStart"/>
+      <w:r>
+        <w:rPr>
+          <w:rFonts w:ascii="宋体" w:hAnsi="宋体" w:cs="宋体" w:hint="eastAsia"/>
+          <w:sz w:val="18"/>
+          <w:szCs w:val="18"/>
+        </w:rPr>
+        <w:t>9,Alarm</w:t>
+      </w:r>
+      <w:proofErr w:type="gramEnd"/>
+      <w:r>
+        <w:rPr>
+          <w:rFonts w:ascii="宋体" w:hAnsi="宋体" w:cs="宋体" w:hint="eastAsia"/>
+          <w:sz w:val="18"/>
+          <w:szCs w:val="18"/>
+        </w:rPr>
+        <w:t>_</w:t>
+      </w:r>
+      <w:proofErr w:type="gramStart"/>
+      <w:r>
+        <w:rPr>
+          <w:rFonts w:ascii="宋体" w:hAnsi="宋体" w:cs="宋体" w:hint="eastAsia"/>
+          <w:sz w:val="18"/>
+          <w:szCs w:val="18"/>
+        </w:rPr>
+        <w:t>Time[</w:t>
+      </w:r>
+      <w:proofErr w:type="gramEnd"/>
+      <w:r>
+        <w:rPr>
+          <w:rFonts w:ascii="宋体" w:hAnsi="宋体" w:cs="宋体" w:hint="eastAsia"/>
+          <w:sz w:val="18"/>
+          <w:szCs w:val="18"/>
+        </w:rPr>
+        <w:t>4], 2);</w:t>
       </w:r>
     </w:p>
     <w:p>
@@ -26024,7 +30223,43 @@
           <w:sz w:val="18"/>
           <w:szCs w:val="18"/>
         </w:rPr>
-        <w:t>(2,12,Alarm_Time[5], 2);</w:t>
+        <w:t>(2,</w:t>
+      </w:r>
+      <w:proofErr w:type="gramStart"/>
+      <w:r>
+        <w:rPr>
+          <w:rFonts w:ascii="宋体" w:hAnsi="宋体" w:cs="宋体" w:hint="eastAsia"/>
+          <w:sz w:val="18"/>
+          <w:szCs w:val="18"/>
+        </w:rPr>
+        <w:t>12,Alarm</w:t>
+      </w:r>
+      <w:proofErr w:type="gramEnd"/>
+      <w:r>
+        <w:rPr>
+          <w:rFonts w:ascii="宋体" w:hAnsi="宋体" w:cs="宋体" w:hint="eastAsia"/>
+          <w:sz w:val="18"/>
+          <w:szCs w:val="18"/>
+        </w:rPr>
+        <w:t>_</w:t>
+      </w:r>
+      <w:proofErr w:type="gramStart"/>
+      <w:r>
+        <w:rPr>
+          <w:rFonts w:ascii="宋体" w:hAnsi="宋体" w:cs="宋体" w:hint="eastAsia"/>
+          <w:sz w:val="18"/>
+          <w:szCs w:val="18"/>
+        </w:rPr>
+        <w:t>Time[</w:t>
+      </w:r>
+      <w:proofErr w:type="gramEnd"/>
+      <w:r>
+        <w:rPr>
+          <w:rFonts w:ascii="宋体" w:hAnsi="宋体" w:cs="宋体" w:hint="eastAsia"/>
+          <w:sz w:val="18"/>
+          <w:szCs w:val="18"/>
+        </w:rPr>
+        <w:t>5], 2);</w:t>
       </w:r>
     </w:p>
     <w:p>
@@ -26164,7 +30399,16 @@
           <w:sz w:val="18"/>
           <w:szCs w:val="18"/>
         </w:rPr>
-        <w:t>OLED_ShowNum</w:t>
+        <w:t>OLED_</w:t>
+      </w:r>
+      <w:proofErr w:type="gramStart"/>
+      <w:r>
+        <w:rPr>
+          <w:rFonts w:ascii="宋体" w:hAnsi="宋体" w:cs="宋体" w:hint="eastAsia"/>
+          <w:sz w:val="18"/>
+          <w:szCs w:val="18"/>
+        </w:rPr>
+        <w:t>ShowNum</w:t>
       </w:r>
       <w:proofErr w:type="spellEnd"/>
       <w:r>
@@ -26173,7 +30417,34 @@
           <w:sz w:val="18"/>
           <w:szCs w:val="18"/>
         </w:rPr>
-        <w:t xml:space="preserve">(4,6,(32767 - </w:t>
+        <w:t>(</w:t>
+      </w:r>
+      <w:proofErr w:type="gramEnd"/>
+      <w:r>
+        <w:rPr>
+          <w:rFonts w:ascii="宋体" w:hAnsi="宋体" w:cs="宋体" w:hint="eastAsia"/>
+          <w:sz w:val="18"/>
+          <w:szCs w:val="18"/>
+        </w:rPr>
+        <w:t>4,</w:t>
+      </w:r>
+      <w:proofErr w:type="gramStart"/>
+      <w:r>
+        <w:rPr>
+          <w:rFonts w:ascii="宋体" w:hAnsi="宋体" w:cs="宋体" w:hint="eastAsia"/>
+          <w:sz w:val="18"/>
+          <w:szCs w:val="18"/>
+        </w:rPr>
+        <w:t>6,(</w:t>
+      </w:r>
+      <w:proofErr w:type="gramEnd"/>
+      <w:r>
+        <w:rPr>
+          <w:rFonts w:ascii="宋体" w:hAnsi="宋体" w:cs="宋体" w:hint="eastAsia"/>
+          <w:sz w:val="18"/>
+          <w:szCs w:val="18"/>
+        </w:rPr>
+        <w:t xml:space="preserve">32767 - </w:t>
       </w:r>
       <w:proofErr w:type="spellStart"/>
       <w:r>
@@ -26182,7 +30453,16 @@
           <w:sz w:val="18"/>
           <w:szCs w:val="18"/>
         </w:rPr>
-        <w:t>RTC_GetDivider</w:t>
+        <w:t>RTC_</w:t>
+      </w:r>
+      <w:proofErr w:type="gramStart"/>
+      <w:r>
+        <w:rPr>
+          <w:rFonts w:ascii="宋体" w:hAnsi="宋体" w:cs="宋体" w:hint="eastAsia"/>
+          <w:sz w:val="18"/>
+          <w:szCs w:val="18"/>
+        </w:rPr>
+        <w:t>GetDivider</w:t>
       </w:r>
       <w:proofErr w:type="spellEnd"/>
       <w:r>
@@ -26191,7 +30471,16 @@
           <w:sz w:val="18"/>
           <w:szCs w:val="18"/>
         </w:rPr>
-        <w:t>()) / 32767.0 * 999,10);</w:t>
+        <w:t>(</w:t>
+      </w:r>
+      <w:proofErr w:type="gramEnd"/>
+      <w:r>
+        <w:rPr>
+          <w:rFonts w:ascii="宋体" w:hAnsi="宋体" w:cs="宋体" w:hint="eastAsia"/>
+          <w:sz w:val="18"/>
+          <w:szCs w:val="18"/>
+        </w:rPr>
+        <w:t>)) / 32767.0 * 999,10);</w:t>
       </w:r>
     </w:p>
     <w:p>
@@ -26401,7 +30690,16 @@
           <w:sz w:val="18"/>
           <w:szCs w:val="18"/>
         </w:rPr>
-        <w:t>TIM_GetITStatus</w:t>
+        <w:t>TIM_</w:t>
+      </w:r>
+      <w:proofErr w:type="gramStart"/>
+      <w:r>
+        <w:rPr>
+          <w:rFonts w:ascii="宋体" w:hAnsi="宋体" w:cs="宋体" w:hint="eastAsia"/>
+          <w:sz w:val="18"/>
+          <w:szCs w:val="18"/>
+        </w:rPr>
+        <w:t>GetITStatus</w:t>
       </w:r>
       <w:proofErr w:type="spellEnd"/>
       <w:r>
@@ -26410,7 +30708,16 @@
           <w:sz w:val="18"/>
           <w:szCs w:val="18"/>
         </w:rPr>
-        <w:t xml:space="preserve">(TIM2, </w:t>
+        <w:t>(</w:t>
+      </w:r>
+      <w:proofErr w:type="gramEnd"/>
+      <w:r>
+        <w:rPr>
+          <w:rFonts w:ascii="宋体" w:hAnsi="宋体" w:cs="宋体" w:hint="eastAsia"/>
+          <w:sz w:val="18"/>
+          <w:szCs w:val="18"/>
+        </w:rPr>
+        <w:t xml:space="preserve">TIM2, </w:t>
       </w:r>
       <w:proofErr w:type="spellStart"/>
       <w:r>
@@ -26422,13 +30729,23 @@
         <w:t>TIM_IT_Update</w:t>
       </w:r>
       <w:proofErr w:type="spellEnd"/>
-      <w:r>
-        <w:rPr>
-          <w:rFonts w:ascii="宋体" w:hAnsi="宋体" w:cs="宋体" w:hint="eastAsia"/>
-          <w:sz w:val="18"/>
-          <w:szCs w:val="18"/>
-        </w:rPr>
-        <w:t xml:space="preserve">) != RESET) </w:t>
+      <w:proofErr w:type="gramStart"/>
+      <w:r>
+        <w:rPr>
+          <w:rFonts w:ascii="宋体" w:hAnsi="宋体" w:cs="宋体" w:hint="eastAsia"/>
+          <w:sz w:val="18"/>
+          <w:szCs w:val="18"/>
+        </w:rPr>
+        <w:t>) !</w:t>
+      </w:r>
+      <w:proofErr w:type="gramEnd"/>
+      <w:r>
+        <w:rPr>
+          <w:rFonts w:ascii="宋体" w:hAnsi="宋体" w:cs="宋体" w:hint="eastAsia"/>
+          <w:sz w:val="18"/>
+          <w:szCs w:val="18"/>
+        </w:rPr>
+        <w:t xml:space="preserve">= RESET) </w:t>
       </w:r>
     </w:p>
     <w:p>
@@ -26482,7 +30799,16 @@
           <w:sz w:val="18"/>
           <w:szCs w:val="18"/>
         </w:rPr>
-        <w:t>TIM_ClearITPendingBit</w:t>
+        <w:t>TIM_</w:t>
+      </w:r>
+      <w:proofErr w:type="gramStart"/>
+      <w:r>
+        <w:rPr>
+          <w:rFonts w:ascii="宋体" w:hAnsi="宋体" w:cs="宋体" w:hint="eastAsia"/>
+          <w:sz w:val="18"/>
+          <w:szCs w:val="18"/>
+        </w:rPr>
+        <w:t>ClearITPendingBit</w:t>
       </w:r>
       <w:proofErr w:type="spellEnd"/>
       <w:r>
@@ -26491,7 +30817,16 @@
           <w:sz w:val="18"/>
           <w:szCs w:val="18"/>
         </w:rPr>
-        <w:t xml:space="preserve">(TIM2, </w:t>
+        <w:t>(</w:t>
+      </w:r>
+      <w:proofErr w:type="gramEnd"/>
+      <w:r>
+        <w:rPr>
+          <w:rFonts w:ascii="宋体" w:hAnsi="宋体" w:cs="宋体" w:hint="eastAsia"/>
+          <w:sz w:val="18"/>
+          <w:szCs w:val="18"/>
+        </w:rPr>
+        <w:t xml:space="preserve">TIM2, </w:t>
       </w:r>
       <w:proofErr w:type="spellStart"/>
       <w:r>
@@ -26588,9 +30923,18 @@
           <w:szCs w:val="18"/>
         </w:rPr>
         <w:tab/>
+      </w:r>
+      <w:proofErr w:type="gramStart"/>
+      <w:r>
+        <w:rPr>
+          <w:rFonts w:ascii="宋体" w:hAnsi="宋体" w:cs="宋体" w:hint="eastAsia"/>
+          <w:sz w:val="18"/>
+          <w:szCs w:val="18"/>
+        </w:rPr>
         <w:t>if(</w:t>
       </w:r>
       <w:proofErr w:type="spellStart"/>
+      <w:proofErr w:type="gramEnd"/>
       <w:r>
         <w:rPr>
           <w:rFonts w:ascii="宋体" w:hAnsi="宋体" w:cs="宋体" w:hint="eastAsia"/>
@@ -26692,7 +31036,16 @@
           <w:sz w:val="18"/>
           <w:szCs w:val="18"/>
         </w:rPr>
-        <w:t>StepMotor_Run_Min</w:t>
+        <w:t>StepMotor_Run_</w:t>
+      </w:r>
+      <w:proofErr w:type="gramStart"/>
+      <w:r>
+        <w:rPr>
+          <w:rFonts w:ascii="宋体" w:hAnsi="宋体" w:cs="宋体" w:hint="eastAsia"/>
+          <w:sz w:val="18"/>
+          <w:szCs w:val="18"/>
+        </w:rPr>
+        <w:t>Min</w:t>
       </w:r>
       <w:proofErr w:type="spellEnd"/>
       <w:r>
@@ -26704,6 +31057,7 @@
         <w:t>(</w:t>
       </w:r>
       <w:proofErr w:type="spellStart"/>
+      <w:proofErr w:type="gramEnd"/>
       <w:r>
         <w:rPr>
           <w:rFonts w:ascii="宋体" w:hAnsi="宋体" w:cs="宋体" w:hint="eastAsia"/>
@@ -26797,7 +31151,25 @@
           <w:sz w:val="18"/>
           <w:szCs w:val="18"/>
         </w:rPr>
-        <w:t xml:space="preserve"> + 1)%4;</w:t>
+        <w:t xml:space="preserve"> + </w:t>
+      </w:r>
+      <w:proofErr w:type="gramStart"/>
+      <w:r>
+        <w:rPr>
+          <w:rFonts w:ascii="宋体" w:hAnsi="宋体" w:cs="宋体" w:hint="eastAsia"/>
+          <w:sz w:val="18"/>
+          <w:szCs w:val="18"/>
+        </w:rPr>
+        <w:t>1)%</w:t>
+      </w:r>
+      <w:proofErr w:type="gramEnd"/>
+      <w:r>
+        <w:rPr>
+          <w:rFonts w:ascii="宋体" w:hAnsi="宋体" w:cs="宋体" w:hint="eastAsia"/>
+          <w:sz w:val="18"/>
+          <w:szCs w:val="18"/>
+        </w:rPr>
+        <w:t>4;</w:t>
       </w:r>
     </w:p>
     <w:p>
@@ -27667,9 +32039,9 @@
   </w:abstractNum>
   <w:abstractNum w:abstractNumId="3" w15:restartNumberingAfterBreak="0">
     <w:nsid w:val="7F651B36"/>
-    <w:multiLevelType w:val="hybridMultilevel"/>
-    <w:tmpl w:val="7D9C4752"/>
-    <w:lvl w:ilvl="0" w:tplc="CAAA7D04">
+    <w:multiLevelType w:val="multilevel"/>
+    <w:tmpl w:val="2D9E7496"/>
+    <w:lvl w:ilvl="0">
       <w:start w:val="1"/>
       <w:numFmt w:val="decimal"/>
       <w:lvlText w:val="%1"/>
@@ -27681,77 +32053,109 @@
         <w:rFonts w:hint="default"/>
       </w:rPr>
     </w:lvl>
-    <w:lvl w:ilvl="1" w:tplc="04090019" w:tentative="1">
-      <w:start w:val="1"/>
-      <w:numFmt w:val="lowerLetter"/>
-      <w:lvlText w:val="%2)"/>
+    <w:lvl w:ilvl="1">
+      <w:start w:val="5"/>
+      <w:numFmt w:val="decimal"/>
+      <w:isLgl/>
+      <w:lvlText w:val="%1.%2"/>
       <w:lvlJc w:val="left"/>
       <w:pPr>
-        <w:ind w:left="880" w:hanging="440"/>
-      </w:pPr>
+        <w:ind w:left="540" w:hanging="540"/>
+      </w:pPr>
+      <w:rPr>
+        <w:rFonts w:hint="default"/>
+      </w:rPr>
     </w:lvl>
-    <w:lvl w:ilvl="2" w:tplc="0409001B" w:tentative="1">
-      <w:start w:val="1"/>
-      <w:numFmt w:val="lowerRoman"/>
-      <w:lvlText w:val="%3."/>
-      <w:lvlJc w:val="right"/>
-      <w:pPr>
-        <w:ind w:left="1320" w:hanging="440"/>
-      </w:pPr>
-    </w:lvl>
-    <w:lvl w:ilvl="3" w:tplc="0409000F" w:tentative="1">
+    <w:lvl w:ilvl="2">
       <w:start w:val="1"/>
       <w:numFmt w:val="decimal"/>
-      <w:lvlText w:val="%4."/>
+      <w:isLgl/>
+      <w:lvlText w:val="%1.%2.%3"/>
       <w:lvlJc w:val="left"/>
       <w:pPr>
-        <w:ind w:left="1760" w:hanging="440"/>
-      </w:pPr>
+        <w:ind w:left="720" w:hanging="720"/>
+      </w:pPr>
+      <w:rPr>
+        <w:rFonts w:hint="default"/>
+      </w:rPr>
     </w:lvl>
-    <w:lvl w:ilvl="4" w:tplc="04090019" w:tentative="1">
-      <w:start w:val="1"/>
-      <w:numFmt w:val="lowerLetter"/>
-      <w:lvlText w:val="%5)"/>
-      <w:lvlJc w:val="left"/>
-      <w:pPr>
-        <w:ind w:left="2200" w:hanging="440"/>
-      </w:pPr>
-    </w:lvl>
-    <w:lvl w:ilvl="5" w:tplc="0409001B" w:tentative="1">
-      <w:start w:val="1"/>
-      <w:numFmt w:val="lowerRoman"/>
-      <w:lvlText w:val="%6."/>
-      <w:lvlJc w:val="right"/>
-      <w:pPr>
-        <w:ind w:left="2640" w:hanging="440"/>
-      </w:pPr>
-    </w:lvl>
-    <w:lvl w:ilvl="6" w:tplc="0409000F" w:tentative="1">
+    <w:lvl w:ilvl="3">
       <w:start w:val="1"/>
       <w:numFmt w:val="decimal"/>
-      <w:lvlText w:val="%7."/>
+      <w:isLgl/>
+      <w:lvlText w:val="%1.%2.%3.%4"/>
       <w:lvlJc w:val="left"/>
       <w:pPr>
-        <w:ind w:left="3080" w:hanging="440"/>
-      </w:pPr>
+        <w:ind w:left="720" w:hanging="720"/>
+      </w:pPr>
+      <w:rPr>
+        <w:rFonts w:hint="default"/>
+      </w:rPr>
     </w:lvl>
-    <w:lvl w:ilvl="7" w:tplc="04090019" w:tentative="1">
+    <w:lvl w:ilvl="4">
       <w:start w:val="1"/>
-      <w:numFmt w:val="lowerLetter"/>
-      <w:lvlText w:val="%8)"/>
+      <w:numFmt w:val="decimal"/>
+      <w:isLgl/>
+      <w:lvlText w:val="%1.%2.%3.%4.%5"/>
       <w:lvlJc w:val="left"/>
       <w:pPr>
-        <w:ind w:left="3520" w:hanging="440"/>
-      </w:pPr>
+        <w:ind w:left="1080" w:hanging="1080"/>
+      </w:pPr>
+      <w:rPr>
+        <w:rFonts w:hint="default"/>
+      </w:rPr>
     </w:lvl>
-    <w:lvl w:ilvl="8" w:tplc="0409001B" w:tentative="1">
+    <w:lvl w:ilvl="5">
       <w:start w:val="1"/>
-      <w:numFmt w:val="lowerRoman"/>
-      <w:lvlText w:val="%9."/>
-      <w:lvlJc w:val="right"/>
-      <w:pPr>
-        <w:ind w:left="3960" w:hanging="440"/>
-      </w:pPr>
+      <w:numFmt w:val="decimal"/>
+      <w:isLgl/>
+      <w:lvlText w:val="%1.%2.%3.%4.%5.%6"/>
+      <w:lvlJc w:val="left"/>
+      <w:pPr>
+        <w:ind w:left="1080" w:hanging="1080"/>
+      </w:pPr>
+      <w:rPr>
+        <w:rFonts w:hint="default"/>
+      </w:rPr>
+    </w:lvl>
+    <w:lvl w:ilvl="6">
+      <w:start w:val="1"/>
+      <w:numFmt w:val="decimal"/>
+      <w:isLgl/>
+      <w:lvlText w:val="%1.%2.%3.%4.%5.%6.%7"/>
+      <w:lvlJc w:val="left"/>
+      <w:pPr>
+        <w:ind w:left="1080" w:hanging="1080"/>
+      </w:pPr>
+      <w:rPr>
+        <w:rFonts w:hint="default"/>
+      </w:rPr>
+    </w:lvl>
+    <w:lvl w:ilvl="7">
+      <w:start w:val="1"/>
+      <w:numFmt w:val="decimal"/>
+      <w:isLgl/>
+      <w:lvlText w:val="%1.%2.%3.%4.%5.%6.%7.%8"/>
+      <w:lvlJc w:val="left"/>
+      <w:pPr>
+        <w:ind w:left="1440" w:hanging="1440"/>
+      </w:pPr>
+      <w:rPr>
+        <w:rFonts w:hint="default"/>
+      </w:rPr>
+    </w:lvl>
+    <w:lvl w:ilvl="8">
+      <w:start w:val="1"/>
+      <w:numFmt w:val="decimal"/>
+      <w:isLgl/>
+      <w:lvlText w:val="%1.%2.%3.%4.%5.%6.%7.%8.%9"/>
+      <w:lvlJc w:val="left"/>
+      <w:pPr>
+        <w:ind w:left="1440" w:hanging="1440"/>
+      </w:pPr>
+      <w:rPr>
+        <w:rFonts w:hint="default"/>
+      </w:rPr>
     </w:lvl>
   </w:abstractNum>
   <w:num w:numId="1" w16cid:durableId="831943399">
